--- a/Modelos_documentos/tdr_tipoA_.docx
+++ b/Modelos_documentos/tdr_tipoA_.docx
@@ -963,275 +963,23 @@
             </w:pPr>
             <w:r>
               <w:rPr>
-                <w:w w:val="105"/>
-                <w:sz w:val="18"/>
-              </w:rPr>
-              <w:t>Maestría</w:t>
-            </w:r>
-            <w:r>
-              <w:rPr>
-                <w:spacing w:val="45"/>
-                <w:w w:val="105"/>
-                <w:sz w:val="18"/>
-              </w:rPr>
-              <w:t xml:space="preserve"> </w:t>
-            </w:r>
-            <w:r>
-              <w:rPr>
-                <w:w w:val="105"/>
-                <w:sz w:val="18"/>
-              </w:rPr>
-              <w:t>en</w:t>
-            </w:r>
-            <w:r>
-              <w:rPr>
-                <w:spacing w:val="45"/>
-                <w:w w:val="105"/>
-                <w:sz w:val="18"/>
-              </w:rPr>
-              <w:t xml:space="preserve"> </w:t>
-            </w:r>
-            <w:r>
-              <w:rPr>
-                <w:w w:val="105"/>
-                <w:sz w:val="18"/>
-              </w:rPr>
-              <w:t>Didáctica</w:t>
-            </w:r>
-            <w:r>
-              <w:rPr>
-                <w:spacing w:val="46"/>
-                <w:w w:val="105"/>
-                <w:sz w:val="18"/>
-              </w:rPr>
-              <w:t xml:space="preserve"> </w:t>
-            </w:r>
-            <w:r>
-              <w:rPr>
-                <w:w w:val="105"/>
-                <w:sz w:val="18"/>
-              </w:rPr>
-              <w:t>de</w:t>
-            </w:r>
-            <w:r>
-              <w:rPr>
-                <w:spacing w:val="44"/>
-                <w:w w:val="105"/>
-                <w:sz w:val="18"/>
-              </w:rPr>
-              <w:t xml:space="preserve"> </w:t>
-            </w:r>
-            <w:r>
-              <w:rPr>
-                <w:w w:val="105"/>
-                <w:sz w:val="18"/>
-              </w:rPr>
-              <w:t>idiomas</w:t>
-            </w:r>
-            <w:r>
-              <w:rPr>
-                <w:spacing w:val="46"/>
-                <w:w w:val="105"/>
-                <w:sz w:val="18"/>
-              </w:rPr>
-              <w:t xml:space="preserve"> </w:t>
-            </w:r>
-            <w:r>
-              <w:rPr>
-                <w:w w:val="105"/>
-                <w:sz w:val="18"/>
-              </w:rPr>
-              <w:t>extranjeros.</w:t>
-            </w:r>
-            <w:r>
-              <w:rPr>
-                <w:spacing w:val="48"/>
-                <w:w w:val="105"/>
-                <w:sz w:val="18"/>
-              </w:rPr>
-              <w:t xml:space="preserve"> </w:t>
-            </w:r>
-            <w:r>
-              <w:rPr>
-                <w:w w:val="105"/>
-                <w:sz w:val="18"/>
-              </w:rPr>
-              <w:t>Título</w:t>
-            </w:r>
-            <w:r>
-              <w:rPr>
-                <w:spacing w:val="48"/>
-                <w:w w:val="105"/>
-                <w:sz w:val="18"/>
-              </w:rPr>
-              <w:t xml:space="preserve"> </w:t>
-            </w:r>
-            <w:r>
-              <w:rPr>
-                <w:w w:val="105"/>
-                <w:sz w:val="18"/>
-              </w:rPr>
-              <w:t>a</w:t>
-            </w:r>
-            <w:r>
-              <w:rPr>
-                <w:spacing w:val="-50"/>
-                <w:w w:val="105"/>
-                <w:sz w:val="18"/>
-              </w:rPr>
-              <w:t xml:space="preserve"> </w:t>
-            </w:r>
-            <w:r>
-              <w:rPr>
-                <w:spacing w:val="-2"/>
-                <w:w w:val="105"/>
-                <w:sz w:val="18"/>
-              </w:rPr>
-              <w:t>nombre</w:t>
-            </w:r>
-            <w:r>
-              <w:rPr>
-                <w:spacing w:val="-11"/>
-                <w:w w:val="105"/>
-                <w:sz w:val="18"/>
-              </w:rPr>
-              <w:t xml:space="preserve"> </w:t>
-            </w:r>
-            <w:r>
-              <w:rPr>
-                <w:spacing w:val="-2"/>
-                <w:w w:val="105"/>
-                <w:sz w:val="18"/>
-              </w:rPr>
-              <w:t>de</w:t>
-            </w:r>
-            <w:r>
-              <w:rPr>
-                <w:spacing w:val="-10"/>
-                <w:w w:val="105"/>
-                <w:sz w:val="18"/>
-              </w:rPr>
-              <w:t xml:space="preserve"> </w:t>
-            </w:r>
-            <w:r>
-              <w:rPr>
-                <w:spacing w:val="-2"/>
-                <w:w w:val="105"/>
-                <w:sz w:val="18"/>
-              </w:rPr>
-              <w:t>la</w:t>
-            </w:r>
-            <w:r>
-              <w:rPr>
-                <w:spacing w:val="-11"/>
-                <w:w w:val="105"/>
-                <w:sz w:val="18"/>
-              </w:rPr>
-              <w:t xml:space="preserve"> </w:t>
-            </w:r>
-            <w:r>
-              <w:rPr>
-                <w:spacing w:val="-2"/>
-                <w:w w:val="105"/>
-                <w:sz w:val="18"/>
-              </w:rPr>
-              <w:t>Nación</w:t>
-            </w:r>
-            <w:r>
-              <w:rPr>
-                <w:spacing w:val="-10"/>
-                <w:w w:val="105"/>
-                <w:sz w:val="18"/>
-              </w:rPr>
-              <w:t xml:space="preserve"> </w:t>
-            </w:r>
-            <w:r>
-              <w:rPr>
-                <w:spacing w:val="-2"/>
-                <w:w w:val="105"/>
-                <w:sz w:val="18"/>
-              </w:rPr>
-              <w:t>como</w:t>
-            </w:r>
-            <w:r>
-              <w:rPr>
-                <w:spacing w:val="-10"/>
-                <w:w w:val="105"/>
-                <w:sz w:val="18"/>
-              </w:rPr>
-              <w:t xml:space="preserve"> </w:t>
-            </w:r>
-            <w:r>
-              <w:rPr>
-                <w:spacing w:val="-2"/>
-                <w:w w:val="105"/>
-                <w:sz w:val="18"/>
-              </w:rPr>
-              <w:t>profesora</w:t>
-            </w:r>
-            <w:r>
-              <w:rPr>
-                <w:spacing w:val="-10"/>
-                <w:w w:val="105"/>
-                <w:sz w:val="18"/>
-              </w:rPr>
-              <w:t xml:space="preserve"> </w:t>
-            </w:r>
-            <w:r>
-              <w:rPr>
-                <w:spacing w:val="-1"/>
-                <w:w w:val="105"/>
-                <w:sz w:val="18"/>
-              </w:rPr>
-              <w:t>del</w:t>
-            </w:r>
-            <w:r>
-              <w:rPr>
-                <w:spacing w:val="-11"/>
-                <w:w w:val="105"/>
-                <w:sz w:val="18"/>
-              </w:rPr>
-              <w:t xml:space="preserve"> </w:t>
-            </w:r>
-            <w:r>
-              <w:rPr>
-                <w:spacing w:val="-1"/>
-                <w:w w:val="105"/>
-                <w:sz w:val="18"/>
-              </w:rPr>
-              <w:t>idioma</w:t>
-            </w:r>
-            <w:r>
-              <w:rPr>
-                <w:spacing w:val="-11"/>
-                <w:w w:val="105"/>
-                <w:sz w:val="18"/>
-              </w:rPr>
-              <w:t xml:space="preserve"> </w:t>
-            </w:r>
-            <w:r>
-              <w:rPr>
-                <w:spacing w:val="-1"/>
-                <w:w w:val="105"/>
-                <w:sz w:val="18"/>
-              </w:rPr>
-              <w:t>de</w:t>
-            </w:r>
-            <w:r>
-              <w:rPr>
-                <w:spacing w:val="-10"/>
-                <w:w w:val="105"/>
-                <w:sz w:val="18"/>
-              </w:rPr>
-              <w:t xml:space="preserve"> </w:t>
-            </w:r>
-            <w:r>
-              <w:rPr>
-                <w:spacing w:val="-1"/>
-                <w:w w:val="105"/>
-                <w:sz w:val="18"/>
-              </w:rPr>
-              <w:t>inglés.</w:t>
+                <w:sz w:val="18"/>
+              </w:rPr>
+              <w:t xml:space="preserve">Maestría en Didáctica de idiomas extranjeros. Título a nombre de la Nación como profesora del idioma de </w:t>
+            </w:r>
+            <w:r>
+              <w:rPr>
+                <w:b/>
+                <w:bCs/>
+                <w:sz w:val="18"/>
+              </w:rPr>
+              <w:t>docente_idioma</w:t>
+            </w:r>
+            <w:r>
+              <w:rPr>
+                <w:sz w:val="18"/>
+              </w:rPr>
+              <w:t>.</w:t>
             </w:r>
           </w:p>
         </w:tc>
@@ -3386,7 +3134,25 @@
           <w:sz w:val="21"/>
           <w:szCs w:val="21"/>
         </w:rPr>
-        <w:t xml:space="preserve"> Dirección de </w:t>
+        <w:t xml:space="preserve"> </w:t>
+      </w:r>
+      <w:r>
+        <w:rPr>
+          <w:rFonts w:ascii="Georgia" w:hAnsi="Georgia"/>
+          <w:spacing w:val="-2"/>
+          <w:sz w:val="21"/>
+          <w:szCs w:val="21"/>
+        </w:rPr>
+        <w:t xml:space="preserve">la </w:t>
+      </w:r>
+      <w:r>
+        <w:rPr>
+          <w:rFonts w:ascii="Georgia" w:hAnsi="Georgia"/>
+          <w:spacing w:val="-2"/>
+          <w:sz w:val="21"/>
+          <w:szCs w:val="21"/>
+        </w:rPr>
+        <w:t xml:space="preserve">Dirección de </w:t>
       </w:r>
       <w:r>
         <w:rPr>

--- a/Modelos_documentos/tdr_tipoA_.docx
+++ b/Modelos_documentos/tdr_tipoA_.docx
@@ -825,7 +825,7 @@
     <w:tbl>
       <w:tblPr>
         <w:tblStyle w:val="TableNormal"/>
-        <w:tblW w:w="0" w:type="auto"/>
+        <w:tblW w:w="9062" w:type="dxa"/>
         <w:tblInd w:w="5" w:type="dxa"/>
         <w:tblBorders>
           <w:top w:val="single" w:sz="4" w:space="0" w:color="000000"/>
@@ -839,8 +839,8 @@
         <w:tblLook w:val="01E0" w:firstRow="1" w:lastRow="1" w:firstColumn="1" w:lastColumn="1" w:noHBand="0" w:noVBand="0"/>
       </w:tblPr>
       <w:tblGrid>
-        <w:gridCol w:w="2561"/>
-        <w:gridCol w:w="5086"/>
+        <w:gridCol w:w="1975"/>
+        <w:gridCol w:w="7087"/>
       </w:tblGrid>
       <w:tr>
         <w:trPr>
@@ -848,7 +848,7 @@
         </w:trPr>
         <w:tc>
           <w:tcPr>
-            <w:tcW w:w="2561" w:type="dxa"/>
+            <w:tcW w:w="1975" w:type="dxa"/>
           </w:tcPr>
           <w:p>
             <w:pPr>
@@ -874,7 +874,7 @@
         </w:tc>
         <w:tc>
           <w:tcPr>
-            <w:tcW w:w="5086" w:type="dxa"/>
+            <w:tcW w:w="7087" w:type="dxa"/>
           </w:tcPr>
           <w:p>
             <w:pPr>
@@ -906,23 +906,12 @@
         </w:trPr>
         <w:tc>
           <w:tcPr>
-            <w:tcW w:w="2561" w:type="dxa"/>
+            <w:tcW w:w="1975" w:type="dxa"/>
+            <w:vAlign w:val="center"/>
           </w:tcPr>
           <w:p>
             <w:pPr>
               <w:pStyle w:val="TableParagraph"/>
-              <w:spacing w:before="1"/>
-              <w:ind w:left="0"/>
-              <w:rPr>
-                <w:rFonts w:ascii="Arial"/>
-                <w:b/>
-                <w:sz w:val="19"/>
-              </w:rPr>
-            </w:pPr>
-          </w:p>
-          <w:p>
-            <w:pPr>
-              <w:pStyle w:val="TableParagraph"/>
               <w:ind w:left="105"/>
               <w:rPr>
                 <w:sz w:val="18"/>
@@ -951,7 +940,8 @@
         </w:tc>
         <w:tc>
           <w:tcPr>
-            <w:tcW w:w="5086" w:type="dxa"/>
+            <w:tcW w:w="7087" w:type="dxa"/>
+            <w:vAlign w:val="center"/>
           </w:tcPr>
           <w:p>
             <w:pPr>
@@ -965,21 +955,49 @@
               <w:rPr>
                 <w:sz w:val="18"/>
               </w:rPr>
-              <w:t xml:space="preserve">Maestría en Didáctica de idiomas extranjeros. Título a nombre de la Nación como profesora del idioma de </w:t>
-            </w:r>
-            <w:r>
-              <w:rPr>
-                <w:b/>
-                <w:bCs/>
-                <w:sz w:val="18"/>
-              </w:rPr>
-              <w:t>docente_idioma</w:t>
+              <w:t>Maestría y Doctorado, preferentemente de Humanidades.</w:t>
+            </w:r>
+            <w:r>
+              <w:rPr>
+                <w:sz w:val="18"/>
+              </w:rPr>
+              <w:t xml:space="preserve"> </w:t>
+            </w:r>
+            <w:r>
+              <w:rPr>
+                <w:sz w:val="18"/>
+              </w:rPr>
+              <w:t>Certificado de estudios de idiomas del nivel B2 o Certificado Internacional o Certificación emitida por Ministerio de Educación, Ministerio de Cultura o sus equivalentes en el territorio nacional</w:t>
+            </w:r>
+            <w:r>
+              <w:rPr>
+                <w:sz w:val="18"/>
+              </w:rPr>
+              <w:t xml:space="preserve">, en </w:t>
+            </w:r>
+            <w:r>
+              <w:rPr>
+                <w:sz w:val="18"/>
+              </w:rPr>
+              <w:t>idioma extranjero u originario</w:t>
             </w:r>
             <w:r>
               <w:rPr>
                 <w:sz w:val="18"/>
               </w:rPr>
               <w:t>.</w:t>
+            </w:r>
+            <w:r>
+              <w:rPr>
+                <w:sz w:val="18"/>
+              </w:rPr>
+              <w:t xml:space="preserve"> </w:t>
+            </w:r>
+            <w:r>
+              <w:rPr>
+                <w:sz w:val="18"/>
+              </w:rPr>
+              <w:t>Curso de Metodología de la enseñanza en idiomas o equivalentes.</w:t>
             </w:r>
           </w:p>
         </w:tc>
@@ -990,7 +1008,8 @@
         </w:trPr>
         <w:tc>
           <w:tcPr>
-            <w:tcW w:w="2561" w:type="dxa"/>
+            <w:tcW w:w="1975" w:type="dxa"/>
+            <w:vAlign w:val="center"/>
           </w:tcPr>
           <w:p>
             <w:pPr>
@@ -1023,7 +1042,8 @@
         </w:tc>
         <w:tc>
           <w:tcPr>
-            <w:tcW w:w="5086" w:type="dxa"/>
+            <w:tcW w:w="7087" w:type="dxa"/>
+            <w:vAlign w:val="center"/>
           </w:tcPr>
           <w:p>
             <w:pPr>
@@ -1275,7 +1295,8 @@
         </w:trPr>
         <w:tc>
           <w:tcPr>
-            <w:tcW w:w="2561" w:type="dxa"/>
+            <w:tcW w:w="1975" w:type="dxa"/>
+            <w:vAlign w:val="center"/>
           </w:tcPr>
           <w:p>
             <w:pPr>
@@ -1321,7 +1342,8 @@
         </w:tc>
         <w:tc>
           <w:tcPr>
-            <w:tcW w:w="5086" w:type="dxa"/>
+            <w:tcW w:w="7087" w:type="dxa"/>
+            <w:vAlign w:val="center"/>
           </w:tcPr>
           <w:p>
             <w:pPr>
@@ -3342,7 +3364,6 @@
       <w:lvlJc w:val="left"/>
       <w:pPr>
         <w:ind w:left="568" w:hanging="567"/>
-        <w:jc w:val="left"/>
       </w:pPr>
       <w:rPr>
         <w:rFonts w:ascii="Arial" w:eastAsia="Arial" w:hAnsi="Arial" w:cs="Arial" w:hint="default"/>

--- a/Modelos_documentos/tdr_tipoA_.docx
+++ b/Modelos_documentos/tdr_tipoA_.docx
@@ -1,6 +1,6 @@
 
 <file path=word/document.xml><?xml version="1.0" encoding="utf-8"?>
-<w:document xmlns:wpc="http://schemas.microsoft.com/office/word/2010/wordprocessingCanvas" xmlns:cx="http://schemas.microsoft.com/office/drawing/2014/chartex" xmlns:cx1="http://schemas.microsoft.com/office/drawing/2015/9/8/chartex" xmlns:cx2="http://schemas.microsoft.com/office/drawing/2015/10/21/chartex" xmlns:cx3="http://schemas.microsoft.com/office/drawing/2016/5/9/chartex" xmlns:cx4="http://schemas.microsoft.com/office/drawing/2016/5/10/chartex" xmlns:cx5="http://schemas.microsoft.com/office/drawing/2016/5/11/chartex" xmlns:cx6="http://schemas.microsoft.com/office/drawing/2016/5/12/chartex" xmlns:cx7="http://schemas.microsoft.com/office/drawing/2016/5/13/chartex" xmlns:cx8="http://schemas.microsoft.com/office/drawing/2016/5/14/chartex" xmlns:mc="http://schemas.openxmlformats.org/markup-compatibility/2006" xmlns:aink="http://schemas.microsoft.com/office/drawing/2016/ink" xmlns:am3d="http://schemas.microsoft.com/office/drawing/2017/model3d" xmlns:o="urn:schemas-microsoft-com:office:office" xmlns:oel="http://schemas.microsoft.com/office/2019/extlst" xmlns:r="http://schemas.openxmlformats.org/officeDocument/2006/relationships" xmlns:m="http://schemas.openxmlformats.org/officeDocument/2006/math" xmlns:v="urn:schemas-microsoft-com:vml" xmlns:wp14="http://schemas.microsoft.com/office/word/2010/wordprocessingDrawing" xmlns:wp="http://schemas.openxmlformats.org/drawingml/2006/wordprocessingDrawing" xmlns:w10="urn:schemas-microsoft-com:office:word" xmlns:w="http://schemas.openxmlformats.org/wordprocessingml/2006/main" xmlns:w14="http://schemas.microsoft.com/office/word/2010/wordml" xmlns:w15="http://schemas.microsoft.com/office/word/2012/wordml" xmlns:w16cex="http://schemas.microsoft.com/office/word/2018/wordml/cex" xmlns:w16cid="http://schemas.microsoft.com/office/word/2016/wordml/cid" xmlns:w16="http://schemas.microsoft.com/office/word/2018/wordml" xmlns:w16du="http://schemas.microsoft.com/office/word/2023/wordml/word16du" xmlns:w16sdtdh="http://schemas.microsoft.com/office/word/2020/wordml/sdtdatahash" xmlns:w16sdtfl="http://schemas.microsoft.com/office/word/2024/wordml/sdtformatlock" xmlns:w16se="http://schemas.microsoft.com/office/word/2015/wordml/symex" xmlns:wpg="http://schemas.microsoft.com/office/word/2010/wordprocessingGroup" xmlns:wpi="http://schemas.microsoft.com/office/word/2010/wordprocessingInk" xmlns:wne="http://schemas.microsoft.com/office/word/2006/wordml" xmlns:wps="http://schemas.microsoft.com/office/word/2010/wordprocessingShape" mc:Ignorable="w14 w15 w16se w16cid w16 w16cex w16sdtdh w16sdtfl w16du wp14">
+<w:document xmlns:wpc="http://schemas.microsoft.com/office/word/2010/wordprocessingCanvas" xmlns:cx="http://schemas.microsoft.com/office/drawing/2014/chartex" xmlns:mc="http://schemas.openxmlformats.org/markup-compatibility/2006" xmlns:o="urn:schemas-microsoft-com:office:office" xmlns:r="http://schemas.openxmlformats.org/officeDocument/2006/relationships" xmlns:m="http://schemas.openxmlformats.org/officeDocument/2006/math" xmlns:v="urn:schemas-microsoft-com:vml" xmlns:wp14="http://schemas.microsoft.com/office/word/2010/wordprocessingDrawing" xmlns:wp="http://schemas.openxmlformats.org/drawingml/2006/wordprocessingDrawing" xmlns:w10="urn:schemas-microsoft-com:office:word" xmlns:w="http://schemas.openxmlformats.org/wordprocessingml/2006/main" xmlns:w14="http://schemas.microsoft.com/office/word/2010/wordml" xmlns:w15="http://schemas.microsoft.com/office/word/2012/wordml" xmlns:w16se="http://schemas.microsoft.com/office/word/2015/wordml/symex" xmlns:wpg="http://schemas.microsoft.com/office/word/2010/wordprocessingGroup" xmlns:wpi="http://schemas.microsoft.com/office/word/2010/wordprocessingInk" xmlns:wne="http://schemas.microsoft.com/office/word/2006/wordml" xmlns:wps="http://schemas.microsoft.com/office/word/2010/wordprocessingShape" mc:Ignorable="w14 w15 w16se wp14">
   <w:body>
     <w:p>
       <w:pPr>
@@ -10,18 +10,14 @@
         <w:spacing w:line="276" w:lineRule="auto"/>
         <w:jc w:val="center"/>
         <w:rPr>
-          <w:rFonts w:ascii="Georgia" w:hAnsi="Georgia"/>
+          <w:rFonts w:ascii="Garamond" w:hAnsi="Garamond"/>
           <w:b/>
-          <w:sz w:val="21"/>
-          <w:szCs w:val="21"/>
-        </w:rPr>
-      </w:pPr>
-      <w:r>
-        <w:rPr>
-          <w:rFonts w:ascii="Georgia" w:hAnsi="Georgia"/>
+        </w:rPr>
+      </w:pPr>
+      <w:r>
+        <w:rPr>
+          <w:rFonts w:ascii="Garamond" w:hAnsi="Garamond"/>
           <w:b/>
-          <w:sz w:val="21"/>
-          <w:szCs w:val="21"/>
         </w:rPr>
         <w:t>TÉRMINOS DE REFERENCIA</w:t>
       </w:r>
@@ -31,22 +27,10 @@
         <w:pStyle w:val="Textoindependiente"/>
         <w:spacing w:line="276" w:lineRule="auto"/>
         <w:rPr>
-          <w:rFonts w:ascii="Georgia" w:hAnsi="Georgia"/>
+          <w:rFonts w:ascii="Garamond" w:hAnsi="Garamond"/>
           <w:b/>
-          <w:sz w:val="21"/>
-          <w:szCs w:val="21"/>
-        </w:rPr>
-      </w:pPr>
-    </w:p>
-    <w:p>
-      <w:pPr>
-        <w:pStyle w:val="Textoindependiente"/>
-        <w:spacing w:line="276" w:lineRule="auto"/>
-        <w:rPr>
-          <w:rFonts w:ascii="Georgia" w:hAnsi="Georgia"/>
-          <w:b/>
-          <w:sz w:val="21"/>
-          <w:szCs w:val="21"/>
+          <w:sz w:val="22"/>
+          <w:szCs w:val="22"/>
         </w:rPr>
       </w:pPr>
     </w:p>
@@ -63,39 +47,31 @@
         <w:spacing w:before="0" w:line="276" w:lineRule="auto"/>
         <w:ind w:left="0"/>
         <w:rPr>
-          <w:rFonts w:ascii="Georgia" w:hAnsi="Georgia"/>
+          <w:rFonts w:ascii="Garamond" w:hAnsi="Garamond"/>
           <w:b/>
-          <w:sz w:val="21"/>
-          <w:szCs w:val="21"/>
-        </w:rPr>
-      </w:pPr>
-      <w:r>
-        <w:rPr>
-          <w:rFonts w:ascii="Georgia" w:hAnsi="Georgia"/>
+        </w:rPr>
+      </w:pPr>
+      <w:r>
+        <w:rPr>
+          <w:rFonts w:ascii="Garamond" w:hAnsi="Garamond"/>
           <w:b/>
           <w:spacing w:val="-2"/>
-          <w:sz w:val="21"/>
-          <w:szCs w:val="21"/>
         </w:rPr>
         <w:t>ÁREA</w:t>
       </w:r>
       <w:r>
         <w:rPr>
-          <w:rFonts w:ascii="Georgia" w:hAnsi="Georgia"/>
+          <w:rFonts w:ascii="Garamond" w:hAnsi="Garamond"/>
           <w:b/>
           <w:spacing w:val="-8"/>
-          <w:sz w:val="21"/>
-          <w:szCs w:val="21"/>
-        </w:rPr>
-        <w:t xml:space="preserve"> </w:t>
-      </w:r>
-      <w:r>
-        <w:rPr>
-          <w:rFonts w:ascii="Georgia" w:hAnsi="Georgia"/>
+        </w:rPr>
+        <w:t xml:space="preserve"> </w:t>
+      </w:r>
+      <w:r>
+        <w:rPr>
+          <w:rFonts w:ascii="Garamond" w:hAnsi="Garamond"/>
           <w:b/>
           <w:spacing w:val="-2"/>
-          <w:sz w:val="21"/>
-          <w:szCs w:val="21"/>
         </w:rPr>
         <w:t>USUARIA:</w:t>
       </w:r>
@@ -111,94 +87,83 @@
         <w:spacing w:before="0" w:line="276" w:lineRule="auto"/>
         <w:ind w:left="0" w:firstLine="0"/>
         <w:rPr>
-          <w:rFonts w:ascii="Georgia" w:hAnsi="Georgia"/>
-          <w:spacing w:val="-2"/>
-          <w:sz w:val="21"/>
-          <w:szCs w:val="21"/>
-        </w:rPr>
-      </w:pPr>
-      <w:r>
-        <w:rPr>
-          <w:rFonts w:ascii="Georgia" w:hAnsi="Georgia"/>
-          <w:sz w:val="21"/>
-          <w:szCs w:val="21"/>
+          <w:rFonts w:ascii="Garamond" w:hAnsi="Garamond"/>
+          <w:spacing w:val="-2"/>
+          <w:sz w:val="20"/>
+        </w:rPr>
+      </w:pPr>
+      <w:r>
+        <w:rPr>
+          <w:rFonts w:ascii="Garamond" w:hAnsi="Garamond"/>
+          <w:sz w:val="20"/>
         </w:rPr>
         <w:t>Centro</w:t>
       </w:r>
       <w:r>
         <w:rPr>
-          <w:rFonts w:ascii="Georgia" w:hAnsi="Georgia"/>
+          <w:rFonts w:ascii="Garamond" w:hAnsi="Garamond"/>
           <w:spacing w:val="-10"/>
-          <w:sz w:val="21"/>
-          <w:szCs w:val="21"/>
-        </w:rPr>
-        <w:t xml:space="preserve"> </w:t>
-      </w:r>
-      <w:r>
-        <w:rPr>
-          <w:rFonts w:ascii="Georgia" w:hAnsi="Georgia"/>
-          <w:sz w:val="21"/>
-          <w:szCs w:val="21"/>
+          <w:sz w:val="20"/>
+        </w:rPr>
+        <w:t xml:space="preserve"> </w:t>
+      </w:r>
+      <w:r>
+        <w:rPr>
+          <w:rFonts w:ascii="Garamond" w:hAnsi="Garamond"/>
+          <w:sz w:val="20"/>
         </w:rPr>
         <w:t>de</w:t>
       </w:r>
       <w:r>
         <w:rPr>
-          <w:rFonts w:ascii="Georgia" w:hAnsi="Georgia"/>
+          <w:rFonts w:ascii="Garamond" w:hAnsi="Garamond"/>
           <w:spacing w:val="-13"/>
-          <w:sz w:val="21"/>
-          <w:szCs w:val="21"/>
-        </w:rPr>
-        <w:t xml:space="preserve"> </w:t>
-      </w:r>
-      <w:r>
-        <w:rPr>
-          <w:rFonts w:ascii="Georgia" w:hAnsi="Georgia"/>
-          <w:sz w:val="21"/>
-          <w:szCs w:val="21"/>
+          <w:sz w:val="20"/>
+        </w:rPr>
+        <w:t xml:space="preserve"> </w:t>
+      </w:r>
+      <w:r>
+        <w:rPr>
+          <w:rFonts w:ascii="Garamond" w:hAnsi="Garamond"/>
+          <w:sz w:val="20"/>
         </w:rPr>
         <w:t>Idiomas</w:t>
       </w:r>
       <w:r>
         <w:rPr>
-          <w:rFonts w:ascii="Georgia" w:hAnsi="Georgia"/>
+          <w:rFonts w:ascii="Garamond" w:hAnsi="Garamond"/>
           <w:spacing w:val="-9"/>
-          <w:sz w:val="21"/>
-          <w:szCs w:val="21"/>
-        </w:rPr>
-        <w:t xml:space="preserve"> </w:t>
-      </w:r>
-      <w:r>
-        <w:rPr>
-          <w:rFonts w:ascii="Georgia" w:hAnsi="Georgia"/>
-          <w:sz w:val="21"/>
-          <w:szCs w:val="21"/>
+          <w:sz w:val="20"/>
+        </w:rPr>
+        <w:t xml:space="preserve"> </w:t>
+      </w:r>
+      <w:r>
+        <w:rPr>
+          <w:rFonts w:ascii="Garamond" w:hAnsi="Garamond"/>
+          <w:sz w:val="20"/>
         </w:rPr>
         <w:t>–</w:t>
       </w:r>
       <w:r>
         <w:rPr>
-          <w:rFonts w:ascii="Georgia" w:hAnsi="Georgia"/>
+          <w:rFonts w:ascii="Garamond" w:hAnsi="Garamond"/>
           <w:spacing w:val="-13"/>
-          <w:sz w:val="21"/>
-          <w:szCs w:val="21"/>
-        </w:rPr>
-        <w:t xml:space="preserve"> </w:t>
-      </w:r>
-      <w:r>
-        <w:rPr>
-          <w:rFonts w:ascii="Georgia" w:hAnsi="Georgia"/>
-          <w:sz w:val="21"/>
-          <w:szCs w:val="21"/>
+          <w:sz w:val="20"/>
+        </w:rPr>
+        <w:t xml:space="preserve"> </w:t>
+      </w:r>
+      <w:r>
+        <w:rPr>
+          <w:rFonts w:ascii="Garamond" w:hAnsi="Garamond"/>
+          <w:sz w:val="20"/>
         </w:rPr>
         <w:t>FLCH-</w:t>
       </w:r>
       <w:r>
         <w:rPr>
-          <w:rFonts w:ascii="Georgia" w:hAnsi="Georgia"/>
-          <w:spacing w:val="-2"/>
-          <w:sz w:val="21"/>
-          <w:szCs w:val="21"/>
+          <w:rFonts w:ascii="Garamond" w:hAnsi="Garamond"/>
+          <w:spacing w:val="-2"/>
+          <w:sz w:val="20"/>
         </w:rPr>
         <w:t>UNMSM</w:t>
       </w:r>
@@ -212,10 +177,8 @@
         <w:spacing w:before="0" w:line="276" w:lineRule="auto"/>
         <w:ind w:left="0" w:firstLine="0"/>
         <w:rPr>
-          <w:rFonts w:ascii="Georgia" w:hAnsi="Georgia"/>
+          <w:rFonts w:ascii="Garamond" w:hAnsi="Garamond"/>
           <w:b/>
-          <w:sz w:val="21"/>
-          <w:szCs w:val="21"/>
         </w:rPr>
       </w:pPr>
     </w:p>
@@ -232,51 +195,51 @@
         <w:spacing w:before="0" w:line="276" w:lineRule="auto"/>
         <w:ind w:left="0"/>
         <w:rPr>
-          <w:rFonts w:ascii="Georgia" w:hAnsi="Georgia"/>
-          <w:sz w:val="21"/>
-          <w:szCs w:val="21"/>
-        </w:rPr>
-      </w:pPr>
-      <w:r>
-        <w:rPr>
-          <w:rFonts w:ascii="Georgia" w:hAnsi="Georgia"/>
-          <w:sz w:val="21"/>
-          <w:szCs w:val="21"/>
+          <w:rFonts w:ascii="Garamond" w:hAnsi="Garamond"/>
+          <w:sz w:val="22"/>
+          <w:szCs w:val="22"/>
+        </w:rPr>
+      </w:pPr>
+      <w:r>
+        <w:rPr>
+          <w:rFonts w:ascii="Garamond" w:hAnsi="Garamond"/>
+          <w:sz w:val="22"/>
+          <w:szCs w:val="22"/>
         </w:rPr>
         <w:t>OBJETO</w:t>
       </w:r>
       <w:r>
         <w:rPr>
-          <w:rFonts w:ascii="Georgia" w:hAnsi="Georgia"/>
+          <w:rFonts w:ascii="Garamond" w:hAnsi="Garamond"/>
           <w:spacing w:val="-13"/>
-          <w:sz w:val="21"/>
-          <w:szCs w:val="21"/>
-        </w:rPr>
-        <w:t xml:space="preserve"> </w:t>
-      </w:r>
-      <w:r>
-        <w:rPr>
-          <w:rFonts w:ascii="Georgia" w:hAnsi="Georgia"/>
-          <w:sz w:val="21"/>
-          <w:szCs w:val="21"/>
+          <w:sz w:val="22"/>
+          <w:szCs w:val="22"/>
+        </w:rPr>
+        <w:t xml:space="preserve"> </w:t>
+      </w:r>
+      <w:r>
+        <w:rPr>
+          <w:rFonts w:ascii="Garamond" w:hAnsi="Garamond"/>
+          <w:sz w:val="22"/>
+          <w:szCs w:val="22"/>
         </w:rPr>
         <w:t>DEL</w:t>
       </w:r>
       <w:r>
         <w:rPr>
-          <w:rFonts w:ascii="Georgia" w:hAnsi="Georgia"/>
+          <w:rFonts w:ascii="Garamond" w:hAnsi="Garamond"/>
           <w:spacing w:val="-11"/>
-          <w:sz w:val="21"/>
-          <w:szCs w:val="21"/>
-        </w:rPr>
-        <w:t xml:space="preserve"> </w:t>
-      </w:r>
-      <w:r>
-        <w:rPr>
-          <w:rFonts w:ascii="Georgia" w:hAnsi="Georgia"/>
-          <w:spacing w:val="-2"/>
-          <w:sz w:val="21"/>
-          <w:szCs w:val="21"/>
+          <w:sz w:val="22"/>
+          <w:szCs w:val="22"/>
+        </w:rPr>
+        <w:t xml:space="preserve"> </w:t>
+      </w:r>
+      <w:r>
+        <w:rPr>
+          <w:rFonts w:ascii="Garamond" w:hAnsi="Garamond"/>
+          <w:spacing w:val="-2"/>
+          <w:sz w:val="22"/>
+          <w:szCs w:val="22"/>
         </w:rPr>
         <w:t>SERVICIO:</w:t>
       </w:r>
@@ -290,66 +253,59 @@
         <w:spacing w:before="0" w:line="276" w:lineRule="auto"/>
         <w:ind w:left="0" w:firstLine="0"/>
         <w:rPr>
-          <w:rFonts w:ascii="Georgia" w:hAnsi="Georgia"/>
-          <w:b w:val="0"/>
-          <w:sz w:val="21"/>
-          <w:szCs w:val="21"/>
-        </w:rPr>
-      </w:pPr>
-      <w:r>
-        <w:rPr>
-          <w:rFonts w:ascii="Georgia" w:hAnsi="Georgia"/>
+          <w:rFonts w:ascii="Garamond" w:hAnsi="Garamond"/>
+          <w:b w:val="0"/>
+          <w:szCs w:val="22"/>
+        </w:rPr>
+      </w:pPr>
+      <w:r>
+        <w:rPr>
+          <w:rFonts w:ascii="Garamond" w:hAnsi="Garamond"/>
           <w:b w:val="0"/>
           <w:bCs w:val="0"/>
-          <w:sz w:val="24"/>
-          <w:szCs w:val="24"/>
+          <w:szCs w:val="22"/>
         </w:rPr>
         <w:t>descripcion</w:t>
       </w:r>
       <w:r>
         <w:rPr>
-          <w:rFonts w:ascii="Georgia" w:hAnsi="Georgia"/>
-          <w:b w:val="0"/>
-          <w:sz w:val="21"/>
-          <w:szCs w:val="21"/>
+          <w:rFonts w:ascii="Garamond" w:hAnsi="Garamond"/>
+          <w:b w:val="0"/>
+          <w:szCs w:val="22"/>
         </w:rPr>
         <w:t>,</w:t>
       </w:r>
       <w:r>
         <w:rPr>
-          <w:rFonts w:ascii="Georgia" w:hAnsi="Georgia"/>
+          <w:rFonts w:ascii="Garamond" w:hAnsi="Garamond"/>
           <w:b w:val="0"/>
           <w:spacing w:val="-3"/>
-          <w:sz w:val="21"/>
-          <w:szCs w:val="21"/>
-        </w:rPr>
-        <w:t xml:space="preserve"> </w:t>
-      </w:r>
-      <w:r>
-        <w:rPr>
-          <w:rFonts w:ascii="Georgia" w:hAnsi="Georgia"/>
-          <w:b w:val="0"/>
-          <w:sz w:val="21"/>
-          <w:szCs w:val="21"/>
+          <w:szCs w:val="22"/>
+        </w:rPr>
+        <w:t xml:space="preserve"> </w:t>
+      </w:r>
+      <w:r>
+        <w:rPr>
+          <w:rFonts w:ascii="Garamond" w:hAnsi="Garamond"/>
+          <w:b w:val="0"/>
+          <w:szCs w:val="22"/>
         </w:rPr>
         <w:t>en</w:t>
       </w:r>
       <w:r>
         <w:rPr>
-          <w:rFonts w:ascii="Georgia" w:hAnsi="Georgia"/>
+          <w:rFonts w:ascii="Garamond" w:hAnsi="Garamond"/>
           <w:b w:val="0"/>
           <w:spacing w:val="-3"/>
-          <w:sz w:val="21"/>
-          <w:szCs w:val="21"/>
-        </w:rPr>
-        <w:t xml:space="preserve"> </w:t>
-      </w:r>
-      <w:r>
-        <w:rPr>
-          <w:rFonts w:ascii="Georgia" w:hAnsi="Georgia"/>
-          <w:b w:val="0"/>
-          <w:sz w:val="21"/>
-          <w:szCs w:val="21"/>
+          <w:szCs w:val="22"/>
+        </w:rPr>
+        <w:t xml:space="preserve"> </w:t>
+      </w:r>
+      <w:r>
+        <w:rPr>
+          <w:rFonts w:ascii="Garamond" w:hAnsi="Garamond"/>
+          <w:b w:val="0"/>
+          <w:szCs w:val="22"/>
         </w:rPr>
         <w:t>el Centro de Idiomas de la FLCH.</w:t>
       </w:r>
@@ -363,10 +319,10 @@
         <w:spacing w:before="0" w:line="276" w:lineRule="auto"/>
         <w:ind w:left="0" w:firstLine="0"/>
         <w:rPr>
-          <w:rFonts w:ascii="Georgia" w:hAnsi="Georgia"/>
-          <w:b w:val="0"/>
-          <w:sz w:val="21"/>
-          <w:szCs w:val="21"/>
+          <w:rFonts w:ascii="Garamond" w:hAnsi="Garamond"/>
+          <w:b w:val="0"/>
+          <w:sz w:val="22"/>
+          <w:szCs w:val="22"/>
         </w:rPr>
       </w:pPr>
     </w:p>
@@ -383,37 +339,37 @@
         <w:spacing w:before="0" w:line="276" w:lineRule="auto"/>
         <w:ind w:left="0"/>
         <w:rPr>
-          <w:rFonts w:ascii="Georgia" w:hAnsi="Georgia"/>
-          <w:sz w:val="21"/>
-          <w:szCs w:val="21"/>
+          <w:rFonts w:ascii="Garamond" w:hAnsi="Garamond"/>
+          <w:sz w:val="22"/>
+          <w:szCs w:val="22"/>
         </w:rPr>
       </w:pPr>
       <w:bookmarkStart w:id="1" w:name="III._FINALIDAD_PÚBLICA:"/>
       <w:bookmarkEnd w:id="1"/>
       <w:r>
         <w:rPr>
-          <w:rFonts w:ascii="Georgia" w:hAnsi="Georgia"/>
-          <w:spacing w:val="-2"/>
-          <w:sz w:val="21"/>
-          <w:szCs w:val="21"/>
+          <w:rFonts w:ascii="Garamond" w:hAnsi="Garamond"/>
+          <w:spacing w:val="-2"/>
+          <w:sz w:val="22"/>
+          <w:szCs w:val="22"/>
         </w:rPr>
         <w:t>FINALIDAD</w:t>
       </w:r>
       <w:r>
         <w:rPr>
-          <w:rFonts w:ascii="Georgia" w:hAnsi="Georgia"/>
+          <w:rFonts w:ascii="Garamond" w:hAnsi="Garamond"/>
           <w:spacing w:val="-6"/>
-          <w:sz w:val="21"/>
-          <w:szCs w:val="21"/>
-        </w:rPr>
-        <w:t xml:space="preserve"> </w:t>
-      </w:r>
-      <w:r>
-        <w:rPr>
-          <w:rFonts w:ascii="Georgia" w:hAnsi="Georgia"/>
-          <w:spacing w:val="-2"/>
-          <w:sz w:val="21"/>
-          <w:szCs w:val="21"/>
+          <w:sz w:val="22"/>
+          <w:szCs w:val="22"/>
+        </w:rPr>
+        <w:t xml:space="preserve"> </w:t>
+      </w:r>
+      <w:r>
+        <w:rPr>
+          <w:rFonts w:ascii="Garamond" w:hAnsi="Garamond"/>
+          <w:spacing w:val="-2"/>
+          <w:sz w:val="22"/>
+          <w:szCs w:val="22"/>
         </w:rPr>
         <w:t>PÚBLICA:</w:t>
       </w:r>
@@ -423,290 +379,258 @@
         <w:pStyle w:val="Textoindependiente"/>
         <w:spacing w:line="276" w:lineRule="auto"/>
         <w:rPr>
-          <w:rFonts w:ascii="Georgia" w:hAnsi="Georgia"/>
-          <w:spacing w:val="-2"/>
-          <w:sz w:val="21"/>
-          <w:szCs w:val="21"/>
+          <w:rFonts w:ascii="Garamond" w:hAnsi="Garamond"/>
+          <w:spacing w:val="-2"/>
+          <w:szCs w:val="22"/>
         </w:rPr>
       </w:pPr>
       <w:bookmarkStart w:id="2" w:name="IV._PERFIL_REQUERIDO:_CATEGORÍA_“B”"/>
       <w:bookmarkEnd w:id="2"/>
       <w:r>
         <w:rPr>
-          <w:rFonts w:ascii="Georgia" w:hAnsi="Georgia"/>
-          <w:spacing w:val="-2"/>
-          <w:sz w:val="21"/>
-          <w:szCs w:val="21"/>
+          <w:rFonts w:ascii="Garamond" w:hAnsi="Garamond"/>
+          <w:spacing w:val="-2"/>
+          <w:szCs w:val="22"/>
         </w:rPr>
         <w:t>Desarrollar</w:t>
       </w:r>
       <w:r>
         <w:rPr>
-          <w:rFonts w:ascii="Georgia" w:hAnsi="Georgia"/>
+          <w:rFonts w:ascii="Garamond" w:hAnsi="Garamond"/>
           <w:spacing w:val="-11"/>
-          <w:sz w:val="21"/>
-          <w:szCs w:val="21"/>
-        </w:rPr>
-        <w:t xml:space="preserve"> </w:t>
-      </w:r>
-      <w:r>
-        <w:rPr>
-          <w:rFonts w:ascii="Georgia" w:hAnsi="Georgia"/>
-          <w:spacing w:val="-2"/>
-          <w:sz w:val="21"/>
-          <w:szCs w:val="21"/>
+          <w:szCs w:val="22"/>
+        </w:rPr>
+        <w:t xml:space="preserve"> </w:t>
+      </w:r>
+      <w:r>
+        <w:rPr>
+          <w:rFonts w:ascii="Garamond" w:hAnsi="Garamond"/>
+          <w:spacing w:val="-2"/>
+          <w:szCs w:val="22"/>
         </w:rPr>
         <w:t>la</w:t>
       </w:r>
       <w:r>
         <w:rPr>
-          <w:rFonts w:ascii="Georgia" w:hAnsi="Georgia"/>
+          <w:rFonts w:ascii="Garamond" w:hAnsi="Garamond"/>
           <w:spacing w:val="-11"/>
-          <w:sz w:val="21"/>
-          <w:szCs w:val="21"/>
-        </w:rPr>
-        <w:t xml:space="preserve"> </w:t>
-      </w:r>
-      <w:r>
-        <w:rPr>
-          <w:rFonts w:ascii="Georgia" w:hAnsi="Georgia"/>
-          <w:spacing w:val="-2"/>
-          <w:sz w:val="21"/>
-          <w:szCs w:val="21"/>
+          <w:szCs w:val="22"/>
+        </w:rPr>
+        <w:t xml:space="preserve"> </w:t>
+      </w:r>
+      <w:r>
+        <w:rPr>
+          <w:rFonts w:ascii="Garamond" w:hAnsi="Garamond"/>
+          <w:spacing w:val="-2"/>
+          <w:szCs w:val="22"/>
         </w:rPr>
         <w:t>gestión</w:t>
       </w:r>
       <w:r>
         <w:rPr>
-          <w:rFonts w:ascii="Georgia" w:hAnsi="Georgia"/>
+          <w:rFonts w:ascii="Garamond" w:hAnsi="Garamond"/>
           <w:spacing w:val="-11"/>
-          <w:sz w:val="21"/>
-          <w:szCs w:val="21"/>
-        </w:rPr>
-        <w:t xml:space="preserve"> </w:t>
-      </w:r>
-      <w:r>
-        <w:rPr>
-          <w:rFonts w:ascii="Georgia" w:hAnsi="Georgia"/>
-          <w:spacing w:val="-2"/>
-          <w:sz w:val="21"/>
-          <w:szCs w:val="21"/>
+          <w:szCs w:val="22"/>
+        </w:rPr>
+        <w:t xml:space="preserve"> </w:t>
+      </w:r>
+      <w:r>
+        <w:rPr>
+          <w:rFonts w:ascii="Garamond" w:hAnsi="Garamond"/>
+          <w:spacing w:val="-2"/>
+          <w:szCs w:val="22"/>
         </w:rPr>
         <w:t>académica</w:t>
       </w:r>
       <w:r>
         <w:rPr>
-          <w:rFonts w:ascii="Georgia" w:hAnsi="Georgia"/>
+          <w:rFonts w:ascii="Garamond" w:hAnsi="Garamond"/>
           <w:spacing w:val="-12"/>
-          <w:sz w:val="21"/>
-          <w:szCs w:val="21"/>
-        </w:rPr>
-        <w:t xml:space="preserve"> </w:t>
-      </w:r>
-      <w:r>
-        <w:rPr>
-          <w:rFonts w:ascii="Georgia" w:hAnsi="Georgia"/>
-          <w:spacing w:val="-2"/>
-          <w:sz w:val="21"/>
-          <w:szCs w:val="21"/>
+          <w:szCs w:val="22"/>
+        </w:rPr>
+        <w:t xml:space="preserve"> </w:t>
+      </w:r>
+      <w:r>
+        <w:rPr>
+          <w:rFonts w:ascii="Garamond" w:hAnsi="Garamond"/>
+          <w:spacing w:val="-2"/>
+          <w:szCs w:val="22"/>
         </w:rPr>
         <w:t>del</w:t>
       </w:r>
       <w:r>
         <w:rPr>
-          <w:rFonts w:ascii="Georgia" w:hAnsi="Georgia"/>
+          <w:rFonts w:ascii="Garamond" w:hAnsi="Garamond"/>
           <w:spacing w:val="-11"/>
-          <w:sz w:val="21"/>
-          <w:szCs w:val="21"/>
-        </w:rPr>
-        <w:t xml:space="preserve"> </w:t>
-      </w:r>
-      <w:r>
-        <w:rPr>
-          <w:rFonts w:ascii="Georgia" w:hAnsi="Georgia"/>
-          <w:spacing w:val="-2"/>
-          <w:sz w:val="21"/>
-          <w:szCs w:val="21"/>
+          <w:szCs w:val="22"/>
+        </w:rPr>
+        <w:t xml:space="preserve"> </w:t>
+      </w:r>
+      <w:r>
+        <w:rPr>
+          <w:rFonts w:ascii="Garamond" w:hAnsi="Garamond"/>
+          <w:spacing w:val="-2"/>
+          <w:szCs w:val="22"/>
         </w:rPr>
         <w:t>Centro</w:t>
       </w:r>
       <w:r>
         <w:rPr>
-          <w:rFonts w:ascii="Georgia" w:hAnsi="Georgia"/>
+          <w:rFonts w:ascii="Garamond" w:hAnsi="Garamond"/>
           <w:spacing w:val="-10"/>
-          <w:sz w:val="21"/>
-          <w:szCs w:val="21"/>
-        </w:rPr>
-        <w:t xml:space="preserve"> </w:t>
-      </w:r>
-      <w:r>
-        <w:rPr>
-          <w:rFonts w:ascii="Georgia" w:hAnsi="Georgia"/>
-          <w:spacing w:val="-2"/>
-          <w:sz w:val="21"/>
-          <w:szCs w:val="21"/>
+          <w:szCs w:val="22"/>
+        </w:rPr>
+        <w:t xml:space="preserve"> </w:t>
+      </w:r>
+      <w:r>
+        <w:rPr>
+          <w:rFonts w:ascii="Garamond" w:hAnsi="Garamond"/>
+          <w:spacing w:val="-2"/>
+          <w:szCs w:val="22"/>
         </w:rPr>
         <w:t>de</w:t>
       </w:r>
       <w:r>
         <w:rPr>
-          <w:rFonts w:ascii="Georgia" w:hAnsi="Georgia"/>
+          <w:rFonts w:ascii="Garamond" w:hAnsi="Garamond"/>
           <w:spacing w:val="-9"/>
-          <w:sz w:val="21"/>
-          <w:szCs w:val="21"/>
-        </w:rPr>
-        <w:t xml:space="preserve"> </w:t>
-      </w:r>
-      <w:r>
-        <w:rPr>
-          <w:rFonts w:ascii="Georgia" w:hAnsi="Georgia"/>
-          <w:spacing w:val="-2"/>
-          <w:sz w:val="21"/>
-          <w:szCs w:val="21"/>
+          <w:szCs w:val="22"/>
+        </w:rPr>
+        <w:t xml:space="preserve"> </w:t>
+      </w:r>
+      <w:r>
+        <w:rPr>
+          <w:rFonts w:ascii="Garamond" w:hAnsi="Garamond"/>
+          <w:spacing w:val="-2"/>
+          <w:szCs w:val="22"/>
         </w:rPr>
         <w:t>Idiomas</w:t>
       </w:r>
       <w:r>
         <w:rPr>
-          <w:rFonts w:ascii="Georgia" w:hAnsi="Georgia"/>
+          <w:rFonts w:ascii="Garamond" w:hAnsi="Garamond"/>
           <w:spacing w:val="-3"/>
-          <w:sz w:val="21"/>
-          <w:szCs w:val="21"/>
-        </w:rPr>
-        <w:t xml:space="preserve"> </w:t>
-      </w:r>
-      <w:r>
-        <w:rPr>
-          <w:rFonts w:ascii="Georgia" w:hAnsi="Georgia"/>
-          <w:spacing w:val="-2"/>
-          <w:sz w:val="21"/>
-          <w:szCs w:val="21"/>
+          <w:szCs w:val="22"/>
+        </w:rPr>
+        <w:t xml:space="preserve"> </w:t>
+      </w:r>
+      <w:r>
+        <w:rPr>
+          <w:rFonts w:ascii="Garamond" w:hAnsi="Garamond"/>
+          <w:spacing w:val="-2"/>
+          <w:szCs w:val="22"/>
         </w:rPr>
         <w:t>de</w:t>
       </w:r>
       <w:r>
         <w:rPr>
-          <w:rFonts w:ascii="Georgia" w:hAnsi="Georgia"/>
+          <w:rFonts w:ascii="Garamond" w:hAnsi="Garamond"/>
           <w:spacing w:val="-11"/>
-          <w:sz w:val="21"/>
-          <w:szCs w:val="21"/>
-        </w:rPr>
-        <w:t xml:space="preserve"> </w:t>
-      </w:r>
-      <w:r>
-        <w:rPr>
-          <w:rFonts w:ascii="Georgia" w:hAnsi="Georgia"/>
-          <w:spacing w:val="-2"/>
-          <w:sz w:val="21"/>
-          <w:szCs w:val="21"/>
+          <w:szCs w:val="22"/>
+        </w:rPr>
+        <w:t xml:space="preserve"> </w:t>
+      </w:r>
+      <w:r>
+        <w:rPr>
+          <w:rFonts w:ascii="Garamond" w:hAnsi="Garamond"/>
+          <w:spacing w:val="-2"/>
+          <w:szCs w:val="22"/>
         </w:rPr>
         <w:t>la</w:t>
       </w:r>
       <w:r>
         <w:rPr>
-          <w:rFonts w:ascii="Georgia" w:hAnsi="Georgia"/>
+          <w:rFonts w:ascii="Garamond" w:hAnsi="Garamond"/>
           <w:spacing w:val="-11"/>
-          <w:sz w:val="21"/>
-          <w:szCs w:val="21"/>
-        </w:rPr>
-        <w:t xml:space="preserve"> </w:t>
-      </w:r>
-      <w:r>
-        <w:rPr>
-          <w:rFonts w:ascii="Georgia" w:hAnsi="Georgia"/>
-          <w:spacing w:val="-2"/>
-          <w:sz w:val="21"/>
-          <w:szCs w:val="21"/>
+          <w:szCs w:val="22"/>
+        </w:rPr>
+        <w:t xml:space="preserve"> </w:t>
+      </w:r>
+      <w:r>
+        <w:rPr>
+          <w:rFonts w:ascii="Garamond" w:hAnsi="Garamond"/>
+          <w:spacing w:val="-2"/>
+          <w:szCs w:val="22"/>
         </w:rPr>
         <w:t>Facultad</w:t>
       </w:r>
       <w:r>
         <w:rPr>
-          <w:rFonts w:ascii="Georgia" w:hAnsi="Georgia"/>
+          <w:rFonts w:ascii="Garamond" w:hAnsi="Garamond"/>
           <w:spacing w:val="-11"/>
-          <w:sz w:val="21"/>
-          <w:szCs w:val="21"/>
-        </w:rPr>
-        <w:t xml:space="preserve"> </w:t>
-      </w:r>
-      <w:r>
-        <w:rPr>
-          <w:rFonts w:ascii="Georgia" w:hAnsi="Georgia"/>
-          <w:spacing w:val="-2"/>
-          <w:sz w:val="21"/>
-          <w:szCs w:val="21"/>
+          <w:szCs w:val="22"/>
+        </w:rPr>
+        <w:t xml:space="preserve"> </w:t>
+      </w:r>
+      <w:r>
+        <w:rPr>
+          <w:rFonts w:ascii="Garamond" w:hAnsi="Garamond"/>
+          <w:spacing w:val="-2"/>
+          <w:szCs w:val="22"/>
         </w:rPr>
         <w:t>de</w:t>
       </w:r>
       <w:r>
         <w:rPr>
-          <w:rFonts w:ascii="Georgia" w:hAnsi="Georgia"/>
+          <w:rFonts w:ascii="Garamond" w:hAnsi="Garamond"/>
           <w:spacing w:val="-11"/>
-          <w:sz w:val="21"/>
-          <w:szCs w:val="21"/>
-        </w:rPr>
-        <w:t xml:space="preserve"> </w:t>
-      </w:r>
-      <w:r>
-        <w:rPr>
-          <w:rFonts w:ascii="Georgia" w:hAnsi="Georgia"/>
-          <w:spacing w:val="-2"/>
-          <w:sz w:val="21"/>
-          <w:szCs w:val="21"/>
+          <w:szCs w:val="22"/>
+        </w:rPr>
+        <w:t xml:space="preserve"> </w:t>
+      </w:r>
+      <w:r>
+        <w:rPr>
+          <w:rFonts w:ascii="Garamond" w:hAnsi="Garamond"/>
+          <w:spacing w:val="-2"/>
+          <w:szCs w:val="22"/>
         </w:rPr>
         <w:t>Letras</w:t>
       </w:r>
       <w:r>
         <w:rPr>
-          <w:rFonts w:ascii="Georgia" w:hAnsi="Georgia"/>
+          <w:rFonts w:ascii="Garamond" w:hAnsi="Garamond"/>
           <w:spacing w:val="-4"/>
-          <w:sz w:val="21"/>
-          <w:szCs w:val="21"/>
-        </w:rPr>
-        <w:t xml:space="preserve"> </w:t>
-      </w:r>
-      <w:r>
-        <w:rPr>
-          <w:rFonts w:ascii="Georgia" w:hAnsi="Georgia"/>
-          <w:spacing w:val="-2"/>
-          <w:sz w:val="21"/>
-          <w:szCs w:val="21"/>
+          <w:szCs w:val="22"/>
+        </w:rPr>
+        <w:t xml:space="preserve"> </w:t>
+      </w:r>
+      <w:r>
+        <w:rPr>
+          <w:rFonts w:ascii="Garamond" w:hAnsi="Garamond"/>
+          <w:spacing w:val="-2"/>
+          <w:szCs w:val="22"/>
         </w:rPr>
         <w:t>y</w:t>
       </w:r>
       <w:r>
         <w:rPr>
-          <w:rFonts w:ascii="Georgia" w:hAnsi="Georgia"/>
+          <w:rFonts w:ascii="Garamond" w:hAnsi="Garamond"/>
           <w:spacing w:val="-12"/>
-          <w:sz w:val="21"/>
-          <w:szCs w:val="21"/>
-        </w:rPr>
-        <w:t xml:space="preserve"> </w:t>
-      </w:r>
-      <w:r>
-        <w:rPr>
-          <w:rFonts w:ascii="Georgia" w:hAnsi="Georgia"/>
-          <w:spacing w:val="-2"/>
-          <w:sz w:val="21"/>
-          <w:szCs w:val="21"/>
+          <w:szCs w:val="22"/>
+        </w:rPr>
+        <w:t xml:space="preserve"> </w:t>
+      </w:r>
+      <w:r>
+        <w:rPr>
+          <w:rFonts w:ascii="Garamond" w:hAnsi="Garamond"/>
+          <w:spacing w:val="-2"/>
+          <w:szCs w:val="22"/>
         </w:rPr>
         <w:t>Ciencias</w:t>
       </w:r>
       <w:r>
         <w:rPr>
-          <w:rFonts w:ascii="Georgia" w:hAnsi="Georgia"/>
+          <w:rFonts w:ascii="Garamond" w:hAnsi="Garamond"/>
           <w:spacing w:val="-10"/>
-          <w:sz w:val="21"/>
-          <w:szCs w:val="21"/>
-        </w:rPr>
-        <w:t xml:space="preserve"> </w:t>
-      </w:r>
-      <w:r>
-        <w:rPr>
-          <w:rFonts w:ascii="Georgia" w:hAnsi="Georgia"/>
-          <w:spacing w:val="-2"/>
-          <w:sz w:val="21"/>
-          <w:szCs w:val="21"/>
+          <w:szCs w:val="22"/>
+        </w:rPr>
+        <w:t xml:space="preserve"> </w:t>
+      </w:r>
+      <w:r>
+        <w:rPr>
+          <w:rFonts w:ascii="Garamond" w:hAnsi="Garamond"/>
+          <w:spacing w:val="-2"/>
+          <w:szCs w:val="22"/>
         </w:rPr>
         <w:t>Humanas.</w:t>
       </w:r>
@@ -716,9 +640,9 @@
         <w:pStyle w:val="Textoindependiente"/>
         <w:spacing w:line="276" w:lineRule="auto"/>
         <w:rPr>
-          <w:rFonts w:ascii="Georgia" w:hAnsi="Georgia"/>
-          <w:sz w:val="21"/>
-          <w:szCs w:val="21"/>
+          <w:rFonts w:ascii="Garamond" w:hAnsi="Garamond"/>
+          <w:sz w:val="22"/>
+          <w:szCs w:val="22"/>
         </w:rPr>
       </w:pPr>
     </w:p>
@@ -735,89 +659,89 @@
         <w:spacing w:before="0" w:line="276" w:lineRule="auto"/>
         <w:ind w:left="0"/>
         <w:rPr>
-          <w:rFonts w:ascii="Georgia" w:hAnsi="Georgia"/>
-          <w:sz w:val="21"/>
-          <w:szCs w:val="21"/>
-        </w:rPr>
-      </w:pPr>
-      <w:r>
-        <w:rPr>
-          <w:rFonts w:ascii="Georgia" w:hAnsi="Georgia"/>
-          <w:spacing w:val="-2"/>
-          <w:sz w:val="21"/>
-          <w:szCs w:val="21"/>
+          <w:rFonts w:ascii="Garamond" w:hAnsi="Garamond"/>
+          <w:sz w:val="22"/>
+          <w:szCs w:val="22"/>
+        </w:rPr>
+      </w:pPr>
+      <w:r>
+        <w:rPr>
+          <w:rFonts w:ascii="Garamond" w:hAnsi="Garamond"/>
+          <w:spacing w:val="-2"/>
+          <w:sz w:val="22"/>
+          <w:szCs w:val="22"/>
         </w:rPr>
         <w:t>PERFIL</w:t>
       </w:r>
       <w:r>
         <w:rPr>
-          <w:rFonts w:ascii="Georgia" w:hAnsi="Georgia"/>
+          <w:rFonts w:ascii="Garamond" w:hAnsi="Garamond"/>
           <w:spacing w:val="1"/>
-          <w:sz w:val="21"/>
-          <w:szCs w:val="21"/>
-        </w:rPr>
-        <w:t xml:space="preserve"> </w:t>
-      </w:r>
-      <w:r>
-        <w:rPr>
-          <w:rFonts w:ascii="Georgia" w:hAnsi="Georgia"/>
-          <w:spacing w:val="-2"/>
-          <w:sz w:val="21"/>
-          <w:szCs w:val="21"/>
+          <w:sz w:val="22"/>
+          <w:szCs w:val="22"/>
+        </w:rPr>
+        <w:t xml:space="preserve"> </w:t>
+      </w:r>
+      <w:r>
+        <w:rPr>
+          <w:rFonts w:ascii="Garamond" w:hAnsi="Garamond"/>
+          <w:spacing w:val="-2"/>
+          <w:sz w:val="22"/>
+          <w:szCs w:val="22"/>
         </w:rPr>
         <w:t>REQUERIDO:</w:t>
       </w:r>
       <w:r>
         <w:rPr>
-          <w:rFonts w:ascii="Georgia" w:hAnsi="Georgia"/>
+          <w:rFonts w:ascii="Garamond" w:hAnsi="Garamond"/>
           <w:spacing w:val="1"/>
-          <w:sz w:val="21"/>
-          <w:szCs w:val="21"/>
-        </w:rPr>
-        <w:t xml:space="preserve"> </w:t>
-      </w:r>
-      <w:r>
-        <w:rPr>
-          <w:rFonts w:ascii="Georgia" w:hAnsi="Georgia"/>
-          <w:spacing w:val="-2"/>
-          <w:sz w:val="21"/>
-          <w:szCs w:val="21"/>
+          <w:sz w:val="22"/>
+          <w:szCs w:val="22"/>
+        </w:rPr>
+        <w:t xml:space="preserve"> </w:t>
+      </w:r>
+      <w:r>
+        <w:rPr>
+          <w:rFonts w:ascii="Garamond" w:hAnsi="Garamond"/>
+          <w:spacing w:val="-2"/>
+          <w:sz w:val="22"/>
+          <w:szCs w:val="22"/>
         </w:rPr>
         <w:t>CATEGORÍA</w:t>
       </w:r>
       <w:r>
         <w:rPr>
-          <w:rFonts w:ascii="Georgia" w:hAnsi="Georgia"/>
+          <w:rFonts w:ascii="Garamond" w:hAnsi="Garamond"/>
           <w:spacing w:val="-13"/>
-          <w:sz w:val="21"/>
-          <w:szCs w:val="21"/>
-        </w:rPr>
-        <w:t xml:space="preserve"> </w:t>
-      </w:r>
-      <w:r>
-        <w:rPr>
-          <w:rFonts w:ascii="Georgia" w:hAnsi="Georgia"/>
+          <w:sz w:val="22"/>
+          <w:szCs w:val="22"/>
+        </w:rPr>
+        <w:t xml:space="preserve"> </w:t>
+      </w:r>
+      <w:r>
+        <w:rPr>
+          <w:rFonts w:ascii="Garamond" w:hAnsi="Garamond"/>
           <w:spacing w:val="-5"/>
-          <w:sz w:val="21"/>
-          <w:szCs w:val="21"/>
+          <w:sz w:val="22"/>
+          <w:szCs w:val="22"/>
         </w:rPr>
         <w:t>“</w:t>
       </w:r>
       <w:r>
         <w:rPr>
-          <w:rFonts w:ascii="Georgia" w:hAnsi="Georgia"/>
+          <w:rFonts w:ascii="Garamond" w:hAnsi="Garamond"/>
           <w:spacing w:val="-5"/>
-          <w:sz w:val="21"/>
-          <w:szCs w:val="21"/>
+          <w:sz w:val="22"/>
+          <w:szCs w:val="22"/>
         </w:rPr>
         <w:t>A</w:t>
       </w:r>
       <w:r>
         <w:rPr>
-          <w:rFonts w:ascii="Georgia" w:hAnsi="Georgia"/>
+          <w:rFonts w:ascii="Garamond" w:hAnsi="Garamond"/>
           <w:spacing w:val="-5"/>
-          <w:sz w:val="21"/>
-          <w:szCs w:val="21"/>
+          <w:sz w:val="22"/>
+          <w:szCs w:val="22"/>
         </w:rPr>
         <w:t>”</w:t>
       </w:r>
@@ -844,29 +768,29 @@
       </w:tblGrid>
       <w:tr>
         <w:trPr>
-          <w:trHeight w:val="215"/>
+          <w:trHeight w:val="393"/>
         </w:trPr>
         <w:tc>
           <w:tcPr>
             <w:tcW w:w="1975" w:type="dxa"/>
+            <w:vAlign w:val="center"/>
           </w:tcPr>
           <w:p>
             <w:pPr>
               <w:pStyle w:val="TableParagraph"/>
               <w:spacing w:line="196" w:lineRule="exact"/>
-              <w:ind w:left="703"/>
-              <w:rPr>
-                <w:rFonts w:ascii="Arial"/>
+              <w:ind w:left="269"/>
+              <w:jc w:val="center"/>
+              <w:rPr>
+                <w:rFonts w:ascii="Garamond" w:hAnsi="Garamond"/>
                 <w:b/>
-                <w:sz w:val="18"/>
               </w:rPr>
             </w:pPr>
             <w:r>
               <w:rPr>
-                <w:rFonts w:ascii="Arial"/>
+                <w:rFonts w:ascii="Garamond" w:hAnsi="Garamond"/>
                 <w:b/>
                 <w:w w:val="105"/>
-                <w:sz w:val="18"/>
               </w:rPr>
               <w:t>REQUISITOS</w:t>
             </w:r>
@@ -875,6 +799,7 @@
         <w:tc>
           <w:tcPr>
             <w:tcW w:w="7087" w:type="dxa"/>
+            <w:vAlign w:val="center"/>
           </w:tcPr>
           <w:p>
             <w:pPr>
@@ -883,17 +808,15 @@
               <w:ind w:left="2083" w:right="2081"/>
               <w:jc w:val="center"/>
               <w:rPr>
-                <w:rFonts w:ascii="Arial"/>
+                <w:rFonts w:ascii="Garamond" w:hAnsi="Garamond"/>
                 <w:b/>
-                <w:sz w:val="18"/>
               </w:rPr>
             </w:pPr>
             <w:r>
               <w:rPr>
-                <w:rFonts w:ascii="Arial"/>
+                <w:rFonts w:ascii="Garamond" w:hAnsi="Garamond"/>
                 <w:b/>
                 <w:w w:val="105"/>
-                <w:sz w:val="18"/>
               </w:rPr>
               <w:t>DETALLE</w:t>
             </w:r>
@@ -914,27 +837,38 @@
               <w:pStyle w:val="TableParagraph"/>
               <w:ind w:left="105"/>
               <w:rPr>
-                <w:sz w:val="18"/>
+                <w:rFonts w:ascii="Garamond" w:hAnsi="Garamond"/>
+                <w:sz w:val="20"/>
               </w:rPr>
             </w:pPr>
             <w:r>
               <w:rPr>
-                <w:sz w:val="18"/>
+                <w:rFonts w:ascii="Garamond" w:hAnsi="Garamond"/>
+                <w:sz w:val="20"/>
               </w:rPr>
               <w:t>Formación</w:t>
             </w:r>
             <w:r>
               <w:rPr>
+                <w:rFonts w:ascii="Garamond" w:hAnsi="Garamond"/>
                 <w:spacing w:val="26"/>
-                <w:sz w:val="18"/>
+                <w:sz w:val="20"/>
               </w:rPr>
               <w:t xml:space="preserve"> </w:t>
             </w:r>
             <w:r>
               <w:rPr>
-                <w:sz w:val="18"/>
-              </w:rPr>
-              <w:t>Académica</w:t>
+                <w:rFonts w:ascii="Garamond" w:hAnsi="Garamond"/>
+                <w:sz w:val="20"/>
+              </w:rPr>
+              <w:t>a</w:t>
+            </w:r>
+            <w:r>
+              <w:rPr>
+                <w:rFonts w:ascii="Garamond" w:hAnsi="Garamond"/>
+                <w:sz w:val="20"/>
+              </w:rPr>
+              <w:t>cadémica</w:t>
             </w:r>
           </w:p>
         </w:tc>
@@ -948,56 +882,30 @@
               <w:pStyle w:val="TableParagraph"/>
               <w:spacing w:line="249" w:lineRule="auto"/>
               <w:rPr>
-                <w:sz w:val="18"/>
+                <w:rFonts w:ascii="Garamond" w:hAnsi="Garamond"/>
+                <w:sz w:val="20"/>
               </w:rPr>
             </w:pPr>
             <w:r>
               <w:rPr>
-                <w:sz w:val="18"/>
-              </w:rPr>
-              <w:t>Maestría y Doctorado, preferentemente de Humanidades.</w:t>
-            </w:r>
-            <w:r>
-              <w:rPr>
-                <w:sz w:val="18"/>
-              </w:rPr>
-              <w:t xml:space="preserve"> </w:t>
-            </w:r>
-            <w:r>
-              <w:rPr>
-                <w:sz w:val="18"/>
-              </w:rPr>
-              <w:t>Certificado de estudios de idiomas del nivel B2 o Certificado Internacional o Certificación emitida por Ministerio de Educación, Ministerio de Cultura o sus equivalentes en el territorio nacional</w:t>
-            </w:r>
-            <w:r>
-              <w:rPr>
-                <w:sz w:val="18"/>
-              </w:rPr>
-              <w:t xml:space="preserve">, en </w:t>
-            </w:r>
-            <w:r>
-              <w:rPr>
-                <w:sz w:val="18"/>
+                <w:rFonts w:ascii="Garamond" w:hAnsi="Garamond"/>
+                <w:sz w:val="20"/>
+              </w:rPr>
+              <w:t xml:space="preserve">Maestría y Doctorado, preferentemente de Humanidades. Certificado de estudios de idiomas del nivel B2 o Certificado Internacional o Certificación emitida por Ministerio de Educación, Ministerio de Cultura o sus equivalentes en el territorio nacional, en </w:t>
+            </w:r>
+            <w:r>
+              <w:rPr>
+                <w:rFonts w:ascii="Garamond" w:hAnsi="Garamond"/>
+                <w:sz w:val="20"/>
               </w:rPr>
               <w:t>idioma extranjero u originario</w:t>
             </w:r>
             <w:r>
               <w:rPr>
-                <w:sz w:val="18"/>
-              </w:rPr>
-              <w:t>.</w:t>
-            </w:r>
-            <w:r>
-              <w:rPr>
-                <w:sz w:val="18"/>
-              </w:rPr>
-              <w:t xml:space="preserve"> </w:t>
-            </w:r>
-            <w:r>
-              <w:rPr>
-                <w:sz w:val="18"/>
-              </w:rPr>
-              <w:t>Curso de Metodología de la enseñanza en idiomas o equivalentes.</w:t>
+                <w:rFonts w:ascii="Garamond" w:hAnsi="Garamond"/>
+                <w:sz w:val="20"/>
+              </w:rPr>
+              <w:t>. Curso de Metodología de la enseñanza en idiomas o equivalentes.</w:t>
             </w:r>
           </w:p>
         </w:tc>
@@ -1016,25 +924,29 @@
               <w:pStyle w:val="TableParagraph"/>
               <w:ind w:left="105"/>
               <w:rPr>
-                <w:sz w:val="18"/>
+                <w:rFonts w:ascii="Garamond" w:hAnsi="Garamond"/>
+                <w:sz w:val="20"/>
               </w:rPr>
             </w:pPr>
             <w:r>
               <w:rPr>
-                <w:sz w:val="18"/>
+                <w:rFonts w:ascii="Garamond" w:hAnsi="Garamond"/>
+                <w:sz w:val="20"/>
               </w:rPr>
               <w:t>Experiencia</w:t>
             </w:r>
             <w:r>
               <w:rPr>
+                <w:rFonts w:ascii="Garamond" w:hAnsi="Garamond"/>
                 <w:spacing w:val="21"/>
-                <w:sz w:val="18"/>
+                <w:sz w:val="20"/>
               </w:rPr>
               <w:t xml:space="preserve"> </w:t>
             </w:r>
             <w:r>
               <w:rPr>
-                <w:sz w:val="18"/>
+                <w:rFonts w:ascii="Garamond" w:hAnsi="Garamond"/>
+                <w:sz w:val="20"/>
               </w:rPr>
               <w:t>laboral</w:t>
             </w:r>
@@ -1051,238 +963,270 @@
               <w:spacing w:line="249" w:lineRule="auto"/>
               <w:ind w:right="96"/>
               <w:rPr>
-                <w:sz w:val="18"/>
+                <w:rFonts w:ascii="Garamond" w:hAnsi="Garamond"/>
+                <w:sz w:val="20"/>
               </w:rPr>
             </w:pPr>
             <w:r>
               <w:rPr>
+                <w:rFonts w:ascii="Garamond" w:hAnsi="Garamond"/>
                 <w:w w:val="105"/>
-                <w:sz w:val="18"/>
+                <w:sz w:val="20"/>
               </w:rPr>
               <w:t>Experiencia</w:t>
             </w:r>
             <w:r>
               <w:rPr>
+                <w:rFonts w:ascii="Garamond" w:hAnsi="Garamond"/>
                 <w:spacing w:val="4"/>
                 <w:w w:val="105"/>
-                <w:sz w:val="18"/>
+                <w:sz w:val="20"/>
               </w:rPr>
               <w:t xml:space="preserve"> </w:t>
             </w:r>
             <w:r>
               <w:rPr>
+                <w:rFonts w:ascii="Garamond" w:hAnsi="Garamond"/>
                 <w:w w:val="105"/>
-                <w:sz w:val="18"/>
+                <w:sz w:val="20"/>
               </w:rPr>
               <w:t>laboral</w:t>
             </w:r>
             <w:r>
               <w:rPr>
+                <w:rFonts w:ascii="Garamond" w:hAnsi="Garamond"/>
                 <w:spacing w:val="5"/>
                 <w:w w:val="105"/>
-                <w:sz w:val="18"/>
+                <w:sz w:val="20"/>
               </w:rPr>
               <w:t xml:space="preserve"> </w:t>
             </w:r>
             <w:r>
               <w:rPr>
+                <w:rFonts w:ascii="Garamond" w:hAnsi="Garamond"/>
                 <w:w w:val="105"/>
-                <w:sz w:val="18"/>
+                <w:sz w:val="20"/>
               </w:rPr>
               <w:t>mayor</w:t>
             </w:r>
             <w:r>
               <w:rPr>
+                <w:rFonts w:ascii="Garamond" w:hAnsi="Garamond"/>
                 <w:spacing w:val="12"/>
                 <w:w w:val="105"/>
-                <w:sz w:val="18"/>
+                <w:sz w:val="20"/>
               </w:rPr>
               <w:t xml:space="preserve"> </w:t>
             </w:r>
             <w:r>
               <w:rPr>
+                <w:rFonts w:ascii="Garamond" w:hAnsi="Garamond"/>
                 <w:w w:val="105"/>
-                <w:sz w:val="18"/>
+                <w:sz w:val="20"/>
               </w:rPr>
               <w:t>de</w:t>
             </w:r>
             <w:r>
               <w:rPr>
+                <w:rFonts w:ascii="Garamond" w:hAnsi="Garamond"/>
                 <w:spacing w:val="4"/>
                 <w:w w:val="105"/>
-                <w:sz w:val="18"/>
+                <w:sz w:val="20"/>
               </w:rPr>
               <w:t xml:space="preserve"> </w:t>
             </w:r>
             <w:r>
               <w:rPr>
+                <w:rFonts w:ascii="Garamond" w:hAnsi="Garamond"/>
                 <w:w w:val="105"/>
-                <w:sz w:val="18"/>
+                <w:sz w:val="20"/>
               </w:rPr>
               <w:t>2</w:t>
             </w:r>
             <w:r>
               <w:rPr>
+                <w:rFonts w:ascii="Garamond" w:hAnsi="Garamond"/>
                 <w:spacing w:val="13"/>
                 <w:w w:val="105"/>
-                <w:sz w:val="18"/>
+                <w:sz w:val="20"/>
               </w:rPr>
               <w:t xml:space="preserve"> </w:t>
             </w:r>
             <w:r>
               <w:rPr>
+                <w:rFonts w:ascii="Garamond" w:hAnsi="Garamond"/>
                 <w:w w:val="105"/>
-                <w:sz w:val="18"/>
+                <w:sz w:val="20"/>
               </w:rPr>
               <w:t>años</w:t>
             </w:r>
             <w:r>
               <w:rPr>
+                <w:rFonts w:ascii="Garamond" w:hAnsi="Garamond"/>
                 <w:spacing w:val="2"/>
                 <w:w w:val="105"/>
-                <w:sz w:val="18"/>
+                <w:sz w:val="20"/>
               </w:rPr>
               <w:t xml:space="preserve"> </w:t>
             </w:r>
             <w:r>
               <w:rPr>
+                <w:rFonts w:ascii="Garamond" w:hAnsi="Garamond"/>
                 <w:w w:val="105"/>
-                <w:sz w:val="18"/>
+                <w:sz w:val="20"/>
               </w:rPr>
               <w:t>como</w:t>
             </w:r>
             <w:r>
               <w:rPr>
+                <w:rFonts w:ascii="Garamond" w:hAnsi="Garamond"/>
                 <w:spacing w:val="6"/>
                 <w:w w:val="105"/>
-                <w:sz w:val="18"/>
+                <w:sz w:val="20"/>
               </w:rPr>
               <w:t xml:space="preserve"> </w:t>
             </w:r>
             <w:r>
               <w:rPr>
+                <w:rFonts w:ascii="Garamond" w:hAnsi="Garamond"/>
                 <w:w w:val="105"/>
-                <w:sz w:val="18"/>
+                <w:sz w:val="20"/>
               </w:rPr>
               <w:t>docente</w:t>
             </w:r>
             <w:r>
               <w:rPr>
+                <w:rFonts w:ascii="Garamond" w:hAnsi="Garamond"/>
                 <w:spacing w:val="9"/>
                 <w:w w:val="105"/>
-                <w:sz w:val="18"/>
+                <w:sz w:val="20"/>
               </w:rPr>
               <w:t xml:space="preserve"> </w:t>
             </w:r>
             <w:r>
               <w:rPr>
+                <w:rFonts w:ascii="Garamond" w:hAnsi="Garamond"/>
                 <w:w w:val="105"/>
-                <w:sz w:val="18"/>
+                <w:sz w:val="20"/>
               </w:rPr>
               <w:t>en</w:t>
             </w:r>
             <w:r>
               <w:rPr>
+                <w:rFonts w:ascii="Garamond" w:hAnsi="Garamond"/>
                 <w:spacing w:val="4"/>
                 <w:w w:val="105"/>
-                <w:sz w:val="18"/>
+                <w:sz w:val="20"/>
               </w:rPr>
               <w:t xml:space="preserve"> </w:t>
             </w:r>
             <w:r>
               <w:rPr>
+                <w:rFonts w:ascii="Garamond" w:hAnsi="Garamond"/>
                 <w:w w:val="105"/>
-                <w:sz w:val="18"/>
+                <w:sz w:val="20"/>
               </w:rPr>
               <w:t>la</w:t>
             </w:r>
             <w:r>
               <w:rPr>
+                <w:rFonts w:ascii="Garamond" w:hAnsi="Garamond"/>
                 <w:spacing w:val="-50"/>
                 <w:w w:val="105"/>
-                <w:sz w:val="18"/>
+                <w:sz w:val="20"/>
               </w:rPr>
               <w:t xml:space="preserve"> </w:t>
             </w:r>
             <w:r>
               <w:rPr>
+                <w:rFonts w:ascii="Garamond" w:hAnsi="Garamond"/>
                 <w:w w:val="105"/>
-                <w:sz w:val="18"/>
+                <w:sz w:val="20"/>
               </w:rPr>
               <w:t>enseñanza</w:t>
             </w:r>
             <w:r>
               <w:rPr>
+                <w:rFonts w:ascii="Garamond" w:hAnsi="Garamond"/>
                 <w:spacing w:val="-1"/>
                 <w:w w:val="105"/>
-                <w:sz w:val="18"/>
+                <w:sz w:val="20"/>
               </w:rPr>
               <w:t xml:space="preserve"> </w:t>
             </w:r>
             <w:r>
               <w:rPr>
+                <w:rFonts w:ascii="Garamond" w:hAnsi="Garamond"/>
                 <w:w w:val="105"/>
-                <w:sz w:val="18"/>
+                <w:sz w:val="20"/>
               </w:rPr>
               <w:t>de</w:t>
             </w:r>
             <w:r>
               <w:rPr>
+                <w:rFonts w:ascii="Garamond" w:hAnsi="Garamond"/>
                 <w:spacing w:val="-4"/>
                 <w:w w:val="105"/>
-                <w:sz w:val="18"/>
+                <w:sz w:val="20"/>
               </w:rPr>
               <w:t xml:space="preserve"> </w:t>
             </w:r>
             <w:r>
               <w:rPr>
+                <w:rFonts w:ascii="Garamond" w:hAnsi="Garamond"/>
                 <w:w w:val="105"/>
-                <w:sz w:val="18"/>
+                <w:sz w:val="20"/>
               </w:rPr>
               <w:t>idioma</w:t>
             </w:r>
             <w:r>
               <w:rPr>
+                <w:rFonts w:ascii="Garamond" w:hAnsi="Garamond"/>
                 <w:spacing w:val="2"/>
                 <w:w w:val="105"/>
-                <w:sz w:val="18"/>
+                <w:sz w:val="20"/>
               </w:rPr>
               <w:t xml:space="preserve"> </w:t>
             </w:r>
             <w:r>
               <w:rPr>
+                <w:rFonts w:ascii="Garamond" w:hAnsi="Garamond"/>
                 <w:w w:val="105"/>
-                <w:sz w:val="18"/>
+                <w:sz w:val="20"/>
               </w:rPr>
               <w:t>extranjera</w:t>
             </w:r>
             <w:r>
               <w:rPr>
+                <w:rFonts w:ascii="Garamond" w:hAnsi="Garamond"/>
                 <w:spacing w:val="-1"/>
                 <w:w w:val="105"/>
-                <w:sz w:val="18"/>
+                <w:sz w:val="20"/>
               </w:rPr>
               <w:t xml:space="preserve"> </w:t>
             </w:r>
             <w:r>
               <w:rPr>
+                <w:rFonts w:ascii="Garamond" w:hAnsi="Garamond"/>
                 <w:w w:val="105"/>
-                <w:sz w:val="18"/>
+                <w:sz w:val="20"/>
               </w:rPr>
               <w:t>o</w:t>
             </w:r>
             <w:r>
               <w:rPr>
+                <w:rFonts w:ascii="Garamond" w:hAnsi="Garamond"/>
                 <w:spacing w:val="-4"/>
                 <w:w w:val="105"/>
-                <w:sz w:val="18"/>
+                <w:sz w:val="20"/>
               </w:rPr>
               <w:t xml:space="preserve"> </w:t>
             </w:r>
             <w:r>
               <w:rPr>
+                <w:rFonts w:ascii="Garamond" w:hAnsi="Garamond"/>
                 <w:w w:val="105"/>
-                <w:sz w:val="18"/>
+                <w:sz w:val="20"/>
               </w:rPr>
               <w:t>lengua nativa.</w:t>
             </w:r>
@@ -1303,38 +1247,44 @@
               <w:pStyle w:val="TableParagraph"/>
               <w:ind w:left="105"/>
               <w:rPr>
-                <w:sz w:val="18"/>
+                <w:rFonts w:ascii="Garamond" w:hAnsi="Garamond"/>
+                <w:sz w:val="20"/>
               </w:rPr>
             </w:pPr>
             <w:r>
               <w:rPr>
-                <w:sz w:val="18"/>
+                <w:rFonts w:ascii="Garamond" w:hAnsi="Garamond"/>
+                <w:sz w:val="20"/>
               </w:rPr>
               <w:t>Otros</w:t>
             </w:r>
             <w:r>
               <w:rPr>
+                <w:rFonts w:ascii="Garamond" w:hAnsi="Garamond"/>
                 <w:spacing w:val="20"/>
-                <w:sz w:val="18"/>
+                <w:sz w:val="20"/>
               </w:rPr>
               <w:t xml:space="preserve"> </w:t>
             </w:r>
             <w:r>
               <w:rPr>
-                <w:sz w:val="18"/>
+                <w:rFonts w:ascii="Garamond" w:hAnsi="Garamond"/>
+                <w:sz w:val="20"/>
               </w:rPr>
               <w:t>requisitos</w:t>
             </w:r>
             <w:r>
               <w:rPr>
+                <w:rFonts w:ascii="Garamond" w:hAnsi="Garamond"/>
                 <w:spacing w:val="31"/>
-                <w:sz w:val="18"/>
+                <w:sz w:val="20"/>
               </w:rPr>
               <w:t xml:space="preserve"> </w:t>
             </w:r>
             <w:r>
               <w:rPr>
-                <w:sz w:val="18"/>
+                <w:rFonts w:ascii="Garamond" w:hAnsi="Garamond"/>
+                <w:sz w:val="20"/>
               </w:rPr>
               <w:t>(opcional)</w:t>
             </w:r>
@@ -1349,51 +1299,59 @@
             <w:pPr>
               <w:pStyle w:val="TableParagraph"/>
               <w:rPr>
-                <w:sz w:val="18"/>
+                <w:rFonts w:ascii="Garamond" w:hAnsi="Garamond"/>
+                <w:sz w:val="20"/>
               </w:rPr>
             </w:pPr>
             <w:r>
               <w:rPr>
-                <w:sz w:val="18"/>
+                <w:rFonts w:ascii="Garamond" w:hAnsi="Garamond"/>
+                <w:sz w:val="20"/>
               </w:rPr>
               <w:t>Certificación</w:t>
             </w:r>
             <w:r>
               <w:rPr>
+                <w:rFonts w:ascii="Garamond" w:hAnsi="Garamond"/>
                 <w:spacing w:val="22"/>
-                <w:sz w:val="18"/>
+                <w:sz w:val="20"/>
               </w:rPr>
               <w:t xml:space="preserve"> </w:t>
             </w:r>
             <w:r>
               <w:rPr>
-                <w:sz w:val="18"/>
+                <w:rFonts w:ascii="Garamond" w:hAnsi="Garamond"/>
+                <w:sz w:val="20"/>
               </w:rPr>
               <w:t>nacional</w:t>
             </w:r>
             <w:r>
               <w:rPr>
+                <w:rFonts w:ascii="Garamond" w:hAnsi="Garamond"/>
                 <w:spacing w:val="26"/>
-                <w:sz w:val="18"/>
+                <w:sz w:val="20"/>
               </w:rPr>
               <w:t xml:space="preserve"> </w:t>
             </w:r>
             <w:r>
               <w:rPr>
-                <w:sz w:val="18"/>
+                <w:rFonts w:ascii="Garamond" w:hAnsi="Garamond"/>
+                <w:sz w:val="20"/>
               </w:rPr>
               <w:t>o</w:t>
             </w:r>
             <w:r>
               <w:rPr>
+                <w:rFonts w:ascii="Garamond" w:hAnsi="Garamond"/>
                 <w:spacing w:val="23"/>
-                <w:sz w:val="18"/>
+                <w:sz w:val="20"/>
               </w:rPr>
               <w:t xml:space="preserve"> </w:t>
             </w:r>
             <w:r>
               <w:rPr>
-                <w:sz w:val="18"/>
+                <w:rFonts w:ascii="Garamond" w:hAnsi="Garamond"/>
+                <w:sz w:val="20"/>
               </w:rPr>
               <w:t>internacional.</w:t>
             </w:r>
@@ -1403,90 +1361,111 @@
               <w:pStyle w:val="TableParagraph"/>
               <w:spacing w:before="9"/>
               <w:rPr>
-                <w:sz w:val="18"/>
+                <w:rFonts w:ascii="Garamond" w:hAnsi="Garamond"/>
+                <w:sz w:val="20"/>
               </w:rPr>
             </w:pPr>
             <w:r>
               <w:rPr>
-                <w:sz w:val="18"/>
+                <w:rFonts w:ascii="Garamond" w:hAnsi="Garamond"/>
+                <w:sz w:val="20"/>
               </w:rPr>
               <w:t>Asistencia</w:t>
             </w:r>
             <w:r>
               <w:rPr>
+                <w:rFonts w:ascii="Garamond" w:hAnsi="Garamond"/>
                 <w:spacing w:val="16"/>
-                <w:sz w:val="18"/>
+                <w:sz w:val="20"/>
               </w:rPr>
               <w:t xml:space="preserve"> </w:t>
             </w:r>
             <w:r>
               <w:rPr>
-                <w:sz w:val="18"/>
+                <w:rFonts w:ascii="Garamond" w:hAnsi="Garamond"/>
+                <w:sz w:val="20"/>
               </w:rPr>
               <w:t>a</w:t>
             </w:r>
             <w:r>
               <w:rPr>
+                <w:rFonts w:ascii="Garamond" w:hAnsi="Garamond"/>
                 <w:spacing w:val="20"/>
-                <w:sz w:val="18"/>
+                <w:sz w:val="20"/>
               </w:rPr>
               <w:t xml:space="preserve"> </w:t>
             </w:r>
             <w:r>
               <w:rPr>
-                <w:sz w:val="18"/>
-              </w:rPr>
-              <w:t>Talleres</w:t>
-            </w:r>
-            <w:r>
-              <w:rPr>
+                <w:rFonts w:ascii="Garamond" w:hAnsi="Garamond"/>
+                <w:sz w:val="20"/>
+              </w:rPr>
+              <w:t>t</w:t>
+            </w:r>
+            <w:r>
+              <w:rPr>
+                <w:rFonts w:ascii="Garamond" w:hAnsi="Garamond"/>
+                <w:sz w:val="20"/>
+              </w:rPr>
+              <w:t>alleres</w:t>
+            </w:r>
+            <w:r>
+              <w:rPr>
+                <w:rFonts w:ascii="Garamond" w:hAnsi="Garamond"/>
                 <w:spacing w:val="26"/>
-                <w:sz w:val="18"/>
+                <w:sz w:val="20"/>
               </w:rPr>
               <w:t xml:space="preserve"> </w:t>
             </w:r>
             <w:r>
               <w:rPr>
-                <w:sz w:val="18"/>
+                <w:rFonts w:ascii="Garamond" w:hAnsi="Garamond"/>
+                <w:sz w:val="20"/>
               </w:rPr>
               <w:t>de</w:t>
             </w:r>
             <w:r>
               <w:rPr>
+                <w:rFonts w:ascii="Garamond" w:hAnsi="Garamond"/>
                 <w:spacing w:val="17"/>
-                <w:sz w:val="18"/>
+                <w:sz w:val="20"/>
               </w:rPr>
               <w:t xml:space="preserve"> </w:t>
             </w:r>
             <w:r>
               <w:rPr>
-                <w:sz w:val="18"/>
+                <w:rFonts w:ascii="Garamond" w:hAnsi="Garamond"/>
+                <w:sz w:val="20"/>
               </w:rPr>
               <w:t>actualización</w:t>
             </w:r>
             <w:r>
               <w:rPr>
+                <w:rFonts w:ascii="Garamond" w:hAnsi="Garamond"/>
                 <w:spacing w:val="17"/>
-                <w:sz w:val="18"/>
+                <w:sz w:val="20"/>
               </w:rPr>
               <w:t xml:space="preserve"> </w:t>
             </w:r>
             <w:r>
               <w:rPr>
-                <w:sz w:val="18"/>
+                <w:rFonts w:ascii="Garamond" w:hAnsi="Garamond"/>
+                <w:sz w:val="20"/>
               </w:rPr>
               <w:t>y</w:t>
             </w:r>
             <w:r>
               <w:rPr>
+                <w:rFonts w:ascii="Garamond" w:hAnsi="Garamond"/>
                 <w:spacing w:val="24"/>
-                <w:sz w:val="18"/>
+                <w:sz w:val="20"/>
               </w:rPr>
               <w:t xml:space="preserve"> </w:t>
             </w:r>
             <w:r>
               <w:rPr>
-                <w:sz w:val="18"/>
+                <w:rFonts w:ascii="Garamond" w:hAnsi="Garamond"/>
+                <w:sz w:val="20"/>
               </w:rPr>
               <w:t>perfeccionamiento</w:t>
             </w:r>
@@ -1503,10 +1482,8 @@
         <w:spacing w:before="0" w:line="276" w:lineRule="auto"/>
         <w:ind w:left="0" w:firstLine="0"/>
         <w:rPr>
-          <w:rFonts w:ascii="Georgia" w:hAnsi="Georgia"/>
+          <w:rFonts w:ascii="Garamond" w:hAnsi="Garamond"/>
           <w:b/>
-          <w:sz w:val="21"/>
-          <w:szCs w:val="21"/>
         </w:rPr>
       </w:pPr>
     </w:p>
@@ -1523,39 +1500,31 @@
         <w:spacing w:before="0" w:line="276" w:lineRule="auto"/>
         <w:ind w:left="0"/>
         <w:rPr>
-          <w:rFonts w:ascii="Georgia" w:hAnsi="Georgia"/>
+          <w:rFonts w:ascii="Garamond" w:hAnsi="Garamond"/>
           <w:b/>
-          <w:sz w:val="21"/>
-          <w:szCs w:val="21"/>
-        </w:rPr>
-      </w:pPr>
-      <w:r>
-        <w:rPr>
-          <w:rFonts w:ascii="Georgia" w:hAnsi="Georgia"/>
+        </w:rPr>
+      </w:pPr>
+      <w:r>
+        <w:rPr>
+          <w:rFonts w:ascii="Garamond" w:hAnsi="Garamond"/>
           <w:b/>
           <w:spacing w:val="-2"/>
-          <w:sz w:val="21"/>
-          <w:szCs w:val="21"/>
         </w:rPr>
         <w:t>ACTIVIDADES A</w:t>
       </w:r>
       <w:r>
         <w:rPr>
-          <w:rFonts w:ascii="Georgia" w:hAnsi="Georgia"/>
+          <w:rFonts w:ascii="Garamond" w:hAnsi="Garamond"/>
           <w:b/>
           <w:spacing w:val="-8"/>
-          <w:sz w:val="21"/>
-          <w:szCs w:val="21"/>
-        </w:rPr>
-        <w:t xml:space="preserve"> </w:t>
-      </w:r>
-      <w:r>
-        <w:rPr>
-          <w:rFonts w:ascii="Georgia" w:hAnsi="Georgia"/>
+        </w:rPr>
+        <w:t xml:space="preserve"> </w:t>
+      </w:r>
+      <w:r>
+        <w:rPr>
+          <w:rFonts w:ascii="Garamond" w:hAnsi="Garamond"/>
           <w:b/>
           <w:spacing w:val="-2"/>
-          <w:sz w:val="21"/>
-          <w:szCs w:val="21"/>
         </w:rPr>
         <w:t>REALIZAR:</w:t>
       </w:r>
@@ -1569,253 +1538,223 @@
         <w:spacing w:before="0" w:line="276" w:lineRule="auto"/>
         <w:ind w:left="0" w:firstLine="0"/>
         <w:rPr>
-          <w:rFonts w:ascii="Georgia" w:hAnsi="Georgia"/>
-          <w:sz w:val="21"/>
-          <w:szCs w:val="21"/>
-        </w:rPr>
-      </w:pPr>
-      <w:r>
-        <w:rPr>
-          <w:rFonts w:ascii="Georgia" w:hAnsi="Georgia"/>
-          <w:sz w:val="21"/>
-          <w:szCs w:val="21"/>
+          <w:rFonts w:ascii="Garamond" w:hAnsi="Garamond"/>
+          <w:sz w:val="20"/>
+        </w:rPr>
+      </w:pPr>
+      <w:r>
+        <w:rPr>
+          <w:rFonts w:ascii="Garamond" w:hAnsi="Garamond"/>
+          <w:sz w:val="20"/>
         </w:rPr>
         <w:t>Dictar</w:t>
       </w:r>
       <w:r>
         <w:rPr>
-          <w:rFonts w:ascii="Georgia" w:hAnsi="Georgia"/>
+          <w:rFonts w:ascii="Garamond" w:hAnsi="Garamond"/>
           <w:spacing w:val="-8"/>
-          <w:sz w:val="21"/>
-          <w:szCs w:val="21"/>
-        </w:rPr>
-        <w:t xml:space="preserve"> </w:t>
-      </w:r>
-      <w:r>
-        <w:rPr>
-          <w:rFonts w:ascii="Georgia" w:hAnsi="Georgia"/>
-          <w:sz w:val="21"/>
-          <w:szCs w:val="21"/>
+          <w:sz w:val="20"/>
+        </w:rPr>
+        <w:t xml:space="preserve"> </w:t>
+      </w:r>
+      <w:r>
+        <w:rPr>
+          <w:rFonts w:ascii="Garamond" w:hAnsi="Garamond"/>
+          <w:sz w:val="20"/>
         </w:rPr>
         <w:t>clases,</w:t>
       </w:r>
       <w:r>
         <w:rPr>
-          <w:rFonts w:ascii="Georgia" w:hAnsi="Georgia"/>
+          <w:rFonts w:ascii="Garamond" w:hAnsi="Garamond"/>
           <w:spacing w:val="-4"/>
-          <w:sz w:val="21"/>
-          <w:szCs w:val="21"/>
-        </w:rPr>
-        <w:t xml:space="preserve"> </w:t>
-      </w:r>
-      <w:r>
-        <w:rPr>
-          <w:rFonts w:ascii="Georgia" w:hAnsi="Georgia"/>
-          <w:sz w:val="21"/>
-          <w:szCs w:val="21"/>
+          <w:sz w:val="20"/>
+        </w:rPr>
+        <w:t xml:space="preserve"> </w:t>
+      </w:r>
+      <w:r>
+        <w:rPr>
+          <w:rFonts w:ascii="Garamond" w:hAnsi="Garamond"/>
+          <w:sz w:val="20"/>
         </w:rPr>
         <w:t>p</w:t>
       </w:r>
       <w:r>
         <w:rPr>
-          <w:rFonts w:ascii="Georgia" w:hAnsi="Georgia"/>
-          <w:sz w:val="21"/>
-          <w:szCs w:val="21"/>
+          <w:rFonts w:ascii="Garamond" w:hAnsi="Garamond"/>
+          <w:sz w:val="20"/>
         </w:rPr>
         <w:t>reparar</w:t>
       </w:r>
       <w:r>
         <w:rPr>
-          <w:rFonts w:ascii="Georgia" w:hAnsi="Georgia"/>
+          <w:rFonts w:ascii="Garamond" w:hAnsi="Garamond"/>
           <w:spacing w:val="-5"/>
-          <w:sz w:val="21"/>
-          <w:szCs w:val="21"/>
-        </w:rPr>
-        <w:t xml:space="preserve"> </w:t>
-      </w:r>
-      <w:r>
-        <w:rPr>
-          <w:rFonts w:ascii="Georgia" w:hAnsi="Georgia"/>
-          <w:sz w:val="21"/>
-          <w:szCs w:val="21"/>
+          <w:sz w:val="20"/>
+        </w:rPr>
+        <w:t xml:space="preserve"> </w:t>
+      </w:r>
+      <w:r>
+        <w:rPr>
+          <w:rFonts w:ascii="Garamond" w:hAnsi="Garamond"/>
+          <w:sz w:val="20"/>
         </w:rPr>
         <w:t>las</w:t>
       </w:r>
       <w:r>
         <w:rPr>
-          <w:rFonts w:ascii="Georgia" w:hAnsi="Georgia"/>
+          <w:rFonts w:ascii="Garamond" w:hAnsi="Garamond"/>
           <w:spacing w:val="-3"/>
-          <w:sz w:val="21"/>
-          <w:szCs w:val="21"/>
-        </w:rPr>
-        <w:t xml:space="preserve"> </w:t>
-      </w:r>
-      <w:r>
-        <w:rPr>
-          <w:rFonts w:ascii="Georgia" w:hAnsi="Georgia"/>
-          <w:sz w:val="21"/>
-          <w:szCs w:val="21"/>
+          <w:sz w:val="20"/>
+        </w:rPr>
+        <w:t xml:space="preserve"> </w:t>
+      </w:r>
+      <w:r>
+        <w:rPr>
+          <w:rFonts w:ascii="Garamond" w:hAnsi="Garamond"/>
+          <w:sz w:val="20"/>
         </w:rPr>
         <w:t>clases,</w:t>
       </w:r>
       <w:r>
         <w:rPr>
-          <w:rFonts w:ascii="Georgia" w:hAnsi="Georgia"/>
+          <w:rFonts w:ascii="Garamond" w:hAnsi="Garamond"/>
           <w:spacing w:val="-9"/>
-          <w:sz w:val="21"/>
-          <w:szCs w:val="21"/>
-        </w:rPr>
-        <w:t xml:space="preserve"> </w:t>
-      </w:r>
-      <w:r>
-        <w:rPr>
-          <w:rFonts w:ascii="Georgia" w:hAnsi="Georgia"/>
+          <w:sz w:val="20"/>
+        </w:rPr>
+        <w:t xml:space="preserve"> </w:t>
+      </w:r>
+      <w:r>
+        <w:rPr>
+          <w:rFonts w:ascii="Garamond" w:hAnsi="Garamond"/>
           <w:spacing w:val="-9"/>
-          <w:sz w:val="21"/>
-          <w:szCs w:val="21"/>
+          <w:sz w:val="20"/>
         </w:rPr>
         <w:t>e</w:t>
       </w:r>
       <w:r>
         <w:rPr>
-          <w:rFonts w:ascii="Georgia" w:hAnsi="Georgia"/>
-          <w:sz w:val="21"/>
-          <w:szCs w:val="21"/>
+          <w:rFonts w:ascii="Garamond" w:hAnsi="Garamond"/>
+          <w:sz w:val="20"/>
         </w:rPr>
         <w:t>valuar</w:t>
       </w:r>
       <w:r>
         <w:rPr>
-          <w:rFonts w:ascii="Georgia" w:hAnsi="Georgia"/>
+          <w:rFonts w:ascii="Garamond" w:hAnsi="Garamond"/>
           <w:spacing w:val="-3"/>
-          <w:sz w:val="21"/>
-          <w:szCs w:val="21"/>
-        </w:rPr>
-        <w:t xml:space="preserve"> </w:t>
-      </w:r>
-      <w:r>
-        <w:rPr>
-          <w:rFonts w:ascii="Georgia" w:hAnsi="Georgia"/>
-          <w:sz w:val="21"/>
-          <w:szCs w:val="21"/>
+          <w:sz w:val="20"/>
+        </w:rPr>
+        <w:t xml:space="preserve"> </w:t>
+      </w:r>
+      <w:r>
+        <w:rPr>
+          <w:rFonts w:ascii="Garamond" w:hAnsi="Garamond"/>
+          <w:sz w:val="20"/>
         </w:rPr>
         <w:t>a</w:t>
       </w:r>
       <w:r>
         <w:rPr>
-          <w:rFonts w:ascii="Georgia" w:hAnsi="Georgia"/>
+          <w:rFonts w:ascii="Garamond" w:hAnsi="Garamond"/>
           <w:spacing w:val="-7"/>
-          <w:sz w:val="21"/>
-          <w:szCs w:val="21"/>
-        </w:rPr>
-        <w:t xml:space="preserve"> </w:t>
-      </w:r>
-      <w:r>
-        <w:rPr>
-          <w:rFonts w:ascii="Georgia" w:hAnsi="Georgia"/>
-          <w:sz w:val="21"/>
-          <w:szCs w:val="21"/>
+          <w:sz w:val="20"/>
+        </w:rPr>
+        <w:t xml:space="preserve"> </w:t>
+      </w:r>
+      <w:r>
+        <w:rPr>
+          <w:rFonts w:ascii="Garamond" w:hAnsi="Garamond"/>
+          <w:sz w:val="20"/>
         </w:rPr>
         <w:t>los</w:t>
       </w:r>
       <w:r>
         <w:rPr>
-          <w:rFonts w:ascii="Georgia" w:hAnsi="Georgia"/>
+          <w:rFonts w:ascii="Garamond" w:hAnsi="Garamond"/>
           <w:spacing w:val="-5"/>
-          <w:sz w:val="21"/>
-          <w:szCs w:val="21"/>
-        </w:rPr>
-        <w:t xml:space="preserve"> </w:t>
-      </w:r>
-      <w:r>
-        <w:rPr>
-          <w:rFonts w:ascii="Georgia" w:hAnsi="Georgia"/>
-          <w:sz w:val="21"/>
-          <w:szCs w:val="21"/>
+          <w:sz w:val="20"/>
+        </w:rPr>
+        <w:t xml:space="preserve"> </w:t>
+      </w:r>
+      <w:r>
+        <w:rPr>
+          <w:rFonts w:ascii="Garamond" w:hAnsi="Garamond"/>
+          <w:sz w:val="20"/>
         </w:rPr>
         <w:t>alumnos,</w:t>
       </w:r>
       <w:r>
         <w:rPr>
-          <w:rFonts w:ascii="Georgia" w:hAnsi="Georgia"/>
+          <w:rFonts w:ascii="Garamond" w:hAnsi="Garamond"/>
           <w:spacing w:val="-9"/>
-          <w:sz w:val="21"/>
-          <w:szCs w:val="21"/>
-        </w:rPr>
-        <w:t xml:space="preserve"> </w:t>
-      </w:r>
-      <w:r>
-        <w:rPr>
-          <w:rFonts w:ascii="Georgia" w:hAnsi="Georgia"/>
-          <w:sz w:val="21"/>
-          <w:szCs w:val="21"/>
+          <w:sz w:val="20"/>
+        </w:rPr>
+        <w:t xml:space="preserve"> </w:t>
+      </w:r>
+      <w:r>
+        <w:rPr>
+          <w:rFonts w:ascii="Garamond" w:hAnsi="Garamond"/>
+          <w:sz w:val="20"/>
         </w:rPr>
         <w:t>d</w:t>
       </w:r>
       <w:r>
         <w:rPr>
-          <w:rFonts w:ascii="Georgia" w:hAnsi="Georgia"/>
-          <w:sz w:val="21"/>
-          <w:szCs w:val="21"/>
+          <w:rFonts w:ascii="Garamond" w:hAnsi="Garamond"/>
+          <w:sz w:val="20"/>
         </w:rPr>
         <w:t>iseñar</w:t>
       </w:r>
       <w:r>
         <w:rPr>
-          <w:rFonts w:ascii="Georgia" w:hAnsi="Georgia"/>
+          <w:rFonts w:ascii="Garamond" w:hAnsi="Garamond"/>
           <w:spacing w:val="-5"/>
-          <w:sz w:val="21"/>
-          <w:szCs w:val="21"/>
-        </w:rPr>
-        <w:t xml:space="preserve"> </w:t>
-      </w:r>
-      <w:r>
-        <w:rPr>
-          <w:rFonts w:ascii="Georgia" w:hAnsi="Georgia"/>
-          <w:sz w:val="21"/>
-          <w:szCs w:val="21"/>
+          <w:sz w:val="20"/>
+        </w:rPr>
+        <w:t xml:space="preserve"> </w:t>
+      </w:r>
+      <w:r>
+        <w:rPr>
+          <w:rFonts w:ascii="Garamond" w:hAnsi="Garamond"/>
+          <w:sz w:val="20"/>
         </w:rPr>
         <w:t>e</w:t>
       </w:r>
       <w:r>
         <w:rPr>
-          <w:rFonts w:ascii="Georgia" w:hAnsi="Georgia"/>
-          <w:sz w:val="21"/>
-          <w:szCs w:val="21"/>
+          <w:rFonts w:ascii="Garamond" w:hAnsi="Garamond"/>
+          <w:sz w:val="20"/>
         </w:rPr>
         <w:t>xámenes,</w:t>
       </w:r>
       <w:r>
         <w:rPr>
-          <w:rFonts w:ascii="Georgia" w:hAnsi="Georgia"/>
+          <w:rFonts w:ascii="Garamond" w:hAnsi="Garamond"/>
           <w:spacing w:val="-4"/>
-          <w:sz w:val="21"/>
-          <w:szCs w:val="21"/>
-        </w:rPr>
-        <w:t xml:space="preserve"> </w:t>
-      </w:r>
-      <w:r>
-        <w:rPr>
-          <w:rFonts w:ascii="Georgia" w:hAnsi="Georgia"/>
-          <w:sz w:val="21"/>
-          <w:szCs w:val="21"/>
+          <w:sz w:val="20"/>
+        </w:rPr>
+        <w:t xml:space="preserve"> </w:t>
+      </w:r>
+      <w:r>
+        <w:rPr>
+          <w:rFonts w:ascii="Garamond" w:hAnsi="Garamond"/>
+          <w:sz w:val="20"/>
         </w:rPr>
         <w:t>entregar</w:t>
       </w:r>
       <w:r>
         <w:rPr>
-          <w:rFonts w:ascii="Georgia" w:hAnsi="Georgia"/>
+          <w:rFonts w:ascii="Garamond" w:hAnsi="Garamond"/>
           <w:spacing w:val="-8"/>
-          <w:sz w:val="21"/>
-          <w:szCs w:val="21"/>
-        </w:rPr>
-        <w:t xml:space="preserve"> </w:t>
-      </w:r>
-      <w:r>
-        <w:rPr>
-          <w:rFonts w:ascii="Georgia" w:hAnsi="Georgia"/>
-          <w:sz w:val="21"/>
-          <w:szCs w:val="21"/>
+          <w:sz w:val="20"/>
+        </w:rPr>
+        <w:t xml:space="preserve"> </w:t>
+      </w:r>
+      <w:r>
+        <w:rPr>
+          <w:rFonts w:ascii="Garamond" w:hAnsi="Garamond"/>
+          <w:sz w:val="20"/>
         </w:rPr>
         <w:t xml:space="preserve">notas y </w:t>
       </w:r>
@@ -1823,17 +1762,15 @@
       <w:bookmarkEnd w:id="3"/>
       <w:r>
         <w:rPr>
-          <w:rFonts w:ascii="Georgia" w:hAnsi="Georgia"/>
-          <w:sz w:val="21"/>
-          <w:szCs w:val="21"/>
+          <w:rFonts w:ascii="Garamond" w:hAnsi="Garamond"/>
+          <w:sz w:val="20"/>
         </w:rPr>
         <w:t>p</w:t>
       </w:r>
       <w:r>
         <w:rPr>
-          <w:rFonts w:ascii="Georgia" w:hAnsi="Georgia"/>
-          <w:sz w:val="21"/>
-          <w:szCs w:val="21"/>
+          <w:rFonts w:ascii="Garamond" w:hAnsi="Garamond"/>
+          <w:sz w:val="20"/>
         </w:rPr>
         <w:t>resentar informe de dictado de curso.</w:t>
       </w:r>
@@ -1847,12 +1784,12 @@
         <w:spacing w:before="0" w:line="276" w:lineRule="auto"/>
         <w:ind w:left="0" w:firstLine="0"/>
         <w:rPr>
-          <w:rFonts w:ascii="Georgia" w:hAnsi="Georgia"/>
+          <w:rFonts w:ascii="Garamond" w:hAnsi="Garamond"/>
           <w:b/>
-          <w:sz w:val="21"/>
-          <w:szCs w:val="21"/>
-        </w:rPr>
-      </w:pPr>
+        </w:rPr>
+      </w:pPr>
+      <w:bookmarkStart w:id="4" w:name="_GoBack"/>
+      <w:bookmarkEnd w:id="4"/>
     </w:p>
     <w:p>
       <w:pPr>
@@ -1867,53 +1804,53 @@
         <w:spacing w:before="0" w:line="276" w:lineRule="auto"/>
         <w:ind w:left="0"/>
         <w:rPr>
-          <w:rFonts w:ascii="Georgia" w:hAnsi="Georgia"/>
-          <w:sz w:val="21"/>
-          <w:szCs w:val="21"/>
-        </w:rPr>
-      </w:pPr>
-      <w:r>
-        <w:rPr>
-          <w:rFonts w:ascii="Georgia" w:hAnsi="Georgia"/>
-          <w:spacing w:val="-2"/>
-          <w:sz w:val="21"/>
-          <w:szCs w:val="21"/>
+          <w:rFonts w:ascii="Garamond" w:hAnsi="Garamond"/>
+          <w:sz w:val="22"/>
+          <w:szCs w:val="22"/>
+        </w:rPr>
+      </w:pPr>
+      <w:r>
+        <w:rPr>
+          <w:rFonts w:ascii="Garamond" w:hAnsi="Garamond"/>
+          <w:spacing w:val="-2"/>
+          <w:sz w:val="22"/>
+          <w:szCs w:val="22"/>
         </w:rPr>
         <w:t>MODALIDAD</w:t>
       </w:r>
       <w:r>
         <w:rPr>
-          <w:rFonts w:ascii="Georgia" w:hAnsi="Georgia"/>
+          <w:rFonts w:ascii="Garamond" w:hAnsi="Garamond"/>
           <w:spacing w:val="-6"/>
-          <w:sz w:val="21"/>
-          <w:szCs w:val="21"/>
-        </w:rPr>
-        <w:t xml:space="preserve"> </w:t>
-      </w:r>
-      <w:r>
-        <w:rPr>
-          <w:rFonts w:ascii="Georgia" w:hAnsi="Georgia"/>
-          <w:spacing w:val="-2"/>
-          <w:sz w:val="21"/>
-          <w:szCs w:val="21"/>
+          <w:sz w:val="22"/>
+          <w:szCs w:val="22"/>
+        </w:rPr>
+        <w:t xml:space="preserve"> </w:t>
+      </w:r>
+      <w:r>
+        <w:rPr>
+          <w:rFonts w:ascii="Garamond" w:hAnsi="Garamond"/>
+          <w:spacing w:val="-2"/>
+          <w:sz w:val="22"/>
+          <w:szCs w:val="22"/>
         </w:rPr>
         <w:t>DEL</w:t>
       </w:r>
       <w:r>
         <w:rPr>
-          <w:rFonts w:ascii="Georgia" w:hAnsi="Georgia"/>
+          <w:rFonts w:ascii="Garamond" w:hAnsi="Garamond"/>
           <w:spacing w:val="-3"/>
-          <w:sz w:val="21"/>
-          <w:szCs w:val="21"/>
-        </w:rPr>
-        <w:t xml:space="preserve"> </w:t>
-      </w:r>
-      <w:r>
-        <w:rPr>
-          <w:rFonts w:ascii="Georgia" w:hAnsi="Georgia"/>
-          <w:spacing w:val="-2"/>
-          <w:sz w:val="21"/>
-          <w:szCs w:val="21"/>
+          <w:sz w:val="22"/>
+          <w:szCs w:val="22"/>
+        </w:rPr>
+        <w:t xml:space="preserve"> </w:t>
+      </w:r>
+      <w:r>
+        <w:rPr>
+          <w:rFonts w:ascii="Garamond" w:hAnsi="Garamond"/>
+          <w:spacing w:val="-2"/>
+          <w:sz w:val="22"/>
+          <w:szCs w:val="22"/>
         </w:rPr>
         <w:t>SERVICIO:</w:t>
       </w:r>
@@ -1927,20 +1864,18 @@
         <w:spacing w:before="0" w:line="276" w:lineRule="auto"/>
         <w:ind w:left="0" w:firstLine="0"/>
         <w:rPr>
-          <w:rFonts w:ascii="Georgia" w:hAnsi="Georgia"/>
-          <w:b w:val="0"/>
-          <w:spacing w:val="-2"/>
-          <w:sz w:val="21"/>
-          <w:szCs w:val="21"/>
-        </w:rPr>
-      </w:pPr>
-      <w:r>
-        <w:rPr>
-          <w:rFonts w:ascii="Georgia" w:hAnsi="Georgia"/>
-          <w:b w:val="0"/>
-          <w:spacing w:val="-2"/>
-          <w:sz w:val="21"/>
-          <w:szCs w:val="21"/>
+          <w:rFonts w:ascii="Garamond" w:hAnsi="Garamond"/>
+          <w:b w:val="0"/>
+          <w:spacing w:val="-2"/>
+          <w:szCs w:val="22"/>
+        </w:rPr>
+      </w:pPr>
+      <w:r>
+        <w:rPr>
+          <w:rFonts w:ascii="Garamond" w:hAnsi="Garamond"/>
+          <w:b w:val="0"/>
+          <w:spacing w:val="-2"/>
+          <w:szCs w:val="22"/>
         </w:rPr>
         <w:t>Híbrida</w:t>
       </w:r>
@@ -1954,10 +1889,10 @@
         <w:spacing w:before="0" w:line="276" w:lineRule="auto"/>
         <w:ind w:left="0" w:firstLine="0"/>
         <w:rPr>
-          <w:rFonts w:ascii="Georgia" w:hAnsi="Georgia"/>
-          <w:b w:val="0"/>
-          <w:sz w:val="21"/>
-          <w:szCs w:val="21"/>
+          <w:rFonts w:ascii="Garamond" w:hAnsi="Garamond"/>
+          <w:b w:val="0"/>
+          <w:sz w:val="22"/>
+          <w:szCs w:val="22"/>
         </w:rPr>
       </w:pPr>
     </w:p>
@@ -1974,92 +1909,92 @@
         <w:spacing w:before="0" w:line="276" w:lineRule="auto"/>
         <w:ind w:left="0"/>
         <w:rPr>
-          <w:rFonts w:ascii="Georgia" w:hAnsi="Georgia"/>
-          <w:sz w:val="21"/>
-          <w:szCs w:val="21"/>
-        </w:rPr>
-      </w:pPr>
-      <w:bookmarkStart w:id="4" w:name="VII._LUGAR_DE_PRESTACIÓN_DEL_SERVICIO:"/>
-      <w:bookmarkEnd w:id="4"/>
-      <w:r>
-        <w:rPr>
-          <w:rFonts w:ascii="Georgia" w:hAnsi="Georgia"/>
-          <w:sz w:val="21"/>
-          <w:szCs w:val="21"/>
+          <w:rFonts w:ascii="Garamond" w:hAnsi="Garamond"/>
+          <w:sz w:val="22"/>
+          <w:szCs w:val="22"/>
+        </w:rPr>
+      </w:pPr>
+      <w:bookmarkStart w:id="5" w:name="VII._LUGAR_DE_PRESTACIÓN_DEL_SERVICIO:"/>
+      <w:bookmarkEnd w:id="5"/>
+      <w:r>
+        <w:rPr>
+          <w:rFonts w:ascii="Garamond" w:hAnsi="Garamond"/>
+          <w:sz w:val="22"/>
+          <w:szCs w:val="22"/>
         </w:rPr>
         <w:t>LUGAR</w:t>
       </w:r>
       <w:r>
         <w:rPr>
-          <w:rFonts w:ascii="Georgia" w:hAnsi="Georgia"/>
+          <w:rFonts w:ascii="Garamond" w:hAnsi="Garamond"/>
           <w:spacing w:val="-16"/>
-          <w:sz w:val="21"/>
-          <w:szCs w:val="21"/>
-        </w:rPr>
-        <w:t xml:space="preserve"> </w:t>
-      </w:r>
-      <w:r>
-        <w:rPr>
-          <w:rFonts w:ascii="Georgia" w:hAnsi="Georgia"/>
-          <w:sz w:val="21"/>
-          <w:szCs w:val="21"/>
+          <w:sz w:val="22"/>
+          <w:szCs w:val="22"/>
+        </w:rPr>
+        <w:t xml:space="preserve"> </w:t>
+      </w:r>
+      <w:r>
+        <w:rPr>
+          <w:rFonts w:ascii="Garamond" w:hAnsi="Garamond"/>
+          <w:sz w:val="22"/>
+          <w:szCs w:val="22"/>
         </w:rPr>
         <w:t>DE</w:t>
       </w:r>
       <w:r>
         <w:rPr>
-          <w:rFonts w:ascii="Georgia" w:hAnsi="Georgia"/>
+          <w:rFonts w:ascii="Garamond" w:hAnsi="Garamond"/>
           <w:spacing w:val="-12"/>
-          <w:sz w:val="21"/>
-          <w:szCs w:val="21"/>
-        </w:rPr>
-        <w:t xml:space="preserve"> </w:t>
-      </w:r>
-      <w:r>
-        <w:rPr>
-          <w:rFonts w:ascii="Georgia" w:hAnsi="Georgia"/>
-          <w:sz w:val="21"/>
-          <w:szCs w:val="21"/>
+          <w:sz w:val="22"/>
+          <w:szCs w:val="22"/>
+        </w:rPr>
+        <w:t xml:space="preserve"> </w:t>
+      </w:r>
+      <w:r>
+        <w:rPr>
+          <w:rFonts w:ascii="Garamond" w:hAnsi="Garamond"/>
+          <w:sz w:val="22"/>
+          <w:szCs w:val="22"/>
         </w:rPr>
         <w:t>PRESTACIÓN</w:t>
       </w:r>
       <w:r>
         <w:rPr>
-          <w:rFonts w:ascii="Georgia" w:hAnsi="Georgia"/>
+          <w:rFonts w:ascii="Garamond" w:hAnsi="Garamond"/>
           <w:spacing w:val="-11"/>
-          <w:sz w:val="21"/>
-          <w:szCs w:val="21"/>
-        </w:rPr>
-        <w:t xml:space="preserve"> </w:t>
-      </w:r>
-      <w:r>
-        <w:rPr>
-          <w:rFonts w:ascii="Georgia" w:hAnsi="Georgia"/>
-          <w:sz w:val="21"/>
-          <w:szCs w:val="21"/>
+          <w:sz w:val="22"/>
+          <w:szCs w:val="22"/>
+        </w:rPr>
+        <w:t xml:space="preserve"> </w:t>
+      </w:r>
+      <w:r>
+        <w:rPr>
+          <w:rFonts w:ascii="Garamond" w:hAnsi="Garamond"/>
+          <w:sz w:val="22"/>
+          <w:szCs w:val="22"/>
         </w:rPr>
         <w:t>DEL</w:t>
       </w:r>
       <w:r>
         <w:rPr>
-          <w:rFonts w:ascii="Georgia" w:hAnsi="Georgia"/>
+          <w:rFonts w:ascii="Garamond" w:hAnsi="Garamond"/>
           <w:spacing w:val="-10"/>
-          <w:sz w:val="21"/>
-          <w:szCs w:val="21"/>
-        </w:rPr>
-        <w:t xml:space="preserve"> </w:t>
-      </w:r>
-      <w:r>
-        <w:rPr>
-          <w:rFonts w:ascii="Georgia" w:hAnsi="Georgia"/>
-          <w:spacing w:val="-2"/>
-          <w:sz w:val="21"/>
-          <w:szCs w:val="21"/>
+          <w:sz w:val="22"/>
+          <w:szCs w:val="22"/>
+        </w:rPr>
+        <w:t xml:space="preserve"> </w:t>
+      </w:r>
+      <w:r>
+        <w:rPr>
+          <w:rFonts w:ascii="Garamond" w:hAnsi="Garamond"/>
+          <w:spacing w:val="-2"/>
+          <w:sz w:val="22"/>
+          <w:szCs w:val="22"/>
         </w:rPr>
         <w:t>SERVICIO:</w:t>
       </w:r>
-      <w:bookmarkStart w:id="5" w:name="VIII._PLAZO_DEL_SERVICIO:"/>
-      <w:bookmarkEnd w:id="5"/>
+      <w:bookmarkStart w:id="6" w:name="VIII._PLAZO_DEL_SERVICIO:"/>
+      <w:bookmarkEnd w:id="6"/>
     </w:p>
     <w:p>
       <w:pPr>
@@ -2070,134 +2005,120 @@
         <w:spacing w:before="0" w:line="276" w:lineRule="auto"/>
         <w:ind w:left="0" w:firstLine="0"/>
         <w:rPr>
-          <w:rFonts w:ascii="Georgia" w:hAnsi="Georgia"/>
-          <w:b w:val="0"/>
-          <w:spacing w:val="-2"/>
-          <w:sz w:val="21"/>
-          <w:szCs w:val="21"/>
-        </w:rPr>
-      </w:pPr>
-      <w:r>
-        <w:rPr>
-          <w:rFonts w:ascii="Georgia" w:hAnsi="Georgia"/>
-          <w:b w:val="0"/>
-          <w:sz w:val="21"/>
-          <w:szCs w:val="21"/>
+          <w:rFonts w:ascii="Garamond" w:hAnsi="Garamond"/>
+          <w:b w:val="0"/>
+          <w:spacing w:val="-2"/>
+          <w:szCs w:val="22"/>
+        </w:rPr>
+      </w:pPr>
+      <w:r>
+        <w:rPr>
+          <w:rFonts w:ascii="Garamond" w:hAnsi="Garamond"/>
+          <w:b w:val="0"/>
+          <w:szCs w:val="22"/>
         </w:rPr>
         <w:t>UNMSM</w:t>
       </w:r>
       <w:r>
         <w:rPr>
-          <w:rFonts w:ascii="Georgia" w:hAnsi="Georgia"/>
+          <w:rFonts w:ascii="Garamond" w:hAnsi="Garamond"/>
           <w:b w:val="0"/>
           <w:spacing w:val="-10"/>
-          <w:sz w:val="21"/>
-          <w:szCs w:val="21"/>
-        </w:rPr>
-        <w:t xml:space="preserve"> </w:t>
-      </w:r>
-      <w:r>
-        <w:rPr>
-          <w:rFonts w:ascii="Georgia" w:hAnsi="Georgia"/>
-          <w:b w:val="0"/>
-          <w:sz w:val="21"/>
-          <w:szCs w:val="21"/>
+          <w:szCs w:val="22"/>
+        </w:rPr>
+        <w:t xml:space="preserve"> </w:t>
+      </w:r>
+      <w:r>
+        <w:rPr>
+          <w:rFonts w:ascii="Garamond" w:hAnsi="Garamond"/>
+          <w:b w:val="0"/>
+          <w:szCs w:val="22"/>
         </w:rPr>
         <w:t>–</w:t>
       </w:r>
       <w:r>
         <w:rPr>
-          <w:rFonts w:ascii="Georgia" w:hAnsi="Georgia"/>
+          <w:rFonts w:ascii="Garamond" w:hAnsi="Garamond"/>
           <w:b w:val="0"/>
           <w:spacing w:val="-10"/>
-          <w:sz w:val="21"/>
-          <w:szCs w:val="21"/>
-        </w:rPr>
-        <w:t xml:space="preserve"> </w:t>
-      </w:r>
-      <w:r>
-        <w:rPr>
-          <w:rFonts w:ascii="Georgia" w:hAnsi="Georgia"/>
-          <w:b w:val="0"/>
-          <w:sz w:val="21"/>
-          <w:szCs w:val="21"/>
+          <w:szCs w:val="22"/>
+        </w:rPr>
+        <w:t xml:space="preserve"> </w:t>
+      </w:r>
+      <w:r>
+        <w:rPr>
+          <w:rFonts w:ascii="Garamond" w:hAnsi="Garamond"/>
+          <w:b w:val="0"/>
+          <w:szCs w:val="22"/>
         </w:rPr>
         <w:t>FLCH</w:t>
       </w:r>
       <w:r>
         <w:rPr>
-          <w:rFonts w:ascii="Georgia" w:hAnsi="Georgia"/>
+          <w:rFonts w:ascii="Garamond" w:hAnsi="Garamond"/>
           <w:b w:val="0"/>
           <w:spacing w:val="-7"/>
-          <w:sz w:val="21"/>
-          <w:szCs w:val="21"/>
-        </w:rPr>
-        <w:t xml:space="preserve"> </w:t>
-      </w:r>
-      <w:r>
-        <w:rPr>
-          <w:rFonts w:ascii="Georgia" w:hAnsi="Georgia"/>
-          <w:b w:val="0"/>
-          <w:sz w:val="21"/>
-          <w:szCs w:val="21"/>
+          <w:szCs w:val="22"/>
+        </w:rPr>
+        <w:t xml:space="preserve"> </w:t>
+      </w:r>
+      <w:r>
+        <w:rPr>
+          <w:rFonts w:ascii="Garamond" w:hAnsi="Garamond"/>
+          <w:b w:val="0"/>
+          <w:szCs w:val="22"/>
         </w:rPr>
         <w:t>–</w:t>
       </w:r>
       <w:r>
         <w:rPr>
-          <w:rFonts w:ascii="Georgia" w:hAnsi="Georgia"/>
+          <w:rFonts w:ascii="Garamond" w:hAnsi="Garamond"/>
           <w:b w:val="0"/>
           <w:spacing w:val="-10"/>
-          <w:sz w:val="21"/>
-          <w:szCs w:val="21"/>
-        </w:rPr>
-        <w:t xml:space="preserve"> </w:t>
-      </w:r>
-      <w:r>
-        <w:rPr>
-          <w:rFonts w:ascii="Georgia" w:hAnsi="Georgia"/>
-          <w:b w:val="0"/>
-          <w:sz w:val="21"/>
-          <w:szCs w:val="21"/>
+          <w:szCs w:val="22"/>
+        </w:rPr>
+        <w:t xml:space="preserve"> </w:t>
+      </w:r>
+      <w:r>
+        <w:rPr>
+          <w:rFonts w:ascii="Garamond" w:hAnsi="Garamond"/>
+          <w:b w:val="0"/>
+          <w:szCs w:val="22"/>
         </w:rPr>
         <w:t>Centro</w:t>
       </w:r>
       <w:r>
         <w:rPr>
-          <w:rFonts w:ascii="Georgia" w:hAnsi="Georgia"/>
+          <w:rFonts w:ascii="Garamond" w:hAnsi="Garamond"/>
           <w:b w:val="0"/>
           <w:spacing w:val="-5"/>
-          <w:sz w:val="21"/>
-          <w:szCs w:val="21"/>
-        </w:rPr>
-        <w:t xml:space="preserve"> </w:t>
-      </w:r>
-      <w:r>
-        <w:rPr>
-          <w:rFonts w:ascii="Georgia" w:hAnsi="Georgia"/>
-          <w:b w:val="0"/>
-          <w:sz w:val="21"/>
-          <w:szCs w:val="21"/>
+          <w:szCs w:val="22"/>
+        </w:rPr>
+        <w:t xml:space="preserve"> </w:t>
+      </w:r>
+      <w:r>
+        <w:rPr>
+          <w:rFonts w:ascii="Garamond" w:hAnsi="Garamond"/>
+          <w:b w:val="0"/>
+          <w:szCs w:val="22"/>
         </w:rPr>
         <w:t>de</w:t>
       </w:r>
       <w:r>
         <w:rPr>
-          <w:rFonts w:ascii="Georgia" w:hAnsi="Georgia"/>
+          <w:rFonts w:ascii="Garamond" w:hAnsi="Garamond"/>
           <w:b w:val="0"/>
           <w:spacing w:val="-10"/>
-          <w:sz w:val="21"/>
-          <w:szCs w:val="21"/>
-        </w:rPr>
-        <w:t xml:space="preserve"> </w:t>
-      </w:r>
-      <w:r>
-        <w:rPr>
-          <w:rFonts w:ascii="Georgia" w:hAnsi="Georgia"/>
-          <w:b w:val="0"/>
-          <w:spacing w:val="-2"/>
-          <w:sz w:val="21"/>
-          <w:szCs w:val="21"/>
+          <w:szCs w:val="22"/>
+        </w:rPr>
+        <w:t xml:space="preserve"> </w:t>
+      </w:r>
+      <w:r>
+        <w:rPr>
+          <w:rFonts w:ascii="Garamond" w:hAnsi="Garamond"/>
+          <w:b w:val="0"/>
+          <w:spacing w:val="-2"/>
+          <w:szCs w:val="22"/>
         </w:rPr>
         <w:t>Idiomas</w:t>
       </w:r>
@@ -2211,10 +2132,10 @@
         <w:spacing w:before="0" w:line="276" w:lineRule="auto"/>
         <w:ind w:left="0" w:firstLine="0"/>
         <w:rPr>
-          <w:rFonts w:ascii="Georgia" w:hAnsi="Georgia"/>
-          <w:b w:val="0"/>
-          <w:sz w:val="21"/>
-          <w:szCs w:val="21"/>
+          <w:rFonts w:ascii="Garamond" w:hAnsi="Garamond"/>
+          <w:b w:val="0"/>
+          <w:sz w:val="22"/>
+          <w:szCs w:val="22"/>
         </w:rPr>
       </w:pPr>
     </w:p>
@@ -2231,51 +2152,51 @@
         <w:spacing w:before="0" w:line="276" w:lineRule="auto"/>
         <w:ind w:left="0"/>
         <w:rPr>
-          <w:rFonts w:ascii="Georgia" w:hAnsi="Georgia"/>
-          <w:sz w:val="21"/>
-          <w:szCs w:val="21"/>
-        </w:rPr>
-      </w:pPr>
-      <w:r>
-        <w:rPr>
-          <w:rFonts w:ascii="Georgia" w:hAnsi="Georgia"/>
-          <w:sz w:val="21"/>
-          <w:szCs w:val="21"/>
+          <w:rFonts w:ascii="Garamond" w:hAnsi="Garamond"/>
+          <w:sz w:val="22"/>
+          <w:szCs w:val="22"/>
+        </w:rPr>
+      </w:pPr>
+      <w:r>
+        <w:rPr>
+          <w:rFonts w:ascii="Garamond" w:hAnsi="Garamond"/>
+          <w:sz w:val="22"/>
+          <w:szCs w:val="22"/>
         </w:rPr>
         <w:t>PLAZO</w:t>
       </w:r>
       <w:r>
         <w:rPr>
-          <w:rFonts w:ascii="Georgia" w:hAnsi="Georgia"/>
+          <w:rFonts w:ascii="Garamond" w:hAnsi="Garamond"/>
           <w:spacing w:val="-13"/>
-          <w:sz w:val="21"/>
-          <w:szCs w:val="21"/>
-        </w:rPr>
-        <w:t xml:space="preserve"> </w:t>
-      </w:r>
-      <w:r>
-        <w:rPr>
-          <w:rFonts w:ascii="Georgia" w:hAnsi="Georgia"/>
-          <w:sz w:val="21"/>
-          <w:szCs w:val="21"/>
+          <w:sz w:val="22"/>
+          <w:szCs w:val="22"/>
+        </w:rPr>
+        <w:t xml:space="preserve"> </w:t>
+      </w:r>
+      <w:r>
+        <w:rPr>
+          <w:rFonts w:ascii="Garamond" w:hAnsi="Garamond"/>
+          <w:sz w:val="22"/>
+          <w:szCs w:val="22"/>
         </w:rPr>
         <w:t>DEL</w:t>
       </w:r>
       <w:r>
         <w:rPr>
-          <w:rFonts w:ascii="Georgia" w:hAnsi="Georgia"/>
+          <w:rFonts w:ascii="Garamond" w:hAnsi="Garamond"/>
           <w:spacing w:val="-7"/>
-          <w:sz w:val="21"/>
-          <w:szCs w:val="21"/>
-        </w:rPr>
-        <w:t xml:space="preserve"> </w:t>
-      </w:r>
-      <w:r>
-        <w:rPr>
-          <w:rFonts w:ascii="Georgia" w:hAnsi="Georgia"/>
-          <w:spacing w:val="-2"/>
-          <w:sz w:val="21"/>
-          <w:szCs w:val="21"/>
+          <w:sz w:val="22"/>
+          <w:szCs w:val="22"/>
+        </w:rPr>
+        <w:t xml:space="preserve"> </w:t>
+      </w:r>
+      <w:r>
+        <w:rPr>
+          <w:rFonts w:ascii="Garamond" w:hAnsi="Garamond"/>
+          <w:spacing w:val="-2"/>
+          <w:sz w:val="22"/>
+          <w:szCs w:val="22"/>
         </w:rPr>
         <w:t>SERVICIO:</w:t>
       </w:r>
@@ -2289,77 +2210,69 @@
         <w:spacing w:before="0" w:line="276" w:lineRule="auto"/>
         <w:ind w:left="0" w:firstLine="0"/>
         <w:rPr>
-          <w:rFonts w:ascii="Georgia" w:hAnsi="Georgia"/>
-          <w:b w:val="0"/>
-          <w:spacing w:val="-2"/>
-          <w:sz w:val="21"/>
-          <w:szCs w:val="21"/>
-        </w:rPr>
-      </w:pPr>
-      <w:r>
-        <w:rPr>
-          <w:rFonts w:ascii="Georgia" w:hAnsi="Georgia"/>
-          <w:b w:val="0"/>
-          <w:sz w:val="21"/>
-          <w:szCs w:val="21"/>
+          <w:rFonts w:ascii="Garamond" w:hAnsi="Garamond"/>
+          <w:b w:val="0"/>
+          <w:spacing w:val="-2"/>
+          <w:szCs w:val="22"/>
+        </w:rPr>
+      </w:pPr>
+      <w:r>
+        <w:rPr>
+          <w:rFonts w:ascii="Garamond" w:hAnsi="Garamond"/>
+          <w:b w:val="0"/>
+          <w:szCs w:val="22"/>
         </w:rPr>
         <w:t>Hasta</w:t>
       </w:r>
       <w:r>
         <w:rPr>
-          <w:rFonts w:ascii="Georgia" w:hAnsi="Georgia"/>
+          <w:rFonts w:ascii="Garamond" w:hAnsi="Garamond"/>
           <w:b w:val="0"/>
           <w:spacing w:val="-11"/>
-          <w:sz w:val="21"/>
-          <w:szCs w:val="21"/>
-        </w:rPr>
-        <w:t xml:space="preserve"> </w:t>
-      </w:r>
-      <w:r>
-        <w:rPr>
-          <w:rFonts w:ascii="Georgia" w:hAnsi="Georgia"/>
-          <w:b w:val="0"/>
-          <w:sz w:val="21"/>
-          <w:szCs w:val="21"/>
+          <w:szCs w:val="22"/>
+        </w:rPr>
+        <w:t xml:space="preserve"> </w:t>
+      </w:r>
+      <w:r>
+        <w:rPr>
+          <w:rFonts w:ascii="Garamond" w:hAnsi="Garamond"/>
+          <w:b w:val="0"/>
+          <w:szCs w:val="22"/>
         </w:rPr>
         <w:t>8</w:t>
       </w:r>
       <w:r>
         <w:rPr>
-          <w:rFonts w:ascii="Georgia" w:hAnsi="Georgia"/>
+          <w:rFonts w:ascii="Garamond" w:hAnsi="Garamond"/>
           <w:b w:val="0"/>
           <w:spacing w:val="-9"/>
-          <w:sz w:val="21"/>
-          <w:szCs w:val="21"/>
-        </w:rPr>
-        <w:t xml:space="preserve"> </w:t>
-      </w:r>
-      <w:r>
-        <w:rPr>
-          <w:rFonts w:ascii="Georgia" w:hAnsi="Georgia"/>
-          <w:b w:val="0"/>
-          <w:sz w:val="21"/>
-          <w:szCs w:val="21"/>
+          <w:szCs w:val="22"/>
+        </w:rPr>
+        <w:t xml:space="preserve"> </w:t>
+      </w:r>
+      <w:r>
+        <w:rPr>
+          <w:rFonts w:ascii="Garamond" w:hAnsi="Garamond"/>
+          <w:b w:val="0"/>
+          <w:szCs w:val="22"/>
         </w:rPr>
         <w:t>días</w:t>
       </w:r>
       <w:r>
         <w:rPr>
-          <w:rFonts w:ascii="Georgia" w:hAnsi="Georgia"/>
+          <w:rFonts w:ascii="Garamond" w:hAnsi="Garamond"/>
           <w:b w:val="0"/>
           <w:spacing w:val="-9"/>
-          <w:sz w:val="21"/>
-          <w:szCs w:val="21"/>
-        </w:rPr>
-        <w:t xml:space="preserve"> </w:t>
-      </w:r>
-      <w:r>
-        <w:rPr>
-          <w:rFonts w:ascii="Georgia" w:hAnsi="Georgia"/>
-          <w:b w:val="0"/>
-          <w:spacing w:val="-2"/>
-          <w:sz w:val="21"/>
-          <w:szCs w:val="21"/>
+          <w:szCs w:val="22"/>
+        </w:rPr>
+        <w:t xml:space="preserve"> </w:t>
+      </w:r>
+      <w:r>
+        <w:rPr>
+          <w:rFonts w:ascii="Garamond" w:hAnsi="Garamond"/>
+          <w:b w:val="0"/>
+          <w:spacing w:val="-2"/>
+          <w:szCs w:val="22"/>
         </w:rPr>
         <w:t>calendarios</w:t>
       </w:r>
@@ -2373,10 +2286,10 @@
         <w:spacing w:before="0" w:line="276" w:lineRule="auto"/>
         <w:ind w:left="0" w:firstLine="0"/>
         <w:rPr>
-          <w:rFonts w:ascii="Georgia" w:hAnsi="Georgia"/>
-          <w:b w:val="0"/>
-          <w:sz w:val="21"/>
-          <w:szCs w:val="21"/>
+          <w:rFonts w:ascii="Garamond" w:hAnsi="Garamond"/>
+          <w:b w:val="0"/>
+          <w:sz w:val="22"/>
+          <w:szCs w:val="22"/>
         </w:rPr>
       </w:pPr>
     </w:p>
@@ -2393,36 +2306,36 @@
         <w:spacing w:before="0" w:line="276" w:lineRule="auto"/>
         <w:ind w:left="0"/>
         <w:rPr>
-          <w:rFonts w:ascii="Georgia" w:hAnsi="Georgia"/>
-          <w:sz w:val="21"/>
-          <w:szCs w:val="21"/>
-        </w:rPr>
-      </w:pPr>
-      <w:bookmarkStart w:id="6" w:name="IX._MONTO_REFERENCIAL:"/>
-      <w:bookmarkEnd w:id="6"/>
-      <w:r>
-        <w:rPr>
-          <w:rFonts w:ascii="Georgia" w:hAnsi="Georgia"/>
-          <w:sz w:val="21"/>
-          <w:szCs w:val="21"/>
+          <w:rFonts w:ascii="Garamond" w:hAnsi="Garamond"/>
+          <w:sz w:val="22"/>
+          <w:szCs w:val="22"/>
+        </w:rPr>
+      </w:pPr>
+      <w:bookmarkStart w:id="7" w:name="IX._MONTO_REFERENCIAL:"/>
+      <w:bookmarkEnd w:id="7"/>
+      <w:r>
+        <w:rPr>
+          <w:rFonts w:ascii="Garamond" w:hAnsi="Garamond"/>
+          <w:sz w:val="22"/>
+          <w:szCs w:val="22"/>
         </w:rPr>
         <w:t>MONTO</w:t>
       </w:r>
       <w:r>
         <w:rPr>
-          <w:rFonts w:ascii="Georgia" w:hAnsi="Georgia"/>
+          <w:rFonts w:ascii="Garamond" w:hAnsi="Garamond"/>
           <w:spacing w:val="-12"/>
-          <w:sz w:val="21"/>
-          <w:szCs w:val="21"/>
-        </w:rPr>
-        <w:t xml:space="preserve"> </w:t>
-      </w:r>
-      <w:r>
-        <w:rPr>
-          <w:rFonts w:ascii="Georgia" w:hAnsi="Georgia"/>
-          <w:spacing w:val="-2"/>
-          <w:sz w:val="21"/>
-          <w:szCs w:val="21"/>
+          <w:sz w:val="22"/>
+          <w:szCs w:val="22"/>
+        </w:rPr>
+        <w:t xml:space="preserve"> </w:t>
+      </w:r>
+      <w:r>
+        <w:rPr>
+          <w:rFonts w:ascii="Garamond" w:hAnsi="Garamond"/>
+          <w:spacing w:val="-2"/>
+          <w:sz w:val="22"/>
+          <w:szCs w:val="22"/>
         </w:rPr>
         <w:t>REFERENCIAL:</w:t>
       </w:r>
@@ -2436,90 +2349,74 @@
         <w:spacing w:before="0" w:line="276" w:lineRule="auto"/>
         <w:ind w:left="0" w:firstLine="0"/>
         <w:rPr>
-          <w:rFonts w:ascii="Georgia" w:hAnsi="Georgia"/>
-          <w:sz w:val="24"/>
-          <w:szCs w:val="24"/>
-        </w:rPr>
-      </w:pPr>
-      <w:r>
-        <w:rPr>
-          <w:rFonts w:ascii="Georgia" w:hAnsi="Georgia"/>
-          <w:b w:val="0"/>
-          <w:sz w:val="21"/>
-          <w:szCs w:val="21"/>
-        </w:rPr>
-        <w:t>M</w:t>
-      </w:r>
-      <w:r>
-        <w:rPr>
-          <w:rFonts w:ascii="Georgia" w:hAnsi="Georgia"/>
-          <w:b w:val="0"/>
-          <w:sz w:val="21"/>
-          <w:szCs w:val="21"/>
-        </w:rPr>
-        <w:t>onto</w:t>
-      </w:r>
-      <w:r>
-        <w:rPr>
-          <w:rFonts w:ascii="Georgia" w:hAnsi="Georgia"/>
+          <w:rFonts w:ascii="Garamond" w:hAnsi="Garamond"/>
+          <w:szCs w:val="22"/>
+        </w:rPr>
+      </w:pPr>
+      <w:r>
+        <w:rPr>
+          <w:rFonts w:ascii="Garamond" w:hAnsi="Garamond"/>
+          <w:b w:val="0"/>
+          <w:szCs w:val="22"/>
+        </w:rPr>
+        <w:t>Monto</w:t>
+      </w:r>
+      <w:r>
+        <w:rPr>
+          <w:rFonts w:ascii="Garamond" w:hAnsi="Garamond"/>
           <w:b w:val="0"/>
           <w:spacing w:val="-3"/>
-          <w:sz w:val="21"/>
-          <w:szCs w:val="21"/>
-        </w:rPr>
-        <w:t xml:space="preserve"> </w:t>
-      </w:r>
-      <w:r>
-        <w:rPr>
-          <w:rFonts w:ascii="Georgia" w:hAnsi="Georgia"/>
-          <w:b w:val="0"/>
-          <w:sz w:val="21"/>
-          <w:szCs w:val="21"/>
+          <w:szCs w:val="22"/>
+        </w:rPr>
+        <w:t xml:space="preserve"> </w:t>
+      </w:r>
+      <w:r>
+        <w:rPr>
+          <w:rFonts w:ascii="Garamond" w:hAnsi="Garamond"/>
+          <w:b w:val="0"/>
+          <w:szCs w:val="22"/>
         </w:rPr>
         <w:t>por</w:t>
       </w:r>
       <w:r>
         <w:rPr>
-          <w:rFonts w:ascii="Georgia" w:hAnsi="Georgia"/>
-          <w:b w:val="0"/>
-          <w:spacing w:val="-2"/>
-          <w:sz w:val="21"/>
-          <w:szCs w:val="21"/>
-        </w:rPr>
-        <w:t xml:space="preserve"> </w:t>
-      </w:r>
-      <w:r>
-        <w:rPr>
-          <w:rFonts w:ascii="Georgia" w:hAnsi="Georgia"/>
-          <w:b w:val="0"/>
-          <w:sz w:val="21"/>
-          <w:szCs w:val="21"/>
+          <w:rFonts w:ascii="Garamond" w:hAnsi="Garamond"/>
+          <w:b w:val="0"/>
+          <w:spacing w:val="-2"/>
+          <w:szCs w:val="22"/>
+        </w:rPr>
+        <w:t xml:space="preserve"> </w:t>
+      </w:r>
+      <w:r>
+        <w:rPr>
+          <w:rFonts w:ascii="Garamond" w:hAnsi="Garamond"/>
+          <w:b w:val="0"/>
+          <w:szCs w:val="22"/>
         </w:rPr>
         <w:t>hora:</w:t>
       </w:r>
       <w:r>
         <w:rPr>
-          <w:rFonts w:ascii="Georgia" w:hAnsi="Georgia"/>
-          <w:sz w:val="24"/>
-          <w:szCs w:val="24"/>
-        </w:rPr>
-        <w:t xml:space="preserve"> </w:t>
-      </w:r>
-      <w:r>
-        <w:rPr>
-          <w:rFonts w:ascii="Georgia" w:hAnsi="Georgia"/>
+          <w:rFonts w:ascii="Garamond" w:hAnsi="Garamond"/>
+          <w:szCs w:val="22"/>
+        </w:rPr>
+        <w:t xml:space="preserve"> </w:t>
+      </w:r>
+      <w:proofErr w:type="spellStart"/>
+      <w:r>
+        <w:rPr>
+          <w:rFonts w:ascii="Garamond" w:hAnsi="Garamond"/>
           <w:b w:val="0"/>
           <w:bCs w:val="0"/>
-          <w:sz w:val="24"/>
-          <w:szCs w:val="24"/>
+          <w:szCs w:val="22"/>
         </w:rPr>
         <w:t>categoria</w:t>
       </w:r>
-      <w:r>
-        <w:rPr>
-          <w:rFonts w:ascii="Georgia" w:hAnsi="Georgia"/>
-          <w:sz w:val="24"/>
-          <w:szCs w:val="24"/>
+      <w:proofErr w:type="spellEnd"/>
+      <w:r>
+        <w:rPr>
+          <w:rFonts w:ascii="Garamond" w:hAnsi="Garamond"/>
+          <w:szCs w:val="22"/>
         </w:rPr>
         <w:t>.</w:t>
       </w:r>
@@ -2533,46 +2430,43 @@
         <w:spacing w:before="0" w:line="276" w:lineRule="auto"/>
         <w:ind w:left="0" w:firstLine="0"/>
         <w:rPr>
-          <w:rFonts w:ascii="Georgia" w:hAnsi="Georgia"/>
-          <w:b w:val="0"/>
-          <w:sz w:val="21"/>
-          <w:szCs w:val="21"/>
-        </w:rPr>
-      </w:pPr>
-      <w:r>
-        <w:rPr>
-          <w:rFonts w:ascii="Georgia" w:hAnsi="Georgia"/>
+          <w:rFonts w:ascii="Garamond" w:hAnsi="Garamond"/>
+          <w:b w:val="0"/>
+          <w:szCs w:val="22"/>
+        </w:rPr>
+      </w:pPr>
+      <w:r>
+        <w:rPr>
+          <w:rFonts w:ascii="Garamond" w:hAnsi="Garamond"/>
           <w:b w:val="0"/>
           <w:bCs w:val="0"/>
-          <w:sz w:val="21"/>
-          <w:szCs w:val="21"/>
+          <w:szCs w:val="22"/>
         </w:rPr>
         <w:t>Monto del servicio:</w:t>
       </w:r>
       <w:r>
         <w:rPr>
-          <w:rFonts w:ascii="Georgia" w:hAnsi="Georgia"/>
-          <w:sz w:val="24"/>
-          <w:szCs w:val="24"/>
-        </w:rPr>
-        <w:t xml:space="preserve"> </w:t>
-      </w:r>
-      <w:r>
-        <w:rPr>
-          <w:rFonts w:ascii="Georgia" w:hAnsi="Georgia"/>
+          <w:rFonts w:ascii="Garamond" w:hAnsi="Garamond"/>
+          <w:szCs w:val="22"/>
+        </w:rPr>
+        <w:t xml:space="preserve"> </w:t>
+      </w:r>
+      <w:proofErr w:type="spellStart"/>
+      <w:r>
+        <w:rPr>
+          <w:rFonts w:ascii="Garamond" w:hAnsi="Garamond"/>
           <w:b w:val="0"/>
           <w:bCs w:val="0"/>
-          <w:sz w:val="24"/>
-          <w:szCs w:val="24"/>
+          <w:szCs w:val="22"/>
         </w:rPr>
         <w:t>monto_subtotal</w:t>
       </w:r>
-      <w:r>
-        <w:rPr>
-          <w:rFonts w:ascii="Georgia" w:hAnsi="Georgia"/>
-          <w:b w:val="0"/>
-          <w:sz w:val="21"/>
-          <w:szCs w:val="21"/>
+      <w:proofErr w:type="spellEnd"/>
+      <w:r>
+        <w:rPr>
+          <w:rFonts w:ascii="Garamond" w:hAnsi="Garamond"/>
+          <w:b w:val="0"/>
+          <w:szCs w:val="22"/>
         </w:rPr>
         <w:t>. Incluye el impuesto y la contribución de ley.</w:t>
       </w:r>
@@ -2586,10 +2480,10 @@
         <w:spacing w:before="0" w:line="276" w:lineRule="auto"/>
         <w:ind w:left="0" w:firstLine="0"/>
         <w:rPr>
-          <w:rFonts w:ascii="Georgia" w:hAnsi="Georgia"/>
-          <w:b w:val="0"/>
-          <w:sz w:val="21"/>
-          <w:szCs w:val="21"/>
+          <w:rFonts w:ascii="Garamond" w:hAnsi="Garamond"/>
+          <w:b w:val="0"/>
+          <w:sz w:val="22"/>
+          <w:szCs w:val="22"/>
         </w:rPr>
       </w:pPr>
     </w:p>
@@ -2606,53 +2500,53 @@
         <w:spacing w:before="0" w:line="276" w:lineRule="auto"/>
         <w:ind w:left="0"/>
         <w:rPr>
-          <w:rFonts w:ascii="Georgia" w:hAnsi="Georgia"/>
-          <w:sz w:val="21"/>
-          <w:szCs w:val="21"/>
-        </w:rPr>
-      </w:pPr>
-      <w:r>
-        <w:rPr>
-          <w:rFonts w:ascii="Georgia" w:hAnsi="Georgia"/>
-          <w:spacing w:val="-2"/>
-          <w:sz w:val="21"/>
-          <w:szCs w:val="21"/>
+          <w:rFonts w:ascii="Garamond" w:hAnsi="Garamond"/>
+          <w:sz w:val="22"/>
+          <w:szCs w:val="22"/>
+        </w:rPr>
+      </w:pPr>
+      <w:r>
+        <w:rPr>
+          <w:rFonts w:ascii="Garamond" w:hAnsi="Garamond"/>
+          <w:spacing w:val="-2"/>
+          <w:sz w:val="22"/>
+          <w:szCs w:val="22"/>
         </w:rPr>
         <w:t>CONFORMIDAD</w:t>
       </w:r>
       <w:r>
         <w:rPr>
-          <w:rFonts w:ascii="Georgia" w:hAnsi="Georgia"/>
+          <w:rFonts w:ascii="Garamond" w:hAnsi="Garamond"/>
           <w:spacing w:val="-4"/>
-          <w:sz w:val="21"/>
-          <w:szCs w:val="21"/>
-        </w:rPr>
-        <w:t xml:space="preserve"> </w:t>
-      </w:r>
-      <w:r>
-        <w:rPr>
-          <w:rFonts w:ascii="Georgia" w:hAnsi="Georgia"/>
-          <w:spacing w:val="-2"/>
-          <w:sz w:val="21"/>
-          <w:szCs w:val="21"/>
+          <w:sz w:val="22"/>
+          <w:szCs w:val="22"/>
+        </w:rPr>
+        <w:t xml:space="preserve"> </w:t>
+      </w:r>
+      <w:r>
+        <w:rPr>
+          <w:rFonts w:ascii="Garamond" w:hAnsi="Garamond"/>
+          <w:spacing w:val="-2"/>
+          <w:sz w:val="22"/>
+          <w:szCs w:val="22"/>
         </w:rPr>
         <w:t>DEL</w:t>
       </w:r>
       <w:r>
         <w:rPr>
-          <w:rFonts w:ascii="Georgia" w:hAnsi="Georgia"/>
+          <w:rFonts w:ascii="Garamond" w:hAnsi="Garamond"/>
           <w:spacing w:val="-1"/>
-          <w:sz w:val="21"/>
-          <w:szCs w:val="21"/>
-        </w:rPr>
-        <w:t xml:space="preserve"> </w:t>
-      </w:r>
-      <w:r>
-        <w:rPr>
-          <w:rFonts w:ascii="Georgia" w:hAnsi="Georgia"/>
-          <w:spacing w:val="-2"/>
-          <w:sz w:val="21"/>
-          <w:szCs w:val="21"/>
+          <w:sz w:val="22"/>
+          <w:szCs w:val="22"/>
+        </w:rPr>
+        <w:t xml:space="preserve"> </w:t>
+      </w:r>
+      <w:r>
+        <w:rPr>
+          <w:rFonts w:ascii="Garamond" w:hAnsi="Garamond"/>
+          <w:spacing w:val="-2"/>
+          <w:sz w:val="22"/>
+          <w:szCs w:val="22"/>
         </w:rPr>
         <w:t>SERVICIO:</w:t>
       </w:r>
@@ -2666,324 +2560,299 @@
         <w:spacing w:before="0" w:line="276" w:lineRule="auto"/>
         <w:ind w:left="0" w:firstLine="0"/>
         <w:rPr>
-          <w:rFonts w:ascii="Georgia" w:hAnsi="Georgia"/>
-          <w:b w:val="0"/>
-          <w:spacing w:val="-2"/>
-          <w:sz w:val="21"/>
-          <w:szCs w:val="21"/>
-        </w:rPr>
-      </w:pPr>
-      <w:r>
-        <w:rPr>
-          <w:rFonts w:ascii="Georgia" w:hAnsi="Georgia"/>
-          <w:b w:val="0"/>
-          <w:sz w:val="21"/>
-          <w:szCs w:val="21"/>
+          <w:rFonts w:ascii="Garamond" w:hAnsi="Garamond"/>
+          <w:b w:val="0"/>
+          <w:spacing w:val="-2"/>
+          <w:szCs w:val="22"/>
+        </w:rPr>
+      </w:pPr>
+      <w:r>
+        <w:rPr>
+          <w:rFonts w:ascii="Garamond" w:hAnsi="Garamond"/>
+          <w:b w:val="0"/>
+          <w:szCs w:val="22"/>
         </w:rPr>
         <w:t>La</w:t>
       </w:r>
       <w:r>
         <w:rPr>
-          <w:rFonts w:ascii="Georgia" w:hAnsi="Georgia"/>
+          <w:rFonts w:ascii="Garamond" w:hAnsi="Garamond"/>
           <w:b w:val="0"/>
           <w:spacing w:val="-14"/>
-          <w:sz w:val="21"/>
-          <w:szCs w:val="21"/>
-        </w:rPr>
-        <w:t xml:space="preserve"> </w:t>
-      </w:r>
-      <w:r>
-        <w:rPr>
-          <w:rFonts w:ascii="Georgia" w:hAnsi="Georgia"/>
-          <w:b w:val="0"/>
-          <w:sz w:val="21"/>
-          <w:szCs w:val="21"/>
+          <w:szCs w:val="22"/>
+        </w:rPr>
+        <w:t xml:space="preserve"> </w:t>
+      </w:r>
+      <w:r>
+        <w:rPr>
+          <w:rFonts w:ascii="Garamond" w:hAnsi="Garamond"/>
+          <w:b w:val="0"/>
+          <w:szCs w:val="22"/>
         </w:rPr>
         <w:t>conformidad</w:t>
       </w:r>
       <w:r>
         <w:rPr>
-          <w:rFonts w:ascii="Georgia" w:hAnsi="Georgia"/>
+          <w:rFonts w:ascii="Garamond" w:hAnsi="Garamond"/>
           <w:b w:val="0"/>
           <w:spacing w:val="-14"/>
-          <w:sz w:val="21"/>
-          <w:szCs w:val="21"/>
-        </w:rPr>
-        <w:t xml:space="preserve"> </w:t>
-      </w:r>
-      <w:r>
-        <w:rPr>
-          <w:rFonts w:ascii="Georgia" w:hAnsi="Georgia"/>
-          <w:b w:val="0"/>
-          <w:sz w:val="21"/>
-          <w:szCs w:val="21"/>
+          <w:szCs w:val="22"/>
+        </w:rPr>
+        <w:t xml:space="preserve"> </w:t>
+      </w:r>
+      <w:r>
+        <w:rPr>
+          <w:rFonts w:ascii="Garamond" w:hAnsi="Garamond"/>
+          <w:b w:val="0"/>
+          <w:szCs w:val="22"/>
         </w:rPr>
         <w:t>del</w:t>
       </w:r>
       <w:r>
         <w:rPr>
-          <w:rFonts w:ascii="Georgia" w:hAnsi="Georgia"/>
+          <w:rFonts w:ascii="Garamond" w:hAnsi="Garamond"/>
           <w:b w:val="0"/>
           <w:spacing w:val="-14"/>
-          <w:sz w:val="21"/>
-          <w:szCs w:val="21"/>
-        </w:rPr>
-        <w:t xml:space="preserve"> </w:t>
-      </w:r>
-      <w:r>
-        <w:rPr>
-          <w:rFonts w:ascii="Georgia" w:hAnsi="Georgia"/>
-          <w:b w:val="0"/>
-          <w:sz w:val="21"/>
-          <w:szCs w:val="21"/>
+          <w:szCs w:val="22"/>
+        </w:rPr>
+        <w:t xml:space="preserve"> </w:t>
+      </w:r>
+      <w:r>
+        <w:rPr>
+          <w:rFonts w:ascii="Garamond" w:hAnsi="Garamond"/>
+          <w:b w:val="0"/>
+          <w:szCs w:val="22"/>
         </w:rPr>
         <w:t>servicio</w:t>
       </w:r>
       <w:r>
         <w:rPr>
-          <w:rFonts w:ascii="Georgia" w:hAnsi="Georgia"/>
+          <w:rFonts w:ascii="Garamond" w:hAnsi="Garamond"/>
           <w:b w:val="0"/>
           <w:spacing w:val="-10"/>
-          <w:sz w:val="21"/>
-          <w:szCs w:val="21"/>
-        </w:rPr>
-        <w:t xml:space="preserve"> </w:t>
-      </w:r>
-      <w:r>
-        <w:rPr>
-          <w:rFonts w:ascii="Georgia" w:hAnsi="Georgia"/>
-          <w:b w:val="0"/>
-          <w:sz w:val="21"/>
-          <w:szCs w:val="21"/>
+          <w:szCs w:val="22"/>
+        </w:rPr>
+        <w:t xml:space="preserve"> </w:t>
+      </w:r>
+      <w:r>
+        <w:rPr>
+          <w:rFonts w:ascii="Garamond" w:hAnsi="Garamond"/>
+          <w:b w:val="0"/>
+          <w:szCs w:val="22"/>
         </w:rPr>
         <w:t>será</w:t>
       </w:r>
       <w:r>
         <w:rPr>
-          <w:rFonts w:ascii="Georgia" w:hAnsi="Georgia"/>
+          <w:rFonts w:ascii="Garamond" w:hAnsi="Garamond"/>
           <w:b w:val="0"/>
           <w:spacing w:val="-13"/>
-          <w:sz w:val="21"/>
-          <w:szCs w:val="21"/>
-        </w:rPr>
-        <w:t xml:space="preserve"> </w:t>
-      </w:r>
-      <w:r>
-        <w:rPr>
-          <w:rFonts w:ascii="Georgia" w:hAnsi="Georgia"/>
-          <w:b w:val="0"/>
-          <w:sz w:val="21"/>
-          <w:szCs w:val="21"/>
+          <w:szCs w:val="22"/>
+        </w:rPr>
+        <w:t xml:space="preserve"> </w:t>
+      </w:r>
+      <w:r>
+        <w:rPr>
+          <w:rFonts w:ascii="Garamond" w:hAnsi="Garamond"/>
+          <w:b w:val="0"/>
+          <w:szCs w:val="22"/>
         </w:rPr>
         <w:t>brindada</w:t>
       </w:r>
       <w:r>
         <w:rPr>
-          <w:rFonts w:ascii="Georgia" w:hAnsi="Georgia"/>
+          <w:rFonts w:ascii="Garamond" w:hAnsi="Garamond"/>
           <w:b w:val="0"/>
           <w:spacing w:val="-12"/>
-          <w:sz w:val="21"/>
-          <w:szCs w:val="21"/>
-        </w:rPr>
-        <w:t xml:space="preserve"> </w:t>
-      </w:r>
-      <w:r>
-        <w:rPr>
-          <w:rFonts w:ascii="Georgia" w:hAnsi="Georgia"/>
-          <w:b w:val="0"/>
-          <w:sz w:val="21"/>
-          <w:szCs w:val="21"/>
+          <w:szCs w:val="22"/>
+        </w:rPr>
+        <w:t xml:space="preserve"> </w:t>
+      </w:r>
+      <w:r>
+        <w:rPr>
+          <w:rFonts w:ascii="Garamond" w:hAnsi="Garamond"/>
+          <w:b w:val="0"/>
+          <w:szCs w:val="22"/>
         </w:rPr>
         <w:t>por</w:t>
       </w:r>
       <w:r>
         <w:rPr>
-          <w:rFonts w:ascii="Georgia" w:hAnsi="Georgia"/>
+          <w:rFonts w:ascii="Garamond" w:hAnsi="Garamond"/>
           <w:b w:val="0"/>
           <w:spacing w:val="-8"/>
-          <w:sz w:val="21"/>
-          <w:szCs w:val="21"/>
-        </w:rPr>
-        <w:t xml:space="preserve"> </w:t>
-      </w:r>
-      <w:r>
-        <w:rPr>
-          <w:rFonts w:ascii="Georgia" w:hAnsi="Georgia"/>
-          <w:b w:val="0"/>
-          <w:sz w:val="21"/>
-          <w:szCs w:val="21"/>
+          <w:szCs w:val="22"/>
+        </w:rPr>
+        <w:t xml:space="preserve"> </w:t>
+      </w:r>
+      <w:r>
+        <w:rPr>
+          <w:rFonts w:ascii="Garamond" w:hAnsi="Garamond"/>
+          <w:b w:val="0"/>
+          <w:szCs w:val="22"/>
         </w:rPr>
         <w:t>el</w:t>
       </w:r>
       <w:r>
         <w:rPr>
-          <w:rFonts w:ascii="Georgia" w:hAnsi="Georgia"/>
+          <w:rFonts w:ascii="Garamond" w:hAnsi="Garamond"/>
           <w:b w:val="0"/>
           <w:spacing w:val="-13"/>
-          <w:sz w:val="21"/>
-          <w:szCs w:val="21"/>
-        </w:rPr>
-        <w:t xml:space="preserve"> </w:t>
-      </w:r>
-      <w:r>
-        <w:rPr>
-          <w:rFonts w:ascii="Georgia" w:hAnsi="Georgia"/>
-          <w:b w:val="0"/>
-          <w:sz w:val="21"/>
-          <w:szCs w:val="21"/>
+          <w:szCs w:val="22"/>
+        </w:rPr>
+        <w:t xml:space="preserve"> </w:t>
+      </w:r>
+      <w:r>
+        <w:rPr>
+          <w:rFonts w:ascii="Garamond" w:hAnsi="Garamond"/>
+          <w:b w:val="0"/>
+          <w:szCs w:val="22"/>
         </w:rPr>
         <w:t>d</w:t>
       </w:r>
       <w:r>
         <w:rPr>
-          <w:rFonts w:ascii="Georgia" w:hAnsi="Georgia"/>
-          <w:b w:val="0"/>
-          <w:sz w:val="21"/>
-          <w:szCs w:val="21"/>
+          <w:rFonts w:ascii="Garamond" w:hAnsi="Garamond"/>
+          <w:b w:val="0"/>
+          <w:szCs w:val="22"/>
         </w:rPr>
         <w:t>irector</w:t>
       </w:r>
       <w:r>
         <w:rPr>
-          <w:rFonts w:ascii="Georgia" w:hAnsi="Georgia"/>
+          <w:rFonts w:ascii="Garamond" w:hAnsi="Garamond"/>
           <w:b w:val="0"/>
           <w:spacing w:val="-12"/>
-          <w:sz w:val="21"/>
-          <w:szCs w:val="21"/>
-        </w:rPr>
-        <w:t xml:space="preserve"> </w:t>
-      </w:r>
-      <w:r>
-        <w:rPr>
-          <w:rFonts w:ascii="Georgia" w:hAnsi="Georgia"/>
-          <w:b w:val="0"/>
-          <w:sz w:val="21"/>
-          <w:szCs w:val="21"/>
+          <w:szCs w:val="22"/>
+        </w:rPr>
+        <w:t xml:space="preserve"> </w:t>
+      </w:r>
+      <w:r>
+        <w:rPr>
+          <w:rFonts w:ascii="Garamond" w:hAnsi="Garamond"/>
+          <w:b w:val="0"/>
+          <w:szCs w:val="22"/>
         </w:rPr>
         <w:t>de</w:t>
       </w:r>
       <w:r>
         <w:rPr>
-          <w:rFonts w:ascii="Georgia" w:hAnsi="Georgia"/>
+          <w:rFonts w:ascii="Garamond" w:hAnsi="Garamond"/>
           <w:b w:val="0"/>
           <w:spacing w:val="-12"/>
-          <w:sz w:val="21"/>
-          <w:szCs w:val="21"/>
-        </w:rPr>
-        <w:t xml:space="preserve"> </w:t>
-      </w:r>
-      <w:r>
-        <w:rPr>
-          <w:rFonts w:ascii="Georgia" w:hAnsi="Georgia"/>
+          <w:szCs w:val="22"/>
+        </w:rPr>
+        <w:t xml:space="preserve"> </w:t>
+      </w:r>
+      <w:r>
+        <w:rPr>
+          <w:rFonts w:ascii="Garamond" w:hAnsi="Garamond"/>
           <w:b w:val="0"/>
           <w:spacing w:val="-12"/>
-          <w:sz w:val="21"/>
-          <w:szCs w:val="21"/>
+          <w:szCs w:val="22"/>
+        </w:rPr>
+        <w:t xml:space="preserve">la </w:t>
+      </w:r>
+      <w:r>
+        <w:rPr>
+          <w:rFonts w:ascii="Garamond" w:hAnsi="Garamond"/>
+          <w:b w:val="0"/>
+          <w:spacing w:val="-12"/>
+          <w:szCs w:val="22"/>
         </w:rPr>
         <w:t xml:space="preserve">Dirección de </w:t>
       </w:r>
       <w:r>
         <w:rPr>
-          <w:rFonts w:ascii="Georgia" w:hAnsi="Georgia"/>
-          <w:b w:val="0"/>
-          <w:sz w:val="21"/>
-          <w:szCs w:val="21"/>
+          <w:rFonts w:ascii="Garamond" w:hAnsi="Garamond"/>
+          <w:b w:val="0"/>
+          <w:szCs w:val="22"/>
         </w:rPr>
         <w:t>Gestión</w:t>
       </w:r>
       <w:r>
         <w:rPr>
-          <w:rFonts w:ascii="Georgia" w:hAnsi="Georgia"/>
+          <w:rFonts w:ascii="Garamond" w:hAnsi="Garamond"/>
           <w:b w:val="0"/>
           <w:spacing w:val="-10"/>
-          <w:sz w:val="21"/>
-          <w:szCs w:val="21"/>
-        </w:rPr>
-        <w:t xml:space="preserve"> </w:t>
-      </w:r>
-      <w:r>
-        <w:rPr>
-          <w:rFonts w:ascii="Georgia" w:hAnsi="Georgia"/>
-          <w:b w:val="0"/>
-          <w:sz w:val="21"/>
-          <w:szCs w:val="21"/>
+          <w:szCs w:val="22"/>
+        </w:rPr>
+        <w:t xml:space="preserve"> </w:t>
+      </w:r>
+      <w:r>
+        <w:rPr>
+          <w:rFonts w:ascii="Garamond" w:hAnsi="Garamond"/>
+          <w:b w:val="0"/>
+          <w:szCs w:val="22"/>
         </w:rPr>
         <w:t>Institucional</w:t>
       </w:r>
       <w:r>
         <w:rPr>
-          <w:rFonts w:ascii="Georgia" w:hAnsi="Georgia"/>
+          <w:rFonts w:ascii="Garamond" w:hAnsi="Garamond"/>
           <w:b w:val="0"/>
           <w:spacing w:val="-8"/>
-          <w:sz w:val="21"/>
-          <w:szCs w:val="21"/>
-        </w:rPr>
-        <w:t xml:space="preserve"> </w:t>
-      </w:r>
-      <w:r>
-        <w:rPr>
-          <w:rFonts w:ascii="Georgia" w:hAnsi="Georgia"/>
-          <w:b w:val="0"/>
-          <w:sz w:val="21"/>
-          <w:szCs w:val="21"/>
+          <w:szCs w:val="22"/>
+        </w:rPr>
+        <w:t xml:space="preserve"> </w:t>
+      </w:r>
+      <w:r>
+        <w:rPr>
+          <w:rFonts w:ascii="Garamond" w:hAnsi="Garamond"/>
+          <w:b w:val="0"/>
+          <w:szCs w:val="22"/>
         </w:rPr>
         <w:t>del</w:t>
       </w:r>
       <w:r>
         <w:rPr>
-          <w:rFonts w:ascii="Georgia" w:hAnsi="Georgia"/>
+          <w:rFonts w:ascii="Garamond" w:hAnsi="Garamond"/>
           <w:b w:val="0"/>
           <w:spacing w:val="-13"/>
-          <w:sz w:val="21"/>
-          <w:szCs w:val="21"/>
-        </w:rPr>
-        <w:t xml:space="preserve"> </w:t>
-      </w:r>
-      <w:r>
-        <w:rPr>
-          <w:rFonts w:ascii="Georgia" w:hAnsi="Georgia"/>
-          <w:b w:val="0"/>
-          <w:sz w:val="21"/>
-          <w:szCs w:val="21"/>
+          <w:szCs w:val="22"/>
+        </w:rPr>
+        <w:t xml:space="preserve"> </w:t>
+      </w:r>
+      <w:r>
+        <w:rPr>
+          <w:rFonts w:ascii="Garamond" w:hAnsi="Garamond"/>
+          <w:b w:val="0"/>
+          <w:szCs w:val="22"/>
         </w:rPr>
         <w:t>CEID</w:t>
       </w:r>
       <w:r>
         <w:rPr>
-          <w:rFonts w:ascii="Georgia" w:hAnsi="Georgia"/>
+          <w:rFonts w:ascii="Garamond" w:hAnsi="Garamond"/>
           <w:b w:val="0"/>
           <w:spacing w:val="-9"/>
-          <w:sz w:val="21"/>
-          <w:szCs w:val="21"/>
-        </w:rPr>
-        <w:t xml:space="preserve"> </w:t>
-      </w:r>
-      <w:r>
-        <w:rPr>
-          <w:rFonts w:ascii="Georgia" w:hAnsi="Georgia"/>
-          <w:b w:val="0"/>
-          <w:sz w:val="21"/>
-          <w:szCs w:val="21"/>
+          <w:szCs w:val="22"/>
+        </w:rPr>
+        <w:t xml:space="preserve"> </w:t>
+      </w:r>
+      <w:r>
+        <w:rPr>
+          <w:rFonts w:ascii="Garamond" w:hAnsi="Garamond"/>
+          <w:b w:val="0"/>
+          <w:szCs w:val="22"/>
         </w:rPr>
         <w:t>–</w:t>
       </w:r>
       <w:r>
         <w:rPr>
-          <w:rFonts w:ascii="Georgia" w:hAnsi="Georgia"/>
+          <w:rFonts w:ascii="Garamond" w:hAnsi="Garamond"/>
           <w:b w:val="0"/>
           <w:spacing w:val="-14"/>
-          <w:sz w:val="21"/>
-          <w:szCs w:val="21"/>
-        </w:rPr>
-        <w:t xml:space="preserve"> </w:t>
-      </w:r>
-      <w:r>
-        <w:rPr>
-          <w:rFonts w:ascii="Georgia" w:hAnsi="Georgia"/>
-          <w:b w:val="0"/>
-          <w:spacing w:val="-2"/>
-          <w:sz w:val="21"/>
-          <w:szCs w:val="21"/>
+          <w:szCs w:val="22"/>
+        </w:rPr>
+        <w:t xml:space="preserve"> </w:t>
+      </w:r>
+      <w:r>
+        <w:rPr>
+          <w:rFonts w:ascii="Garamond" w:hAnsi="Garamond"/>
+          <w:b w:val="0"/>
+          <w:spacing w:val="-2"/>
+          <w:szCs w:val="22"/>
         </w:rPr>
         <w:t>FLCH.</w:t>
       </w:r>
@@ -2992,11 +2861,11 @@
       <w:pPr>
         <w:pStyle w:val="Textoindependiente"/>
         <w:spacing w:line="276" w:lineRule="auto"/>
-        <w:jc w:val="center"/>
-        <w:rPr>
-          <w:rFonts w:ascii="Georgia" w:hAnsi="Georgia"/>
-          <w:sz w:val="21"/>
-          <w:szCs w:val="21"/>
+        <w:rPr>
+          <w:rFonts w:ascii="Garamond" w:hAnsi="Garamond"/>
+          <w:sz w:val="22"/>
+          <w:szCs w:val="22"/>
+          <w:u w:val="single"/>
         </w:rPr>
       </w:pPr>
     </w:p>
@@ -3005,222 +2874,95 @@
         <w:pStyle w:val="Textoindependiente"/>
         <w:spacing w:line="276" w:lineRule="auto"/>
         <w:rPr>
-          <w:rFonts w:ascii="Georgia" w:hAnsi="Georgia"/>
-          <w:sz w:val="21"/>
-          <w:szCs w:val="21"/>
+          <w:rFonts w:ascii="Garamond" w:hAnsi="Garamond"/>
+          <w:sz w:val="22"/>
+          <w:szCs w:val="22"/>
           <w:u w:val="single"/>
         </w:rPr>
       </w:pPr>
     </w:p>
     <w:p>
       <w:pPr>
+        <w:pStyle w:val="Textoindependiente"/>
         <w:spacing w:line="276" w:lineRule="auto"/>
-        <w:ind w:right="-2"/>
-        <w:jc w:val="center"/>
-        <w:rPr>
-          <w:rFonts w:ascii="Georgia" w:hAnsi="Georgia"/>
-          <w:b/>
-          <w:sz w:val="21"/>
-          <w:szCs w:val="21"/>
-        </w:rPr>
-      </w:pPr>
-      <w:r>
-        <w:rPr>
-          <w:rFonts w:ascii="Georgia" w:hAnsi="Georgia"/>
-          <w:b/>
-          <w:sz w:val="21"/>
-          <w:szCs w:val="21"/>
-        </w:rPr>
-        <w:t>MG.</w:t>
-      </w:r>
-      <w:r>
-        <w:rPr>
-          <w:rFonts w:ascii="Georgia" w:hAnsi="Georgia"/>
-          <w:b/>
-          <w:spacing w:val="-14"/>
-          <w:sz w:val="21"/>
-          <w:szCs w:val="21"/>
-        </w:rPr>
-        <w:t xml:space="preserve"> </w:t>
-      </w:r>
-      <w:r>
-        <w:rPr>
-          <w:rFonts w:ascii="Georgia" w:hAnsi="Georgia"/>
-          <w:b/>
-          <w:sz w:val="21"/>
-          <w:szCs w:val="21"/>
-        </w:rPr>
-        <w:t>JACOBO</w:t>
-      </w:r>
-      <w:r>
-        <w:rPr>
-          <w:rFonts w:ascii="Georgia" w:hAnsi="Georgia"/>
-          <w:b/>
-          <w:spacing w:val="-9"/>
-          <w:sz w:val="21"/>
-          <w:szCs w:val="21"/>
-        </w:rPr>
-        <w:t xml:space="preserve"> </w:t>
-      </w:r>
-      <w:r>
-        <w:rPr>
-          <w:rFonts w:ascii="Georgia" w:hAnsi="Georgia"/>
-          <w:b/>
-          <w:sz w:val="21"/>
-          <w:szCs w:val="21"/>
-        </w:rPr>
-        <w:t>VIRGILIO</w:t>
-      </w:r>
-      <w:r>
-        <w:rPr>
-          <w:rFonts w:ascii="Georgia" w:hAnsi="Georgia"/>
-          <w:b/>
-          <w:spacing w:val="-9"/>
-          <w:sz w:val="21"/>
-          <w:szCs w:val="21"/>
-        </w:rPr>
-        <w:t xml:space="preserve"> </w:t>
-      </w:r>
-      <w:r>
-        <w:rPr>
-          <w:rFonts w:ascii="Georgia" w:hAnsi="Georgia"/>
-          <w:b/>
-          <w:sz w:val="21"/>
-          <w:szCs w:val="21"/>
-        </w:rPr>
-        <w:t>ALVA</w:t>
-      </w:r>
-      <w:r>
-        <w:rPr>
-          <w:rFonts w:ascii="Georgia" w:hAnsi="Georgia"/>
-          <w:b/>
-          <w:spacing w:val="-20"/>
-          <w:sz w:val="21"/>
-          <w:szCs w:val="21"/>
-        </w:rPr>
-        <w:t xml:space="preserve"> </w:t>
-      </w:r>
-      <w:r>
-        <w:rPr>
-          <w:rFonts w:ascii="Georgia" w:hAnsi="Georgia"/>
-          <w:b/>
-          <w:spacing w:val="-4"/>
-          <w:sz w:val="21"/>
-          <w:szCs w:val="21"/>
-        </w:rPr>
-        <w:t>MENDO</w:t>
-      </w:r>
+        <w:rPr>
+          <w:rFonts w:ascii="Garamond" w:hAnsi="Garamond"/>
+          <w:sz w:val="22"/>
+          <w:szCs w:val="22"/>
+          <w:u w:val="single"/>
+        </w:rPr>
+      </w:pPr>
     </w:p>
     <w:p>
       <w:pPr>
-        <w:ind w:right="-2"/>
-        <w:jc w:val="center"/>
-        <w:rPr>
-          <w:rFonts w:ascii="Georgia" w:hAnsi="Georgia"/>
-          <w:spacing w:val="-2"/>
-          <w:sz w:val="21"/>
-          <w:szCs w:val="21"/>
-        </w:rPr>
-      </w:pPr>
-      <w:r>
-        <w:rPr>
-          <w:rFonts w:ascii="Georgia" w:hAnsi="Georgia"/>
-          <w:spacing w:val="-2"/>
-          <w:sz w:val="21"/>
-          <w:szCs w:val="21"/>
-        </w:rPr>
-        <w:t>Director</w:t>
-      </w:r>
-      <w:r>
-        <w:rPr>
-          <w:rFonts w:ascii="Georgia" w:hAnsi="Georgia"/>
-          <w:spacing w:val="5"/>
-          <w:sz w:val="21"/>
-          <w:szCs w:val="21"/>
-        </w:rPr>
-        <w:t xml:space="preserve"> </w:t>
-      </w:r>
-      <w:r>
-        <w:rPr>
-          <w:rFonts w:ascii="Georgia" w:hAnsi="Georgia"/>
-          <w:spacing w:val="-2"/>
-          <w:sz w:val="21"/>
-          <w:szCs w:val="21"/>
-        </w:rPr>
-        <w:t>de</w:t>
-      </w:r>
-      <w:r>
-        <w:rPr>
-          <w:rFonts w:ascii="Georgia" w:hAnsi="Georgia"/>
-          <w:spacing w:val="-2"/>
-          <w:sz w:val="21"/>
-          <w:szCs w:val="21"/>
-        </w:rPr>
-        <w:t xml:space="preserve"> </w:t>
-      </w:r>
-      <w:r>
-        <w:rPr>
-          <w:rFonts w:ascii="Georgia" w:hAnsi="Georgia"/>
-          <w:spacing w:val="-2"/>
-          <w:sz w:val="21"/>
-          <w:szCs w:val="21"/>
-        </w:rPr>
-        <w:t xml:space="preserve">la </w:t>
-      </w:r>
-      <w:r>
-        <w:rPr>
-          <w:rFonts w:ascii="Georgia" w:hAnsi="Georgia"/>
-          <w:spacing w:val="-2"/>
-          <w:sz w:val="21"/>
-          <w:szCs w:val="21"/>
-        </w:rPr>
-        <w:t xml:space="preserve">Dirección de </w:t>
-      </w:r>
-      <w:r>
-        <w:rPr>
-          <w:rFonts w:ascii="Georgia" w:hAnsi="Georgia"/>
-          <w:spacing w:val="-2"/>
-          <w:sz w:val="21"/>
-          <w:szCs w:val="21"/>
-        </w:rPr>
-        <w:t>Gestión</w:t>
-      </w:r>
-      <w:r>
-        <w:rPr>
-          <w:rFonts w:ascii="Georgia" w:hAnsi="Georgia"/>
-          <w:spacing w:val="1"/>
-          <w:sz w:val="21"/>
-          <w:szCs w:val="21"/>
-        </w:rPr>
-        <w:t xml:space="preserve"> </w:t>
-      </w:r>
-      <w:r>
-        <w:rPr>
-          <w:rFonts w:ascii="Georgia" w:hAnsi="Georgia"/>
-          <w:spacing w:val="-2"/>
-          <w:sz w:val="21"/>
-          <w:szCs w:val="21"/>
-        </w:rPr>
-        <w:t>Institucional</w:t>
-      </w:r>
+        <w:pStyle w:val="Textoindependiente"/>
+        <w:spacing w:line="276" w:lineRule="auto"/>
+        <w:rPr>
+          <w:rFonts w:ascii="Garamond" w:hAnsi="Garamond"/>
+          <w:sz w:val="22"/>
+          <w:szCs w:val="22"/>
+          <w:u w:val="single"/>
+        </w:rPr>
+      </w:pPr>
     </w:p>
     <w:p>
       <w:pPr>
-        <w:ind w:right="-2"/>
         <w:jc w:val="center"/>
         <w:rPr>
-          <w:rFonts w:ascii="Georgia" w:hAnsi="Georgia"/>
-          <w:spacing w:val="-2"/>
-          <w:sz w:val="21"/>
-          <w:szCs w:val="21"/>
-        </w:rPr>
-      </w:pPr>
-      <w:r>
-        <w:rPr>
-          <w:rFonts w:ascii="Georgia" w:hAnsi="Georgia"/>
-          <w:spacing w:val="-2"/>
-          <w:sz w:val="21"/>
-          <w:szCs w:val="21"/>
+          <w:rFonts w:ascii="Garamond" w:hAnsi="Garamond" w:cs="Arial"/>
+          <w:b/>
+          <w:bCs/>
+          <w:sz w:val="24"/>
+          <w:szCs w:val="24"/>
+        </w:rPr>
+      </w:pPr>
+      <w:r>
+        <w:rPr>
+          <w:rFonts w:ascii="Garamond" w:hAnsi="Garamond" w:cs="Arial"/>
+          <w:b/>
+          <w:bCs/>
+          <w:sz w:val="24"/>
+          <w:szCs w:val="24"/>
+        </w:rPr>
+        <w:t>Mg. Jacobo Virgilio Alva Mendo</w:t>
+      </w:r>
+    </w:p>
+    <w:p>
+      <w:pPr>
+        <w:jc w:val="center"/>
+        <w:rPr>
+          <w:rFonts w:ascii="Garamond" w:hAnsi="Garamond" w:cs="Arial"/>
+          <w:bCs/>
+          <w:sz w:val="24"/>
+          <w:szCs w:val="24"/>
+        </w:rPr>
+      </w:pPr>
+      <w:r>
+        <w:rPr>
+          <w:rFonts w:ascii="Garamond" w:hAnsi="Garamond" w:cs="Arial"/>
+          <w:bCs/>
+          <w:sz w:val="24"/>
+          <w:szCs w:val="24"/>
+        </w:rPr>
+        <w:t xml:space="preserve">Director de la Dirección de Gestión Institucional </w:t>
+      </w:r>
+    </w:p>
+    <w:p>
+      <w:pPr>
+        <w:jc w:val="center"/>
+        <w:rPr>
+          <w:rFonts w:ascii="Garamond" w:hAnsi="Garamond" w:cs="Arial"/>
+          <w:bCs/>
+          <w:sz w:val="24"/>
+          <w:szCs w:val="24"/>
+        </w:rPr>
+      </w:pPr>
+      <w:r>
+        <w:rPr>
+          <w:rFonts w:ascii="Garamond" w:hAnsi="Garamond" w:cs="Arial"/>
+          <w:bCs/>
+          <w:sz w:val="24"/>
+          <w:szCs w:val="24"/>
         </w:rPr>
         <w:t>Centro de Idiomas de la UNMSM</w:t>
       </w:r>
@@ -3228,7 +2970,7 @@
     <w:sectPr>
       <w:headerReference w:type="default" r:id="rId7"/>
       <w:pgSz w:w="11906" w:h="16838" w:code="9"/>
-      <w:pgMar w:top="1304" w:right="1418" w:bottom="1304" w:left="1418" w:header="720" w:footer="720" w:gutter="0"/>
+      <w:pgMar w:top="1304" w:right="1418" w:bottom="1247" w:left="1418" w:header="720" w:footer="720" w:gutter="0"/>
       <w:cols w:space="720"/>
       <w:docGrid w:linePitch="299"/>
     </w:sectPr>
@@ -3237,7 +2979,7 @@
 </file>
 
 <file path=word/endnotes.xml><?xml version="1.0" encoding="utf-8"?>
-<w:endnotes xmlns:wpc="http://schemas.microsoft.com/office/word/2010/wordprocessingCanvas" xmlns:cx="http://schemas.microsoft.com/office/drawing/2014/chartex" xmlns:cx1="http://schemas.microsoft.com/office/drawing/2015/9/8/chartex" xmlns:cx2="http://schemas.microsoft.com/office/drawing/2015/10/21/chartex" xmlns:cx3="http://schemas.microsoft.com/office/drawing/2016/5/9/chartex" xmlns:cx4="http://schemas.microsoft.com/office/drawing/2016/5/10/chartex" xmlns:cx5="http://schemas.microsoft.com/office/drawing/2016/5/11/chartex" xmlns:cx6="http://schemas.microsoft.com/office/drawing/2016/5/12/chartex" xmlns:cx7="http://schemas.microsoft.com/office/drawing/2016/5/13/chartex" xmlns:cx8="http://schemas.microsoft.com/office/drawing/2016/5/14/chartex" xmlns:mc="http://schemas.openxmlformats.org/markup-compatibility/2006" xmlns:aink="http://schemas.microsoft.com/office/drawing/2016/ink" xmlns:am3d="http://schemas.microsoft.com/office/drawing/2017/model3d" xmlns:o="urn:schemas-microsoft-com:office:office" xmlns:oel="http://schemas.microsoft.com/office/2019/extlst" xmlns:r="http://schemas.openxmlformats.org/officeDocument/2006/relationships" xmlns:m="http://schemas.openxmlformats.org/officeDocument/2006/math" xmlns:v="urn:schemas-microsoft-com:vml" xmlns:wp14="http://schemas.microsoft.com/office/word/2010/wordprocessingDrawing" xmlns:wp="http://schemas.openxmlformats.org/drawingml/2006/wordprocessingDrawing" xmlns:w10="urn:schemas-microsoft-com:office:word" xmlns:w="http://schemas.openxmlformats.org/wordprocessingml/2006/main" xmlns:w14="http://schemas.microsoft.com/office/word/2010/wordml" xmlns:w15="http://schemas.microsoft.com/office/word/2012/wordml" xmlns:w16cex="http://schemas.microsoft.com/office/word/2018/wordml/cex" xmlns:w16cid="http://schemas.microsoft.com/office/word/2016/wordml/cid" xmlns:w16="http://schemas.microsoft.com/office/word/2018/wordml" xmlns:w16du="http://schemas.microsoft.com/office/word/2023/wordml/word16du" xmlns:w16sdtdh="http://schemas.microsoft.com/office/word/2020/wordml/sdtdatahash" xmlns:w16sdtfl="http://schemas.microsoft.com/office/word/2024/wordml/sdtformatlock" xmlns:w16se="http://schemas.microsoft.com/office/word/2015/wordml/symex" xmlns:wpg="http://schemas.microsoft.com/office/word/2010/wordprocessingGroup" xmlns:wpi="http://schemas.microsoft.com/office/word/2010/wordprocessingInk" xmlns:wne="http://schemas.microsoft.com/office/word/2006/wordml" xmlns:wps="http://schemas.microsoft.com/office/word/2010/wordprocessingShape" mc:Ignorable="w14 w15 w16se w16cid w16 w16cex w16sdtdh w16sdtfl w16du wp14">
+<w:endnotes xmlns:wpc="http://schemas.microsoft.com/office/word/2010/wordprocessingCanvas" xmlns:cx="http://schemas.microsoft.com/office/drawing/2014/chartex" xmlns:mc="http://schemas.openxmlformats.org/markup-compatibility/2006" xmlns:o="urn:schemas-microsoft-com:office:office" xmlns:r="http://schemas.openxmlformats.org/officeDocument/2006/relationships" xmlns:m="http://schemas.openxmlformats.org/officeDocument/2006/math" xmlns:v="urn:schemas-microsoft-com:vml" xmlns:wp14="http://schemas.microsoft.com/office/word/2010/wordprocessingDrawing" xmlns:wp="http://schemas.openxmlformats.org/drawingml/2006/wordprocessingDrawing" xmlns:w10="urn:schemas-microsoft-com:office:word" xmlns:w="http://schemas.openxmlformats.org/wordprocessingml/2006/main" xmlns:w14="http://schemas.microsoft.com/office/word/2010/wordml" xmlns:w15="http://schemas.microsoft.com/office/word/2012/wordml" xmlns:w16se="http://schemas.microsoft.com/office/word/2015/wordml/symex" xmlns:wpg="http://schemas.microsoft.com/office/word/2010/wordprocessingGroup" xmlns:wpi="http://schemas.microsoft.com/office/word/2010/wordprocessingInk" xmlns:wne="http://schemas.microsoft.com/office/word/2006/wordml" xmlns:wps="http://schemas.microsoft.com/office/word/2010/wordprocessingShape" mc:Ignorable="w14 w15 w16se wp14">
   <w:endnote w:type="separator" w:id="-1">
     <w:p>
       <w:r>
@@ -3256,7 +2998,7 @@
 </file>
 
 <file path=word/footnotes.xml><?xml version="1.0" encoding="utf-8"?>
-<w:footnotes xmlns:wpc="http://schemas.microsoft.com/office/word/2010/wordprocessingCanvas" xmlns:cx="http://schemas.microsoft.com/office/drawing/2014/chartex" xmlns:cx1="http://schemas.microsoft.com/office/drawing/2015/9/8/chartex" xmlns:cx2="http://schemas.microsoft.com/office/drawing/2015/10/21/chartex" xmlns:cx3="http://schemas.microsoft.com/office/drawing/2016/5/9/chartex" xmlns:cx4="http://schemas.microsoft.com/office/drawing/2016/5/10/chartex" xmlns:cx5="http://schemas.microsoft.com/office/drawing/2016/5/11/chartex" xmlns:cx6="http://schemas.microsoft.com/office/drawing/2016/5/12/chartex" xmlns:cx7="http://schemas.microsoft.com/office/drawing/2016/5/13/chartex" xmlns:cx8="http://schemas.microsoft.com/office/drawing/2016/5/14/chartex" xmlns:mc="http://schemas.openxmlformats.org/markup-compatibility/2006" xmlns:aink="http://schemas.microsoft.com/office/drawing/2016/ink" xmlns:am3d="http://schemas.microsoft.com/office/drawing/2017/model3d" xmlns:o="urn:schemas-microsoft-com:office:office" xmlns:oel="http://schemas.microsoft.com/office/2019/extlst" xmlns:r="http://schemas.openxmlformats.org/officeDocument/2006/relationships" xmlns:m="http://schemas.openxmlformats.org/officeDocument/2006/math" xmlns:v="urn:schemas-microsoft-com:vml" xmlns:wp14="http://schemas.microsoft.com/office/word/2010/wordprocessingDrawing" xmlns:wp="http://schemas.openxmlformats.org/drawingml/2006/wordprocessingDrawing" xmlns:w10="urn:schemas-microsoft-com:office:word" xmlns:w="http://schemas.openxmlformats.org/wordprocessingml/2006/main" xmlns:w14="http://schemas.microsoft.com/office/word/2010/wordml" xmlns:w15="http://schemas.microsoft.com/office/word/2012/wordml" xmlns:w16cex="http://schemas.microsoft.com/office/word/2018/wordml/cex" xmlns:w16cid="http://schemas.microsoft.com/office/word/2016/wordml/cid" xmlns:w16="http://schemas.microsoft.com/office/word/2018/wordml" xmlns:w16du="http://schemas.microsoft.com/office/word/2023/wordml/word16du" xmlns:w16sdtdh="http://schemas.microsoft.com/office/word/2020/wordml/sdtdatahash" xmlns:w16sdtfl="http://schemas.microsoft.com/office/word/2024/wordml/sdtformatlock" xmlns:w16se="http://schemas.microsoft.com/office/word/2015/wordml/symex" xmlns:wpg="http://schemas.microsoft.com/office/word/2010/wordprocessingGroup" xmlns:wpi="http://schemas.microsoft.com/office/word/2010/wordprocessingInk" xmlns:wne="http://schemas.microsoft.com/office/word/2006/wordml" xmlns:wps="http://schemas.microsoft.com/office/word/2010/wordprocessingShape" mc:Ignorable="w14 w15 w16se w16cid w16 w16cex w16sdtdh w16sdtfl w16du wp14">
+<w:footnotes xmlns:wpc="http://schemas.microsoft.com/office/word/2010/wordprocessingCanvas" xmlns:cx="http://schemas.microsoft.com/office/drawing/2014/chartex" xmlns:mc="http://schemas.openxmlformats.org/markup-compatibility/2006" xmlns:o="urn:schemas-microsoft-com:office:office" xmlns:r="http://schemas.openxmlformats.org/officeDocument/2006/relationships" xmlns:m="http://schemas.openxmlformats.org/officeDocument/2006/math" xmlns:v="urn:schemas-microsoft-com:vml" xmlns:wp14="http://schemas.microsoft.com/office/word/2010/wordprocessingDrawing" xmlns:wp="http://schemas.openxmlformats.org/drawingml/2006/wordprocessingDrawing" xmlns:w10="urn:schemas-microsoft-com:office:word" xmlns:w="http://schemas.openxmlformats.org/wordprocessingml/2006/main" xmlns:w14="http://schemas.microsoft.com/office/word/2010/wordml" xmlns:w15="http://schemas.microsoft.com/office/word/2012/wordml" xmlns:w16se="http://schemas.microsoft.com/office/word/2015/wordml/symex" xmlns:wpg="http://schemas.microsoft.com/office/word/2010/wordprocessingGroup" xmlns:wpi="http://schemas.microsoft.com/office/word/2010/wordprocessingInk" xmlns:wne="http://schemas.microsoft.com/office/word/2006/wordml" xmlns:wps="http://schemas.microsoft.com/office/word/2010/wordprocessingShape" mc:Ignorable="w14 w15 w16se wp14">
   <w:footnote w:type="separator" w:id="-1">
     <w:p>
       <w:r>
@@ -3275,7 +3017,7 @@
 </file>
 
 <file path=word/header1.xml><?xml version="1.0" encoding="utf-8"?>
-<w:hdr xmlns:wpc="http://schemas.microsoft.com/office/word/2010/wordprocessingCanvas" xmlns:cx="http://schemas.microsoft.com/office/drawing/2014/chartex" xmlns:cx1="http://schemas.microsoft.com/office/drawing/2015/9/8/chartex" xmlns:cx2="http://schemas.microsoft.com/office/drawing/2015/10/21/chartex" xmlns:cx3="http://schemas.microsoft.com/office/drawing/2016/5/9/chartex" xmlns:cx4="http://schemas.microsoft.com/office/drawing/2016/5/10/chartex" xmlns:cx5="http://schemas.microsoft.com/office/drawing/2016/5/11/chartex" xmlns:cx6="http://schemas.microsoft.com/office/drawing/2016/5/12/chartex" xmlns:cx7="http://schemas.microsoft.com/office/drawing/2016/5/13/chartex" xmlns:cx8="http://schemas.microsoft.com/office/drawing/2016/5/14/chartex" xmlns:mc="http://schemas.openxmlformats.org/markup-compatibility/2006" xmlns:aink="http://schemas.microsoft.com/office/drawing/2016/ink" xmlns:am3d="http://schemas.microsoft.com/office/drawing/2017/model3d" xmlns:o="urn:schemas-microsoft-com:office:office" xmlns:oel="http://schemas.microsoft.com/office/2019/extlst" xmlns:r="http://schemas.openxmlformats.org/officeDocument/2006/relationships" xmlns:m="http://schemas.openxmlformats.org/officeDocument/2006/math" xmlns:v="urn:schemas-microsoft-com:vml" xmlns:wp14="http://schemas.microsoft.com/office/word/2010/wordprocessingDrawing" xmlns:wp="http://schemas.openxmlformats.org/drawingml/2006/wordprocessingDrawing" xmlns:w10="urn:schemas-microsoft-com:office:word" xmlns:w="http://schemas.openxmlformats.org/wordprocessingml/2006/main" xmlns:w14="http://schemas.microsoft.com/office/word/2010/wordml" xmlns:w15="http://schemas.microsoft.com/office/word/2012/wordml" xmlns:w16cex="http://schemas.microsoft.com/office/word/2018/wordml/cex" xmlns:w16cid="http://schemas.microsoft.com/office/word/2016/wordml/cid" xmlns:w16="http://schemas.microsoft.com/office/word/2018/wordml" xmlns:w16du="http://schemas.microsoft.com/office/word/2023/wordml/word16du" xmlns:w16sdtdh="http://schemas.microsoft.com/office/word/2020/wordml/sdtdatahash" xmlns:w16sdtfl="http://schemas.microsoft.com/office/word/2024/wordml/sdtformatlock" xmlns:w16se="http://schemas.microsoft.com/office/word/2015/wordml/symex" xmlns:wpg="http://schemas.microsoft.com/office/word/2010/wordprocessingGroup" xmlns:wpi="http://schemas.microsoft.com/office/word/2010/wordprocessingInk" xmlns:wne="http://schemas.microsoft.com/office/word/2006/wordml" xmlns:wps="http://schemas.microsoft.com/office/word/2010/wordprocessingShape" mc:Ignorable="w14 w15 w16se w16cid w16 w16cex w16sdtdh w16sdtfl w16du wp14">
+<w:hdr xmlns:wpc="http://schemas.microsoft.com/office/word/2010/wordprocessingCanvas" xmlns:cx="http://schemas.microsoft.com/office/drawing/2014/chartex" xmlns:mc="http://schemas.openxmlformats.org/markup-compatibility/2006" xmlns:o="urn:schemas-microsoft-com:office:office" xmlns:r="http://schemas.openxmlformats.org/officeDocument/2006/relationships" xmlns:m="http://schemas.openxmlformats.org/officeDocument/2006/math" xmlns:v="urn:schemas-microsoft-com:vml" xmlns:wp14="http://schemas.microsoft.com/office/word/2010/wordprocessingDrawing" xmlns:wp="http://schemas.openxmlformats.org/drawingml/2006/wordprocessingDrawing" xmlns:w10="urn:schemas-microsoft-com:office:word" xmlns:w="http://schemas.openxmlformats.org/wordprocessingml/2006/main" xmlns:w14="http://schemas.microsoft.com/office/word/2010/wordml" xmlns:w15="http://schemas.microsoft.com/office/word/2012/wordml" xmlns:w16se="http://schemas.microsoft.com/office/word/2015/wordml/symex" xmlns:wpg="http://schemas.microsoft.com/office/word/2010/wordprocessingGroup" xmlns:wpi="http://schemas.microsoft.com/office/word/2010/wordprocessingInk" xmlns:wne="http://schemas.microsoft.com/office/word/2006/wordml" xmlns:wps="http://schemas.microsoft.com/office/word/2010/wordprocessingShape" mc:Ignorable="w14 w15 w16se wp14">
   <w:p>
     <w:pPr>
       <w:pStyle w:val="Encabezado"/>
@@ -3352,7 +3094,7 @@
 </file>
 
 <file path=word/numbering.xml><?xml version="1.0" encoding="utf-8"?>
-<w:numbering xmlns:wpc="http://schemas.microsoft.com/office/word/2010/wordprocessingCanvas" xmlns:cx="http://schemas.microsoft.com/office/drawing/2014/chartex" xmlns:cx1="http://schemas.microsoft.com/office/drawing/2015/9/8/chartex" xmlns:cx2="http://schemas.microsoft.com/office/drawing/2015/10/21/chartex" xmlns:cx3="http://schemas.microsoft.com/office/drawing/2016/5/9/chartex" xmlns:cx4="http://schemas.microsoft.com/office/drawing/2016/5/10/chartex" xmlns:cx5="http://schemas.microsoft.com/office/drawing/2016/5/11/chartex" xmlns:cx6="http://schemas.microsoft.com/office/drawing/2016/5/12/chartex" xmlns:cx7="http://schemas.microsoft.com/office/drawing/2016/5/13/chartex" xmlns:cx8="http://schemas.microsoft.com/office/drawing/2016/5/14/chartex" xmlns:mc="http://schemas.openxmlformats.org/markup-compatibility/2006" xmlns:aink="http://schemas.microsoft.com/office/drawing/2016/ink" xmlns:am3d="http://schemas.microsoft.com/office/drawing/2017/model3d" xmlns:o="urn:schemas-microsoft-com:office:office" xmlns:oel="http://schemas.microsoft.com/office/2019/extlst" xmlns:r="http://schemas.openxmlformats.org/officeDocument/2006/relationships" xmlns:m="http://schemas.openxmlformats.org/officeDocument/2006/math" xmlns:v="urn:schemas-microsoft-com:vml" xmlns:wp14="http://schemas.microsoft.com/office/word/2010/wordprocessingDrawing" xmlns:wp="http://schemas.openxmlformats.org/drawingml/2006/wordprocessingDrawing" xmlns:w10="urn:schemas-microsoft-com:office:word" xmlns:w="http://schemas.openxmlformats.org/wordprocessingml/2006/main" xmlns:w14="http://schemas.microsoft.com/office/word/2010/wordml" xmlns:w15="http://schemas.microsoft.com/office/word/2012/wordml" xmlns:w16cex="http://schemas.microsoft.com/office/word/2018/wordml/cex" xmlns:w16cid="http://schemas.microsoft.com/office/word/2016/wordml/cid" xmlns:w16="http://schemas.microsoft.com/office/word/2018/wordml" xmlns:w16du="http://schemas.microsoft.com/office/word/2023/wordml/word16du" xmlns:w16sdtdh="http://schemas.microsoft.com/office/word/2020/wordml/sdtdatahash" xmlns:w16sdtfl="http://schemas.microsoft.com/office/word/2024/wordml/sdtformatlock" xmlns:w16se="http://schemas.microsoft.com/office/word/2015/wordml/symex" xmlns:wpg="http://schemas.microsoft.com/office/word/2010/wordprocessingGroup" xmlns:wpi="http://schemas.microsoft.com/office/word/2010/wordprocessingInk" xmlns:wne="http://schemas.microsoft.com/office/word/2006/wordml" xmlns:wps="http://schemas.microsoft.com/office/word/2010/wordprocessingShape" mc:Ignorable="w14 w15 w16se w16cid w16 w16cex w16sdtdh w16sdtfl w16du wp14">
+<w:numbering xmlns:wpc="http://schemas.microsoft.com/office/word/2010/wordprocessingCanvas" xmlns:cx="http://schemas.microsoft.com/office/drawing/2014/chartex" xmlns:mc="http://schemas.openxmlformats.org/markup-compatibility/2006" xmlns:o="urn:schemas-microsoft-com:office:office" xmlns:r="http://schemas.openxmlformats.org/officeDocument/2006/relationships" xmlns:m="http://schemas.openxmlformats.org/officeDocument/2006/math" xmlns:v="urn:schemas-microsoft-com:vml" xmlns:wp14="http://schemas.microsoft.com/office/word/2010/wordprocessingDrawing" xmlns:wp="http://schemas.openxmlformats.org/drawingml/2006/wordprocessingDrawing" xmlns:w10="urn:schemas-microsoft-com:office:word" xmlns:w="http://schemas.openxmlformats.org/wordprocessingml/2006/main" xmlns:w14="http://schemas.microsoft.com/office/word/2010/wordml" xmlns:w15="http://schemas.microsoft.com/office/word/2012/wordml" xmlns:w16se="http://schemas.microsoft.com/office/word/2015/wordml/symex" xmlns:wpg="http://schemas.microsoft.com/office/word/2010/wordprocessingGroup" xmlns:wpi="http://schemas.microsoft.com/office/word/2010/wordprocessingInk" xmlns:wne="http://schemas.microsoft.com/office/word/2006/wordml" xmlns:wps="http://schemas.microsoft.com/office/word/2010/wordprocessingShape" mc:Ignorable="w14 w15 w16se wp14">
   <w:abstractNum w:abstractNumId="0" w15:restartNumberingAfterBreak="0">
     <w:nsid w:val="568B6821"/>
     <w:multiLevelType w:val="hybridMultilevel"/>
@@ -3561,17 +3303,17 @@
       </w:pPr>
     </w:lvl>
   </w:abstractNum>
-  <w:num w:numId="1" w16cid:durableId="537208300">
+  <w:num w:numId="1">
     <w:abstractNumId w:val="0"/>
   </w:num>
-  <w:num w:numId="2" w16cid:durableId="684865329">
+  <w:num w:numId="2">
     <w:abstractNumId w:val="1"/>
   </w:num>
 </w:numbering>
 </file>
 
 <file path=word/styles.xml><?xml version="1.0" encoding="utf-8"?>
-<w:styles xmlns:mc="http://schemas.openxmlformats.org/markup-compatibility/2006" xmlns:r="http://schemas.openxmlformats.org/officeDocument/2006/relationships" xmlns:w="http://schemas.openxmlformats.org/wordprocessingml/2006/main" xmlns:w14="http://schemas.microsoft.com/office/word/2010/wordml" xmlns:w15="http://schemas.microsoft.com/office/word/2012/wordml" xmlns:w16cex="http://schemas.microsoft.com/office/word/2018/wordml/cex" xmlns:w16cid="http://schemas.microsoft.com/office/word/2016/wordml/cid" xmlns:w16="http://schemas.microsoft.com/office/word/2018/wordml" xmlns:w16du="http://schemas.microsoft.com/office/word/2023/wordml/word16du" xmlns:w16sdtdh="http://schemas.microsoft.com/office/word/2020/wordml/sdtdatahash" xmlns:w16sdtfl="http://schemas.microsoft.com/office/word/2024/wordml/sdtformatlock" xmlns:w16se="http://schemas.microsoft.com/office/word/2015/wordml/symex" mc:Ignorable="w14 w15 w16se w16cid w16 w16cex w16sdtdh w16sdtfl w16du">
+<w:styles xmlns:mc="http://schemas.openxmlformats.org/markup-compatibility/2006" xmlns:r="http://schemas.openxmlformats.org/officeDocument/2006/relationships" xmlns:w="http://schemas.openxmlformats.org/wordprocessingml/2006/main" xmlns:w14="http://schemas.microsoft.com/office/word/2010/wordml" xmlns:w15="http://schemas.microsoft.com/office/word/2012/wordml" xmlns:w16se="http://schemas.microsoft.com/office/word/2015/wordml/symex" mc:Ignorable="w14 w15 w16se">
   <w:docDefaults>
     <w:rPrDefault>
       <w:rPr>
@@ -3589,7 +3331,7 @@
       </w:pPr>
     </w:pPrDefault>
   </w:docDefaults>
-  <w:latentStyles w:defLockedState="0" w:defUIPriority="99" w:defSemiHidden="0" w:defUnhideWhenUsed="0" w:defQFormat="0" w:count="376">
+  <w:latentStyles w:defLockedState="0" w:defUIPriority="99" w:defSemiHidden="0" w:defUnhideWhenUsed="0" w:defQFormat="0" w:count="371">
     <w:lsdException w:name="Normal" w:uiPriority="0" w:qFormat="1"/>
     <w:lsdException w:name="heading 1" w:uiPriority="9" w:qFormat="1"/>
     <w:lsdException w:name="heading 2" w:semiHidden="1" w:uiPriority="9" w:unhideWhenUsed="1" w:qFormat="1"/>
@@ -3961,11 +3703,6 @@
     <w:lsdException w:name="List Table 5 Dark Accent 6" w:uiPriority="50"/>
     <w:lsdException w:name="List Table 6 Colorful Accent 6" w:uiPriority="51"/>
     <w:lsdException w:name="List Table 7 Colorful Accent 6" w:uiPriority="52"/>
-    <w:lsdException w:name="Mention" w:semiHidden="1" w:unhideWhenUsed="1"/>
-    <w:lsdException w:name="Smart Hyperlink" w:semiHidden="1" w:unhideWhenUsed="1"/>
-    <w:lsdException w:name="Hashtag" w:semiHidden="1" w:unhideWhenUsed="1"/>
-    <w:lsdException w:name="Unresolved Mention" w:semiHidden="1" w:unhideWhenUsed="1"/>
-    <w:lsdException w:name="Smart Link" w:semiHidden="1" w:unhideWhenUsed="1"/>
   </w:latentStyles>
   <w:style w:type="paragraph" w:default="1" w:styleId="Normal">
     <w:name w:val="Normal"/>

--- a/Modelos_documentos/tdr_tipoA_.docx
+++ b/Modelos_documentos/tdr_tipoA_.docx
@@ -14,6 +14,8 @@
           <w:b/>
         </w:rPr>
       </w:pPr>
+      <w:bookmarkStart w:id="0" w:name="_GoBack"/>
+      <w:bookmarkEnd w:id="0"/>
       <w:r>
         <w:rPr>
           <w:rFonts w:ascii="Garamond" w:hAnsi="Garamond"/>
@@ -75,8 +77,8 @@
         </w:rPr>
         <w:t>USUARIA:</w:t>
       </w:r>
-      <w:bookmarkStart w:id="0" w:name="II._OBJETO_DEL_SERVICIO:"/>
-      <w:bookmarkEnd w:id="0"/>
+      <w:bookmarkStart w:id="1" w:name="II._OBJETO_DEL_SERVICIO:"/>
+      <w:bookmarkEnd w:id="1"/>
     </w:p>
     <w:p>
       <w:pPr>
@@ -344,8 +346,8 @@
           <w:szCs w:val="22"/>
         </w:rPr>
       </w:pPr>
-      <w:bookmarkStart w:id="1" w:name="III._FINALIDAD_PÚBLICA:"/>
-      <w:bookmarkEnd w:id="1"/>
+      <w:bookmarkStart w:id="2" w:name="III._FINALIDAD_PÚBLICA:"/>
+      <w:bookmarkEnd w:id="2"/>
       <w:r>
         <w:rPr>
           <w:rFonts w:ascii="Garamond" w:hAnsi="Garamond"/>
@@ -384,8 +386,8 @@
           <w:szCs w:val="22"/>
         </w:rPr>
       </w:pPr>
-      <w:bookmarkStart w:id="2" w:name="IV._PERFIL_REQUERIDO:_CATEGORÍA_“B”"/>
-      <w:bookmarkEnd w:id="2"/>
+      <w:bookmarkStart w:id="3" w:name="IV._PERFIL_REQUERIDO:_CATEGORÍA_“B”"/>
+      <w:bookmarkEnd w:id="3"/>
       <w:r>
         <w:rPr>
           <w:rFonts w:ascii="Garamond" w:hAnsi="Garamond"/>
@@ -1758,8 +1760,8 @@
         </w:rPr>
         <w:t xml:space="preserve">notas y </w:t>
       </w:r>
-      <w:bookmarkStart w:id="3" w:name="VI._MODALIDAD_DEL_SERVICIO:"/>
-      <w:bookmarkEnd w:id="3"/>
+      <w:bookmarkStart w:id="4" w:name="VI._MODALIDAD_DEL_SERVICIO:"/>
+      <w:bookmarkEnd w:id="4"/>
       <w:r>
         <w:rPr>
           <w:rFonts w:ascii="Garamond" w:hAnsi="Garamond"/>
@@ -1788,8 +1790,6 @@
           <w:b/>
         </w:rPr>
       </w:pPr>
-      <w:bookmarkStart w:id="4" w:name="_GoBack"/>
-      <w:bookmarkEnd w:id="4"/>
     </w:p>
     <w:p>
       <w:pPr>
@@ -1877,7 +1877,7 @@
           <w:spacing w:val="-2"/>
           <w:szCs w:val="22"/>
         </w:rPr>
-        <w:t>Híbrida</w:t>
+        <w:t>modalidad_servicio</w:t>
       </w:r>
     </w:p>
     <w:p>

--- a/Modelos_documentos/tdr_tipoA_.docx
+++ b/Modelos_documentos/tdr_tipoA_.docx
@@ -14,8 +14,6 @@
           <w:b/>
         </w:rPr>
       </w:pPr>
-      <w:bookmarkStart w:id="0" w:name="_GoBack"/>
-      <w:bookmarkEnd w:id="0"/>
       <w:r>
         <w:rPr>
           <w:rFonts w:ascii="Garamond" w:hAnsi="Garamond"/>
@@ -77,8 +75,8 @@
         </w:rPr>
         <w:t>USUARIA:</w:t>
       </w:r>
-      <w:bookmarkStart w:id="1" w:name="II._OBJETO_DEL_SERVICIO:"/>
-      <w:bookmarkEnd w:id="1"/>
+      <w:bookmarkStart w:id="0" w:name="II._OBJETO_DEL_SERVICIO:"/>
+      <w:bookmarkEnd w:id="0"/>
     </w:p>
     <w:p>
       <w:pPr>
@@ -260,6 +258,7 @@
           <w:szCs w:val="22"/>
         </w:rPr>
       </w:pPr>
+      <w:proofErr w:type="spellStart"/>
       <w:r>
         <w:rPr>
           <w:rFonts w:ascii="Garamond" w:hAnsi="Garamond"/>
@@ -269,47 +268,25 @@
         </w:rPr>
         <w:t>descripcion</w:t>
       </w:r>
-      <w:r>
-        <w:rPr>
-          <w:rFonts w:ascii="Garamond" w:hAnsi="Garamond"/>
-          <w:b w:val="0"/>
-          <w:szCs w:val="22"/>
-        </w:rPr>
-        <w:t>,</w:t>
-      </w:r>
-      <w:r>
-        <w:rPr>
-          <w:rFonts w:ascii="Garamond" w:hAnsi="Garamond"/>
-          <w:b w:val="0"/>
-          <w:spacing w:val="-3"/>
-          <w:szCs w:val="22"/>
-        </w:rPr>
-        <w:t xml:space="preserve"> </w:t>
-      </w:r>
-      <w:r>
-        <w:rPr>
-          <w:rFonts w:ascii="Garamond" w:hAnsi="Garamond"/>
-          <w:b w:val="0"/>
-          <w:szCs w:val="22"/>
-        </w:rPr>
-        <w:t>en</w:t>
-      </w:r>
-      <w:r>
-        <w:rPr>
-          <w:rFonts w:ascii="Garamond" w:hAnsi="Garamond"/>
-          <w:b w:val="0"/>
-          <w:spacing w:val="-3"/>
-          <w:szCs w:val="22"/>
-        </w:rPr>
-        <w:t xml:space="preserve"> </w:t>
-      </w:r>
-      <w:r>
-        <w:rPr>
-          <w:rFonts w:ascii="Garamond" w:hAnsi="Garamond"/>
-          <w:b w:val="0"/>
-          <w:szCs w:val="22"/>
-        </w:rPr>
-        <w:t>el Centro de Idiomas de la FLCH.</w:t>
+      <w:proofErr w:type="spellEnd"/>
+      <w:r>
+        <w:rPr>
+          <w:rFonts w:ascii="Garamond" w:hAnsi="Garamond"/>
+          <w:b w:val="0"/>
+          <w:bCs w:val="0"/>
+          <w:szCs w:val="22"/>
+        </w:rPr>
+        <w:t>, en el Centro de Idiomas de la FLCH</w:t>
+      </w:r>
+      <w:bookmarkStart w:id="1" w:name="_GoBack"/>
+      <w:bookmarkEnd w:id="1"/>
+      <w:r>
+        <w:rPr>
+          <w:rFonts w:ascii="Garamond" w:hAnsi="Garamond"/>
+          <w:b w:val="0"/>
+          <w:szCs w:val="22"/>
+        </w:rPr>
+        <w:t>.</w:t>
       </w:r>
     </w:p>
     <w:p>
@@ -2907,62 +2884,88 @@
     </w:p>
     <w:p>
       <w:pPr>
+        <w:spacing w:line="276" w:lineRule="auto"/>
+        <w:ind w:right="-2"/>
         <w:jc w:val="center"/>
         <w:rPr>
-          <w:rFonts w:ascii="Garamond" w:hAnsi="Garamond" w:cs="Arial"/>
+          <w:rFonts w:ascii="Garamond" w:hAnsi="Garamond"/>
           <w:b/>
-          <w:bCs/>
-          <w:sz w:val="24"/>
-          <w:szCs w:val="24"/>
-        </w:rPr>
-      </w:pPr>
-      <w:r>
-        <w:rPr>
-          <w:rFonts w:ascii="Garamond" w:hAnsi="Garamond" w:cs="Arial"/>
+        </w:rPr>
+      </w:pPr>
+      <w:r>
+        <w:rPr>
+          <w:rFonts w:ascii="Garamond" w:hAnsi="Garamond"/>
           <w:b/>
-          <w:bCs/>
-          <w:sz w:val="24"/>
-          <w:szCs w:val="24"/>
-        </w:rPr>
-        <w:t>Mg. Jacobo Virgilio Alva Mendo</w:t>
+        </w:rPr>
+        <w:t>Dr.</w:t>
+      </w:r>
+      <w:r>
+        <w:rPr>
+          <w:rFonts w:ascii="Garamond" w:hAnsi="Garamond"/>
+          <w:b/>
+          <w:spacing w:val="-14"/>
+        </w:rPr>
+        <w:t xml:space="preserve"> Marcel Martín Velázquez Castro </w:t>
       </w:r>
     </w:p>
     <w:p>
       <w:pPr>
+        <w:ind w:right="-2"/>
         <w:jc w:val="center"/>
         <w:rPr>
-          <w:rFonts w:ascii="Garamond" w:hAnsi="Garamond" w:cs="Arial"/>
-          <w:bCs/>
-          <w:sz w:val="24"/>
-          <w:szCs w:val="24"/>
-        </w:rPr>
-      </w:pPr>
-      <w:r>
-        <w:rPr>
-          <w:rFonts w:ascii="Garamond" w:hAnsi="Garamond" w:cs="Arial"/>
-          <w:bCs/>
-          <w:sz w:val="24"/>
-          <w:szCs w:val="24"/>
-        </w:rPr>
-        <w:t xml:space="preserve">Director de la Dirección de Gestión Institucional </w:t>
+          <w:rFonts w:ascii="Garamond" w:hAnsi="Garamond"/>
+          <w:spacing w:val="-2"/>
+        </w:rPr>
+      </w:pPr>
+      <w:r>
+        <w:rPr>
+          <w:rFonts w:ascii="Garamond" w:hAnsi="Garamond"/>
+          <w:spacing w:val="-2"/>
+        </w:rPr>
+        <w:t>Director</w:t>
+      </w:r>
+      <w:r>
+        <w:rPr>
+          <w:rFonts w:ascii="Garamond" w:hAnsi="Garamond"/>
+          <w:spacing w:val="5"/>
+        </w:rPr>
+        <w:t xml:space="preserve"> (e) </w:t>
+      </w:r>
+      <w:r>
+        <w:rPr>
+          <w:rFonts w:ascii="Garamond" w:hAnsi="Garamond"/>
+          <w:spacing w:val="-2"/>
+        </w:rPr>
+        <w:t>de la Dirección de Gestión</w:t>
+      </w:r>
+      <w:r>
+        <w:rPr>
+          <w:rFonts w:ascii="Garamond" w:hAnsi="Garamond"/>
+          <w:spacing w:val="1"/>
+        </w:rPr>
+        <w:t xml:space="preserve"> </w:t>
+      </w:r>
+      <w:r>
+        <w:rPr>
+          <w:rFonts w:ascii="Garamond" w:hAnsi="Garamond"/>
+          <w:spacing w:val="-2"/>
+        </w:rPr>
+        <w:t>Institucional</w:t>
       </w:r>
     </w:p>
     <w:p>
       <w:pPr>
+        <w:ind w:right="-2"/>
         <w:jc w:val="center"/>
         <w:rPr>
-          <w:rFonts w:ascii="Garamond" w:hAnsi="Garamond" w:cs="Arial"/>
-          <w:bCs/>
-          <w:sz w:val="24"/>
-          <w:szCs w:val="24"/>
-        </w:rPr>
-      </w:pPr>
-      <w:r>
-        <w:rPr>
-          <w:rFonts w:ascii="Garamond" w:hAnsi="Garamond" w:cs="Arial"/>
-          <w:bCs/>
-          <w:sz w:val="24"/>
-          <w:szCs w:val="24"/>
+          <w:rFonts w:ascii="Garamond" w:hAnsi="Garamond"/>
+          <w:spacing w:val="-2"/>
+        </w:rPr>
+      </w:pPr>
+      <w:r>
+        <w:rPr>
+          <w:rFonts w:ascii="Garamond" w:hAnsi="Garamond"/>
+          <w:spacing w:val="-2"/>
         </w:rPr>
         <w:t>Centro de Idiomas de la UNMSM</w:t>
       </w:r>

--- a/Modelos_documentos/tdr_tipoA_.docx
+++ b/Modelos_documentos/tdr_tipoA_.docx
@@ -278,8 +278,6 @@
         </w:rPr>
         <w:t>, en el Centro de Idiomas de la FLCH</w:t>
       </w:r>
-      <w:bookmarkStart w:id="1" w:name="_GoBack"/>
-      <w:bookmarkEnd w:id="1"/>
       <w:r>
         <w:rPr>
           <w:rFonts w:ascii="Garamond" w:hAnsi="Garamond"/>
@@ -323,8 +321,8 @@
           <w:szCs w:val="22"/>
         </w:rPr>
       </w:pPr>
-      <w:bookmarkStart w:id="2" w:name="III._FINALIDAD_PÚBLICA:"/>
-      <w:bookmarkEnd w:id="2"/>
+      <w:bookmarkStart w:id="1" w:name="III._FINALIDAD_PÚBLICA:"/>
+      <w:bookmarkEnd w:id="1"/>
       <w:r>
         <w:rPr>
           <w:rFonts w:ascii="Garamond" w:hAnsi="Garamond"/>
@@ -363,8 +361,8 @@
           <w:szCs w:val="22"/>
         </w:rPr>
       </w:pPr>
-      <w:bookmarkStart w:id="3" w:name="IV._PERFIL_REQUERIDO:_CATEGORÍA_“B”"/>
-      <w:bookmarkEnd w:id="3"/>
+      <w:bookmarkStart w:id="2" w:name="IV._PERFIL_REQUERIDO:_CATEGORÍA_“B”"/>
+      <w:bookmarkEnd w:id="2"/>
       <w:r>
         <w:rPr>
           <w:rFonts w:ascii="Garamond" w:hAnsi="Garamond"/>
@@ -1737,8 +1735,8 @@
         </w:rPr>
         <w:t xml:space="preserve">notas y </w:t>
       </w:r>
-      <w:bookmarkStart w:id="4" w:name="VI._MODALIDAD_DEL_SERVICIO:"/>
-      <w:bookmarkEnd w:id="4"/>
+      <w:bookmarkStart w:id="3" w:name="VI._MODALIDAD_DEL_SERVICIO:"/>
+      <w:bookmarkEnd w:id="3"/>
       <w:r>
         <w:rPr>
           <w:rFonts w:ascii="Garamond" w:hAnsi="Garamond"/>
@@ -1891,87 +1889,87 @@
           <w:szCs w:val="22"/>
         </w:rPr>
       </w:pPr>
-      <w:bookmarkStart w:id="5" w:name="VII._LUGAR_DE_PRESTACIÓN_DEL_SERVICIO:"/>
+      <w:bookmarkStart w:id="4" w:name="VII._LUGAR_DE_PRESTACIÓN_DEL_SERVICIO:"/>
+      <w:bookmarkEnd w:id="4"/>
+      <w:r>
+        <w:rPr>
+          <w:rFonts w:ascii="Garamond" w:hAnsi="Garamond"/>
+          <w:sz w:val="22"/>
+          <w:szCs w:val="22"/>
+        </w:rPr>
+        <w:t>LUGAR</w:t>
+      </w:r>
+      <w:r>
+        <w:rPr>
+          <w:rFonts w:ascii="Garamond" w:hAnsi="Garamond"/>
+          <w:spacing w:val="-16"/>
+          <w:sz w:val="22"/>
+          <w:szCs w:val="22"/>
+        </w:rPr>
+        <w:t xml:space="preserve"> </w:t>
+      </w:r>
+      <w:r>
+        <w:rPr>
+          <w:rFonts w:ascii="Garamond" w:hAnsi="Garamond"/>
+          <w:sz w:val="22"/>
+          <w:szCs w:val="22"/>
+        </w:rPr>
+        <w:t>DE</w:t>
+      </w:r>
+      <w:r>
+        <w:rPr>
+          <w:rFonts w:ascii="Garamond" w:hAnsi="Garamond"/>
+          <w:spacing w:val="-12"/>
+          <w:sz w:val="22"/>
+          <w:szCs w:val="22"/>
+        </w:rPr>
+        <w:t xml:space="preserve"> </w:t>
+      </w:r>
+      <w:r>
+        <w:rPr>
+          <w:rFonts w:ascii="Garamond" w:hAnsi="Garamond"/>
+          <w:sz w:val="22"/>
+          <w:szCs w:val="22"/>
+        </w:rPr>
+        <w:t>PRESTACIÓN</w:t>
+      </w:r>
+      <w:r>
+        <w:rPr>
+          <w:rFonts w:ascii="Garamond" w:hAnsi="Garamond"/>
+          <w:spacing w:val="-11"/>
+          <w:sz w:val="22"/>
+          <w:szCs w:val="22"/>
+        </w:rPr>
+        <w:t xml:space="preserve"> </w:t>
+      </w:r>
+      <w:r>
+        <w:rPr>
+          <w:rFonts w:ascii="Garamond" w:hAnsi="Garamond"/>
+          <w:sz w:val="22"/>
+          <w:szCs w:val="22"/>
+        </w:rPr>
+        <w:t>DEL</w:t>
+      </w:r>
+      <w:r>
+        <w:rPr>
+          <w:rFonts w:ascii="Garamond" w:hAnsi="Garamond"/>
+          <w:spacing w:val="-10"/>
+          <w:sz w:val="22"/>
+          <w:szCs w:val="22"/>
+        </w:rPr>
+        <w:t xml:space="preserve"> </w:t>
+      </w:r>
+      <w:r>
+        <w:rPr>
+          <w:rFonts w:ascii="Garamond" w:hAnsi="Garamond"/>
+          <w:spacing w:val="-2"/>
+          <w:sz w:val="22"/>
+          <w:szCs w:val="22"/>
+        </w:rPr>
+        <w:t>SERVICIO:</w:t>
+      </w:r>
+      <w:bookmarkStart w:id="5" w:name="VIII._PLAZO_DEL_SERVICIO:"/>
       <w:bookmarkEnd w:id="5"/>
-      <w:r>
-        <w:rPr>
-          <w:rFonts w:ascii="Garamond" w:hAnsi="Garamond"/>
-          <w:sz w:val="22"/>
-          <w:szCs w:val="22"/>
-        </w:rPr>
-        <w:t>LUGAR</w:t>
-      </w:r>
-      <w:r>
-        <w:rPr>
-          <w:rFonts w:ascii="Garamond" w:hAnsi="Garamond"/>
-          <w:spacing w:val="-16"/>
-          <w:sz w:val="22"/>
-          <w:szCs w:val="22"/>
-        </w:rPr>
-        <w:t xml:space="preserve"> </w:t>
-      </w:r>
-      <w:r>
-        <w:rPr>
-          <w:rFonts w:ascii="Garamond" w:hAnsi="Garamond"/>
-          <w:sz w:val="22"/>
-          <w:szCs w:val="22"/>
-        </w:rPr>
-        <w:t>DE</w:t>
-      </w:r>
-      <w:r>
-        <w:rPr>
-          <w:rFonts w:ascii="Garamond" w:hAnsi="Garamond"/>
-          <w:spacing w:val="-12"/>
-          <w:sz w:val="22"/>
-          <w:szCs w:val="22"/>
-        </w:rPr>
-        <w:t xml:space="preserve"> </w:t>
-      </w:r>
-      <w:r>
-        <w:rPr>
-          <w:rFonts w:ascii="Garamond" w:hAnsi="Garamond"/>
-          <w:sz w:val="22"/>
-          <w:szCs w:val="22"/>
-        </w:rPr>
-        <w:t>PRESTACIÓN</w:t>
-      </w:r>
-      <w:r>
-        <w:rPr>
-          <w:rFonts w:ascii="Garamond" w:hAnsi="Garamond"/>
-          <w:spacing w:val="-11"/>
-          <w:sz w:val="22"/>
-          <w:szCs w:val="22"/>
-        </w:rPr>
-        <w:t xml:space="preserve"> </w:t>
-      </w:r>
-      <w:r>
-        <w:rPr>
-          <w:rFonts w:ascii="Garamond" w:hAnsi="Garamond"/>
-          <w:sz w:val="22"/>
-          <w:szCs w:val="22"/>
-        </w:rPr>
-        <w:t>DEL</w:t>
-      </w:r>
-      <w:r>
-        <w:rPr>
-          <w:rFonts w:ascii="Garamond" w:hAnsi="Garamond"/>
-          <w:spacing w:val="-10"/>
-          <w:sz w:val="22"/>
-          <w:szCs w:val="22"/>
-        </w:rPr>
-        <w:t xml:space="preserve"> </w:t>
-      </w:r>
-      <w:r>
-        <w:rPr>
-          <w:rFonts w:ascii="Garamond" w:hAnsi="Garamond"/>
-          <w:spacing w:val="-2"/>
-          <w:sz w:val="22"/>
-          <w:szCs w:val="22"/>
-        </w:rPr>
-        <w:t>SERVICIO:</w:t>
-      </w:r>
-      <w:bookmarkStart w:id="6" w:name="VIII._PLAZO_DEL_SERVICIO:"/>
-      <w:bookmarkEnd w:id="6"/>
     </w:p>
     <w:p>
       <w:pPr>
@@ -2288,8 +2286,8 @@
           <w:szCs w:val="22"/>
         </w:rPr>
       </w:pPr>
-      <w:bookmarkStart w:id="7" w:name="IX._MONTO_REFERENCIAL:"/>
-      <w:bookmarkEnd w:id="7"/>
+      <w:bookmarkStart w:id="6" w:name="IX._MONTO_REFERENCIAL:"/>
+      <w:bookmarkEnd w:id="6"/>
       <w:r>
         <w:rPr>
           <w:rFonts w:ascii="Garamond" w:hAnsi="Garamond"/>
@@ -2905,7 +2903,33 @@
           <w:b/>
           <w:spacing w:val="-14"/>
         </w:rPr>
-        <w:t xml:space="preserve"> Marcel Martín Velázquez Castro </w:t>
+        <w:t xml:space="preserve"> </w:t>
+      </w:r>
+      <w:r>
+        <w:rPr>
+          <w:rFonts w:ascii="Garamond" w:hAnsi="Garamond"/>
+          <w:b/>
+          <w:spacing w:val="-14"/>
+        </w:rPr>
+        <w:t xml:space="preserve">Guillaume </w:t>
+      </w:r>
+      <w:proofErr w:type="spellStart"/>
+      <w:r>
+        <w:rPr>
+          <w:rFonts w:ascii="Garamond" w:hAnsi="Garamond"/>
+          <w:b/>
+          <w:spacing w:val="-14"/>
+        </w:rPr>
+        <w:t>Oisel</w:t>
+      </w:r>
+      <w:proofErr w:type="spellEnd"/>
+      <w:r>
+        <w:rPr>
+          <w:rFonts w:ascii="Garamond" w:hAnsi="Garamond"/>
+          <w:b/>
+          <w:spacing w:val="-14"/>
+        </w:rPr>
+        <w:t xml:space="preserve"> </w:t>
       </w:r>
     </w:p>
     <w:p>
@@ -2929,29 +2953,10 @@
           <w:rFonts w:ascii="Garamond" w:hAnsi="Garamond"/>
           <w:spacing w:val="5"/>
         </w:rPr>
-        <w:t xml:space="preserve"> (e) </w:t>
-      </w:r>
-      <w:r>
-        <w:rPr>
-          <w:rFonts w:ascii="Garamond" w:hAnsi="Garamond"/>
-          <w:spacing w:val="-2"/>
-        </w:rPr>
-        <w:t>de la Dirección de Gestión</w:t>
-      </w:r>
-      <w:r>
-        <w:rPr>
-          <w:rFonts w:ascii="Garamond" w:hAnsi="Garamond"/>
-          <w:spacing w:val="1"/>
-        </w:rPr>
-        <w:t xml:space="preserve"> </w:t>
-      </w:r>
-      <w:r>
-        <w:rPr>
-          <w:rFonts w:ascii="Garamond" w:hAnsi="Garamond"/>
-          <w:spacing w:val="-2"/>
-        </w:rPr>
-        <w:t>Institucional</w:t>
-      </w:r>
+        <w:t xml:space="preserve"> de la Dirección Académica</w:t>
+      </w:r>
+      <w:bookmarkStart w:id="7" w:name="_GoBack"/>
+      <w:bookmarkEnd w:id="7"/>
     </w:p>
     <w:p>
       <w:pPr>

--- a/Modelos_documentos/tdr_tipoA_.docx
+++ b/Modelos_documentos/tdr_tipoA_.docx
@@ -2735,32 +2735,16 @@
           <w:spacing w:val="-12"/>
           <w:szCs w:val="22"/>
         </w:rPr>
-        <w:t xml:space="preserve">Dirección de </w:t>
-      </w:r>
-      <w:r>
-        <w:rPr>
-          <w:rFonts w:ascii="Garamond" w:hAnsi="Garamond"/>
-          <w:b w:val="0"/>
-          <w:szCs w:val="22"/>
-        </w:rPr>
-        <w:t>Gestión</w:t>
-      </w:r>
-      <w:r>
-        <w:rPr>
-          <w:rFonts w:ascii="Garamond" w:hAnsi="Garamond"/>
-          <w:b w:val="0"/>
-          <w:spacing w:val="-10"/>
-          <w:szCs w:val="22"/>
-        </w:rPr>
-        <w:t xml:space="preserve"> </w:t>
-      </w:r>
-      <w:r>
-        <w:rPr>
-          <w:rFonts w:ascii="Garamond" w:hAnsi="Garamond"/>
-          <w:b w:val="0"/>
-          <w:szCs w:val="22"/>
-        </w:rPr>
-        <w:t>Institucional</w:t>
+        <w:t xml:space="preserve">Dirección </w:t>
+      </w:r>
+      <w:r>
+        <w:rPr>
+          <w:rFonts w:ascii="Garamond" w:hAnsi="Garamond"/>
+          <w:b w:val="0"/>
+          <w:spacing w:val="-12"/>
+          <w:szCs w:val="22"/>
+        </w:rPr>
+        <w:t>Académica</w:t>
       </w:r>
       <w:r>
         <w:rPr>
@@ -2879,6 +2863,119 @@
           <w:u w:val="single"/>
         </w:rPr>
       </w:pPr>
+    </w:p>
+    <w:p>
+      <w:pPr>
+        <w:pStyle w:val="Textoindependiente"/>
+        <w:spacing w:line="276" w:lineRule="auto"/>
+        <w:jc w:val="center"/>
+        <w:rPr>
+          <w:rFonts w:ascii="Garamond" w:hAnsi="Garamond"/>
+          <w:b/>
+          <w:sz w:val="24"/>
+          <w:szCs w:val="22"/>
+        </w:rPr>
+      </w:pPr>
+      <w:r>
+        <w:rPr>
+          <w:rFonts w:ascii="Garamond" w:hAnsi="Garamond"/>
+          <w:b/>
+          <w:sz w:val="24"/>
+          <w:szCs w:val="22"/>
+        </w:rPr>
+        <w:t xml:space="preserve">Dr. Guillaume </w:t>
+      </w:r>
+      <w:proofErr w:type="spellStart"/>
+      <w:r>
+        <w:rPr>
+          <w:rFonts w:ascii="Garamond" w:hAnsi="Garamond"/>
+          <w:b/>
+          <w:sz w:val="24"/>
+          <w:szCs w:val="22"/>
+        </w:rPr>
+        <w:t>Yannick</w:t>
+      </w:r>
+      <w:proofErr w:type="spellEnd"/>
+      <w:r>
+        <w:rPr>
+          <w:rFonts w:ascii="Garamond" w:hAnsi="Garamond"/>
+          <w:b/>
+          <w:sz w:val="24"/>
+          <w:szCs w:val="22"/>
+        </w:rPr>
+        <w:t xml:space="preserve"> </w:t>
+      </w:r>
+      <w:proofErr w:type="spellStart"/>
+      <w:r>
+        <w:rPr>
+          <w:rFonts w:ascii="Garamond" w:hAnsi="Garamond"/>
+          <w:b/>
+          <w:sz w:val="24"/>
+          <w:szCs w:val="22"/>
+        </w:rPr>
+        <w:t>Serge</w:t>
+      </w:r>
+      <w:proofErr w:type="spellEnd"/>
+      <w:r>
+        <w:rPr>
+          <w:rFonts w:ascii="Garamond" w:hAnsi="Garamond"/>
+          <w:b/>
+          <w:sz w:val="24"/>
+          <w:szCs w:val="22"/>
+        </w:rPr>
+        <w:t xml:space="preserve"> </w:t>
+      </w:r>
+      <w:proofErr w:type="spellStart"/>
+      <w:r>
+        <w:rPr>
+          <w:rFonts w:ascii="Garamond" w:hAnsi="Garamond"/>
+          <w:b/>
+          <w:sz w:val="24"/>
+          <w:szCs w:val="22"/>
+        </w:rPr>
+        <w:t>Oisel</w:t>
+      </w:r>
+      <w:proofErr w:type="spellEnd"/>
+    </w:p>
+    <w:p>
+      <w:pPr>
+        <w:pStyle w:val="Textoindependiente"/>
+        <w:spacing w:line="276" w:lineRule="auto"/>
+        <w:jc w:val="center"/>
+        <w:rPr>
+          <w:rFonts w:ascii="Garamond" w:hAnsi="Garamond"/>
+          <w:sz w:val="24"/>
+          <w:szCs w:val="22"/>
+        </w:rPr>
+      </w:pPr>
+      <w:r>
+        <w:rPr>
+          <w:rFonts w:ascii="Garamond" w:hAnsi="Garamond"/>
+          <w:sz w:val="24"/>
+          <w:szCs w:val="22"/>
+        </w:rPr>
+        <w:t>Director de la Dirección Académica</w:t>
+      </w:r>
+    </w:p>
+    <w:p>
+      <w:pPr>
+        <w:pStyle w:val="Textoindependiente"/>
+        <w:spacing w:line="276" w:lineRule="auto"/>
+        <w:jc w:val="center"/>
+        <w:rPr>
+          <w:rFonts w:ascii="Garamond" w:hAnsi="Garamond"/>
+          <w:sz w:val="24"/>
+          <w:szCs w:val="22"/>
+        </w:rPr>
+      </w:pPr>
+      <w:r>
+        <w:rPr>
+          <w:rFonts w:ascii="Garamond" w:hAnsi="Garamond"/>
+          <w:sz w:val="24"/>
+          <w:szCs w:val="22"/>
+        </w:rPr>
+        <w:t>Centro de Idiomas de la UNMSM</w:t>
+      </w:r>
     </w:p>
     <w:p>
       <w:pPr>
@@ -2887,93 +2984,11 @@
         <w:jc w:val="center"/>
         <w:rPr>
           <w:rFonts w:ascii="Garamond" w:hAnsi="Garamond"/>
-          <w:b/>
-        </w:rPr>
-      </w:pPr>
-      <w:r>
-        <w:rPr>
-          <w:rFonts w:ascii="Garamond" w:hAnsi="Garamond"/>
-          <w:b/>
-        </w:rPr>
-        <w:t>Dr.</w:t>
-      </w:r>
-      <w:r>
-        <w:rPr>
-          <w:rFonts w:ascii="Garamond" w:hAnsi="Garamond"/>
-          <w:b/>
-          <w:spacing w:val="-14"/>
-        </w:rPr>
-        <w:t xml:space="preserve"> </w:t>
-      </w:r>
-      <w:r>
-        <w:rPr>
-          <w:rFonts w:ascii="Garamond" w:hAnsi="Garamond"/>
-          <w:b/>
-          <w:spacing w:val="-14"/>
-        </w:rPr>
-        <w:t xml:space="preserve">Guillaume </w:t>
-      </w:r>
-      <w:proofErr w:type="spellStart"/>
-      <w:r>
-        <w:rPr>
-          <w:rFonts w:ascii="Garamond" w:hAnsi="Garamond"/>
-          <w:b/>
-          <w:spacing w:val="-14"/>
-        </w:rPr>
-        <w:t>Oisel</w:t>
-      </w:r>
-      <w:proofErr w:type="spellEnd"/>
-      <w:r>
-        <w:rPr>
-          <w:rFonts w:ascii="Garamond" w:hAnsi="Garamond"/>
-          <w:b/>
-          <w:spacing w:val="-14"/>
-        </w:rPr>
-        <w:t xml:space="preserve"> </w:t>
-      </w:r>
-    </w:p>
-    <w:p>
-      <w:pPr>
-        <w:ind w:right="-2"/>
-        <w:jc w:val="center"/>
-        <w:rPr>
-          <w:rFonts w:ascii="Garamond" w:hAnsi="Garamond"/>
-          <w:spacing w:val="-2"/>
-        </w:rPr>
-      </w:pPr>
-      <w:r>
-        <w:rPr>
-          <w:rFonts w:ascii="Garamond" w:hAnsi="Garamond"/>
-          <w:spacing w:val="-2"/>
-        </w:rPr>
-        <w:t>Director</w:t>
-      </w:r>
-      <w:r>
-        <w:rPr>
-          <w:rFonts w:ascii="Garamond" w:hAnsi="Garamond"/>
-          <w:spacing w:val="5"/>
-        </w:rPr>
-        <w:t xml:space="preserve"> de la Dirección Académica</w:t>
-      </w:r>
+          <w:spacing w:val="-2"/>
+        </w:rPr>
+      </w:pPr>
       <w:bookmarkStart w:id="7" w:name="_GoBack"/>
       <w:bookmarkEnd w:id="7"/>
-    </w:p>
-    <w:p>
-      <w:pPr>
-        <w:ind w:right="-2"/>
-        <w:jc w:val="center"/>
-        <w:rPr>
-          <w:rFonts w:ascii="Garamond" w:hAnsi="Garamond"/>
-          <w:spacing w:val="-2"/>
-        </w:rPr>
-      </w:pPr>
-      <w:r>
-        <w:rPr>
-          <w:rFonts w:ascii="Garamond" w:hAnsi="Garamond"/>
-          <w:spacing w:val="-2"/>
-        </w:rPr>
-        <w:t>Centro de Idiomas de la UNMSM</w:t>
-      </w:r>
     </w:p>
     <w:sectPr>
       <w:headerReference w:type="default" r:id="rId7"/>

--- a/Modelos_documentos/tdr_tipoA_.docx
+++ b/Modelos_documentos/tdr_tipoA_.docx
@@ -1,6 +1,6 @@
 
 <file path=word/document.xml><?xml version="1.0" encoding="utf-8"?>
-<w:document xmlns:wpc="http://schemas.microsoft.com/office/word/2010/wordprocessingCanvas" xmlns:cx="http://schemas.microsoft.com/office/drawing/2014/chartex" xmlns:mc="http://schemas.openxmlformats.org/markup-compatibility/2006" xmlns:o="urn:schemas-microsoft-com:office:office" xmlns:r="http://schemas.openxmlformats.org/officeDocument/2006/relationships" xmlns:m="http://schemas.openxmlformats.org/officeDocument/2006/math" xmlns:v="urn:schemas-microsoft-com:vml" xmlns:wp14="http://schemas.microsoft.com/office/word/2010/wordprocessingDrawing" xmlns:wp="http://schemas.openxmlformats.org/drawingml/2006/wordprocessingDrawing" xmlns:w10="urn:schemas-microsoft-com:office:word" xmlns:w="http://schemas.openxmlformats.org/wordprocessingml/2006/main" xmlns:w14="http://schemas.microsoft.com/office/word/2010/wordml" xmlns:w15="http://schemas.microsoft.com/office/word/2012/wordml" xmlns:w16se="http://schemas.microsoft.com/office/word/2015/wordml/symex" xmlns:wpg="http://schemas.microsoft.com/office/word/2010/wordprocessingGroup" xmlns:wpi="http://schemas.microsoft.com/office/word/2010/wordprocessingInk" xmlns:wne="http://schemas.microsoft.com/office/word/2006/wordml" xmlns:wps="http://schemas.microsoft.com/office/word/2010/wordprocessingShape" mc:Ignorable="w14 w15 w16se wp14">
+<w:document xmlns:wpc="http://schemas.microsoft.com/office/word/2010/wordprocessingCanvas" xmlns:cx="http://schemas.microsoft.com/office/drawing/2014/chartex" xmlns:cx1="http://schemas.microsoft.com/office/drawing/2015/9/8/chartex" xmlns:cx2="http://schemas.microsoft.com/office/drawing/2015/10/21/chartex" xmlns:cx3="http://schemas.microsoft.com/office/drawing/2016/5/9/chartex" xmlns:cx4="http://schemas.microsoft.com/office/drawing/2016/5/10/chartex" xmlns:cx5="http://schemas.microsoft.com/office/drawing/2016/5/11/chartex" xmlns:cx6="http://schemas.microsoft.com/office/drawing/2016/5/12/chartex" xmlns:cx7="http://schemas.microsoft.com/office/drawing/2016/5/13/chartex" xmlns:cx8="http://schemas.microsoft.com/office/drawing/2016/5/14/chartex" xmlns:mc="http://schemas.openxmlformats.org/markup-compatibility/2006" xmlns:aink="http://schemas.microsoft.com/office/drawing/2016/ink" xmlns:am3d="http://schemas.microsoft.com/office/drawing/2017/model3d" xmlns:o="urn:schemas-microsoft-com:office:office" xmlns:oel="http://schemas.microsoft.com/office/2019/extlst" xmlns:r="http://schemas.openxmlformats.org/officeDocument/2006/relationships" xmlns:m="http://schemas.openxmlformats.org/officeDocument/2006/math" xmlns:v="urn:schemas-microsoft-com:vml" xmlns:wp14="http://schemas.microsoft.com/office/word/2010/wordprocessingDrawing" xmlns:wp="http://schemas.openxmlformats.org/drawingml/2006/wordprocessingDrawing" xmlns:w10="urn:schemas-microsoft-com:office:word" xmlns:w="http://schemas.openxmlformats.org/wordprocessingml/2006/main" xmlns:w14="http://schemas.microsoft.com/office/word/2010/wordml" xmlns:w15="http://schemas.microsoft.com/office/word/2012/wordml" xmlns:w16cex="http://schemas.microsoft.com/office/word/2018/wordml/cex" xmlns:w16cid="http://schemas.microsoft.com/office/word/2016/wordml/cid" xmlns:w16="http://schemas.microsoft.com/office/word/2018/wordml" xmlns:w16du="http://schemas.microsoft.com/office/word/2023/wordml/word16du" xmlns:w16sdtdh="http://schemas.microsoft.com/office/word/2020/wordml/sdtdatahash" xmlns:w16sdtfl="http://schemas.microsoft.com/office/word/2024/wordml/sdtformatlock" xmlns:w16se="http://schemas.microsoft.com/office/word/2015/wordml/symex" xmlns:wpg="http://schemas.microsoft.com/office/word/2010/wordprocessingGroup" xmlns:wpi="http://schemas.microsoft.com/office/word/2010/wordprocessingInk" xmlns:wne="http://schemas.microsoft.com/office/word/2006/wordml" xmlns:wps="http://schemas.microsoft.com/office/word/2010/wordprocessingShape" mc:Ignorable="w14 w15 w16se w16cid w16 w16cex w16sdtdh w16sdtfl w16du wp14">
   <w:body>
     <w:p>
       <w:pPr>
@@ -258,7 +258,6 @@
           <w:szCs w:val="22"/>
         </w:rPr>
       </w:pPr>
-      <w:proofErr w:type="spellStart"/>
       <w:r>
         <w:rPr>
           <w:rFonts w:ascii="Garamond" w:hAnsi="Garamond"/>
@@ -268,7 +267,6 @@
         </w:rPr>
         <w:t>descripcion</w:t>
       </w:r>
-      <w:proofErr w:type="spellEnd"/>
       <w:r>
         <w:rPr>
           <w:rFonts w:ascii="Garamond" w:hAnsi="Garamond"/>
@@ -2883,9 +2881,8 @@
           <w:sz w:val="24"/>
           <w:szCs w:val="22"/>
         </w:rPr>
-        <w:t xml:space="preserve">Dr. Guillaume </w:t>
-      </w:r>
-      <w:proofErr w:type="spellStart"/>
+        <w:t>M</w:t>
+      </w:r>
       <w:r>
         <w:rPr>
           <w:rFonts w:ascii="Garamond" w:hAnsi="Garamond"/>
@@ -2893,9 +2890,8 @@
           <w:sz w:val="24"/>
           <w:szCs w:val="22"/>
         </w:rPr>
-        <w:t>Yannick</w:t>
-      </w:r>
-      <w:proofErr w:type="spellEnd"/>
+        <w:t>g</w:t>
+      </w:r>
       <w:r>
         <w:rPr>
           <w:rFonts w:ascii="Garamond" w:hAnsi="Garamond"/>
@@ -2903,9 +2899,8 @@
           <w:sz w:val="24"/>
           <w:szCs w:val="22"/>
         </w:rPr>
-        <w:t xml:space="preserve"> </w:t>
-      </w:r>
-      <w:proofErr w:type="spellStart"/>
+        <w:t xml:space="preserve">. </w:t>
+      </w:r>
       <w:r>
         <w:rPr>
           <w:rFonts w:ascii="Garamond" w:hAnsi="Garamond"/>
@@ -2913,29 +2908,8 @@
           <w:sz w:val="24"/>
           <w:szCs w:val="22"/>
         </w:rPr>
-        <w:t>Serge</w:t>
-      </w:r>
-      <w:proofErr w:type="spellEnd"/>
-      <w:r>
-        <w:rPr>
-          <w:rFonts w:ascii="Garamond" w:hAnsi="Garamond"/>
-          <w:b/>
-          <w:sz w:val="24"/>
-          <w:szCs w:val="22"/>
-        </w:rPr>
-        <w:t xml:space="preserve"> </w:t>
-      </w:r>
-      <w:proofErr w:type="spellStart"/>
-      <w:r>
-        <w:rPr>
-          <w:rFonts w:ascii="Garamond" w:hAnsi="Garamond"/>
-          <w:b/>
-          <w:sz w:val="24"/>
-          <w:szCs w:val="22"/>
-        </w:rPr>
-        <w:t>Oisel</w:t>
-      </w:r>
-      <w:proofErr w:type="spellEnd"/>
+        <w:t>Yolanda Ruth Julca Estrada</w:t>
+      </w:r>
     </w:p>
     <w:p>
       <w:pPr>
@@ -2954,7 +2928,23 @@
           <w:sz w:val="24"/>
           <w:szCs w:val="22"/>
         </w:rPr>
-        <w:t>Director de la Dirección Académica</w:t>
+        <w:t>Director</w:t>
+      </w:r>
+      <w:r>
+        <w:rPr>
+          <w:rFonts w:ascii="Garamond" w:hAnsi="Garamond"/>
+          <w:sz w:val="24"/>
+          <w:szCs w:val="22"/>
+        </w:rPr>
+        <w:t>a</w:t>
+      </w:r>
+      <w:r>
+        <w:rPr>
+          <w:rFonts w:ascii="Garamond" w:hAnsi="Garamond"/>
+          <w:sz w:val="24"/>
+          <w:szCs w:val="22"/>
+        </w:rPr>
+        <w:t xml:space="preserve"> de la Dirección Académica</w:t>
       </w:r>
     </w:p>
     <w:p>
@@ -2987,8 +2977,6 @@
           <w:spacing w:val="-2"/>
         </w:rPr>
       </w:pPr>
-      <w:bookmarkStart w:id="7" w:name="_GoBack"/>
-      <w:bookmarkEnd w:id="7"/>
     </w:p>
     <w:sectPr>
       <w:headerReference w:type="default" r:id="rId7"/>
@@ -3002,7 +2990,7 @@
 </file>
 
 <file path=word/endnotes.xml><?xml version="1.0" encoding="utf-8"?>
-<w:endnotes xmlns:wpc="http://schemas.microsoft.com/office/word/2010/wordprocessingCanvas" xmlns:cx="http://schemas.microsoft.com/office/drawing/2014/chartex" xmlns:mc="http://schemas.openxmlformats.org/markup-compatibility/2006" xmlns:o="urn:schemas-microsoft-com:office:office" xmlns:r="http://schemas.openxmlformats.org/officeDocument/2006/relationships" xmlns:m="http://schemas.openxmlformats.org/officeDocument/2006/math" xmlns:v="urn:schemas-microsoft-com:vml" xmlns:wp14="http://schemas.microsoft.com/office/word/2010/wordprocessingDrawing" xmlns:wp="http://schemas.openxmlformats.org/drawingml/2006/wordprocessingDrawing" xmlns:w10="urn:schemas-microsoft-com:office:word" xmlns:w="http://schemas.openxmlformats.org/wordprocessingml/2006/main" xmlns:w14="http://schemas.microsoft.com/office/word/2010/wordml" xmlns:w15="http://schemas.microsoft.com/office/word/2012/wordml" xmlns:w16se="http://schemas.microsoft.com/office/word/2015/wordml/symex" xmlns:wpg="http://schemas.microsoft.com/office/word/2010/wordprocessingGroup" xmlns:wpi="http://schemas.microsoft.com/office/word/2010/wordprocessingInk" xmlns:wne="http://schemas.microsoft.com/office/word/2006/wordml" xmlns:wps="http://schemas.microsoft.com/office/word/2010/wordprocessingShape" mc:Ignorable="w14 w15 w16se wp14">
+<w:endnotes xmlns:wpc="http://schemas.microsoft.com/office/word/2010/wordprocessingCanvas" xmlns:cx="http://schemas.microsoft.com/office/drawing/2014/chartex" xmlns:cx1="http://schemas.microsoft.com/office/drawing/2015/9/8/chartex" xmlns:cx2="http://schemas.microsoft.com/office/drawing/2015/10/21/chartex" xmlns:cx3="http://schemas.microsoft.com/office/drawing/2016/5/9/chartex" xmlns:cx4="http://schemas.microsoft.com/office/drawing/2016/5/10/chartex" xmlns:cx5="http://schemas.microsoft.com/office/drawing/2016/5/11/chartex" xmlns:cx6="http://schemas.microsoft.com/office/drawing/2016/5/12/chartex" xmlns:cx7="http://schemas.microsoft.com/office/drawing/2016/5/13/chartex" xmlns:cx8="http://schemas.microsoft.com/office/drawing/2016/5/14/chartex" xmlns:mc="http://schemas.openxmlformats.org/markup-compatibility/2006" xmlns:aink="http://schemas.microsoft.com/office/drawing/2016/ink" xmlns:am3d="http://schemas.microsoft.com/office/drawing/2017/model3d" xmlns:o="urn:schemas-microsoft-com:office:office" xmlns:oel="http://schemas.microsoft.com/office/2019/extlst" xmlns:r="http://schemas.openxmlformats.org/officeDocument/2006/relationships" xmlns:m="http://schemas.openxmlformats.org/officeDocument/2006/math" xmlns:v="urn:schemas-microsoft-com:vml" xmlns:wp14="http://schemas.microsoft.com/office/word/2010/wordprocessingDrawing" xmlns:wp="http://schemas.openxmlformats.org/drawingml/2006/wordprocessingDrawing" xmlns:w10="urn:schemas-microsoft-com:office:word" xmlns:w="http://schemas.openxmlformats.org/wordprocessingml/2006/main" xmlns:w14="http://schemas.microsoft.com/office/word/2010/wordml" xmlns:w15="http://schemas.microsoft.com/office/word/2012/wordml" xmlns:w16cex="http://schemas.microsoft.com/office/word/2018/wordml/cex" xmlns:w16cid="http://schemas.microsoft.com/office/word/2016/wordml/cid" xmlns:w16="http://schemas.microsoft.com/office/word/2018/wordml" xmlns:w16du="http://schemas.microsoft.com/office/word/2023/wordml/word16du" xmlns:w16sdtdh="http://schemas.microsoft.com/office/word/2020/wordml/sdtdatahash" xmlns:w16sdtfl="http://schemas.microsoft.com/office/word/2024/wordml/sdtformatlock" xmlns:w16se="http://schemas.microsoft.com/office/word/2015/wordml/symex" xmlns:wpg="http://schemas.microsoft.com/office/word/2010/wordprocessingGroup" xmlns:wpi="http://schemas.microsoft.com/office/word/2010/wordprocessingInk" xmlns:wne="http://schemas.microsoft.com/office/word/2006/wordml" xmlns:wps="http://schemas.microsoft.com/office/word/2010/wordprocessingShape" mc:Ignorable="w14 w15 w16se w16cid w16 w16cex w16sdtdh w16sdtfl w16du wp14">
   <w:endnote w:type="separator" w:id="-1">
     <w:p>
       <w:r>
@@ -3021,7 +3009,7 @@
 </file>
 
 <file path=word/footnotes.xml><?xml version="1.0" encoding="utf-8"?>
-<w:footnotes xmlns:wpc="http://schemas.microsoft.com/office/word/2010/wordprocessingCanvas" xmlns:cx="http://schemas.microsoft.com/office/drawing/2014/chartex" xmlns:mc="http://schemas.openxmlformats.org/markup-compatibility/2006" xmlns:o="urn:schemas-microsoft-com:office:office" xmlns:r="http://schemas.openxmlformats.org/officeDocument/2006/relationships" xmlns:m="http://schemas.openxmlformats.org/officeDocument/2006/math" xmlns:v="urn:schemas-microsoft-com:vml" xmlns:wp14="http://schemas.microsoft.com/office/word/2010/wordprocessingDrawing" xmlns:wp="http://schemas.openxmlformats.org/drawingml/2006/wordprocessingDrawing" xmlns:w10="urn:schemas-microsoft-com:office:word" xmlns:w="http://schemas.openxmlformats.org/wordprocessingml/2006/main" xmlns:w14="http://schemas.microsoft.com/office/word/2010/wordml" xmlns:w15="http://schemas.microsoft.com/office/word/2012/wordml" xmlns:w16se="http://schemas.microsoft.com/office/word/2015/wordml/symex" xmlns:wpg="http://schemas.microsoft.com/office/word/2010/wordprocessingGroup" xmlns:wpi="http://schemas.microsoft.com/office/word/2010/wordprocessingInk" xmlns:wne="http://schemas.microsoft.com/office/word/2006/wordml" xmlns:wps="http://schemas.microsoft.com/office/word/2010/wordprocessingShape" mc:Ignorable="w14 w15 w16se wp14">
+<w:footnotes xmlns:wpc="http://schemas.microsoft.com/office/word/2010/wordprocessingCanvas" xmlns:cx="http://schemas.microsoft.com/office/drawing/2014/chartex" xmlns:cx1="http://schemas.microsoft.com/office/drawing/2015/9/8/chartex" xmlns:cx2="http://schemas.microsoft.com/office/drawing/2015/10/21/chartex" xmlns:cx3="http://schemas.microsoft.com/office/drawing/2016/5/9/chartex" xmlns:cx4="http://schemas.microsoft.com/office/drawing/2016/5/10/chartex" xmlns:cx5="http://schemas.microsoft.com/office/drawing/2016/5/11/chartex" xmlns:cx6="http://schemas.microsoft.com/office/drawing/2016/5/12/chartex" xmlns:cx7="http://schemas.microsoft.com/office/drawing/2016/5/13/chartex" xmlns:cx8="http://schemas.microsoft.com/office/drawing/2016/5/14/chartex" xmlns:mc="http://schemas.openxmlformats.org/markup-compatibility/2006" xmlns:aink="http://schemas.microsoft.com/office/drawing/2016/ink" xmlns:am3d="http://schemas.microsoft.com/office/drawing/2017/model3d" xmlns:o="urn:schemas-microsoft-com:office:office" xmlns:oel="http://schemas.microsoft.com/office/2019/extlst" xmlns:r="http://schemas.openxmlformats.org/officeDocument/2006/relationships" xmlns:m="http://schemas.openxmlformats.org/officeDocument/2006/math" xmlns:v="urn:schemas-microsoft-com:vml" xmlns:wp14="http://schemas.microsoft.com/office/word/2010/wordprocessingDrawing" xmlns:wp="http://schemas.openxmlformats.org/drawingml/2006/wordprocessingDrawing" xmlns:w10="urn:schemas-microsoft-com:office:word" xmlns:w="http://schemas.openxmlformats.org/wordprocessingml/2006/main" xmlns:w14="http://schemas.microsoft.com/office/word/2010/wordml" xmlns:w15="http://schemas.microsoft.com/office/word/2012/wordml" xmlns:w16cex="http://schemas.microsoft.com/office/word/2018/wordml/cex" xmlns:w16cid="http://schemas.microsoft.com/office/word/2016/wordml/cid" xmlns:w16="http://schemas.microsoft.com/office/word/2018/wordml" xmlns:w16du="http://schemas.microsoft.com/office/word/2023/wordml/word16du" xmlns:w16sdtdh="http://schemas.microsoft.com/office/word/2020/wordml/sdtdatahash" xmlns:w16sdtfl="http://schemas.microsoft.com/office/word/2024/wordml/sdtformatlock" xmlns:w16se="http://schemas.microsoft.com/office/word/2015/wordml/symex" xmlns:wpg="http://schemas.microsoft.com/office/word/2010/wordprocessingGroup" xmlns:wpi="http://schemas.microsoft.com/office/word/2010/wordprocessingInk" xmlns:wne="http://schemas.microsoft.com/office/word/2006/wordml" xmlns:wps="http://schemas.microsoft.com/office/word/2010/wordprocessingShape" mc:Ignorable="w14 w15 w16se w16cid w16 w16cex w16sdtdh w16sdtfl w16du wp14">
   <w:footnote w:type="separator" w:id="-1">
     <w:p>
       <w:r>
@@ -3040,7 +3028,7 @@
 </file>
 
 <file path=word/header1.xml><?xml version="1.0" encoding="utf-8"?>
-<w:hdr xmlns:wpc="http://schemas.microsoft.com/office/word/2010/wordprocessingCanvas" xmlns:cx="http://schemas.microsoft.com/office/drawing/2014/chartex" xmlns:mc="http://schemas.openxmlformats.org/markup-compatibility/2006" xmlns:o="urn:schemas-microsoft-com:office:office" xmlns:r="http://schemas.openxmlformats.org/officeDocument/2006/relationships" xmlns:m="http://schemas.openxmlformats.org/officeDocument/2006/math" xmlns:v="urn:schemas-microsoft-com:vml" xmlns:wp14="http://schemas.microsoft.com/office/word/2010/wordprocessingDrawing" xmlns:wp="http://schemas.openxmlformats.org/drawingml/2006/wordprocessingDrawing" xmlns:w10="urn:schemas-microsoft-com:office:word" xmlns:w="http://schemas.openxmlformats.org/wordprocessingml/2006/main" xmlns:w14="http://schemas.microsoft.com/office/word/2010/wordml" xmlns:w15="http://schemas.microsoft.com/office/word/2012/wordml" xmlns:w16se="http://schemas.microsoft.com/office/word/2015/wordml/symex" xmlns:wpg="http://schemas.microsoft.com/office/word/2010/wordprocessingGroup" xmlns:wpi="http://schemas.microsoft.com/office/word/2010/wordprocessingInk" xmlns:wne="http://schemas.microsoft.com/office/word/2006/wordml" xmlns:wps="http://schemas.microsoft.com/office/word/2010/wordprocessingShape" mc:Ignorable="w14 w15 w16se wp14">
+<w:hdr xmlns:wpc="http://schemas.microsoft.com/office/word/2010/wordprocessingCanvas" xmlns:cx="http://schemas.microsoft.com/office/drawing/2014/chartex" xmlns:cx1="http://schemas.microsoft.com/office/drawing/2015/9/8/chartex" xmlns:cx2="http://schemas.microsoft.com/office/drawing/2015/10/21/chartex" xmlns:cx3="http://schemas.microsoft.com/office/drawing/2016/5/9/chartex" xmlns:cx4="http://schemas.microsoft.com/office/drawing/2016/5/10/chartex" xmlns:cx5="http://schemas.microsoft.com/office/drawing/2016/5/11/chartex" xmlns:cx6="http://schemas.microsoft.com/office/drawing/2016/5/12/chartex" xmlns:cx7="http://schemas.microsoft.com/office/drawing/2016/5/13/chartex" xmlns:cx8="http://schemas.microsoft.com/office/drawing/2016/5/14/chartex" xmlns:mc="http://schemas.openxmlformats.org/markup-compatibility/2006" xmlns:aink="http://schemas.microsoft.com/office/drawing/2016/ink" xmlns:am3d="http://schemas.microsoft.com/office/drawing/2017/model3d" xmlns:o="urn:schemas-microsoft-com:office:office" xmlns:oel="http://schemas.microsoft.com/office/2019/extlst" xmlns:r="http://schemas.openxmlformats.org/officeDocument/2006/relationships" xmlns:m="http://schemas.openxmlformats.org/officeDocument/2006/math" xmlns:v="urn:schemas-microsoft-com:vml" xmlns:wp14="http://schemas.microsoft.com/office/word/2010/wordprocessingDrawing" xmlns:wp="http://schemas.openxmlformats.org/drawingml/2006/wordprocessingDrawing" xmlns:w10="urn:schemas-microsoft-com:office:word" xmlns:w="http://schemas.openxmlformats.org/wordprocessingml/2006/main" xmlns:w14="http://schemas.microsoft.com/office/word/2010/wordml" xmlns:w15="http://schemas.microsoft.com/office/word/2012/wordml" xmlns:w16cex="http://schemas.microsoft.com/office/word/2018/wordml/cex" xmlns:w16cid="http://schemas.microsoft.com/office/word/2016/wordml/cid" xmlns:w16="http://schemas.microsoft.com/office/word/2018/wordml" xmlns:w16du="http://schemas.microsoft.com/office/word/2023/wordml/word16du" xmlns:w16sdtdh="http://schemas.microsoft.com/office/word/2020/wordml/sdtdatahash" xmlns:w16sdtfl="http://schemas.microsoft.com/office/word/2024/wordml/sdtformatlock" xmlns:w16se="http://schemas.microsoft.com/office/word/2015/wordml/symex" xmlns:wpg="http://schemas.microsoft.com/office/word/2010/wordprocessingGroup" xmlns:wpi="http://schemas.microsoft.com/office/word/2010/wordprocessingInk" xmlns:wne="http://schemas.microsoft.com/office/word/2006/wordml" xmlns:wps="http://schemas.microsoft.com/office/word/2010/wordprocessingShape" mc:Ignorable="w14 w15 w16se w16cid w16 w16cex w16sdtdh w16sdtfl w16du wp14">
   <w:p>
     <w:pPr>
       <w:pStyle w:val="Encabezado"/>
@@ -3117,7 +3105,7 @@
 </file>
 
 <file path=word/numbering.xml><?xml version="1.0" encoding="utf-8"?>
-<w:numbering xmlns:wpc="http://schemas.microsoft.com/office/word/2010/wordprocessingCanvas" xmlns:cx="http://schemas.microsoft.com/office/drawing/2014/chartex" xmlns:mc="http://schemas.openxmlformats.org/markup-compatibility/2006" xmlns:o="urn:schemas-microsoft-com:office:office" xmlns:r="http://schemas.openxmlformats.org/officeDocument/2006/relationships" xmlns:m="http://schemas.openxmlformats.org/officeDocument/2006/math" xmlns:v="urn:schemas-microsoft-com:vml" xmlns:wp14="http://schemas.microsoft.com/office/word/2010/wordprocessingDrawing" xmlns:wp="http://schemas.openxmlformats.org/drawingml/2006/wordprocessingDrawing" xmlns:w10="urn:schemas-microsoft-com:office:word" xmlns:w="http://schemas.openxmlformats.org/wordprocessingml/2006/main" xmlns:w14="http://schemas.microsoft.com/office/word/2010/wordml" xmlns:w15="http://schemas.microsoft.com/office/word/2012/wordml" xmlns:w16se="http://schemas.microsoft.com/office/word/2015/wordml/symex" xmlns:wpg="http://schemas.microsoft.com/office/word/2010/wordprocessingGroup" xmlns:wpi="http://schemas.microsoft.com/office/word/2010/wordprocessingInk" xmlns:wne="http://schemas.microsoft.com/office/word/2006/wordml" xmlns:wps="http://schemas.microsoft.com/office/word/2010/wordprocessingShape" mc:Ignorable="w14 w15 w16se wp14">
+<w:numbering xmlns:wpc="http://schemas.microsoft.com/office/word/2010/wordprocessingCanvas" xmlns:cx="http://schemas.microsoft.com/office/drawing/2014/chartex" xmlns:cx1="http://schemas.microsoft.com/office/drawing/2015/9/8/chartex" xmlns:cx2="http://schemas.microsoft.com/office/drawing/2015/10/21/chartex" xmlns:cx3="http://schemas.microsoft.com/office/drawing/2016/5/9/chartex" xmlns:cx4="http://schemas.microsoft.com/office/drawing/2016/5/10/chartex" xmlns:cx5="http://schemas.microsoft.com/office/drawing/2016/5/11/chartex" xmlns:cx6="http://schemas.microsoft.com/office/drawing/2016/5/12/chartex" xmlns:cx7="http://schemas.microsoft.com/office/drawing/2016/5/13/chartex" xmlns:cx8="http://schemas.microsoft.com/office/drawing/2016/5/14/chartex" xmlns:mc="http://schemas.openxmlformats.org/markup-compatibility/2006" xmlns:aink="http://schemas.microsoft.com/office/drawing/2016/ink" xmlns:am3d="http://schemas.microsoft.com/office/drawing/2017/model3d" xmlns:o="urn:schemas-microsoft-com:office:office" xmlns:oel="http://schemas.microsoft.com/office/2019/extlst" xmlns:r="http://schemas.openxmlformats.org/officeDocument/2006/relationships" xmlns:m="http://schemas.openxmlformats.org/officeDocument/2006/math" xmlns:v="urn:schemas-microsoft-com:vml" xmlns:wp14="http://schemas.microsoft.com/office/word/2010/wordprocessingDrawing" xmlns:wp="http://schemas.openxmlformats.org/drawingml/2006/wordprocessingDrawing" xmlns:w10="urn:schemas-microsoft-com:office:word" xmlns:w="http://schemas.openxmlformats.org/wordprocessingml/2006/main" xmlns:w14="http://schemas.microsoft.com/office/word/2010/wordml" xmlns:w15="http://schemas.microsoft.com/office/word/2012/wordml" xmlns:w16cex="http://schemas.microsoft.com/office/word/2018/wordml/cex" xmlns:w16cid="http://schemas.microsoft.com/office/word/2016/wordml/cid" xmlns:w16="http://schemas.microsoft.com/office/word/2018/wordml" xmlns:w16du="http://schemas.microsoft.com/office/word/2023/wordml/word16du" xmlns:w16sdtdh="http://schemas.microsoft.com/office/word/2020/wordml/sdtdatahash" xmlns:w16sdtfl="http://schemas.microsoft.com/office/word/2024/wordml/sdtformatlock" xmlns:w16se="http://schemas.microsoft.com/office/word/2015/wordml/symex" xmlns:wpg="http://schemas.microsoft.com/office/word/2010/wordprocessingGroup" xmlns:wpi="http://schemas.microsoft.com/office/word/2010/wordprocessingInk" xmlns:wne="http://schemas.microsoft.com/office/word/2006/wordml" xmlns:wps="http://schemas.microsoft.com/office/word/2010/wordprocessingShape" mc:Ignorable="w14 w15 w16se w16cid w16 w16cex w16sdtdh w16sdtfl w16du wp14">
   <w:abstractNum w:abstractNumId="0" w15:restartNumberingAfterBreak="0">
     <w:nsid w:val="568B6821"/>
     <w:multiLevelType w:val="hybridMultilevel"/>
@@ -3326,17 +3314,17 @@
       </w:pPr>
     </w:lvl>
   </w:abstractNum>
-  <w:num w:numId="1">
+  <w:num w:numId="1" w16cid:durableId="794567304">
     <w:abstractNumId w:val="0"/>
   </w:num>
-  <w:num w:numId="2">
+  <w:num w:numId="2" w16cid:durableId="898784193">
     <w:abstractNumId w:val="1"/>
   </w:num>
 </w:numbering>
 </file>
 
 <file path=word/styles.xml><?xml version="1.0" encoding="utf-8"?>
-<w:styles xmlns:mc="http://schemas.openxmlformats.org/markup-compatibility/2006" xmlns:r="http://schemas.openxmlformats.org/officeDocument/2006/relationships" xmlns:w="http://schemas.openxmlformats.org/wordprocessingml/2006/main" xmlns:w14="http://schemas.microsoft.com/office/word/2010/wordml" xmlns:w15="http://schemas.microsoft.com/office/word/2012/wordml" xmlns:w16se="http://schemas.microsoft.com/office/word/2015/wordml/symex" mc:Ignorable="w14 w15 w16se">
+<w:styles xmlns:mc="http://schemas.openxmlformats.org/markup-compatibility/2006" xmlns:r="http://schemas.openxmlformats.org/officeDocument/2006/relationships" xmlns:w="http://schemas.openxmlformats.org/wordprocessingml/2006/main" xmlns:w14="http://schemas.microsoft.com/office/word/2010/wordml" xmlns:w15="http://schemas.microsoft.com/office/word/2012/wordml" xmlns:w16cex="http://schemas.microsoft.com/office/word/2018/wordml/cex" xmlns:w16cid="http://schemas.microsoft.com/office/word/2016/wordml/cid" xmlns:w16="http://schemas.microsoft.com/office/word/2018/wordml" xmlns:w16du="http://schemas.microsoft.com/office/word/2023/wordml/word16du" xmlns:w16sdtdh="http://schemas.microsoft.com/office/word/2020/wordml/sdtdatahash" xmlns:w16sdtfl="http://schemas.microsoft.com/office/word/2024/wordml/sdtformatlock" xmlns:w16se="http://schemas.microsoft.com/office/word/2015/wordml/symex" mc:Ignorable="w14 w15 w16se w16cid w16 w16cex w16sdtdh w16sdtfl w16du">
   <w:docDefaults>
     <w:rPrDefault>
       <w:rPr>
@@ -3354,7 +3342,7 @@
       </w:pPr>
     </w:pPrDefault>
   </w:docDefaults>
-  <w:latentStyles w:defLockedState="0" w:defUIPriority="99" w:defSemiHidden="0" w:defUnhideWhenUsed="0" w:defQFormat="0" w:count="371">
+  <w:latentStyles w:defLockedState="0" w:defUIPriority="99" w:defSemiHidden="0" w:defUnhideWhenUsed="0" w:defQFormat="0" w:count="376">
     <w:lsdException w:name="Normal" w:uiPriority="0" w:qFormat="1"/>
     <w:lsdException w:name="heading 1" w:uiPriority="9" w:qFormat="1"/>
     <w:lsdException w:name="heading 2" w:semiHidden="1" w:uiPriority="9" w:unhideWhenUsed="1" w:qFormat="1"/>
@@ -3726,6 +3714,11 @@
     <w:lsdException w:name="List Table 5 Dark Accent 6" w:uiPriority="50"/>
     <w:lsdException w:name="List Table 6 Colorful Accent 6" w:uiPriority="51"/>
     <w:lsdException w:name="List Table 7 Colorful Accent 6" w:uiPriority="52"/>
+    <w:lsdException w:name="Mention" w:semiHidden="1" w:unhideWhenUsed="1"/>
+    <w:lsdException w:name="Smart Hyperlink" w:semiHidden="1" w:unhideWhenUsed="1"/>
+    <w:lsdException w:name="Hashtag" w:semiHidden="1" w:unhideWhenUsed="1"/>
+    <w:lsdException w:name="Unresolved Mention" w:semiHidden="1" w:unhideWhenUsed="1"/>
+    <w:lsdException w:name="Smart Link" w:semiHidden="1" w:unhideWhenUsed="1"/>
   </w:latentStyles>
   <w:style w:type="paragraph" w:default="1" w:styleId="Normal">
     <w:name w:val="Normal"/>

--- a/Modelos_documentos/tdr_tipoA_.docx
+++ b/Modelos_documentos/tdr_tipoA_.docx
@@ -1,6 +1,6 @@
 
 <file path=word/document.xml><?xml version="1.0" encoding="utf-8"?>
-<w:document xmlns:wpc="http://schemas.microsoft.com/office/word/2010/wordprocessingCanvas" xmlns:cx="http://schemas.microsoft.com/office/drawing/2014/chartex" xmlns:cx1="http://schemas.microsoft.com/office/drawing/2015/9/8/chartex" xmlns:cx2="http://schemas.microsoft.com/office/drawing/2015/10/21/chartex" xmlns:cx3="http://schemas.microsoft.com/office/drawing/2016/5/9/chartex" xmlns:cx4="http://schemas.microsoft.com/office/drawing/2016/5/10/chartex" xmlns:cx5="http://schemas.microsoft.com/office/drawing/2016/5/11/chartex" xmlns:cx6="http://schemas.microsoft.com/office/drawing/2016/5/12/chartex" xmlns:cx7="http://schemas.microsoft.com/office/drawing/2016/5/13/chartex" xmlns:cx8="http://schemas.microsoft.com/office/drawing/2016/5/14/chartex" xmlns:mc="http://schemas.openxmlformats.org/markup-compatibility/2006" xmlns:aink="http://schemas.microsoft.com/office/drawing/2016/ink" xmlns:am3d="http://schemas.microsoft.com/office/drawing/2017/model3d" xmlns:o="urn:schemas-microsoft-com:office:office" xmlns:oel="http://schemas.microsoft.com/office/2019/extlst" xmlns:r="http://schemas.openxmlformats.org/officeDocument/2006/relationships" xmlns:m="http://schemas.openxmlformats.org/officeDocument/2006/math" xmlns:v="urn:schemas-microsoft-com:vml" xmlns:wp14="http://schemas.microsoft.com/office/word/2010/wordprocessingDrawing" xmlns:wp="http://schemas.openxmlformats.org/drawingml/2006/wordprocessingDrawing" xmlns:w10="urn:schemas-microsoft-com:office:word" xmlns:w="http://schemas.openxmlformats.org/wordprocessingml/2006/main" xmlns:w14="http://schemas.microsoft.com/office/word/2010/wordml" xmlns:w15="http://schemas.microsoft.com/office/word/2012/wordml" xmlns:w16cex="http://schemas.microsoft.com/office/word/2018/wordml/cex" xmlns:w16cid="http://schemas.microsoft.com/office/word/2016/wordml/cid" xmlns:w16="http://schemas.microsoft.com/office/word/2018/wordml" xmlns:w16du="http://schemas.microsoft.com/office/word/2023/wordml/word16du" xmlns:w16sdtdh="http://schemas.microsoft.com/office/word/2020/wordml/sdtdatahash" xmlns:w16sdtfl="http://schemas.microsoft.com/office/word/2024/wordml/sdtformatlock" xmlns:w16se="http://schemas.microsoft.com/office/word/2015/wordml/symex" xmlns:wpg="http://schemas.microsoft.com/office/word/2010/wordprocessingGroup" xmlns:wpi="http://schemas.microsoft.com/office/word/2010/wordprocessingInk" xmlns:wne="http://schemas.microsoft.com/office/word/2006/wordml" xmlns:wps="http://schemas.microsoft.com/office/word/2010/wordprocessingShape" mc:Ignorable="w14 w15 w16se w16cid w16 w16cex w16sdtdh w16sdtfl w16du wp14">
+<w:document xmlns:wpc="http://schemas.microsoft.com/office/word/2010/wordprocessingCanvas" xmlns:cx="http://schemas.microsoft.com/office/drawing/2014/chartex" xmlns:mc="http://schemas.openxmlformats.org/markup-compatibility/2006" xmlns:o="urn:schemas-microsoft-com:office:office" xmlns:r="http://schemas.openxmlformats.org/officeDocument/2006/relationships" xmlns:m="http://schemas.openxmlformats.org/officeDocument/2006/math" xmlns:v="urn:schemas-microsoft-com:vml" xmlns:wp14="http://schemas.microsoft.com/office/word/2010/wordprocessingDrawing" xmlns:wp="http://schemas.openxmlformats.org/drawingml/2006/wordprocessingDrawing" xmlns:w10="urn:schemas-microsoft-com:office:word" xmlns:w="http://schemas.openxmlformats.org/wordprocessingml/2006/main" xmlns:w14="http://schemas.microsoft.com/office/word/2010/wordml" xmlns:w15="http://schemas.microsoft.com/office/word/2012/wordml" xmlns:w16se="http://schemas.microsoft.com/office/word/2015/wordml/symex" xmlns:wpg="http://schemas.microsoft.com/office/word/2010/wordprocessingGroup" xmlns:wpi="http://schemas.microsoft.com/office/word/2010/wordprocessingInk" xmlns:wne="http://schemas.microsoft.com/office/word/2006/wordml" xmlns:wps="http://schemas.microsoft.com/office/word/2010/wordprocessingShape" mc:Ignorable="w14 w15 w16se wp14">
   <w:body>
     <w:p>
       <w:pPr>
@@ -2742,8 +2742,10 @@
           <w:spacing w:val="-12"/>
           <w:szCs w:val="22"/>
         </w:rPr>
-        <w:t>Académica</w:t>
-      </w:r>
+        <w:t>Ejecutiva</w:t>
+      </w:r>
+      <w:bookmarkStart w:id="7" w:name="_GoBack"/>
+      <w:bookmarkEnd w:id="7"/>
       <w:r>
         <w:rPr>
           <w:rFonts w:ascii="Garamond" w:hAnsi="Garamond"/>
@@ -2881,7 +2883,7 @@
           <w:sz w:val="24"/>
           <w:szCs w:val="22"/>
         </w:rPr>
-        <w:t>M</w:t>
+        <w:t>Dr</w:t>
       </w:r>
       <w:r>
         <w:rPr>
@@ -2890,7 +2892,7 @@
           <w:sz w:val="24"/>
           <w:szCs w:val="22"/>
         </w:rPr>
-        <w:t>g</w:t>
+        <w:t xml:space="preserve">. </w:t>
       </w:r>
       <w:r>
         <w:rPr>
@@ -2899,8 +2901,9 @@
           <w:sz w:val="24"/>
           <w:szCs w:val="22"/>
         </w:rPr>
-        <w:t xml:space="preserve">. </w:t>
-      </w:r>
+        <w:t xml:space="preserve">Guillaume </w:t>
+      </w:r>
+      <w:proofErr w:type="spellStart"/>
       <w:r>
         <w:rPr>
           <w:rFonts w:ascii="Garamond" w:hAnsi="Garamond"/>
@@ -2908,8 +2911,49 @@
           <w:sz w:val="24"/>
           <w:szCs w:val="22"/>
         </w:rPr>
-        <w:t>Yolanda Ruth Julca Estrada</w:t>
-      </w:r>
+        <w:t>Yannick</w:t>
+      </w:r>
+      <w:proofErr w:type="spellEnd"/>
+      <w:r>
+        <w:rPr>
+          <w:rFonts w:ascii="Garamond" w:hAnsi="Garamond"/>
+          <w:b/>
+          <w:sz w:val="24"/>
+          <w:szCs w:val="22"/>
+        </w:rPr>
+        <w:t xml:space="preserve"> </w:t>
+      </w:r>
+      <w:proofErr w:type="spellStart"/>
+      <w:r>
+        <w:rPr>
+          <w:rFonts w:ascii="Garamond" w:hAnsi="Garamond"/>
+          <w:b/>
+          <w:sz w:val="24"/>
+          <w:szCs w:val="22"/>
+        </w:rPr>
+        <w:t>Serge</w:t>
+      </w:r>
+      <w:proofErr w:type="spellEnd"/>
+      <w:r>
+        <w:rPr>
+          <w:rFonts w:ascii="Garamond" w:hAnsi="Garamond"/>
+          <w:b/>
+          <w:sz w:val="24"/>
+          <w:szCs w:val="22"/>
+        </w:rPr>
+        <w:t xml:space="preserve"> </w:t>
+      </w:r>
+      <w:proofErr w:type="spellStart"/>
+      <w:r>
+        <w:rPr>
+          <w:rFonts w:ascii="Garamond" w:hAnsi="Garamond"/>
+          <w:b/>
+          <w:sz w:val="24"/>
+          <w:szCs w:val="22"/>
+        </w:rPr>
+        <w:t>Oisel</w:t>
+      </w:r>
+      <w:proofErr w:type="spellEnd"/>
     </w:p>
     <w:p>
       <w:pPr>
@@ -2919,32 +2963,14 @@
         <w:rPr>
           <w:rFonts w:ascii="Garamond" w:hAnsi="Garamond"/>
           <w:sz w:val="24"/>
-          <w:szCs w:val="22"/>
         </w:rPr>
       </w:pPr>
       <w:r>
         <w:rPr>
           <w:rFonts w:ascii="Garamond" w:hAnsi="Garamond"/>
           <w:sz w:val="24"/>
-          <w:szCs w:val="22"/>
-        </w:rPr>
-        <w:t>Director</w:t>
-      </w:r>
-      <w:r>
-        <w:rPr>
-          <w:rFonts w:ascii="Garamond" w:hAnsi="Garamond"/>
-          <w:sz w:val="24"/>
-          <w:szCs w:val="22"/>
-        </w:rPr>
-        <w:t>a</w:t>
-      </w:r>
-      <w:r>
-        <w:rPr>
-          <w:rFonts w:ascii="Garamond" w:hAnsi="Garamond"/>
-          <w:sz w:val="24"/>
-          <w:szCs w:val="22"/>
-        </w:rPr>
-        <w:t xml:space="preserve"> de la Dirección Académica</w:t>
+        </w:rPr>
+        <w:t>Director de la Dirección Ejecutiva</w:t>
       </w:r>
     </w:p>
     <w:p>
@@ -2990,7 +3016,7 @@
 </file>
 
 <file path=word/endnotes.xml><?xml version="1.0" encoding="utf-8"?>
-<w:endnotes xmlns:wpc="http://schemas.microsoft.com/office/word/2010/wordprocessingCanvas" xmlns:cx="http://schemas.microsoft.com/office/drawing/2014/chartex" xmlns:cx1="http://schemas.microsoft.com/office/drawing/2015/9/8/chartex" xmlns:cx2="http://schemas.microsoft.com/office/drawing/2015/10/21/chartex" xmlns:cx3="http://schemas.microsoft.com/office/drawing/2016/5/9/chartex" xmlns:cx4="http://schemas.microsoft.com/office/drawing/2016/5/10/chartex" xmlns:cx5="http://schemas.microsoft.com/office/drawing/2016/5/11/chartex" xmlns:cx6="http://schemas.microsoft.com/office/drawing/2016/5/12/chartex" xmlns:cx7="http://schemas.microsoft.com/office/drawing/2016/5/13/chartex" xmlns:cx8="http://schemas.microsoft.com/office/drawing/2016/5/14/chartex" xmlns:mc="http://schemas.openxmlformats.org/markup-compatibility/2006" xmlns:aink="http://schemas.microsoft.com/office/drawing/2016/ink" xmlns:am3d="http://schemas.microsoft.com/office/drawing/2017/model3d" xmlns:o="urn:schemas-microsoft-com:office:office" xmlns:oel="http://schemas.microsoft.com/office/2019/extlst" xmlns:r="http://schemas.openxmlformats.org/officeDocument/2006/relationships" xmlns:m="http://schemas.openxmlformats.org/officeDocument/2006/math" xmlns:v="urn:schemas-microsoft-com:vml" xmlns:wp14="http://schemas.microsoft.com/office/word/2010/wordprocessingDrawing" xmlns:wp="http://schemas.openxmlformats.org/drawingml/2006/wordprocessingDrawing" xmlns:w10="urn:schemas-microsoft-com:office:word" xmlns:w="http://schemas.openxmlformats.org/wordprocessingml/2006/main" xmlns:w14="http://schemas.microsoft.com/office/word/2010/wordml" xmlns:w15="http://schemas.microsoft.com/office/word/2012/wordml" xmlns:w16cex="http://schemas.microsoft.com/office/word/2018/wordml/cex" xmlns:w16cid="http://schemas.microsoft.com/office/word/2016/wordml/cid" xmlns:w16="http://schemas.microsoft.com/office/word/2018/wordml" xmlns:w16du="http://schemas.microsoft.com/office/word/2023/wordml/word16du" xmlns:w16sdtdh="http://schemas.microsoft.com/office/word/2020/wordml/sdtdatahash" xmlns:w16sdtfl="http://schemas.microsoft.com/office/word/2024/wordml/sdtformatlock" xmlns:w16se="http://schemas.microsoft.com/office/word/2015/wordml/symex" xmlns:wpg="http://schemas.microsoft.com/office/word/2010/wordprocessingGroup" xmlns:wpi="http://schemas.microsoft.com/office/word/2010/wordprocessingInk" xmlns:wne="http://schemas.microsoft.com/office/word/2006/wordml" xmlns:wps="http://schemas.microsoft.com/office/word/2010/wordprocessingShape" mc:Ignorable="w14 w15 w16se w16cid w16 w16cex w16sdtdh w16sdtfl w16du wp14">
+<w:endnotes xmlns:wpc="http://schemas.microsoft.com/office/word/2010/wordprocessingCanvas" xmlns:cx="http://schemas.microsoft.com/office/drawing/2014/chartex" xmlns:mc="http://schemas.openxmlformats.org/markup-compatibility/2006" xmlns:o="urn:schemas-microsoft-com:office:office" xmlns:r="http://schemas.openxmlformats.org/officeDocument/2006/relationships" xmlns:m="http://schemas.openxmlformats.org/officeDocument/2006/math" xmlns:v="urn:schemas-microsoft-com:vml" xmlns:wp14="http://schemas.microsoft.com/office/word/2010/wordprocessingDrawing" xmlns:wp="http://schemas.openxmlformats.org/drawingml/2006/wordprocessingDrawing" xmlns:w10="urn:schemas-microsoft-com:office:word" xmlns:w="http://schemas.openxmlformats.org/wordprocessingml/2006/main" xmlns:w14="http://schemas.microsoft.com/office/word/2010/wordml" xmlns:w15="http://schemas.microsoft.com/office/word/2012/wordml" xmlns:w16se="http://schemas.microsoft.com/office/word/2015/wordml/symex" xmlns:wpg="http://schemas.microsoft.com/office/word/2010/wordprocessingGroup" xmlns:wpi="http://schemas.microsoft.com/office/word/2010/wordprocessingInk" xmlns:wne="http://schemas.microsoft.com/office/word/2006/wordml" xmlns:wps="http://schemas.microsoft.com/office/word/2010/wordprocessingShape" mc:Ignorable="w14 w15 w16se wp14">
   <w:endnote w:type="separator" w:id="-1">
     <w:p>
       <w:r>
@@ -3009,7 +3035,7 @@
 </file>
 
 <file path=word/footnotes.xml><?xml version="1.0" encoding="utf-8"?>
-<w:footnotes xmlns:wpc="http://schemas.microsoft.com/office/word/2010/wordprocessingCanvas" xmlns:cx="http://schemas.microsoft.com/office/drawing/2014/chartex" xmlns:cx1="http://schemas.microsoft.com/office/drawing/2015/9/8/chartex" xmlns:cx2="http://schemas.microsoft.com/office/drawing/2015/10/21/chartex" xmlns:cx3="http://schemas.microsoft.com/office/drawing/2016/5/9/chartex" xmlns:cx4="http://schemas.microsoft.com/office/drawing/2016/5/10/chartex" xmlns:cx5="http://schemas.microsoft.com/office/drawing/2016/5/11/chartex" xmlns:cx6="http://schemas.microsoft.com/office/drawing/2016/5/12/chartex" xmlns:cx7="http://schemas.microsoft.com/office/drawing/2016/5/13/chartex" xmlns:cx8="http://schemas.microsoft.com/office/drawing/2016/5/14/chartex" xmlns:mc="http://schemas.openxmlformats.org/markup-compatibility/2006" xmlns:aink="http://schemas.microsoft.com/office/drawing/2016/ink" xmlns:am3d="http://schemas.microsoft.com/office/drawing/2017/model3d" xmlns:o="urn:schemas-microsoft-com:office:office" xmlns:oel="http://schemas.microsoft.com/office/2019/extlst" xmlns:r="http://schemas.openxmlformats.org/officeDocument/2006/relationships" xmlns:m="http://schemas.openxmlformats.org/officeDocument/2006/math" xmlns:v="urn:schemas-microsoft-com:vml" xmlns:wp14="http://schemas.microsoft.com/office/word/2010/wordprocessingDrawing" xmlns:wp="http://schemas.openxmlformats.org/drawingml/2006/wordprocessingDrawing" xmlns:w10="urn:schemas-microsoft-com:office:word" xmlns:w="http://schemas.openxmlformats.org/wordprocessingml/2006/main" xmlns:w14="http://schemas.microsoft.com/office/word/2010/wordml" xmlns:w15="http://schemas.microsoft.com/office/word/2012/wordml" xmlns:w16cex="http://schemas.microsoft.com/office/word/2018/wordml/cex" xmlns:w16cid="http://schemas.microsoft.com/office/word/2016/wordml/cid" xmlns:w16="http://schemas.microsoft.com/office/word/2018/wordml" xmlns:w16du="http://schemas.microsoft.com/office/word/2023/wordml/word16du" xmlns:w16sdtdh="http://schemas.microsoft.com/office/word/2020/wordml/sdtdatahash" xmlns:w16sdtfl="http://schemas.microsoft.com/office/word/2024/wordml/sdtformatlock" xmlns:w16se="http://schemas.microsoft.com/office/word/2015/wordml/symex" xmlns:wpg="http://schemas.microsoft.com/office/word/2010/wordprocessingGroup" xmlns:wpi="http://schemas.microsoft.com/office/word/2010/wordprocessingInk" xmlns:wne="http://schemas.microsoft.com/office/word/2006/wordml" xmlns:wps="http://schemas.microsoft.com/office/word/2010/wordprocessingShape" mc:Ignorable="w14 w15 w16se w16cid w16 w16cex w16sdtdh w16sdtfl w16du wp14">
+<w:footnotes xmlns:wpc="http://schemas.microsoft.com/office/word/2010/wordprocessingCanvas" xmlns:cx="http://schemas.microsoft.com/office/drawing/2014/chartex" xmlns:mc="http://schemas.openxmlformats.org/markup-compatibility/2006" xmlns:o="urn:schemas-microsoft-com:office:office" xmlns:r="http://schemas.openxmlformats.org/officeDocument/2006/relationships" xmlns:m="http://schemas.openxmlformats.org/officeDocument/2006/math" xmlns:v="urn:schemas-microsoft-com:vml" xmlns:wp14="http://schemas.microsoft.com/office/word/2010/wordprocessingDrawing" xmlns:wp="http://schemas.openxmlformats.org/drawingml/2006/wordprocessingDrawing" xmlns:w10="urn:schemas-microsoft-com:office:word" xmlns:w="http://schemas.openxmlformats.org/wordprocessingml/2006/main" xmlns:w14="http://schemas.microsoft.com/office/word/2010/wordml" xmlns:w15="http://schemas.microsoft.com/office/word/2012/wordml" xmlns:w16se="http://schemas.microsoft.com/office/word/2015/wordml/symex" xmlns:wpg="http://schemas.microsoft.com/office/word/2010/wordprocessingGroup" xmlns:wpi="http://schemas.microsoft.com/office/word/2010/wordprocessingInk" xmlns:wne="http://schemas.microsoft.com/office/word/2006/wordml" xmlns:wps="http://schemas.microsoft.com/office/word/2010/wordprocessingShape" mc:Ignorable="w14 w15 w16se wp14">
   <w:footnote w:type="separator" w:id="-1">
     <w:p>
       <w:r>
@@ -3028,7 +3054,7 @@
 </file>
 
 <file path=word/header1.xml><?xml version="1.0" encoding="utf-8"?>
-<w:hdr xmlns:wpc="http://schemas.microsoft.com/office/word/2010/wordprocessingCanvas" xmlns:cx="http://schemas.microsoft.com/office/drawing/2014/chartex" xmlns:cx1="http://schemas.microsoft.com/office/drawing/2015/9/8/chartex" xmlns:cx2="http://schemas.microsoft.com/office/drawing/2015/10/21/chartex" xmlns:cx3="http://schemas.microsoft.com/office/drawing/2016/5/9/chartex" xmlns:cx4="http://schemas.microsoft.com/office/drawing/2016/5/10/chartex" xmlns:cx5="http://schemas.microsoft.com/office/drawing/2016/5/11/chartex" xmlns:cx6="http://schemas.microsoft.com/office/drawing/2016/5/12/chartex" xmlns:cx7="http://schemas.microsoft.com/office/drawing/2016/5/13/chartex" xmlns:cx8="http://schemas.microsoft.com/office/drawing/2016/5/14/chartex" xmlns:mc="http://schemas.openxmlformats.org/markup-compatibility/2006" xmlns:aink="http://schemas.microsoft.com/office/drawing/2016/ink" xmlns:am3d="http://schemas.microsoft.com/office/drawing/2017/model3d" xmlns:o="urn:schemas-microsoft-com:office:office" xmlns:oel="http://schemas.microsoft.com/office/2019/extlst" xmlns:r="http://schemas.openxmlformats.org/officeDocument/2006/relationships" xmlns:m="http://schemas.openxmlformats.org/officeDocument/2006/math" xmlns:v="urn:schemas-microsoft-com:vml" xmlns:wp14="http://schemas.microsoft.com/office/word/2010/wordprocessingDrawing" xmlns:wp="http://schemas.openxmlformats.org/drawingml/2006/wordprocessingDrawing" xmlns:w10="urn:schemas-microsoft-com:office:word" xmlns:w="http://schemas.openxmlformats.org/wordprocessingml/2006/main" xmlns:w14="http://schemas.microsoft.com/office/word/2010/wordml" xmlns:w15="http://schemas.microsoft.com/office/word/2012/wordml" xmlns:w16cex="http://schemas.microsoft.com/office/word/2018/wordml/cex" xmlns:w16cid="http://schemas.microsoft.com/office/word/2016/wordml/cid" xmlns:w16="http://schemas.microsoft.com/office/word/2018/wordml" xmlns:w16du="http://schemas.microsoft.com/office/word/2023/wordml/word16du" xmlns:w16sdtdh="http://schemas.microsoft.com/office/word/2020/wordml/sdtdatahash" xmlns:w16sdtfl="http://schemas.microsoft.com/office/word/2024/wordml/sdtformatlock" xmlns:w16se="http://schemas.microsoft.com/office/word/2015/wordml/symex" xmlns:wpg="http://schemas.microsoft.com/office/word/2010/wordprocessingGroup" xmlns:wpi="http://schemas.microsoft.com/office/word/2010/wordprocessingInk" xmlns:wne="http://schemas.microsoft.com/office/word/2006/wordml" xmlns:wps="http://schemas.microsoft.com/office/word/2010/wordprocessingShape" mc:Ignorable="w14 w15 w16se w16cid w16 w16cex w16sdtdh w16sdtfl w16du wp14">
+<w:hdr xmlns:wpc="http://schemas.microsoft.com/office/word/2010/wordprocessingCanvas" xmlns:cx="http://schemas.microsoft.com/office/drawing/2014/chartex" xmlns:mc="http://schemas.openxmlformats.org/markup-compatibility/2006" xmlns:o="urn:schemas-microsoft-com:office:office" xmlns:r="http://schemas.openxmlformats.org/officeDocument/2006/relationships" xmlns:m="http://schemas.openxmlformats.org/officeDocument/2006/math" xmlns:v="urn:schemas-microsoft-com:vml" xmlns:wp14="http://schemas.microsoft.com/office/word/2010/wordprocessingDrawing" xmlns:wp="http://schemas.openxmlformats.org/drawingml/2006/wordprocessingDrawing" xmlns:w10="urn:schemas-microsoft-com:office:word" xmlns:w="http://schemas.openxmlformats.org/wordprocessingml/2006/main" xmlns:w14="http://schemas.microsoft.com/office/word/2010/wordml" xmlns:w15="http://schemas.microsoft.com/office/word/2012/wordml" xmlns:w16se="http://schemas.microsoft.com/office/word/2015/wordml/symex" xmlns:wpg="http://schemas.microsoft.com/office/word/2010/wordprocessingGroup" xmlns:wpi="http://schemas.microsoft.com/office/word/2010/wordprocessingInk" xmlns:wne="http://schemas.microsoft.com/office/word/2006/wordml" xmlns:wps="http://schemas.microsoft.com/office/word/2010/wordprocessingShape" mc:Ignorable="w14 w15 w16se wp14">
   <w:p>
     <w:pPr>
       <w:pStyle w:val="Encabezado"/>
@@ -3105,7 +3131,7 @@
 </file>
 
 <file path=word/numbering.xml><?xml version="1.0" encoding="utf-8"?>
-<w:numbering xmlns:wpc="http://schemas.microsoft.com/office/word/2010/wordprocessingCanvas" xmlns:cx="http://schemas.microsoft.com/office/drawing/2014/chartex" xmlns:cx1="http://schemas.microsoft.com/office/drawing/2015/9/8/chartex" xmlns:cx2="http://schemas.microsoft.com/office/drawing/2015/10/21/chartex" xmlns:cx3="http://schemas.microsoft.com/office/drawing/2016/5/9/chartex" xmlns:cx4="http://schemas.microsoft.com/office/drawing/2016/5/10/chartex" xmlns:cx5="http://schemas.microsoft.com/office/drawing/2016/5/11/chartex" xmlns:cx6="http://schemas.microsoft.com/office/drawing/2016/5/12/chartex" xmlns:cx7="http://schemas.microsoft.com/office/drawing/2016/5/13/chartex" xmlns:cx8="http://schemas.microsoft.com/office/drawing/2016/5/14/chartex" xmlns:mc="http://schemas.openxmlformats.org/markup-compatibility/2006" xmlns:aink="http://schemas.microsoft.com/office/drawing/2016/ink" xmlns:am3d="http://schemas.microsoft.com/office/drawing/2017/model3d" xmlns:o="urn:schemas-microsoft-com:office:office" xmlns:oel="http://schemas.microsoft.com/office/2019/extlst" xmlns:r="http://schemas.openxmlformats.org/officeDocument/2006/relationships" xmlns:m="http://schemas.openxmlformats.org/officeDocument/2006/math" xmlns:v="urn:schemas-microsoft-com:vml" xmlns:wp14="http://schemas.microsoft.com/office/word/2010/wordprocessingDrawing" xmlns:wp="http://schemas.openxmlformats.org/drawingml/2006/wordprocessingDrawing" xmlns:w10="urn:schemas-microsoft-com:office:word" xmlns:w="http://schemas.openxmlformats.org/wordprocessingml/2006/main" xmlns:w14="http://schemas.microsoft.com/office/word/2010/wordml" xmlns:w15="http://schemas.microsoft.com/office/word/2012/wordml" xmlns:w16cex="http://schemas.microsoft.com/office/word/2018/wordml/cex" xmlns:w16cid="http://schemas.microsoft.com/office/word/2016/wordml/cid" xmlns:w16="http://schemas.microsoft.com/office/word/2018/wordml" xmlns:w16du="http://schemas.microsoft.com/office/word/2023/wordml/word16du" xmlns:w16sdtdh="http://schemas.microsoft.com/office/word/2020/wordml/sdtdatahash" xmlns:w16sdtfl="http://schemas.microsoft.com/office/word/2024/wordml/sdtformatlock" xmlns:w16se="http://schemas.microsoft.com/office/word/2015/wordml/symex" xmlns:wpg="http://schemas.microsoft.com/office/word/2010/wordprocessingGroup" xmlns:wpi="http://schemas.microsoft.com/office/word/2010/wordprocessingInk" xmlns:wne="http://schemas.microsoft.com/office/word/2006/wordml" xmlns:wps="http://schemas.microsoft.com/office/word/2010/wordprocessingShape" mc:Ignorable="w14 w15 w16se w16cid w16 w16cex w16sdtdh w16sdtfl w16du wp14">
+<w:numbering xmlns:wpc="http://schemas.microsoft.com/office/word/2010/wordprocessingCanvas" xmlns:cx="http://schemas.microsoft.com/office/drawing/2014/chartex" xmlns:mc="http://schemas.openxmlformats.org/markup-compatibility/2006" xmlns:o="urn:schemas-microsoft-com:office:office" xmlns:r="http://schemas.openxmlformats.org/officeDocument/2006/relationships" xmlns:m="http://schemas.openxmlformats.org/officeDocument/2006/math" xmlns:v="urn:schemas-microsoft-com:vml" xmlns:wp14="http://schemas.microsoft.com/office/word/2010/wordprocessingDrawing" xmlns:wp="http://schemas.openxmlformats.org/drawingml/2006/wordprocessingDrawing" xmlns:w10="urn:schemas-microsoft-com:office:word" xmlns:w="http://schemas.openxmlformats.org/wordprocessingml/2006/main" xmlns:w14="http://schemas.microsoft.com/office/word/2010/wordml" xmlns:w15="http://schemas.microsoft.com/office/word/2012/wordml" xmlns:w16se="http://schemas.microsoft.com/office/word/2015/wordml/symex" xmlns:wpg="http://schemas.microsoft.com/office/word/2010/wordprocessingGroup" xmlns:wpi="http://schemas.microsoft.com/office/word/2010/wordprocessingInk" xmlns:wne="http://schemas.microsoft.com/office/word/2006/wordml" xmlns:wps="http://schemas.microsoft.com/office/word/2010/wordprocessingShape" mc:Ignorable="w14 w15 w16se wp14">
   <w:abstractNum w:abstractNumId="0" w15:restartNumberingAfterBreak="0">
     <w:nsid w:val="568B6821"/>
     <w:multiLevelType w:val="hybridMultilevel"/>
@@ -3314,17 +3340,17 @@
       </w:pPr>
     </w:lvl>
   </w:abstractNum>
-  <w:num w:numId="1" w16cid:durableId="794567304">
+  <w:num w:numId="1">
     <w:abstractNumId w:val="0"/>
   </w:num>
-  <w:num w:numId="2" w16cid:durableId="898784193">
+  <w:num w:numId="2">
     <w:abstractNumId w:val="1"/>
   </w:num>
 </w:numbering>
 </file>
 
 <file path=word/styles.xml><?xml version="1.0" encoding="utf-8"?>
-<w:styles xmlns:mc="http://schemas.openxmlformats.org/markup-compatibility/2006" xmlns:r="http://schemas.openxmlformats.org/officeDocument/2006/relationships" xmlns:w="http://schemas.openxmlformats.org/wordprocessingml/2006/main" xmlns:w14="http://schemas.microsoft.com/office/word/2010/wordml" xmlns:w15="http://schemas.microsoft.com/office/word/2012/wordml" xmlns:w16cex="http://schemas.microsoft.com/office/word/2018/wordml/cex" xmlns:w16cid="http://schemas.microsoft.com/office/word/2016/wordml/cid" xmlns:w16="http://schemas.microsoft.com/office/word/2018/wordml" xmlns:w16du="http://schemas.microsoft.com/office/word/2023/wordml/word16du" xmlns:w16sdtdh="http://schemas.microsoft.com/office/word/2020/wordml/sdtdatahash" xmlns:w16sdtfl="http://schemas.microsoft.com/office/word/2024/wordml/sdtformatlock" xmlns:w16se="http://schemas.microsoft.com/office/word/2015/wordml/symex" mc:Ignorable="w14 w15 w16se w16cid w16 w16cex w16sdtdh w16sdtfl w16du">
+<w:styles xmlns:mc="http://schemas.openxmlformats.org/markup-compatibility/2006" xmlns:r="http://schemas.openxmlformats.org/officeDocument/2006/relationships" xmlns:w="http://schemas.openxmlformats.org/wordprocessingml/2006/main" xmlns:w14="http://schemas.microsoft.com/office/word/2010/wordml" xmlns:w15="http://schemas.microsoft.com/office/word/2012/wordml" xmlns:w16se="http://schemas.microsoft.com/office/word/2015/wordml/symex" mc:Ignorable="w14 w15 w16se">
   <w:docDefaults>
     <w:rPrDefault>
       <w:rPr>
@@ -3342,7 +3368,7 @@
       </w:pPr>
     </w:pPrDefault>
   </w:docDefaults>
-  <w:latentStyles w:defLockedState="0" w:defUIPriority="99" w:defSemiHidden="0" w:defUnhideWhenUsed="0" w:defQFormat="0" w:count="376">
+  <w:latentStyles w:defLockedState="0" w:defUIPriority="99" w:defSemiHidden="0" w:defUnhideWhenUsed="0" w:defQFormat="0" w:count="371">
     <w:lsdException w:name="Normal" w:uiPriority="0" w:qFormat="1"/>
     <w:lsdException w:name="heading 1" w:uiPriority="9" w:qFormat="1"/>
     <w:lsdException w:name="heading 2" w:semiHidden="1" w:uiPriority="9" w:unhideWhenUsed="1" w:qFormat="1"/>
@@ -3714,11 +3740,6 @@
     <w:lsdException w:name="List Table 5 Dark Accent 6" w:uiPriority="50"/>
     <w:lsdException w:name="List Table 6 Colorful Accent 6" w:uiPriority="51"/>
     <w:lsdException w:name="List Table 7 Colorful Accent 6" w:uiPriority="52"/>
-    <w:lsdException w:name="Mention" w:semiHidden="1" w:unhideWhenUsed="1"/>
-    <w:lsdException w:name="Smart Hyperlink" w:semiHidden="1" w:unhideWhenUsed="1"/>
-    <w:lsdException w:name="Hashtag" w:semiHidden="1" w:unhideWhenUsed="1"/>
-    <w:lsdException w:name="Unresolved Mention" w:semiHidden="1" w:unhideWhenUsed="1"/>
-    <w:lsdException w:name="Smart Link" w:semiHidden="1" w:unhideWhenUsed="1"/>
   </w:latentStyles>
   <w:style w:type="paragraph" w:default="1" w:styleId="Normal">
     <w:name w:val="Normal"/>

--- a/Modelos_documentos/tdr_tipoA_.docx
+++ b/Modelos_documentos/tdr_tipoA_.docx
@@ -258,7 +258,6 @@
           <w:szCs w:val="22"/>
         </w:rPr>
       </w:pPr>
-      <w:proofErr w:type="spellStart"/>
       <w:r>
         <w:rPr>
           <w:rFonts w:ascii="Garamond" w:hAnsi="Garamond"/>
@@ -268,7 +267,6 @@
         </w:rPr>
         <w:t>descripcion</w:t>
       </w:r>
-      <w:proofErr w:type="spellEnd"/>
       <w:r>
         <w:rPr>
           <w:rFonts w:ascii="Garamond" w:hAnsi="Garamond"/>
@@ -2744,8 +2742,10 @@
           <w:spacing w:val="-12"/>
           <w:szCs w:val="22"/>
         </w:rPr>
-        <w:t>Académica</w:t>
-      </w:r>
+        <w:t>Ejecutiva</w:t>
+      </w:r>
+      <w:bookmarkStart w:id="7" w:name="_GoBack"/>
+      <w:bookmarkEnd w:id="7"/>
       <w:r>
         <w:rPr>
           <w:rFonts w:ascii="Garamond" w:hAnsi="Garamond"/>
@@ -2883,7 +2883,25 @@
           <w:sz w:val="24"/>
           <w:szCs w:val="22"/>
         </w:rPr>
-        <w:t xml:space="preserve">Dr. Guillaume </w:t>
+        <w:t>Dr</w:t>
+      </w:r>
+      <w:r>
+        <w:rPr>
+          <w:rFonts w:ascii="Garamond" w:hAnsi="Garamond"/>
+          <w:b/>
+          <w:sz w:val="24"/>
+          <w:szCs w:val="22"/>
+        </w:rPr>
+        <w:t xml:space="preserve">. </w:t>
+      </w:r>
+      <w:r>
+        <w:rPr>
+          <w:rFonts w:ascii="Garamond" w:hAnsi="Garamond"/>
+          <w:b/>
+          <w:sz w:val="24"/>
+          <w:szCs w:val="22"/>
+        </w:rPr>
+        <w:t xml:space="preserve">Guillaume </w:t>
       </w:r>
       <w:proofErr w:type="spellStart"/>
       <w:r>
@@ -2945,16 +2963,14 @@
         <w:rPr>
           <w:rFonts w:ascii="Garamond" w:hAnsi="Garamond"/>
           <w:sz w:val="24"/>
-          <w:szCs w:val="22"/>
         </w:rPr>
       </w:pPr>
       <w:r>
         <w:rPr>
           <w:rFonts w:ascii="Garamond" w:hAnsi="Garamond"/>
           <w:sz w:val="24"/>
-          <w:szCs w:val="22"/>
-        </w:rPr>
-        <w:t>Director de la Dirección Académica</w:t>
+        </w:rPr>
+        <w:t>Director de la Dirección Ejecutiva</w:t>
       </w:r>
     </w:p>
     <w:p>
@@ -2987,8 +3003,6 @@
           <w:spacing w:val="-2"/>
         </w:rPr>
       </w:pPr>
-      <w:bookmarkStart w:id="7" w:name="_GoBack"/>
-      <w:bookmarkEnd w:id="7"/>
     </w:p>
     <w:sectPr>
       <w:headerReference w:type="default" r:id="rId7"/>

--- a/Modelos_documentos/tdr_tipoA_.docx
+++ b/Modelos_documentos/tdr_tipoA_.docx
@@ -1522,232 +1522,7 @@
           <w:rFonts w:ascii="Garamond" w:hAnsi="Garamond"/>
           <w:sz w:val="20"/>
         </w:rPr>
-        <w:t>Dictar</w:t>
-      </w:r>
-      <w:r>
-        <w:rPr>
-          <w:rFonts w:ascii="Garamond" w:hAnsi="Garamond"/>
-          <w:spacing w:val="-8"/>
-          <w:sz w:val="20"/>
-        </w:rPr>
-        <w:t xml:space="preserve"> </w:t>
-      </w:r>
-      <w:r>
-        <w:rPr>
-          <w:rFonts w:ascii="Garamond" w:hAnsi="Garamond"/>
-          <w:sz w:val="20"/>
-        </w:rPr>
-        <w:t>clases,</w:t>
-      </w:r>
-      <w:r>
-        <w:rPr>
-          <w:rFonts w:ascii="Garamond" w:hAnsi="Garamond"/>
-          <w:spacing w:val="-4"/>
-          <w:sz w:val="20"/>
-        </w:rPr>
-        <w:t xml:space="preserve"> </w:t>
-      </w:r>
-      <w:r>
-        <w:rPr>
-          <w:rFonts w:ascii="Garamond" w:hAnsi="Garamond"/>
-          <w:sz w:val="20"/>
-        </w:rPr>
-        <w:t>p</w:t>
-      </w:r>
-      <w:r>
-        <w:rPr>
-          <w:rFonts w:ascii="Garamond" w:hAnsi="Garamond"/>
-          <w:sz w:val="20"/>
-        </w:rPr>
-        <w:t>reparar</w:t>
-      </w:r>
-      <w:r>
-        <w:rPr>
-          <w:rFonts w:ascii="Garamond" w:hAnsi="Garamond"/>
-          <w:spacing w:val="-5"/>
-          <w:sz w:val="20"/>
-        </w:rPr>
-        <w:t xml:space="preserve"> </w:t>
-      </w:r>
-      <w:r>
-        <w:rPr>
-          <w:rFonts w:ascii="Garamond" w:hAnsi="Garamond"/>
-          <w:sz w:val="20"/>
-        </w:rPr>
-        <w:t>las</w:t>
-      </w:r>
-      <w:r>
-        <w:rPr>
-          <w:rFonts w:ascii="Garamond" w:hAnsi="Garamond"/>
-          <w:spacing w:val="-3"/>
-          <w:sz w:val="20"/>
-        </w:rPr>
-        <w:t xml:space="preserve"> </w:t>
-      </w:r>
-      <w:r>
-        <w:rPr>
-          <w:rFonts w:ascii="Garamond" w:hAnsi="Garamond"/>
-          <w:sz w:val="20"/>
-        </w:rPr>
-        <w:t>clases,</w:t>
-      </w:r>
-      <w:r>
-        <w:rPr>
-          <w:rFonts w:ascii="Garamond" w:hAnsi="Garamond"/>
-          <w:spacing w:val="-9"/>
-          <w:sz w:val="20"/>
-        </w:rPr>
-        <w:t xml:space="preserve"> </w:t>
-      </w:r>
-      <w:r>
-        <w:rPr>
-          <w:rFonts w:ascii="Garamond" w:hAnsi="Garamond"/>
-          <w:spacing w:val="-9"/>
-          <w:sz w:val="20"/>
-        </w:rPr>
-        <w:t>e</w:t>
-      </w:r>
-      <w:r>
-        <w:rPr>
-          <w:rFonts w:ascii="Garamond" w:hAnsi="Garamond"/>
-          <w:sz w:val="20"/>
-        </w:rPr>
-        <w:t>valuar</w:t>
-      </w:r>
-      <w:r>
-        <w:rPr>
-          <w:rFonts w:ascii="Garamond" w:hAnsi="Garamond"/>
-          <w:spacing w:val="-3"/>
-          <w:sz w:val="20"/>
-        </w:rPr>
-        <w:t xml:space="preserve"> </w:t>
-      </w:r>
-      <w:r>
-        <w:rPr>
-          <w:rFonts w:ascii="Garamond" w:hAnsi="Garamond"/>
-          <w:sz w:val="20"/>
-        </w:rPr>
-        <w:t>a</w:t>
-      </w:r>
-      <w:r>
-        <w:rPr>
-          <w:rFonts w:ascii="Garamond" w:hAnsi="Garamond"/>
-          <w:spacing w:val="-7"/>
-          <w:sz w:val="20"/>
-        </w:rPr>
-        <w:t xml:space="preserve"> </w:t>
-      </w:r>
-      <w:r>
-        <w:rPr>
-          <w:rFonts w:ascii="Garamond" w:hAnsi="Garamond"/>
-          <w:sz w:val="20"/>
-        </w:rPr>
-        <w:t>los</w:t>
-      </w:r>
-      <w:r>
-        <w:rPr>
-          <w:rFonts w:ascii="Garamond" w:hAnsi="Garamond"/>
-          <w:spacing w:val="-5"/>
-          <w:sz w:val="20"/>
-        </w:rPr>
-        <w:t xml:space="preserve"> </w:t>
-      </w:r>
-      <w:r>
-        <w:rPr>
-          <w:rFonts w:ascii="Garamond" w:hAnsi="Garamond"/>
-          <w:sz w:val="20"/>
-        </w:rPr>
-        <w:t>alumnos,</w:t>
-      </w:r>
-      <w:r>
-        <w:rPr>
-          <w:rFonts w:ascii="Garamond" w:hAnsi="Garamond"/>
-          <w:spacing w:val="-9"/>
-          <w:sz w:val="20"/>
-        </w:rPr>
-        <w:t xml:space="preserve"> </w:t>
-      </w:r>
-      <w:r>
-        <w:rPr>
-          <w:rFonts w:ascii="Garamond" w:hAnsi="Garamond"/>
-          <w:sz w:val="20"/>
-        </w:rPr>
-        <w:t>d</w:t>
-      </w:r>
-      <w:r>
-        <w:rPr>
-          <w:rFonts w:ascii="Garamond" w:hAnsi="Garamond"/>
-          <w:sz w:val="20"/>
-        </w:rPr>
-        <w:t>iseñar</w:t>
-      </w:r>
-      <w:r>
-        <w:rPr>
-          <w:rFonts w:ascii="Garamond" w:hAnsi="Garamond"/>
-          <w:spacing w:val="-5"/>
-          <w:sz w:val="20"/>
-        </w:rPr>
-        <w:t xml:space="preserve"> </w:t>
-      </w:r>
-      <w:r>
-        <w:rPr>
-          <w:rFonts w:ascii="Garamond" w:hAnsi="Garamond"/>
-          <w:sz w:val="20"/>
-        </w:rPr>
-        <w:t>e</w:t>
-      </w:r>
-      <w:r>
-        <w:rPr>
-          <w:rFonts w:ascii="Garamond" w:hAnsi="Garamond"/>
-          <w:sz w:val="20"/>
-        </w:rPr>
-        <w:t>xámenes,</w:t>
-      </w:r>
-      <w:r>
-        <w:rPr>
-          <w:rFonts w:ascii="Garamond" w:hAnsi="Garamond"/>
-          <w:spacing w:val="-4"/>
-          <w:sz w:val="20"/>
-        </w:rPr>
-        <w:t xml:space="preserve"> </w:t>
-      </w:r>
-      <w:r>
-        <w:rPr>
-          <w:rFonts w:ascii="Garamond" w:hAnsi="Garamond"/>
-          <w:sz w:val="20"/>
-        </w:rPr>
-        <w:t>entregar</w:t>
-      </w:r>
-      <w:r>
-        <w:rPr>
-          <w:rFonts w:ascii="Garamond" w:hAnsi="Garamond"/>
-          <w:spacing w:val="-8"/>
-          <w:sz w:val="20"/>
-        </w:rPr>
-        <w:t xml:space="preserve"> </w:t>
-      </w:r>
-      <w:r>
-        <w:rPr>
-          <w:rFonts w:ascii="Garamond" w:hAnsi="Garamond"/>
-          <w:sz w:val="20"/>
-        </w:rPr>
-        <w:t xml:space="preserve">notas y </w:t>
-      </w:r>
-      <w:bookmarkStart w:id="3" w:name="VI._MODALIDAD_DEL_SERVICIO:"/>
-      <w:bookmarkEnd w:id="3"/>
-      <w:r>
-        <w:rPr>
-          <w:rFonts w:ascii="Garamond" w:hAnsi="Garamond"/>
-          <w:sz w:val="20"/>
-        </w:rPr>
-        <w:t>p</w:t>
-      </w:r>
-      <w:r>
-        <w:rPr>
-          <w:rFonts w:ascii="Garamond" w:hAnsi="Garamond"/>
-          <w:sz w:val="20"/>
-        </w:rPr>
-        <w:t>resentar informe de dictado de curso.</w:t>
+        <w:t>actividades_docentes</w:t>
       </w:r>
     </w:p>
     <w:p>
@@ -1887,87 +1662,87 @@
           <w:szCs w:val="22"/>
         </w:rPr>
       </w:pPr>
-      <w:bookmarkStart w:id="4" w:name="VII._LUGAR_DE_PRESTACIÓN_DEL_SERVICIO:"/>
+      <w:bookmarkStart w:id="3" w:name="VII._LUGAR_DE_PRESTACIÓN_DEL_SERVICIO:"/>
+      <w:bookmarkEnd w:id="3"/>
+      <w:r>
+        <w:rPr>
+          <w:rFonts w:ascii="Garamond" w:hAnsi="Garamond"/>
+          <w:sz w:val="22"/>
+          <w:szCs w:val="22"/>
+        </w:rPr>
+        <w:t>LUGAR</w:t>
+      </w:r>
+      <w:r>
+        <w:rPr>
+          <w:rFonts w:ascii="Garamond" w:hAnsi="Garamond"/>
+          <w:spacing w:val="-16"/>
+          <w:sz w:val="22"/>
+          <w:szCs w:val="22"/>
+        </w:rPr>
+        <w:t xml:space="preserve"> </w:t>
+      </w:r>
+      <w:r>
+        <w:rPr>
+          <w:rFonts w:ascii="Garamond" w:hAnsi="Garamond"/>
+          <w:sz w:val="22"/>
+          <w:szCs w:val="22"/>
+        </w:rPr>
+        <w:t>DE</w:t>
+      </w:r>
+      <w:r>
+        <w:rPr>
+          <w:rFonts w:ascii="Garamond" w:hAnsi="Garamond"/>
+          <w:spacing w:val="-12"/>
+          <w:sz w:val="22"/>
+          <w:szCs w:val="22"/>
+        </w:rPr>
+        <w:t xml:space="preserve"> </w:t>
+      </w:r>
+      <w:r>
+        <w:rPr>
+          <w:rFonts w:ascii="Garamond" w:hAnsi="Garamond"/>
+          <w:sz w:val="22"/>
+          <w:szCs w:val="22"/>
+        </w:rPr>
+        <w:t>PRESTACIÓN</w:t>
+      </w:r>
+      <w:r>
+        <w:rPr>
+          <w:rFonts w:ascii="Garamond" w:hAnsi="Garamond"/>
+          <w:spacing w:val="-11"/>
+          <w:sz w:val="22"/>
+          <w:szCs w:val="22"/>
+        </w:rPr>
+        <w:t xml:space="preserve"> </w:t>
+      </w:r>
+      <w:r>
+        <w:rPr>
+          <w:rFonts w:ascii="Garamond" w:hAnsi="Garamond"/>
+          <w:sz w:val="22"/>
+          <w:szCs w:val="22"/>
+        </w:rPr>
+        <w:t>DEL</w:t>
+      </w:r>
+      <w:r>
+        <w:rPr>
+          <w:rFonts w:ascii="Garamond" w:hAnsi="Garamond"/>
+          <w:spacing w:val="-10"/>
+          <w:sz w:val="22"/>
+          <w:szCs w:val="22"/>
+        </w:rPr>
+        <w:t xml:space="preserve"> </w:t>
+      </w:r>
+      <w:r>
+        <w:rPr>
+          <w:rFonts w:ascii="Garamond" w:hAnsi="Garamond"/>
+          <w:spacing w:val="-2"/>
+          <w:sz w:val="22"/>
+          <w:szCs w:val="22"/>
+        </w:rPr>
+        <w:t>SERVICIO:</w:t>
+      </w:r>
+      <w:bookmarkStart w:id="4" w:name="VIII._PLAZO_DEL_SERVICIO:"/>
       <w:bookmarkEnd w:id="4"/>
-      <w:r>
-        <w:rPr>
-          <w:rFonts w:ascii="Garamond" w:hAnsi="Garamond"/>
-          <w:sz w:val="22"/>
-          <w:szCs w:val="22"/>
-        </w:rPr>
-        <w:t>LUGAR</w:t>
-      </w:r>
-      <w:r>
-        <w:rPr>
-          <w:rFonts w:ascii="Garamond" w:hAnsi="Garamond"/>
-          <w:spacing w:val="-16"/>
-          <w:sz w:val="22"/>
-          <w:szCs w:val="22"/>
-        </w:rPr>
-        <w:t xml:space="preserve"> </w:t>
-      </w:r>
-      <w:r>
-        <w:rPr>
-          <w:rFonts w:ascii="Garamond" w:hAnsi="Garamond"/>
-          <w:sz w:val="22"/>
-          <w:szCs w:val="22"/>
-        </w:rPr>
-        <w:t>DE</w:t>
-      </w:r>
-      <w:r>
-        <w:rPr>
-          <w:rFonts w:ascii="Garamond" w:hAnsi="Garamond"/>
-          <w:spacing w:val="-12"/>
-          <w:sz w:val="22"/>
-          <w:szCs w:val="22"/>
-        </w:rPr>
-        <w:t xml:space="preserve"> </w:t>
-      </w:r>
-      <w:r>
-        <w:rPr>
-          <w:rFonts w:ascii="Garamond" w:hAnsi="Garamond"/>
-          <w:sz w:val="22"/>
-          <w:szCs w:val="22"/>
-        </w:rPr>
-        <w:t>PRESTACIÓN</w:t>
-      </w:r>
-      <w:r>
-        <w:rPr>
-          <w:rFonts w:ascii="Garamond" w:hAnsi="Garamond"/>
-          <w:spacing w:val="-11"/>
-          <w:sz w:val="22"/>
-          <w:szCs w:val="22"/>
-        </w:rPr>
-        <w:t xml:space="preserve"> </w:t>
-      </w:r>
-      <w:r>
-        <w:rPr>
-          <w:rFonts w:ascii="Garamond" w:hAnsi="Garamond"/>
-          <w:sz w:val="22"/>
-          <w:szCs w:val="22"/>
-        </w:rPr>
-        <w:t>DEL</w:t>
-      </w:r>
-      <w:r>
-        <w:rPr>
-          <w:rFonts w:ascii="Garamond" w:hAnsi="Garamond"/>
-          <w:spacing w:val="-10"/>
-          <w:sz w:val="22"/>
-          <w:szCs w:val="22"/>
-        </w:rPr>
-        <w:t xml:space="preserve"> </w:t>
-      </w:r>
-      <w:r>
-        <w:rPr>
-          <w:rFonts w:ascii="Garamond" w:hAnsi="Garamond"/>
-          <w:spacing w:val="-2"/>
-          <w:sz w:val="22"/>
-          <w:szCs w:val="22"/>
-        </w:rPr>
-        <w:t>SERVICIO:</w:t>
-      </w:r>
-      <w:bookmarkStart w:id="5" w:name="VIII._PLAZO_DEL_SERVICIO:"/>
-      <w:bookmarkEnd w:id="5"/>
     </w:p>
     <w:p>
       <w:pPr>
@@ -2284,8 +2059,8 @@
           <w:szCs w:val="22"/>
         </w:rPr>
       </w:pPr>
-      <w:bookmarkStart w:id="6" w:name="IX._MONTO_REFERENCIAL:"/>
-      <w:bookmarkEnd w:id="6"/>
+      <w:bookmarkStart w:id="5" w:name="IX._MONTO_REFERENCIAL:"/>
+      <w:bookmarkEnd w:id="5"/>
       <w:r>
         <w:rPr>
           <w:rFonts w:ascii="Garamond" w:hAnsi="Garamond"/>
@@ -2408,6 +2183,7 @@
           <w:szCs w:val="22"/>
         </w:rPr>
       </w:pPr>
+      <w:bookmarkStart w:id="6" w:name="_GoBack"/>
       <w:r>
         <w:rPr>
           <w:rFonts w:ascii="Garamond" w:hAnsi="Garamond"/>
@@ -2441,9 +2217,10 @@
           <w:b w:val="0"/>
           <w:szCs w:val="22"/>
         </w:rPr>
-        <w:t>. Incluye el impuesto y la contribución de ley.</w:t>
-      </w:r>
-    </w:p>
+        <w:t>.</w:t>
+      </w:r>
+    </w:p>
+    <w:bookmarkEnd w:id="6"/>
     <w:p>
       <w:pPr>
         <w:pStyle w:val="Ttulo1"/>
@@ -2455,7 +2232,6 @@
         <w:rPr>
           <w:rFonts w:ascii="Garamond" w:hAnsi="Garamond"/>
           <w:b w:val="0"/>
-          <w:sz w:val="22"/>
           <w:szCs w:val="22"/>
         </w:rPr>
       </w:pPr>
@@ -2744,8 +2520,6 @@
         </w:rPr>
         <w:t>Ejecutiva</w:t>
       </w:r>
-      <w:bookmarkStart w:id="7" w:name="_GoBack"/>
-      <w:bookmarkEnd w:id="7"/>
       <w:r>
         <w:rPr>
           <w:rFonts w:ascii="Garamond" w:hAnsi="Garamond"/>

--- a/Modelos_documentos/tdr_tipoA_.docx
+++ b/Modelos_documentos/tdr_tipoA_.docx
@@ -1,6 +1,6 @@
 
 <file path=word/document.xml><?xml version="1.0" encoding="utf-8"?>
-<w:document xmlns:wpc="http://schemas.microsoft.com/office/word/2010/wordprocessingCanvas" xmlns:cx="http://schemas.microsoft.com/office/drawing/2014/chartex" xmlns:mc="http://schemas.openxmlformats.org/markup-compatibility/2006" xmlns:o="urn:schemas-microsoft-com:office:office" xmlns:r="http://schemas.openxmlformats.org/officeDocument/2006/relationships" xmlns:m="http://schemas.openxmlformats.org/officeDocument/2006/math" xmlns:v="urn:schemas-microsoft-com:vml" xmlns:wp14="http://schemas.microsoft.com/office/word/2010/wordprocessingDrawing" xmlns:wp="http://schemas.openxmlformats.org/drawingml/2006/wordprocessingDrawing" xmlns:w10="urn:schemas-microsoft-com:office:word" xmlns:w="http://schemas.openxmlformats.org/wordprocessingml/2006/main" xmlns:w14="http://schemas.microsoft.com/office/word/2010/wordml" xmlns:w15="http://schemas.microsoft.com/office/word/2012/wordml" xmlns:w16se="http://schemas.microsoft.com/office/word/2015/wordml/symex" xmlns:wpg="http://schemas.microsoft.com/office/word/2010/wordprocessingGroup" xmlns:wpi="http://schemas.microsoft.com/office/word/2010/wordprocessingInk" xmlns:wne="http://schemas.microsoft.com/office/word/2006/wordml" xmlns:wps="http://schemas.microsoft.com/office/word/2010/wordprocessingShape" mc:Ignorable="w14 w15 w16se wp14">
+<w:document xmlns:wpc="http://schemas.microsoft.com/office/word/2010/wordprocessingCanvas" xmlns:cx="http://schemas.microsoft.com/office/drawing/2014/chartex" xmlns:cx1="http://schemas.microsoft.com/office/drawing/2015/9/8/chartex" xmlns:cx2="http://schemas.microsoft.com/office/drawing/2015/10/21/chartex" xmlns:cx3="http://schemas.microsoft.com/office/drawing/2016/5/9/chartex" xmlns:cx4="http://schemas.microsoft.com/office/drawing/2016/5/10/chartex" xmlns:cx5="http://schemas.microsoft.com/office/drawing/2016/5/11/chartex" xmlns:cx6="http://schemas.microsoft.com/office/drawing/2016/5/12/chartex" xmlns:cx7="http://schemas.microsoft.com/office/drawing/2016/5/13/chartex" xmlns:cx8="http://schemas.microsoft.com/office/drawing/2016/5/14/chartex" xmlns:mc="http://schemas.openxmlformats.org/markup-compatibility/2006" xmlns:aink="http://schemas.microsoft.com/office/drawing/2016/ink" xmlns:am3d="http://schemas.microsoft.com/office/drawing/2017/model3d" xmlns:o="urn:schemas-microsoft-com:office:office" xmlns:oel="http://schemas.microsoft.com/office/2019/extlst" xmlns:r="http://schemas.openxmlformats.org/officeDocument/2006/relationships" xmlns:m="http://schemas.openxmlformats.org/officeDocument/2006/math" xmlns:v="urn:schemas-microsoft-com:vml" xmlns:wp14="http://schemas.microsoft.com/office/word/2010/wordprocessingDrawing" xmlns:wp="http://schemas.openxmlformats.org/drawingml/2006/wordprocessingDrawing" xmlns:w10="urn:schemas-microsoft-com:office:word" xmlns:w="http://schemas.openxmlformats.org/wordprocessingml/2006/main" xmlns:w14="http://schemas.microsoft.com/office/word/2010/wordml" xmlns:w15="http://schemas.microsoft.com/office/word/2012/wordml" xmlns:w16cex="http://schemas.microsoft.com/office/word/2018/wordml/cex" xmlns:w16cid="http://schemas.microsoft.com/office/word/2016/wordml/cid" xmlns:w16="http://schemas.microsoft.com/office/word/2018/wordml" xmlns:w16du="http://schemas.microsoft.com/office/word/2023/wordml/word16du" xmlns:w16sdtdh="http://schemas.microsoft.com/office/word/2020/wordml/sdtdatahash" xmlns:w16sdtfl="http://schemas.microsoft.com/office/word/2024/wordml/sdtformatlock" xmlns:w16se="http://schemas.microsoft.com/office/word/2015/wordml/symex" xmlns:wpg="http://schemas.microsoft.com/office/word/2010/wordprocessingGroup" xmlns:wpi="http://schemas.microsoft.com/office/word/2010/wordprocessingInk" xmlns:wne="http://schemas.microsoft.com/office/word/2006/wordml" xmlns:wps="http://schemas.microsoft.com/office/word/2010/wordprocessingShape" mc:Ignorable="w14 w15 w16se w16cid w16 w16cex w16sdtdh w16sdtfl w16du wp14">
   <w:body>
     <w:p>
       <w:pPr>
@@ -12,12 +12,16 @@
         <w:rPr>
           <w:rFonts w:ascii="Garamond" w:hAnsi="Garamond"/>
           <w:b/>
+          <w:sz w:val="20"/>
+          <w:szCs w:val="20"/>
         </w:rPr>
       </w:pPr>
       <w:r>
         <w:rPr>
           <w:rFonts w:ascii="Garamond" w:hAnsi="Garamond"/>
           <w:b/>
+          <w:sz w:val="20"/>
+          <w:szCs w:val="20"/>
         </w:rPr>
         <w:t>TÉRMINOS DE REFERENCIA</w:t>
       </w:r>
@@ -29,8 +33,6 @@
         <w:rPr>
           <w:rFonts w:ascii="Garamond" w:hAnsi="Garamond"/>
           <w:b/>
-          <w:sz w:val="22"/>
-          <w:szCs w:val="22"/>
         </w:rPr>
       </w:pPr>
     </w:p>
@@ -49,6 +51,8 @@
         <w:rPr>
           <w:rFonts w:ascii="Garamond" w:hAnsi="Garamond"/>
           <w:b/>
+          <w:sz w:val="20"/>
+          <w:szCs w:val="20"/>
         </w:rPr>
       </w:pPr>
       <w:r>
@@ -56,6 +60,8 @@
           <w:rFonts w:ascii="Garamond" w:hAnsi="Garamond"/>
           <w:b/>
           <w:spacing w:val="-2"/>
+          <w:sz w:val="20"/>
+          <w:szCs w:val="20"/>
         </w:rPr>
         <w:t>ÁREA</w:t>
       </w:r>
@@ -64,6 +70,8 @@
           <w:rFonts w:ascii="Garamond" w:hAnsi="Garamond"/>
           <w:b/>
           <w:spacing w:val="-8"/>
+          <w:sz w:val="20"/>
+          <w:szCs w:val="20"/>
         </w:rPr>
         <w:t xml:space="preserve"> </w:t>
       </w:r>
@@ -72,6 +80,8 @@
           <w:rFonts w:ascii="Garamond" w:hAnsi="Garamond"/>
           <w:b/>
           <w:spacing w:val="-2"/>
+          <w:sz w:val="20"/>
+          <w:szCs w:val="20"/>
         </w:rPr>
         <w:t>USUARIA:</w:t>
       </w:r>
@@ -90,12 +100,14 @@
           <w:rFonts w:ascii="Garamond" w:hAnsi="Garamond"/>
           <w:spacing w:val="-2"/>
           <w:sz w:val="20"/>
+          <w:szCs w:val="20"/>
         </w:rPr>
       </w:pPr>
       <w:r>
         <w:rPr>
           <w:rFonts w:ascii="Garamond" w:hAnsi="Garamond"/>
           <w:sz w:val="20"/>
+          <w:szCs w:val="20"/>
         </w:rPr>
         <w:t>Centro</w:t>
       </w:r>
@@ -104,6 +116,7 @@
           <w:rFonts w:ascii="Garamond" w:hAnsi="Garamond"/>
           <w:spacing w:val="-10"/>
           <w:sz w:val="20"/>
+          <w:szCs w:val="20"/>
         </w:rPr>
         <w:t xml:space="preserve"> </w:t>
       </w:r>
@@ -111,6 +124,7 @@
         <w:rPr>
           <w:rFonts w:ascii="Garamond" w:hAnsi="Garamond"/>
           <w:sz w:val="20"/>
+          <w:szCs w:val="20"/>
         </w:rPr>
         <w:t>de</w:t>
       </w:r>
@@ -119,6 +133,7 @@
           <w:rFonts w:ascii="Garamond" w:hAnsi="Garamond"/>
           <w:spacing w:val="-13"/>
           <w:sz w:val="20"/>
+          <w:szCs w:val="20"/>
         </w:rPr>
         <w:t xml:space="preserve"> </w:t>
       </w:r>
@@ -126,6 +141,7 @@
         <w:rPr>
           <w:rFonts w:ascii="Garamond" w:hAnsi="Garamond"/>
           <w:sz w:val="20"/>
+          <w:szCs w:val="20"/>
         </w:rPr>
         <w:t>Idiomas</w:t>
       </w:r>
@@ -134,6 +150,7 @@
           <w:rFonts w:ascii="Garamond" w:hAnsi="Garamond"/>
           <w:spacing w:val="-9"/>
           <w:sz w:val="20"/>
+          <w:szCs w:val="20"/>
         </w:rPr>
         <w:t xml:space="preserve"> </w:t>
       </w:r>
@@ -141,6 +158,7 @@
         <w:rPr>
           <w:rFonts w:ascii="Garamond" w:hAnsi="Garamond"/>
           <w:sz w:val="20"/>
+          <w:szCs w:val="20"/>
         </w:rPr>
         <w:t>–</w:t>
       </w:r>
@@ -149,6 +167,7 @@
           <w:rFonts w:ascii="Garamond" w:hAnsi="Garamond"/>
           <w:spacing w:val="-13"/>
           <w:sz w:val="20"/>
+          <w:szCs w:val="20"/>
         </w:rPr>
         <w:t xml:space="preserve"> </w:t>
       </w:r>
@@ -156,6 +175,7 @@
         <w:rPr>
           <w:rFonts w:ascii="Garamond" w:hAnsi="Garamond"/>
           <w:sz w:val="20"/>
+          <w:szCs w:val="20"/>
         </w:rPr>
         <w:t>FLCH-</w:t>
       </w:r>
@@ -164,6 +184,7 @@
           <w:rFonts w:ascii="Garamond" w:hAnsi="Garamond"/>
           <w:spacing w:val="-2"/>
           <w:sz w:val="20"/>
+          <w:szCs w:val="20"/>
         </w:rPr>
         <w:t>UNMSM</w:t>
       </w:r>
@@ -179,6 +200,8 @@
         <w:rPr>
           <w:rFonts w:ascii="Garamond" w:hAnsi="Garamond"/>
           <w:b/>
+          <w:sz w:val="20"/>
+          <w:szCs w:val="20"/>
         </w:rPr>
       </w:pPr>
     </w:p>
@@ -196,15 +219,11 @@
         <w:ind w:left="0"/>
         <w:rPr>
           <w:rFonts w:ascii="Garamond" w:hAnsi="Garamond"/>
-          <w:sz w:val="22"/>
-          <w:szCs w:val="22"/>
-        </w:rPr>
-      </w:pPr>
-      <w:r>
-        <w:rPr>
-          <w:rFonts w:ascii="Garamond" w:hAnsi="Garamond"/>
-          <w:sz w:val="22"/>
-          <w:szCs w:val="22"/>
+        </w:rPr>
+      </w:pPr>
+      <w:r>
+        <w:rPr>
+          <w:rFonts w:ascii="Garamond" w:hAnsi="Garamond"/>
         </w:rPr>
         <w:t>OBJETO</w:t>
       </w:r>
@@ -212,16 +231,12 @@
         <w:rPr>
           <w:rFonts w:ascii="Garamond" w:hAnsi="Garamond"/>
           <w:spacing w:val="-13"/>
-          <w:sz w:val="22"/>
-          <w:szCs w:val="22"/>
-        </w:rPr>
-        <w:t xml:space="preserve"> </w:t>
-      </w:r>
-      <w:r>
-        <w:rPr>
-          <w:rFonts w:ascii="Garamond" w:hAnsi="Garamond"/>
-          <w:sz w:val="22"/>
-          <w:szCs w:val="22"/>
+        </w:rPr>
+        <w:t xml:space="preserve"> </w:t>
+      </w:r>
+      <w:r>
+        <w:rPr>
+          <w:rFonts w:ascii="Garamond" w:hAnsi="Garamond"/>
         </w:rPr>
         <w:t>DEL</w:t>
       </w:r>
@@ -229,17 +244,13 @@
         <w:rPr>
           <w:rFonts w:ascii="Garamond" w:hAnsi="Garamond"/>
           <w:spacing w:val="-11"/>
-          <w:sz w:val="22"/>
-          <w:szCs w:val="22"/>
-        </w:rPr>
-        <w:t xml:space="preserve"> </w:t>
-      </w:r>
-      <w:r>
-        <w:rPr>
-          <w:rFonts w:ascii="Garamond" w:hAnsi="Garamond"/>
-          <w:spacing w:val="-2"/>
-          <w:sz w:val="22"/>
-          <w:szCs w:val="22"/>
+        </w:rPr>
+        <w:t xml:space="preserve"> </w:t>
+      </w:r>
+      <w:r>
+        <w:rPr>
+          <w:rFonts w:ascii="Garamond" w:hAnsi="Garamond"/>
+          <w:spacing w:val="-2"/>
         </w:rPr>
         <w:t>SERVICIO:</w:t>
       </w:r>
@@ -255,7 +266,6 @@
         <w:rPr>
           <w:rFonts w:ascii="Garamond" w:hAnsi="Garamond"/>
           <w:b w:val="0"/>
-          <w:szCs w:val="22"/>
         </w:rPr>
       </w:pPr>
       <w:r>
@@ -263,7 +273,6 @@
           <w:rFonts w:ascii="Garamond" w:hAnsi="Garamond"/>
           <w:b w:val="0"/>
           <w:bCs w:val="0"/>
-          <w:szCs w:val="22"/>
         </w:rPr>
         <w:t>descripcion</w:t>
       </w:r>
@@ -272,7 +281,6 @@
           <w:rFonts w:ascii="Garamond" w:hAnsi="Garamond"/>
           <w:b w:val="0"/>
           <w:bCs w:val="0"/>
-          <w:szCs w:val="22"/>
         </w:rPr>
         <w:t>, en el Centro de Idiomas de la FLCH</w:t>
       </w:r>
@@ -280,7 +288,6 @@
         <w:rPr>
           <w:rFonts w:ascii="Garamond" w:hAnsi="Garamond"/>
           <w:b w:val="0"/>
-          <w:szCs w:val="22"/>
         </w:rPr>
         <w:t>.</w:t>
       </w:r>
@@ -296,8 +303,6 @@
         <w:rPr>
           <w:rFonts w:ascii="Garamond" w:hAnsi="Garamond"/>
           <w:b w:val="0"/>
-          <w:sz w:val="22"/>
-          <w:szCs w:val="22"/>
         </w:rPr>
       </w:pPr>
     </w:p>
@@ -315,8 +320,6 @@
         <w:ind w:left="0"/>
         <w:rPr>
           <w:rFonts w:ascii="Garamond" w:hAnsi="Garamond"/>
-          <w:sz w:val="22"/>
-          <w:szCs w:val="22"/>
         </w:rPr>
       </w:pPr>
       <w:bookmarkStart w:id="1" w:name="III._FINALIDAD_PÚBLICA:"/>
@@ -325,8 +328,6 @@
         <w:rPr>
           <w:rFonts w:ascii="Garamond" w:hAnsi="Garamond"/>
           <w:spacing w:val="-2"/>
-          <w:sz w:val="22"/>
-          <w:szCs w:val="22"/>
         </w:rPr>
         <w:t>FINALIDAD</w:t>
       </w:r>
@@ -334,17 +335,13 @@
         <w:rPr>
           <w:rFonts w:ascii="Garamond" w:hAnsi="Garamond"/>
           <w:spacing w:val="-6"/>
-          <w:sz w:val="22"/>
-          <w:szCs w:val="22"/>
-        </w:rPr>
-        <w:t xml:space="preserve"> </w:t>
-      </w:r>
-      <w:r>
-        <w:rPr>
-          <w:rFonts w:ascii="Garamond" w:hAnsi="Garamond"/>
-          <w:spacing w:val="-2"/>
-          <w:sz w:val="22"/>
-          <w:szCs w:val="22"/>
+        </w:rPr>
+        <w:t xml:space="preserve"> </w:t>
+      </w:r>
+      <w:r>
+        <w:rPr>
+          <w:rFonts w:ascii="Garamond" w:hAnsi="Garamond"/>
+          <w:spacing w:val="-2"/>
         </w:rPr>
         <w:t>PÚBLICA:</w:t>
       </w:r>
@@ -356,7 +353,6 @@
         <w:rPr>
           <w:rFonts w:ascii="Garamond" w:hAnsi="Garamond"/>
           <w:spacing w:val="-2"/>
-          <w:szCs w:val="22"/>
         </w:rPr>
       </w:pPr>
       <w:bookmarkStart w:id="2" w:name="IV._PERFIL_REQUERIDO:_CATEGORÍA_“B”"/>
@@ -365,7 +361,6 @@
         <w:rPr>
           <w:rFonts w:ascii="Garamond" w:hAnsi="Garamond"/>
           <w:spacing w:val="-2"/>
-          <w:szCs w:val="22"/>
         </w:rPr>
         <w:t>Desarrollar</w:t>
       </w:r>
@@ -373,15 +368,13 @@
         <w:rPr>
           <w:rFonts w:ascii="Garamond" w:hAnsi="Garamond"/>
           <w:spacing w:val="-11"/>
-          <w:szCs w:val="22"/>
-        </w:rPr>
-        <w:t xml:space="preserve"> </w:t>
-      </w:r>
-      <w:r>
-        <w:rPr>
-          <w:rFonts w:ascii="Garamond" w:hAnsi="Garamond"/>
-          <w:spacing w:val="-2"/>
-          <w:szCs w:val="22"/>
+        </w:rPr>
+        <w:t xml:space="preserve"> </w:t>
+      </w:r>
+      <w:r>
+        <w:rPr>
+          <w:rFonts w:ascii="Garamond" w:hAnsi="Garamond"/>
+          <w:spacing w:val="-2"/>
         </w:rPr>
         <w:t>la</w:t>
       </w:r>
@@ -389,15 +382,13 @@
         <w:rPr>
           <w:rFonts w:ascii="Garamond" w:hAnsi="Garamond"/>
           <w:spacing w:val="-11"/>
-          <w:szCs w:val="22"/>
-        </w:rPr>
-        <w:t xml:space="preserve"> </w:t>
-      </w:r>
-      <w:r>
-        <w:rPr>
-          <w:rFonts w:ascii="Garamond" w:hAnsi="Garamond"/>
-          <w:spacing w:val="-2"/>
-          <w:szCs w:val="22"/>
+        </w:rPr>
+        <w:t xml:space="preserve"> </w:t>
+      </w:r>
+      <w:r>
+        <w:rPr>
+          <w:rFonts w:ascii="Garamond" w:hAnsi="Garamond"/>
+          <w:spacing w:val="-2"/>
         </w:rPr>
         <w:t>gestión</w:t>
       </w:r>
@@ -405,15 +396,13 @@
         <w:rPr>
           <w:rFonts w:ascii="Garamond" w:hAnsi="Garamond"/>
           <w:spacing w:val="-11"/>
-          <w:szCs w:val="22"/>
-        </w:rPr>
-        <w:t xml:space="preserve"> </w:t>
-      </w:r>
-      <w:r>
-        <w:rPr>
-          <w:rFonts w:ascii="Garamond" w:hAnsi="Garamond"/>
-          <w:spacing w:val="-2"/>
-          <w:szCs w:val="22"/>
+        </w:rPr>
+        <w:t xml:space="preserve"> </w:t>
+      </w:r>
+      <w:r>
+        <w:rPr>
+          <w:rFonts w:ascii="Garamond" w:hAnsi="Garamond"/>
+          <w:spacing w:val="-2"/>
         </w:rPr>
         <w:t>académica</w:t>
       </w:r>
@@ -421,15 +410,13 @@
         <w:rPr>
           <w:rFonts w:ascii="Garamond" w:hAnsi="Garamond"/>
           <w:spacing w:val="-12"/>
-          <w:szCs w:val="22"/>
-        </w:rPr>
-        <w:t xml:space="preserve"> </w:t>
-      </w:r>
-      <w:r>
-        <w:rPr>
-          <w:rFonts w:ascii="Garamond" w:hAnsi="Garamond"/>
-          <w:spacing w:val="-2"/>
-          <w:szCs w:val="22"/>
+        </w:rPr>
+        <w:t xml:space="preserve"> </w:t>
+      </w:r>
+      <w:r>
+        <w:rPr>
+          <w:rFonts w:ascii="Garamond" w:hAnsi="Garamond"/>
+          <w:spacing w:val="-2"/>
         </w:rPr>
         <w:t>del</w:t>
       </w:r>
@@ -437,15 +424,13 @@
         <w:rPr>
           <w:rFonts w:ascii="Garamond" w:hAnsi="Garamond"/>
           <w:spacing w:val="-11"/>
-          <w:szCs w:val="22"/>
-        </w:rPr>
-        <w:t xml:space="preserve"> </w:t>
-      </w:r>
-      <w:r>
-        <w:rPr>
-          <w:rFonts w:ascii="Garamond" w:hAnsi="Garamond"/>
-          <w:spacing w:val="-2"/>
-          <w:szCs w:val="22"/>
+        </w:rPr>
+        <w:t xml:space="preserve"> </w:t>
+      </w:r>
+      <w:r>
+        <w:rPr>
+          <w:rFonts w:ascii="Garamond" w:hAnsi="Garamond"/>
+          <w:spacing w:val="-2"/>
         </w:rPr>
         <w:t>Centro</w:t>
       </w:r>
@@ -453,15 +438,13 @@
         <w:rPr>
           <w:rFonts w:ascii="Garamond" w:hAnsi="Garamond"/>
           <w:spacing w:val="-10"/>
-          <w:szCs w:val="22"/>
-        </w:rPr>
-        <w:t xml:space="preserve"> </w:t>
-      </w:r>
-      <w:r>
-        <w:rPr>
-          <w:rFonts w:ascii="Garamond" w:hAnsi="Garamond"/>
-          <w:spacing w:val="-2"/>
-          <w:szCs w:val="22"/>
+        </w:rPr>
+        <w:t xml:space="preserve"> </w:t>
+      </w:r>
+      <w:r>
+        <w:rPr>
+          <w:rFonts w:ascii="Garamond" w:hAnsi="Garamond"/>
+          <w:spacing w:val="-2"/>
         </w:rPr>
         <w:t>de</w:t>
       </w:r>
@@ -469,15 +452,13 @@
         <w:rPr>
           <w:rFonts w:ascii="Garamond" w:hAnsi="Garamond"/>
           <w:spacing w:val="-9"/>
-          <w:szCs w:val="22"/>
-        </w:rPr>
-        <w:t xml:space="preserve"> </w:t>
-      </w:r>
-      <w:r>
-        <w:rPr>
-          <w:rFonts w:ascii="Garamond" w:hAnsi="Garamond"/>
-          <w:spacing w:val="-2"/>
-          <w:szCs w:val="22"/>
+        </w:rPr>
+        <w:t xml:space="preserve"> </w:t>
+      </w:r>
+      <w:r>
+        <w:rPr>
+          <w:rFonts w:ascii="Garamond" w:hAnsi="Garamond"/>
+          <w:spacing w:val="-2"/>
         </w:rPr>
         <w:t>Idiomas</w:t>
       </w:r>
@@ -485,15 +466,13 @@
         <w:rPr>
           <w:rFonts w:ascii="Garamond" w:hAnsi="Garamond"/>
           <w:spacing w:val="-3"/>
-          <w:szCs w:val="22"/>
-        </w:rPr>
-        <w:t xml:space="preserve"> </w:t>
-      </w:r>
-      <w:r>
-        <w:rPr>
-          <w:rFonts w:ascii="Garamond" w:hAnsi="Garamond"/>
-          <w:spacing w:val="-2"/>
-          <w:szCs w:val="22"/>
+        </w:rPr>
+        <w:t xml:space="preserve"> </w:t>
+      </w:r>
+      <w:r>
+        <w:rPr>
+          <w:rFonts w:ascii="Garamond" w:hAnsi="Garamond"/>
+          <w:spacing w:val="-2"/>
         </w:rPr>
         <w:t>de</w:t>
       </w:r>
@@ -501,15 +480,13 @@
         <w:rPr>
           <w:rFonts w:ascii="Garamond" w:hAnsi="Garamond"/>
           <w:spacing w:val="-11"/>
-          <w:szCs w:val="22"/>
-        </w:rPr>
-        <w:t xml:space="preserve"> </w:t>
-      </w:r>
-      <w:r>
-        <w:rPr>
-          <w:rFonts w:ascii="Garamond" w:hAnsi="Garamond"/>
-          <w:spacing w:val="-2"/>
-          <w:szCs w:val="22"/>
+        </w:rPr>
+        <w:t xml:space="preserve"> </w:t>
+      </w:r>
+      <w:r>
+        <w:rPr>
+          <w:rFonts w:ascii="Garamond" w:hAnsi="Garamond"/>
+          <w:spacing w:val="-2"/>
         </w:rPr>
         <w:t>la</w:t>
       </w:r>
@@ -517,15 +494,13 @@
         <w:rPr>
           <w:rFonts w:ascii="Garamond" w:hAnsi="Garamond"/>
           <w:spacing w:val="-11"/>
-          <w:szCs w:val="22"/>
-        </w:rPr>
-        <w:t xml:space="preserve"> </w:t>
-      </w:r>
-      <w:r>
-        <w:rPr>
-          <w:rFonts w:ascii="Garamond" w:hAnsi="Garamond"/>
-          <w:spacing w:val="-2"/>
-          <w:szCs w:val="22"/>
+        </w:rPr>
+        <w:t xml:space="preserve"> </w:t>
+      </w:r>
+      <w:r>
+        <w:rPr>
+          <w:rFonts w:ascii="Garamond" w:hAnsi="Garamond"/>
+          <w:spacing w:val="-2"/>
         </w:rPr>
         <w:t>Facultad</w:t>
       </w:r>
@@ -533,15 +508,13 @@
         <w:rPr>
           <w:rFonts w:ascii="Garamond" w:hAnsi="Garamond"/>
           <w:spacing w:val="-11"/>
-          <w:szCs w:val="22"/>
-        </w:rPr>
-        <w:t xml:space="preserve"> </w:t>
-      </w:r>
-      <w:r>
-        <w:rPr>
-          <w:rFonts w:ascii="Garamond" w:hAnsi="Garamond"/>
-          <w:spacing w:val="-2"/>
-          <w:szCs w:val="22"/>
+        </w:rPr>
+        <w:t xml:space="preserve"> </w:t>
+      </w:r>
+      <w:r>
+        <w:rPr>
+          <w:rFonts w:ascii="Garamond" w:hAnsi="Garamond"/>
+          <w:spacing w:val="-2"/>
         </w:rPr>
         <w:t>de</w:t>
       </w:r>
@@ -549,15 +522,13 @@
         <w:rPr>
           <w:rFonts w:ascii="Garamond" w:hAnsi="Garamond"/>
           <w:spacing w:val="-11"/>
-          <w:szCs w:val="22"/>
-        </w:rPr>
-        <w:t xml:space="preserve"> </w:t>
-      </w:r>
-      <w:r>
-        <w:rPr>
-          <w:rFonts w:ascii="Garamond" w:hAnsi="Garamond"/>
-          <w:spacing w:val="-2"/>
-          <w:szCs w:val="22"/>
+        </w:rPr>
+        <w:t xml:space="preserve"> </w:t>
+      </w:r>
+      <w:r>
+        <w:rPr>
+          <w:rFonts w:ascii="Garamond" w:hAnsi="Garamond"/>
+          <w:spacing w:val="-2"/>
         </w:rPr>
         <w:t>Letras</w:t>
       </w:r>
@@ -565,15 +536,13 @@
         <w:rPr>
           <w:rFonts w:ascii="Garamond" w:hAnsi="Garamond"/>
           <w:spacing w:val="-4"/>
-          <w:szCs w:val="22"/>
-        </w:rPr>
-        <w:t xml:space="preserve"> </w:t>
-      </w:r>
-      <w:r>
-        <w:rPr>
-          <w:rFonts w:ascii="Garamond" w:hAnsi="Garamond"/>
-          <w:spacing w:val="-2"/>
-          <w:szCs w:val="22"/>
+        </w:rPr>
+        <w:t xml:space="preserve"> </w:t>
+      </w:r>
+      <w:r>
+        <w:rPr>
+          <w:rFonts w:ascii="Garamond" w:hAnsi="Garamond"/>
+          <w:spacing w:val="-2"/>
         </w:rPr>
         <w:t>y</w:t>
       </w:r>
@@ -581,15 +550,13 @@
         <w:rPr>
           <w:rFonts w:ascii="Garamond" w:hAnsi="Garamond"/>
           <w:spacing w:val="-12"/>
-          <w:szCs w:val="22"/>
-        </w:rPr>
-        <w:t xml:space="preserve"> </w:t>
-      </w:r>
-      <w:r>
-        <w:rPr>
-          <w:rFonts w:ascii="Garamond" w:hAnsi="Garamond"/>
-          <w:spacing w:val="-2"/>
-          <w:szCs w:val="22"/>
+        </w:rPr>
+        <w:t xml:space="preserve"> </w:t>
+      </w:r>
+      <w:r>
+        <w:rPr>
+          <w:rFonts w:ascii="Garamond" w:hAnsi="Garamond"/>
+          <w:spacing w:val="-2"/>
         </w:rPr>
         <w:t>Ciencias</w:t>
       </w:r>
@@ -597,15 +564,13 @@
         <w:rPr>
           <w:rFonts w:ascii="Garamond" w:hAnsi="Garamond"/>
           <w:spacing w:val="-10"/>
-          <w:szCs w:val="22"/>
-        </w:rPr>
-        <w:t xml:space="preserve"> </w:t>
-      </w:r>
-      <w:r>
-        <w:rPr>
-          <w:rFonts w:ascii="Garamond" w:hAnsi="Garamond"/>
-          <w:spacing w:val="-2"/>
-          <w:szCs w:val="22"/>
+        </w:rPr>
+        <w:t xml:space="preserve"> </w:t>
+      </w:r>
+      <w:r>
+        <w:rPr>
+          <w:rFonts w:ascii="Garamond" w:hAnsi="Garamond"/>
+          <w:spacing w:val="-2"/>
         </w:rPr>
         <w:t>Humanas.</w:t>
       </w:r>
@@ -616,8 +581,6 @@
         <w:spacing w:line="276" w:lineRule="auto"/>
         <w:rPr>
           <w:rFonts w:ascii="Garamond" w:hAnsi="Garamond"/>
-          <w:sz w:val="22"/>
-          <w:szCs w:val="22"/>
         </w:rPr>
       </w:pPr>
     </w:p>
@@ -635,16 +598,12 @@
         <w:ind w:left="0"/>
         <w:rPr>
           <w:rFonts w:ascii="Garamond" w:hAnsi="Garamond"/>
-          <w:sz w:val="22"/>
-          <w:szCs w:val="22"/>
-        </w:rPr>
-      </w:pPr>
-      <w:r>
-        <w:rPr>
-          <w:rFonts w:ascii="Garamond" w:hAnsi="Garamond"/>
-          <w:spacing w:val="-2"/>
-          <w:sz w:val="22"/>
-          <w:szCs w:val="22"/>
+        </w:rPr>
+      </w:pPr>
+      <w:r>
+        <w:rPr>
+          <w:rFonts w:ascii="Garamond" w:hAnsi="Garamond"/>
+          <w:spacing w:val="-2"/>
         </w:rPr>
         <w:t>PERFIL</w:t>
       </w:r>
@@ -652,17 +611,13 @@
         <w:rPr>
           <w:rFonts w:ascii="Garamond" w:hAnsi="Garamond"/>
           <w:spacing w:val="1"/>
-          <w:sz w:val="22"/>
-          <w:szCs w:val="22"/>
-        </w:rPr>
-        <w:t xml:space="preserve"> </w:t>
-      </w:r>
-      <w:r>
-        <w:rPr>
-          <w:rFonts w:ascii="Garamond" w:hAnsi="Garamond"/>
-          <w:spacing w:val="-2"/>
-          <w:sz w:val="22"/>
-          <w:szCs w:val="22"/>
+        </w:rPr>
+        <w:t xml:space="preserve"> </w:t>
+      </w:r>
+      <w:r>
+        <w:rPr>
+          <w:rFonts w:ascii="Garamond" w:hAnsi="Garamond"/>
+          <w:spacing w:val="-2"/>
         </w:rPr>
         <w:t>REQUERIDO:</w:t>
       </w:r>
@@ -670,17 +625,13 @@
         <w:rPr>
           <w:rFonts w:ascii="Garamond" w:hAnsi="Garamond"/>
           <w:spacing w:val="1"/>
-          <w:sz w:val="22"/>
-          <w:szCs w:val="22"/>
-        </w:rPr>
-        <w:t xml:space="preserve"> </w:t>
-      </w:r>
-      <w:r>
-        <w:rPr>
-          <w:rFonts w:ascii="Garamond" w:hAnsi="Garamond"/>
-          <w:spacing w:val="-2"/>
-          <w:sz w:val="22"/>
-          <w:szCs w:val="22"/>
+        </w:rPr>
+        <w:t xml:space="preserve"> </w:t>
+      </w:r>
+      <w:r>
+        <w:rPr>
+          <w:rFonts w:ascii="Garamond" w:hAnsi="Garamond"/>
+          <w:spacing w:val="-2"/>
         </w:rPr>
         <w:t>CATEGORÍA</w:t>
       </w:r>
@@ -688,8 +639,6 @@
         <w:rPr>
           <w:rFonts w:ascii="Garamond" w:hAnsi="Garamond"/>
           <w:spacing w:val="-13"/>
-          <w:sz w:val="22"/>
-          <w:szCs w:val="22"/>
         </w:rPr>
         <w:t xml:space="preserve"> </w:t>
       </w:r>
@@ -697,8 +646,6 @@
         <w:rPr>
           <w:rFonts w:ascii="Garamond" w:hAnsi="Garamond"/>
           <w:spacing w:val="-5"/>
-          <w:sz w:val="22"/>
-          <w:szCs w:val="22"/>
         </w:rPr>
         <w:t>“</w:t>
       </w:r>
@@ -706,8 +653,6 @@
         <w:rPr>
           <w:rFonts w:ascii="Garamond" w:hAnsi="Garamond"/>
           <w:spacing w:val="-5"/>
-          <w:sz w:val="22"/>
-          <w:szCs w:val="22"/>
         </w:rPr>
         <w:t>A</w:t>
       </w:r>
@@ -715,8 +660,6 @@
         <w:rPr>
           <w:rFonts w:ascii="Garamond" w:hAnsi="Garamond"/>
           <w:spacing w:val="-5"/>
-          <w:sz w:val="22"/>
-          <w:szCs w:val="22"/>
         </w:rPr>
         <w:t>”</w:t>
       </w:r>
@@ -759,6 +702,8 @@
               <w:rPr>
                 <w:rFonts w:ascii="Garamond" w:hAnsi="Garamond"/>
                 <w:b/>
+                <w:sz w:val="20"/>
+                <w:szCs w:val="20"/>
               </w:rPr>
             </w:pPr>
             <w:r>
@@ -766,6 +711,8 @@
                 <w:rFonts w:ascii="Garamond" w:hAnsi="Garamond"/>
                 <w:b/>
                 <w:w w:val="105"/>
+                <w:sz w:val="20"/>
+                <w:szCs w:val="20"/>
               </w:rPr>
               <w:t>REQUISITOS</w:t>
             </w:r>
@@ -785,6 +732,8 @@
               <w:rPr>
                 <w:rFonts w:ascii="Garamond" w:hAnsi="Garamond"/>
                 <w:b/>
+                <w:sz w:val="20"/>
+                <w:szCs w:val="20"/>
               </w:rPr>
             </w:pPr>
             <w:r>
@@ -792,6 +741,8 @@
                 <w:rFonts w:ascii="Garamond" w:hAnsi="Garamond"/>
                 <w:b/>
                 <w:w w:val="105"/>
+                <w:sz w:val="20"/>
+                <w:szCs w:val="20"/>
               </w:rPr>
               <w:t>DETALLE</w:t>
             </w:r>
@@ -814,12 +765,14 @@
               <w:rPr>
                 <w:rFonts w:ascii="Garamond" w:hAnsi="Garamond"/>
                 <w:sz w:val="20"/>
+                <w:szCs w:val="20"/>
               </w:rPr>
             </w:pPr>
             <w:r>
               <w:rPr>
                 <w:rFonts w:ascii="Garamond" w:hAnsi="Garamond"/>
                 <w:sz w:val="20"/>
+                <w:szCs w:val="20"/>
               </w:rPr>
               <w:t>Formación</w:t>
             </w:r>
@@ -828,6 +781,7 @@
                 <w:rFonts w:ascii="Garamond" w:hAnsi="Garamond"/>
                 <w:spacing w:val="26"/>
                 <w:sz w:val="20"/>
+                <w:szCs w:val="20"/>
               </w:rPr>
               <w:t xml:space="preserve"> </w:t>
             </w:r>
@@ -835,6 +789,7 @@
               <w:rPr>
                 <w:rFonts w:ascii="Garamond" w:hAnsi="Garamond"/>
                 <w:sz w:val="20"/>
+                <w:szCs w:val="20"/>
               </w:rPr>
               <w:t>a</w:t>
             </w:r>
@@ -842,6 +797,7 @@
               <w:rPr>
                 <w:rFonts w:ascii="Garamond" w:hAnsi="Garamond"/>
                 <w:sz w:val="20"/>
+                <w:szCs w:val="20"/>
               </w:rPr>
               <w:t>cadémica</w:t>
             </w:r>
@@ -859,12 +815,14 @@
               <w:rPr>
                 <w:rFonts w:ascii="Garamond" w:hAnsi="Garamond"/>
                 <w:sz w:val="20"/>
+                <w:szCs w:val="20"/>
               </w:rPr>
             </w:pPr>
             <w:r>
               <w:rPr>
                 <w:rFonts w:ascii="Garamond" w:hAnsi="Garamond"/>
                 <w:sz w:val="20"/>
+                <w:szCs w:val="20"/>
               </w:rPr>
               <w:t xml:space="preserve">Maestría y Doctorado, preferentemente de Humanidades. Certificado de estudios de idiomas del nivel B2 o Certificado Internacional o Certificación emitida por Ministerio de Educación, Ministerio de Cultura o sus equivalentes en el territorio nacional, en </w:t>
             </w:r>
@@ -872,6 +830,7 @@
               <w:rPr>
                 <w:rFonts w:ascii="Garamond" w:hAnsi="Garamond"/>
                 <w:sz w:val="20"/>
+                <w:szCs w:val="20"/>
               </w:rPr>
               <w:t>idioma extranjero u originario</w:t>
             </w:r>
@@ -879,6 +838,7 @@
               <w:rPr>
                 <w:rFonts w:ascii="Garamond" w:hAnsi="Garamond"/>
                 <w:sz w:val="20"/>
+                <w:szCs w:val="20"/>
               </w:rPr>
               <w:t>. Curso de Metodología de la enseñanza en idiomas o equivalentes.</w:t>
             </w:r>
@@ -901,12 +861,14 @@
               <w:rPr>
                 <w:rFonts w:ascii="Garamond" w:hAnsi="Garamond"/>
                 <w:sz w:val="20"/>
+                <w:szCs w:val="20"/>
               </w:rPr>
             </w:pPr>
             <w:r>
               <w:rPr>
                 <w:rFonts w:ascii="Garamond" w:hAnsi="Garamond"/>
                 <w:sz w:val="20"/>
+                <w:szCs w:val="20"/>
               </w:rPr>
               <w:t>Experiencia</w:t>
             </w:r>
@@ -915,6 +877,7 @@
                 <w:rFonts w:ascii="Garamond" w:hAnsi="Garamond"/>
                 <w:spacing w:val="21"/>
                 <w:sz w:val="20"/>
+                <w:szCs w:val="20"/>
               </w:rPr>
               <w:t xml:space="preserve"> </w:t>
             </w:r>
@@ -922,6 +885,7 @@
               <w:rPr>
                 <w:rFonts w:ascii="Garamond" w:hAnsi="Garamond"/>
                 <w:sz w:val="20"/>
+                <w:szCs w:val="20"/>
               </w:rPr>
               <w:t>laboral</w:t>
             </w:r>
@@ -940,6 +904,7 @@
               <w:rPr>
                 <w:rFonts w:ascii="Garamond" w:hAnsi="Garamond"/>
                 <w:sz w:val="20"/>
+                <w:szCs w:val="20"/>
               </w:rPr>
             </w:pPr>
             <w:r>
@@ -947,6 +912,7 @@
                 <w:rFonts w:ascii="Garamond" w:hAnsi="Garamond"/>
                 <w:w w:val="105"/>
                 <w:sz w:val="20"/>
+                <w:szCs w:val="20"/>
               </w:rPr>
               <w:t>Experiencia</w:t>
             </w:r>
@@ -956,6 +922,7 @@
                 <w:spacing w:val="4"/>
                 <w:w w:val="105"/>
                 <w:sz w:val="20"/>
+                <w:szCs w:val="20"/>
               </w:rPr>
               <w:t xml:space="preserve"> </w:t>
             </w:r>
@@ -964,6 +931,7 @@
                 <w:rFonts w:ascii="Garamond" w:hAnsi="Garamond"/>
                 <w:w w:val="105"/>
                 <w:sz w:val="20"/>
+                <w:szCs w:val="20"/>
               </w:rPr>
               <w:t>laboral</w:t>
             </w:r>
@@ -973,6 +941,7 @@
                 <w:spacing w:val="5"/>
                 <w:w w:val="105"/>
                 <w:sz w:val="20"/>
+                <w:szCs w:val="20"/>
               </w:rPr>
               <w:t xml:space="preserve"> </w:t>
             </w:r>
@@ -981,6 +950,7 @@
                 <w:rFonts w:ascii="Garamond" w:hAnsi="Garamond"/>
                 <w:w w:val="105"/>
                 <w:sz w:val="20"/>
+                <w:szCs w:val="20"/>
               </w:rPr>
               <w:t>mayor</w:t>
             </w:r>
@@ -990,6 +960,7 @@
                 <w:spacing w:val="12"/>
                 <w:w w:val="105"/>
                 <w:sz w:val="20"/>
+                <w:szCs w:val="20"/>
               </w:rPr>
               <w:t xml:space="preserve"> </w:t>
             </w:r>
@@ -998,6 +969,7 @@
                 <w:rFonts w:ascii="Garamond" w:hAnsi="Garamond"/>
                 <w:w w:val="105"/>
                 <w:sz w:val="20"/>
+                <w:szCs w:val="20"/>
               </w:rPr>
               <w:t>de</w:t>
             </w:r>
@@ -1007,6 +979,7 @@
                 <w:spacing w:val="4"/>
                 <w:w w:val="105"/>
                 <w:sz w:val="20"/>
+                <w:szCs w:val="20"/>
               </w:rPr>
               <w:t xml:space="preserve"> </w:t>
             </w:r>
@@ -1015,6 +988,7 @@
                 <w:rFonts w:ascii="Garamond" w:hAnsi="Garamond"/>
                 <w:w w:val="105"/>
                 <w:sz w:val="20"/>
+                <w:szCs w:val="20"/>
               </w:rPr>
               <w:t>2</w:t>
             </w:r>
@@ -1024,6 +998,7 @@
                 <w:spacing w:val="13"/>
                 <w:w w:val="105"/>
                 <w:sz w:val="20"/>
+                <w:szCs w:val="20"/>
               </w:rPr>
               <w:t xml:space="preserve"> </w:t>
             </w:r>
@@ -1032,6 +1007,7 @@
                 <w:rFonts w:ascii="Garamond" w:hAnsi="Garamond"/>
                 <w:w w:val="105"/>
                 <w:sz w:val="20"/>
+                <w:szCs w:val="20"/>
               </w:rPr>
               <w:t>años</w:t>
             </w:r>
@@ -1041,6 +1017,7 @@
                 <w:spacing w:val="2"/>
                 <w:w w:val="105"/>
                 <w:sz w:val="20"/>
+                <w:szCs w:val="20"/>
               </w:rPr>
               <w:t xml:space="preserve"> </w:t>
             </w:r>
@@ -1049,6 +1026,7 @@
                 <w:rFonts w:ascii="Garamond" w:hAnsi="Garamond"/>
                 <w:w w:val="105"/>
                 <w:sz w:val="20"/>
+                <w:szCs w:val="20"/>
               </w:rPr>
               <w:t>como</w:t>
             </w:r>
@@ -1058,6 +1036,7 @@
                 <w:spacing w:val="6"/>
                 <w:w w:val="105"/>
                 <w:sz w:val="20"/>
+                <w:szCs w:val="20"/>
               </w:rPr>
               <w:t xml:space="preserve"> </w:t>
             </w:r>
@@ -1066,6 +1045,7 @@
                 <w:rFonts w:ascii="Garamond" w:hAnsi="Garamond"/>
                 <w:w w:val="105"/>
                 <w:sz w:val="20"/>
+                <w:szCs w:val="20"/>
               </w:rPr>
               <w:t>docente</w:t>
             </w:r>
@@ -1075,6 +1055,7 @@
                 <w:spacing w:val="9"/>
                 <w:w w:val="105"/>
                 <w:sz w:val="20"/>
+                <w:szCs w:val="20"/>
               </w:rPr>
               <w:t xml:space="preserve"> </w:t>
             </w:r>
@@ -1083,6 +1064,7 @@
                 <w:rFonts w:ascii="Garamond" w:hAnsi="Garamond"/>
                 <w:w w:val="105"/>
                 <w:sz w:val="20"/>
+                <w:szCs w:val="20"/>
               </w:rPr>
               <w:t>en</w:t>
             </w:r>
@@ -1092,6 +1074,7 @@
                 <w:spacing w:val="4"/>
                 <w:w w:val="105"/>
                 <w:sz w:val="20"/>
+                <w:szCs w:val="20"/>
               </w:rPr>
               <w:t xml:space="preserve"> </w:t>
             </w:r>
@@ -1100,6 +1083,7 @@
                 <w:rFonts w:ascii="Garamond" w:hAnsi="Garamond"/>
                 <w:w w:val="105"/>
                 <w:sz w:val="20"/>
+                <w:szCs w:val="20"/>
               </w:rPr>
               <w:t>la</w:t>
             </w:r>
@@ -1109,6 +1093,7 @@
                 <w:spacing w:val="-50"/>
                 <w:w w:val="105"/>
                 <w:sz w:val="20"/>
+                <w:szCs w:val="20"/>
               </w:rPr>
               <w:t xml:space="preserve"> </w:t>
             </w:r>
@@ -1117,6 +1102,7 @@
                 <w:rFonts w:ascii="Garamond" w:hAnsi="Garamond"/>
                 <w:w w:val="105"/>
                 <w:sz w:val="20"/>
+                <w:szCs w:val="20"/>
               </w:rPr>
               <w:t>enseñanza</w:t>
             </w:r>
@@ -1126,6 +1112,7 @@
                 <w:spacing w:val="-1"/>
                 <w:w w:val="105"/>
                 <w:sz w:val="20"/>
+                <w:szCs w:val="20"/>
               </w:rPr>
               <w:t xml:space="preserve"> </w:t>
             </w:r>
@@ -1134,6 +1121,7 @@
                 <w:rFonts w:ascii="Garamond" w:hAnsi="Garamond"/>
                 <w:w w:val="105"/>
                 <w:sz w:val="20"/>
+                <w:szCs w:val="20"/>
               </w:rPr>
               <w:t>de</w:t>
             </w:r>
@@ -1143,6 +1131,7 @@
                 <w:spacing w:val="-4"/>
                 <w:w w:val="105"/>
                 <w:sz w:val="20"/>
+                <w:szCs w:val="20"/>
               </w:rPr>
               <w:t xml:space="preserve"> </w:t>
             </w:r>
@@ -1151,6 +1140,7 @@
                 <w:rFonts w:ascii="Garamond" w:hAnsi="Garamond"/>
                 <w:w w:val="105"/>
                 <w:sz w:val="20"/>
+                <w:szCs w:val="20"/>
               </w:rPr>
               <w:t>idioma</w:t>
             </w:r>
@@ -1160,6 +1150,7 @@
                 <w:spacing w:val="2"/>
                 <w:w w:val="105"/>
                 <w:sz w:val="20"/>
+                <w:szCs w:val="20"/>
               </w:rPr>
               <w:t xml:space="preserve"> </w:t>
             </w:r>
@@ -1168,6 +1159,7 @@
                 <w:rFonts w:ascii="Garamond" w:hAnsi="Garamond"/>
                 <w:w w:val="105"/>
                 <w:sz w:val="20"/>
+                <w:szCs w:val="20"/>
               </w:rPr>
               <w:t>extranjera</w:t>
             </w:r>
@@ -1177,6 +1169,7 @@
                 <w:spacing w:val="-1"/>
                 <w:w w:val="105"/>
                 <w:sz w:val="20"/>
+                <w:szCs w:val="20"/>
               </w:rPr>
               <w:t xml:space="preserve"> </w:t>
             </w:r>
@@ -1185,6 +1178,7 @@
                 <w:rFonts w:ascii="Garamond" w:hAnsi="Garamond"/>
                 <w:w w:val="105"/>
                 <w:sz w:val="20"/>
+                <w:szCs w:val="20"/>
               </w:rPr>
               <w:t>o</w:t>
             </w:r>
@@ -1194,6 +1188,7 @@
                 <w:spacing w:val="-4"/>
                 <w:w w:val="105"/>
                 <w:sz w:val="20"/>
+                <w:szCs w:val="20"/>
               </w:rPr>
               <w:t xml:space="preserve"> </w:t>
             </w:r>
@@ -1202,6 +1197,7 @@
                 <w:rFonts w:ascii="Garamond" w:hAnsi="Garamond"/>
                 <w:w w:val="105"/>
                 <w:sz w:val="20"/>
+                <w:szCs w:val="20"/>
               </w:rPr>
               <w:t>lengua nativa.</w:t>
             </w:r>
@@ -1224,12 +1220,14 @@
               <w:rPr>
                 <w:rFonts w:ascii="Garamond" w:hAnsi="Garamond"/>
                 <w:sz w:val="20"/>
+                <w:szCs w:val="20"/>
               </w:rPr>
             </w:pPr>
             <w:r>
               <w:rPr>
                 <w:rFonts w:ascii="Garamond" w:hAnsi="Garamond"/>
                 <w:sz w:val="20"/>
+                <w:szCs w:val="20"/>
               </w:rPr>
               <w:t>Otros</w:t>
             </w:r>
@@ -1238,6 +1236,7 @@
                 <w:rFonts w:ascii="Garamond" w:hAnsi="Garamond"/>
                 <w:spacing w:val="20"/>
                 <w:sz w:val="20"/>
+                <w:szCs w:val="20"/>
               </w:rPr>
               <w:t xml:space="preserve"> </w:t>
             </w:r>
@@ -1245,6 +1244,7 @@
               <w:rPr>
                 <w:rFonts w:ascii="Garamond" w:hAnsi="Garamond"/>
                 <w:sz w:val="20"/>
+                <w:szCs w:val="20"/>
               </w:rPr>
               <w:t>requisitos</w:t>
             </w:r>
@@ -1253,6 +1253,7 @@
                 <w:rFonts w:ascii="Garamond" w:hAnsi="Garamond"/>
                 <w:spacing w:val="31"/>
                 <w:sz w:val="20"/>
+                <w:szCs w:val="20"/>
               </w:rPr>
               <w:t xml:space="preserve"> </w:t>
             </w:r>
@@ -1260,6 +1261,7 @@
               <w:rPr>
                 <w:rFonts w:ascii="Garamond" w:hAnsi="Garamond"/>
                 <w:sz w:val="20"/>
+                <w:szCs w:val="20"/>
               </w:rPr>
               <w:t>(opcional)</w:t>
             </w:r>
@@ -1276,12 +1278,14 @@
               <w:rPr>
                 <w:rFonts w:ascii="Garamond" w:hAnsi="Garamond"/>
                 <w:sz w:val="20"/>
+                <w:szCs w:val="20"/>
               </w:rPr>
             </w:pPr>
             <w:r>
               <w:rPr>
                 <w:rFonts w:ascii="Garamond" w:hAnsi="Garamond"/>
                 <w:sz w:val="20"/>
+                <w:szCs w:val="20"/>
               </w:rPr>
               <w:t>Certificación</w:t>
             </w:r>
@@ -1290,6 +1294,7 @@
                 <w:rFonts w:ascii="Garamond" w:hAnsi="Garamond"/>
                 <w:spacing w:val="22"/>
                 <w:sz w:val="20"/>
+                <w:szCs w:val="20"/>
               </w:rPr>
               <w:t xml:space="preserve"> </w:t>
             </w:r>
@@ -1297,6 +1302,7 @@
               <w:rPr>
                 <w:rFonts w:ascii="Garamond" w:hAnsi="Garamond"/>
                 <w:sz w:val="20"/>
+                <w:szCs w:val="20"/>
               </w:rPr>
               <w:t>nacional</w:t>
             </w:r>
@@ -1305,6 +1311,7 @@
                 <w:rFonts w:ascii="Garamond" w:hAnsi="Garamond"/>
                 <w:spacing w:val="26"/>
                 <w:sz w:val="20"/>
+                <w:szCs w:val="20"/>
               </w:rPr>
               <w:t xml:space="preserve"> </w:t>
             </w:r>
@@ -1312,6 +1319,7 @@
               <w:rPr>
                 <w:rFonts w:ascii="Garamond" w:hAnsi="Garamond"/>
                 <w:sz w:val="20"/>
+                <w:szCs w:val="20"/>
               </w:rPr>
               <w:t>o</w:t>
             </w:r>
@@ -1320,6 +1328,7 @@
                 <w:rFonts w:ascii="Garamond" w:hAnsi="Garamond"/>
                 <w:spacing w:val="23"/>
                 <w:sz w:val="20"/>
+                <w:szCs w:val="20"/>
               </w:rPr>
               <w:t xml:space="preserve"> </w:t>
             </w:r>
@@ -1327,6 +1336,7 @@
               <w:rPr>
                 <w:rFonts w:ascii="Garamond" w:hAnsi="Garamond"/>
                 <w:sz w:val="20"/>
+                <w:szCs w:val="20"/>
               </w:rPr>
               <w:t>internacional.</w:t>
             </w:r>
@@ -1338,12 +1348,14 @@
               <w:rPr>
                 <w:rFonts w:ascii="Garamond" w:hAnsi="Garamond"/>
                 <w:sz w:val="20"/>
+                <w:szCs w:val="20"/>
               </w:rPr>
             </w:pPr>
             <w:r>
               <w:rPr>
                 <w:rFonts w:ascii="Garamond" w:hAnsi="Garamond"/>
                 <w:sz w:val="20"/>
+                <w:szCs w:val="20"/>
               </w:rPr>
               <w:t>Asistencia</w:t>
             </w:r>
@@ -1352,6 +1364,7 @@
                 <w:rFonts w:ascii="Garamond" w:hAnsi="Garamond"/>
                 <w:spacing w:val="16"/>
                 <w:sz w:val="20"/>
+                <w:szCs w:val="20"/>
               </w:rPr>
               <w:t xml:space="preserve"> </w:t>
             </w:r>
@@ -1359,6 +1372,7 @@
               <w:rPr>
                 <w:rFonts w:ascii="Garamond" w:hAnsi="Garamond"/>
                 <w:sz w:val="20"/>
+                <w:szCs w:val="20"/>
               </w:rPr>
               <w:t>a</w:t>
             </w:r>
@@ -1367,6 +1381,7 @@
                 <w:rFonts w:ascii="Garamond" w:hAnsi="Garamond"/>
                 <w:spacing w:val="20"/>
                 <w:sz w:val="20"/>
+                <w:szCs w:val="20"/>
               </w:rPr>
               <w:t xml:space="preserve"> </w:t>
             </w:r>
@@ -1374,6 +1389,7 @@
               <w:rPr>
                 <w:rFonts w:ascii="Garamond" w:hAnsi="Garamond"/>
                 <w:sz w:val="20"/>
+                <w:szCs w:val="20"/>
               </w:rPr>
               <w:t>t</w:t>
             </w:r>
@@ -1381,6 +1397,7 @@
               <w:rPr>
                 <w:rFonts w:ascii="Garamond" w:hAnsi="Garamond"/>
                 <w:sz w:val="20"/>
+                <w:szCs w:val="20"/>
               </w:rPr>
               <w:t>alleres</w:t>
             </w:r>
@@ -1389,6 +1406,7 @@
                 <w:rFonts w:ascii="Garamond" w:hAnsi="Garamond"/>
                 <w:spacing w:val="26"/>
                 <w:sz w:val="20"/>
+                <w:szCs w:val="20"/>
               </w:rPr>
               <w:t xml:space="preserve"> </w:t>
             </w:r>
@@ -1396,6 +1414,7 @@
               <w:rPr>
                 <w:rFonts w:ascii="Garamond" w:hAnsi="Garamond"/>
                 <w:sz w:val="20"/>
+                <w:szCs w:val="20"/>
               </w:rPr>
               <w:t>de</w:t>
             </w:r>
@@ -1404,6 +1423,7 @@
                 <w:rFonts w:ascii="Garamond" w:hAnsi="Garamond"/>
                 <w:spacing w:val="17"/>
                 <w:sz w:val="20"/>
+                <w:szCs w:val="20"/>
               </w:rPr>
               <w:t xml:space="preserve"> </w:t>
             </w:r>
@@ -1411,6 +1431,7 @@
               <w:rPr>
                 <w:rFonts w:ascii="Garamond" w:hAnsi="Garamond"/>
                 <w:sz w:val="20"/>
+                <w:szCs w:val="20"/>
               </w:rPr>
               <w:t>actualización</w:t>
             </w:r>
@@ -1419,6 +1440,7 @@
                 <w:rFonts w:ascii="Garamond" w:hAnsi="Garamond"/>
                 <w:spacing w:val="17"/>
                 <w:sz w:val="20"/>
+                <w:szCs w:val="20"/>
               </w:rPr>
               <w:t xml:space="preserve"> </w:t>
             </w:r>
@@ -1426,6 +1448,7 @@
               <w:rPr>
                 <w:rFonts w:ascii="Garamond" w:hAnsi="Garamond"/>
                 <w:sz w:val="20"/>
+                <w:szCs w:val="20"/>
               </w:rPr>
               <w:t>y</w:t>
             </w:r>
@@ -1434,6 +1457,7 @@
                 <w:rFonts w:ascii="Garamond" w:hAnsi="Garamond"/>
                 <w:spacing w:val="24"/>
                 <w:sz w:val="20"/>
+                <w:szCs w:val="20"/>
               </w:rPr>
               <w:t xml:space="preserve"> </w:t>
             </w:r>
@@ -1441,6 +1465,7 @@
               <w:rPr>
                 <w:rFonts w:ascii="Garamond" w:hAnsi="Garamond"/>
                 <w:sz w:val="20"/>
+                <w:szCs w:val="20"/>
               </w:rPr>
               <w:t>perfeccionamiento</w:t>
             </w:r>
@@ -1459,6 +1484,8 @@
         <w:rPr>
           <w:rFonts w:ascii="Garamond" w:hAnsi="Garamond"/>
           <w:b/>
+          <w:sz w:val="20"/>
+          <w:szCs w:val="20"/>
         </w:rPr>
       </w:pPr>
     </w:p>
@@ -1470,6 +1497,150 @@
           <w:numId w:val="2"/>
         </w:numPr>
         <w:tabs>
+          <w:tab w:val="left" w:pos="0"/>
+        </w:tabs>
+        <w:spacing w:before="151"/>
+        <w:ind w:hanging="1004"/>
+        <w:rPr>
+          <w:rFonts w:ascii="Garamond" w:hAnsi="Garamond"/>
+          <w:b/>
+          <w:spacing w:val="-2"/>
+          <w:sz w:val="20"/>
+          <w:szCs w:val="20"/>
+        </w:rPr>
+      </w:pPr>
+      <w:r>
+        <w:rPr>
+          <w:rFonts w:ascii="Garamond" w:hAnsi="Garamond"/>
+          <w:b/>
+          <w:spacing w:val="-2"/>
+          <w:sz w:val="20"/>
+          <w:szCs w:val="20"/>
+        </w:rPr>
+        <w:t>REQUISITOS MINIMOS QUE DEBE DE CUMPLIR EL CONTRATISTA:</w:t>
+      </w:r>
+    </w:p>
+    <w:p>
+      <w:pPr>
+        <w:pStyle w:val="Textoindependiente"/>
+        <w:numPr>
+          <w:ilvl w:val="0"/>
+          <w:numId w:val="4"/>
+        </w:numPr>
+        <w:tabs>
+          <w:tab w:val="left" w:pos="284"/>
+        </w:tabs>
+        <w:spacing w:before="3"/>
+        <w:ind w:left="284" w:right="69" w:hanging="284"/>
+        <w:rPr>
+          <w:rFonts w:ascii="Garamond" w:eastAsia="Arial" w:hAnsi="Garamond" w:cs="Arial"/>
+          <w:bCs/>
+          <w:spacing w:val="-2"/>
+        </w:rPr>
+      </w:pPr>
+      <w:r>
+        <w:rPr>
+          <w:rFonts w:ascii="Garamond" w:eastAsia="Arial" w:hAnsi="Garamond" w:cs="Arial"/>
+          <w:bCs/>
+          <w:spacing w:val="-2"/>
+        </w:rPr>
+        <w:t>Contar con registro único de contribuyentes (RUC): Vigente, con estado de contribuyente activo y condición de contribuyente habido</w:t>
+      </w:r>
+    </w:p>
+    <w:p>
+      <w:pPr>
+        <w:pStyle w:val="Textoindependiente"/>
+        <w:numPr>
+          <w:ilvl w:val="0"/>
+          <w:numId w:val="4"/>
+        </w:numPr>
+        <w:tabs>
+          <w:tab w:val="left" w:pos="284"/>
+        </w:tabs>
+        <w:spacing w:before="3"/>
+        <w:ind w:left="284" w:right="69" w:hanging="284"/>
+        <w:rPr>
+          <w:rFonts w:ascii="Garamond" w:eastAsia="Arial" w:hAnsi="Garamond" w:cs="Arial"/>
+          <w:bCs/>
+          <w:spacing w:val="-2"/>
+        </w:rPr>
+      </w:pPr>
+      <w:r>
+        <w:rPr>
+          <w:rFonts w:ascii="Garamond" w:eastAsia="Arial" w:hAnsi="Garamond" w:cs="Arial"/>
+          <w:bCs/>
+          <w:spacing w:val="-2"/>
+        </w:rPr>
+        <w:t>Contar con registro nacional de proveedores (RNP): Vigente (servicios).</w:t>
+      </w:r>
+      <w:r>
+        <w:rPr>
+          <w:rFonts w:ascii="Garamond" w:eastAsia="Arial" w:hAnsi="Garamond" w:cs="Arial"/>
+          <w:bCs/>
+          <w:spacing w:val="-2"/>
+        </w:rPr>
+        <w:t xml:space="preserve"> </w:t>
+      </w:r>
+      <w:r>
+        <w:rPr>
+          <w:rFonts w:ascii="Garamond" w:eastAsia="Arial" w:hAnsi="Garamond" w:cs="Arial"/>
+          <w:bCs/>
+          <w:spacing w:val="-2"/>
+        </w:rPr>
+        <w:t>para montos mayores a 1 UIT. (De ser el caso).</w:t>
+      </w:r>
+    </w:p>
+    <w:p>
+      <w:pPr>
+        <w:pStyle w:val="Textoindependiente"/>
+        <w:numPr>
+          <w:ilvl w:val="0"/>
+          <w:numId w:val="4"/>
+        </w:numPr>
+        <w:tabs>
+          <w:tab w:val="left" w:pos="284"/>
+        </w:tabs>
+        <w:spacing w:before="1"/>
+        <w:ind w:left="993" w:right="69" w:hanging="993"/>
+        <w:rPr>
+          <w:rFonts w:ascii="Garamond" w:eastAsia="Arial" w:hAnsi="Garamond" w:cs="Arial"/>
+          <w:bCs/>
+          <w:spacing w:val="-2"/>
+        </w:rPr>
+      </w:pPr>
+      <w:r>
+        <w:rPr>
+          <w:rFonts w:ascii="Garamond" w:eastAsia="Arial" w:hAnsi="Garamond" w:cs="Arial"/>
+          <w:bCs/>
+          <w:spacing w:val="-2"/>
+        </w:rPr>
+        <w:t>No estar inhabilitado para contratar con el estado.</w:t>
+      </w:r>
+    </w:p>
+    <w:p>
+      <w:pPr>
+        <w:pStyle w:val="Prrafodelista"/>
+        <w:tabs>
+          <w:tab w:val="left" w:pos="567"/>
+        </w:tabs>
+        <w:spacing w:before="0" w:line="276" w:lineRule="auto"/>
+        <w:ind w:left="0" w:firstLine="0"/>
+        <w:rPr>
+          <w:rFonts w:ascii="Garamond" w:hAnsi="Garamond"/>
+          <w:b/>
+          <w:sz w:val="20"/>
+          <w:szCs w:val="20"/>
+        </w:rPr>
+      </w:pPr>
+    </w:p>
+    <w:p>
+      <w:pPr>
+        <w:pStyle w:val="Prrafodelista"/>
+        <w:numPr>
+          <w:ilvl w:val="0"/>
+          <w:numId w:val="2"/>
+        </w:numPr>
+        <w:tabs>
           <w:tab w:val="left" w:pos="567"/>
         </w:tabs>
         <w:spacing w:before="0" w:line="276" w:lineRule="auto"/>
@@ -1477,6 +1648,8 @@
         <w:rPr>
           <w:rFonts w:ascii="Garamond" w:hAnsi="Garamond"/>
           <w:b/>
+          <w:sz w:val="20"/>
+          <w:szCs w:val="20"/>
         </w:rPr>
       </w:pPr>
       <w:r>
@@ -1484,6 +1657,8 @@
           <w:rFonts w:ascii="Garamond" w:hAnsi="Garamond"/>
           <w:b/>
           <w:spacing w:val="-2"/>
+          <w:sz w:val="20"/>
+          <w:szCs w:val="20"/>
         </w:rPr>
         <w:t>ACTIVIDADES A</w:t>
       </w:r>
@@ -1492,6 +1667,8 @@
           <w:rFonts w:ascii="Garamond" w:hAnsi="Garamond"/>
           <w:b/>
           <w:spacing w:val="-8"/>
+          <w:sz w:val="20"/>
+          <w:szCs w:val="20"/>
         </w:rPr>
         <w:t xml:space="preserve"> </w:t>
       </w:r>
@@ -1500,6 +1677,8 @@
           <w:rFonts w:ascii="Garamond" w:hAnsi="Garamond"/>
           <w:b/>
           <w:spacing w:val="-2"/>
+          <w:sz w:val="20"/>
+          <w:szCs w:val="20"/>
         </w:rPr>
         <w:t>REALIZAR:</w:t>
       </w:r>
@@ -1515,12 +1694,14 @@
         <w:rPr>
           <w:rFonts w:ascii="Garamond" w:hAnsi="Garamond"/>
           <w:sz w:val="20"/>
+          <w:szCs w:val="20"/>
         </w:rPr>
       </w:pPr>
       <w:r>
         <w:rPr>
           <w:rFonts w:ascii="Garamond" w:hAnsi="Garamond"/>
           <w:sz w:val="20"/>
+          <w:szCs w:val="20"/>
         </w:rPr>
         <w:t>actividades_docentes</w:t>
       </w:r>
@@ -1536,6 +1717,8 @@
         <w:rPr>
           <w:rFonts w:ascii="Garamond" w:hAnsi="Garamond"/>
           <w:b/>
+          <w:sz w:val="20"/>
+          <w:szCs w:val="20"/>
         </w:rPr>
       </w:pPr>
     </w:p>
@@ -1553,16 +1736,12 @@
         <w:ind w:left="0"/>
         <w:rPr>
           <w:rFonts w:ascii="Garamond" w:hAnsi="Garamond"/>
-          <w:sz w:val="22"/>
-          <w:szCs w:val="22"/>
-        </w:rPr>
-      </w:pPr>
-      <w:r>
-        <w:rPr>
-          <w:rFonts w:ascii="Garamond" w:hAnsi="Garamond"/>
-          <w:spacing w:val="-2"/>
-          <w:sz w:val="22"/>
-          <w:szCs w:val="22"/>
+        </w:rPr>
+      </w:pPr>
+      <w:r>
+        <w:rPr>
+          <w:rFonts w:ascii="Garamond" w:hAnsi="Garamond"/>
+          <w:spacing w:val="-2"/>
         </w:rPr>
         <w:t>MODALIDAD</w:t>
       </w:r>
@@ -1570,17 +1749,13 @@
         <w:rPr>
           <w:rFonts w:ascii="Garamond" w:hAnsi="Garamond"/>
           <w:spacing w:val="-6"/>
-          <w:sz w:val="22"/>
-          <w:szCs w:val="22"/>
-        </w:rPr>
-        <w:t xml:space="preserve"> </w:t>
-      </w:r>
-      <w:r>
-        <w:rPr>
-          <w:rFonts w:ascii="Garamond" w:hAnsi="Garamond"/>
-          <w:spacing w:val="-2"/>
-          <w:sz w:val="22"/>
-          <w:szCs w:val="22"/>
+        </w:rPr>
+        <w:t xml:space="preserve"> </w:t>
+      </w:r>
+      <w:r>
+        <w:rPr>
+          <w:rFonts w:ascii="Garamond" w:hAnsi="Garamond"/>
+          <w:spacing w:val="-2"/>
         </w:rPr>
         <w:t>DEL</w:t>
       </w:r>
@@ -1588,17 +1763,13 @@
         <w:rPr>
           <w:rFonts w:ascii="Garamond" w:hAnsi="Garamond"/>
           <w:spacing w:val="-3"/>
-          <w:sz w:val="22"/>
-          <w:szCs w:val="22"/>
-        </w:rPr>
-        <w:t xml:space="preserve"> </w:t>
-      </w:r>
-      <w:r>
-        <w:rPr>
-          <w:rFonts w:ascii="Garamond" w:hAnsi="Garamond"/>
-          <w:spacing w:val="-2"/>
-          <w:sz w:val="22"/>
-          <w:szCs w:val="22"/>
+        </w:rPr>
+        <w:t xml:space="preserve"> </w:t>
+      </w:r>
+      <w:r>
+        <w:rPr>
+          <w:rFonts w:ascii="Garamond" w:hAnsi="Garamond"/>
+          <w:spacing w:val="-2"/>
         </w:rPr>
         <w:t>SERVICIO:</w:t>
       </w:r>
@@ -1615,15 +1786,13 @@
           <w:rFonts w:ascii="Garamond" w:hAnsi="Garamond"/>
           <w:b w:val="0"/>
           <w:spacing w:val="-2"/>
-          <w:szCs w:val="22"/>
-        </w:rPr>
-      </w:pPr>
-      <w:r>
-        <w:rPr>
-          <w:rFonts w:ascii="Garamond" w:hAnsi="Garamond"/>
-          <w:b w:val="0"/>
-          <w:spacing w:val="-2"/>
-          <w:szCs w:val="22"/>
+        </w:rPr>
+      </w:pPr>
+      <w:r>
+        <w:rPr>
+          <w:rFonts w:ascii="Garamond" w:hAnsi="Garamond"/>
+          <w:b w:val="0"/>
+          <w:spacing w:val="-2"/>
         </w:rPr>
         <w:t>modalidad_servicio</w:t>
       </w:r>
@@ -1639,8 +1808,6 @@
         <w:rPr>
           <w:rFonts w:ascii="Garamond" w:hAnsi="Garamond"/>
           <w:b w:val="0"/>
-          <w:sz w:val="22"/>
-          <w:szCs w:val="22"/>
         </w:rPr>
       </w:pPr>
     </w:p>
@@ -1658,8 +1825,6 @@
         <w:ind w:left="0"/>
         <w:rPr>
           <w:rFonts w:ascii="Garamond" w:hAnsi="Garamond"/>
-          <w:sz w:val="22"/>
-          <w:szCs w:val="22"/>
         </w:rPr>
       </w:pPr>
       <w:bookmarkStart w:id="3" w:name="VII._LUGAR_DE_PRESTACIÓN_DEL_SERVICIO:"/>
@@ -1667,8 +1832,6 @@
       <w:r>
         <w:rPr>
           <w:rFonts w:ascii="Garamond" w:hAnsi="Garamond"/>
-          <w:sz w:val="22"/>
-          <w:szCs w:val="22"/>
         </w:rPr>
         <w:t>LUGAR</w:t>
       </w:r>
@@ -1676,16 +1839,12 @@
         <w:rPr>
           <w:rFonts w:ascii="Garamond" w:hAnsi="Garamond"/>
           <w:spacing w:val="-16"/>
-          <w:sz w:val="22"/>
-          <w:szCs w:val="22"/>
-        </w:rPr>
-        <w:t xml:space="preserve"> </w:t>
-      </w:r>
-      <w:r>
-        <w:rPr>
-          <w:rFonts w:ascii="Garamond" w:hAnsi="Garamond"/>
-          <w:sz w:val="22"/>
-          <w:szCs w:val="22"/>
+        </w:rPr>
+        <w:t xml:space="preserve"> </w:t>
+      </w:r>
+      <w:r>
+        <w:rPr>
+          <w:rFonts w:ascii="Garamond" w:hAnsi="Garamond"/>
         </w:rPr>
         <w:t>DE</w:t>
       </w:r>
@@ -1693,16 +1852,12 @@
         <w:rPr>
           <w:rFonts w:ascii="Garamond" w:hAnsi="Garamond"/>
           <w:spacing w:val="-12"/>
-          <w:sz w:val="22"/>
-          <w:szCs w:val="22"/>
-        </w:rPr>
-        <w:t xml:space="preserve"> </w:t>
-      </w:r>
-      <w:r>
-        <w:rPr>
-          <w:rFonts w:ascii="Garamond" w:hAnsi="Garamond"/>
-          <w:sz w:val="22"/>
-          <w:szCs w:val="22"/>
+        </w:rPr>
+        <w:t xml:space="preserve"> </w:t>
+      </w:r>
+      <w:r>
+        <w:rPr>
+          <w:rFonts w:ascii="Garamond" w:hAnsi="Garamond"/>
         </w:rPr>
         <w:t>PRESTACIÓN</w:t>
       </w:r>
@@ -1710,16 +1865,12 @@
         <w:rPr>
           <w:rFonts w:ascii="Garamond" w:hAnsi="Garamond"/>
           <w:spacing w:val="-11"/>
-          <w:sz w:val="22"/>
-          <w:szCs w:val="22"/>
-        </w:rPr>
-        <w:t xml:space="preserve"> </w:t>
-      </w:r>
-      <w:r>
-        <w:rPr>
-          <w:rFonts w:ascii="Garamond" w:hAnsi="Garamond"/>
-          <w:sz w:val="22"/>
-          <w:szCs w:val="22"/>
+        </w:rPr>
+        <w:t xml:space="preserve"> </w:t>
+      </w:r>
+      <w:r>
+        <w:rPr>
+          <w:rFonts w:ascii="Garamond" w:hAnsi="Garamond"/>
         </w:rPr>
         <w:t>DEL</w:t>
       </w:r>
@@ -1727,17 +1878,13 @@
         <w:rPr>
           <w:rFonts w:ascii="Garamond" w:hAnsi="Garamond"/>
           <w:spacing w:val="-10"/>
-          <w:sz w:val="22"/>
-          <w:szCs w:val="22"/>
-        </w:rPr>
-        <w:t xml:space="preserve"> </w:t>
-      </w:r>
-      <w:r>
-        <w:rPr>
-          <w:rFonts w:ascii="Garamond" w:hAnsi="Garamond"/>
-          <w:spacing w:val="-2"/>
-          <w:sz w:val="22"/>
-          <w:szCs w:val="22"/>
+        </w:rPr>
+        <w:t xml:space="preserve"> </w:t>
+      </w:r>
+      <w:r>
+        <w:rPr>
+          <w:rFonts w:ascii="Garamond" w:hAnsi="Garamond"/>
+          <w:spacing w:val="-2"/>
         </w:rPr>
         <w:t>SERVICIO:</w:t>
       </w:r>
@@ -1756,14 +1903,12 @@
           <w:rFonts w:ascii="Garamond" w:hAnsi="Garamond"/>
           <w:b w:val="0"/>
           <w:spacing w:val="-2"/>
-          <w:szCs w:val="22"/>
-        </w:rPr>
-      </w:pPr>
-      <w:r>
-        <w:rPr>
-          <w:rFonts w:ascii="Garamond" w:hAnsi="Garamond"/>
-          <w:b w:val="0"/>
-          <w:szCs w:val="22"/>
+        </w:rPr>
+      </w:pPr>
+      <w:r>
+        <w:rPr>
+          <w:rFonts w:ascii="Garamond" w:hAnsi="Garamond"/>
+          <w:b w:val="0"/>
         </w:rPr>
         <w:t>UNMSM</w:t>
       </w:r>
@@ -1772,15 +1917,13 @@
           <w:rFonts w:ascii="Garamond" w:hAnsi="Garamond"/>
           <w:b w:val="0"/>
           <w:spacing w:val="-10"/>
-          <w:szCs w:val="22"/>
-        </w:rPr>
-        <w:t xml:space="preserve"> </w:t>
-      </w:r>
-      <w:r>
-        <w:rPr>
-          <w:rFonts w:ascii="Garamond" w:hAnsi="Garamond"/>
-          <w:b w:val="0"/>
-          <w:szCs w:val="22"/>
+        </w:rPr>
+        <w:t xml:space="preserve"> </w:t>
+      </w:r>
+      <w:r>
+        <w:rPr>
+          <w:rFonts w:ascii="Garamond" w:hAnsi="Garamond"/>
+          <w:b w:val="0"/>
         </w:rPr>
         <w:t>–</w:t>
       </w:r>
@@ -1789,15 +1932,13 @@
           <w:rFonts w:ascii="Garamond" w:hAnsi="Garamond"/>
           <w:b w:val="0"/>
           <w:spacing w:val="-10"/>
-          <w:szCs w:val="22"/>
-        </w:rPr>
-        <w:t xml:space="preserve"> </w:t>
-      </w:r>
-      <w:r>
-        <w:rPr>
-          <w:rFonts w:ascii="Garamond" w:hAnsi="Garamond"/>
-          <w:b w:val="0"/>
-          <w:szCs w:val="22"/>
+        </w:rPr>
+        <w:t xml:space="preserve"> </w:t>
+      </w:r>
+      <w:r>
+        <w:rPr>
+          <w:rFonts w:ascii="Garamond" w:hAnsi="Garamond"/>
+          <w:b w:val="0"/>
         </w:rPr>
         <w:t>FLCH</w:t>
       </w:r>
@@ -1806,15 +1947,13 @@
           <w:rFonts w:ascii="Garamond" w:hAnsi="Garamond"/>
           <w:b w:val="0"/>
           <w:spacing w:val="-7"/>
-          <w:szCs w:val="22"/>
-        </w:rPr>
-        <w:t xml:space="preserve"> </w:t>
-      </w:r>
-      <w:r>
-        <w:rPr>
-          <w:rFonts w:ascii="Garamond" w:hAnsi="Garamond"/>
-          <w:b w:val="0"/>
-          <w:szCs w:val="22"/>
+        </w:rPr>
+        <w:t xml:space="preserve"> </w:t>
+      </w:r>
+      <w:r>
+        <w:rPr>
+          <w:rFonts w:ascii="Garamond" w:hAnsi="Garamond"/>
+          <w:b w:val="0"/>
         </w:rPr>
         <w:t>–</w:t>
       </w:r>
@@ -1823,15 +1962,13 @@
           <w:rFonts w:ascii="Garamond" w:hAnsi="Garamond"/>
           <w:b w:val="0"/>
           <w:spacing w:val="-10"/>
-          <w:szCs w:val="22"/>
-        </w:rPr>
-        <w:t xml:space="preserve"> </w:t>
-      </w:r>
-      <w:r>
-        <w:rPr>
-          <w:rFonts w:ascii="Garamond" w:hAnsi="Garamond"/>
-          <w:b w:val="0"/>
-          <w:szCs w:val="22"/>
+        </w:rPr>
+        <w:t xml:space="preserve"> </w:t>
+      </w:r>
+      <w:r>
+        <w:rPr>
+          <w:rFonts w:ascii="Garamond" w:hAnsi="Garamond"/>
+          <w:b w:val="0"/>
         </w:rPr>
         <w:t>Centro</w:t>
       </w:r>
@@ -1840,15 +1977,13 @@
           <w:rFonts w:ascii="Garamond" w:hAnsi="Garamond"/>
           <w:b w:val="0"/>
           <w:spacing w:val="-5"/>
-          <w:szCs w:val="22"/>
-        </w:rPr>
-        <w:t xml:space="preserve"> </w:t>
-      </w:r>
-      <w:r>
-        <w:rPr>
-          <w:rFonts w:ascii="Garamond" w:hAnsi="Garamond"/>
-          <w:b w:val="0"/>
-          <w:szCs w:val="22"/>
+        </w:rPr>
+        <w:t xml:space="preserve"> </w:t>
+      </w:r>
+      <w:r>
+        <w:rPr>
+          <w:rFonts w:ascii="Garamond" w:hAnsi="Garamond"/>
+          <w:b w:val="0"/>
         </w:rPr>
         <w:t>de</w:t>
       </w:r>
@@ -1857,16 +1992,14 @@
           <w:rFonts w:ascii="Garamond" w:hAnsi="Garamond"/>
           <w:b w:val="0"/>
           <w:spacing w:val="-10"/>
-          <w:szCs w:val="22"/>
-        </w:rPr>
-        <w:t xml:space="preserve"> </w:t>
-      </w:r>
-      <w:r>
-        <w:rPr>
-          <w:rFonts w:ascii="Garamond" w:hAnsi="Garamond"/>
-          <w:b w:val="0"/>
-          <w:spacing w:val="-2"/>
-          <w:szCs w:val="22"/>
+        </w:rPr>
+        <w:t xml:space="preserve"> </w:t>
+      </w:r>
+      <w:r>
+        <w:rPr>
+          <w:rFonts w:ascii="Garamond" w:hAnsi="Garamond"/>
+          <w:b w:val="0"/>
+          <w:spacing w:val="-2"/>
         </w:rPr>
         <w:t>Idiomas</w:t>
       </w:r>
@@ -1882,8 +2015,6 @@
         <w:rPr>
           <w:rFonts w:ascii="Garamond" w:hAnsi="Garamond"/>
           <w:b w:val="0"/>
-          <w:sz w:val="22"/>
-          <w:szCs w:val="22"/>
         </w:rPr>
       </w:pPr>
     </w:p>
@@ -1901,15 +2032,11 @@
         <w:ind w:left="0"/>
         <w:rPr>
           <w:rFonts w:ascii="Garamond" w:hAnsi="Garamond"/>
-          <w:sz w:val="22"/>
-          <w:szCs w:val="22"/>
-        </w:rPr>
-      </w:pPr>
-      <w:r>
-        <w:rPr>
-          <w:rFonts w:ascii="Garamond" w:hAnsi="Garamond"/>
-          <w:sz w:val="22"/>
-          <w:szCs w:val="22"/>
+        </w:rPr>
+      </w:pPr>
+      <w:r>
+        <w:rPr>
+          <w:rFonts w:ascii="Garamond" w:hAnsi="Garamond"/>
         </w:rPr>
         <w:t>PLAZO</w:t>
       </w:r>
@@ -1917,16 +2044,12 @@
         <w:rPr>
           <w:rFonts w:ascii="Garamond" w:hAnsi="Garamond"/>
           <w:spacing w:val="-13"/>
-          <w:sz w:val="22"/>
-          <w:szCs w:val="22"/>
-        </w:rPr>
-        <w:t xml:space="preserve"> </w:t>
-      </w:r>
-      <w:r>
-        <w:rPr>
-          <w:rFonts w:ascii="Garamond" w:hAnsi="Garamond"/>
-          <w:sz w:val="22"/>
-          <w:szCs w:val="22"/>
+        </w:rPr>
+        <w:t xml:space="preserve"> </w:t>
+      </w:r>
+      <w:r>
+        <w:rPr>
+          <w:rFonts w:ascii="Garamond" w:hAnsi="Garamond"/>
         </w:rPr>
         <w:t>DEL</w:t>
       </w:r>
@@ -1934,17 +2057,13 @@
         <w:rPr>
           <w:rFonts w:ascii="Garamond" w:hAnsi="Garamond"/>
           <w:spacing w:val="-7"/>
-          <w:sz w:val="22"/>
-          <w:szCs w:val="22"/>
-        </w:rPr>
-        <w:t xml:space="preserve"> </w:t>
-      </w:r>
-      <w:r>
-        <w:rPr>
-          <w:rFonts w:ascii="Garamond" w:hAnsi="Garamond"/>
-          <w:spacing w:val="-2"/>
-          <w:sz w:val="22"/>
-          <w:szCs w:val="22"/>
+        </w:rPr>
+        <w:t xml:space="preserve"> </w:t>
+      </w:r>
+      <w:r>
+        <w:rPr>
+          <w:rFonts w:ascii="Garamond" w:hAnsi="Garamond"/>
+          <w:spacing w:val="-2"/>
         </w:rPr>
         <w:t>SERVICIO:</w:t>
       </w:r>
@@ -1961,14 +2080,12 @@
           <w:rFonts w:ascii="Garamond" w:hAnsi="Garamond"/>
           <w:b w:val="0"/>
           <w:spacing w:val="-2"/>
-          <w:szCs w:val="22"/>
-        </w:rPr>
-      </w:pPr>
-      <w:r>
-        <w:rPr>
-          <w:rFonts w:ascii="Garamond" w:hAnsi="Garamond"/>
-          <w:b w:val="0"/>
-          <w:szCs w:val="22"/>
+        </w:rPr>
+      </w:pPr>
+      <w:r>
+        <w:rPr>
+          <w:rFonts w:ascii="Garamond" w:hAnsi="Garamond"/>
+          <w:b w:val="0"/>
         </w:rPr>
         <w:t>Hasta</w:t>
       </w:r>
@@ -1977,15 +2094,13 @@
           <w:rFonts w:ascii="Garamond" w:hAnsi="Garamond"/>
           <w:b w:val="0"/>
           <w:spacing w:val="-11"/>
-          <w:szCs w:val="22"/>
-        </w:rPr>
-        <w:t xml:space="preserve"> </w:t>
-      </w:r>
-      <w:r>
-        <w:rPr>
-          <w:rFonts w:ascii="Garamond" w:hAnsi="Garamond"/>
-          <w:b w:val="0"/>
-          <w:szCs w:val="22"/>
+        </w:rPr>
+        <w:t xml:space="preserve"> </w:t>
+      </w:r>
+      <w:r>
+        <w:rPr>
+          <w:rFonts w:ascii="Garamond" w:hAnsi="Garamond"/>
+          <w:b w:val="0"/>
         </w:rPr>
         <w:t>8</w:t>
       </w:r>
@@ -1994,15 +2109,13 @@
           <w:rFonts w:ascii="Garamond" w:hAnsi="Garamond"/>
           <w:b w:val="0"/>
           <w:spacing w:val="-9"/>
-          <w:szCs w:val="22"/>
-        </w:rPr>
-        <w:t xml:space="preserve"> </w:t>
-      </w:r>
-      <w:r>
-        <w:rPr>
-          <w:rFonts w:ascii="Garamond" w:hAnsi="Garamond"/>
-          <w:b w:val="0"/>
-          <w:szCs w:val="22"/>
+        </w:rPr>
+        <w:t xml:space="preserve"> </w:t>
+      </w:r>
+      <w:r>
+        <w:rPr>
+          <w:rFonts w:ascii="Garamond" w:hAnsi="Garamond"/>
+          <w:b w:val="0"/>
         </w:rPr>
         <w:t>días</w:t>
       </w:r>
@@ -2011,16 +2124,14 @@
           <w:rFonts w:ascii="Garamond" w:hAnsi="Garamond"/>
           <w:b w:val="0"/>
           <w:spacing w:val="-9"/>
-          <w:szCs w:val="22"/>
-        </w:rPr>
-        <w:t xml:space="preserve"> </w:t>
-      </w:r>
-      <w:r>
-        <w:rPr>
-          <w:rFonts w:ascii="Garamond" w:hAnsi="Garamond"/>
-          <w:b w:val="0"/>
-          <w:spacing w:val="-2"/>
-          <w:szCs w:val="22"/>
+        </w:rPr>
+        <w:t xml:space="preserve"> </w:t>
+      </w:r>
+      <w:r>
+        <w:rPr>
+          <w:rFonts w:ascii="Garamond" w:hAnsi="Garamond"/>
+          <w:b w:val="0"/>
+          <w:spacing w:val="-2"/>
         </w:rPr>
         <w:t>calendarios</w:t>
       </w:r>
@@ -2036,8 +2147,7 @@
         <w:rPr>
           <w:rFonts w:ascii="Garamond" w:hAnsi="Garamond"/>
           <w:b w:val="0"/>
-          <w:sz w:val="22"/>
-          <w:szCs w:val="22"/>
+          <w:spacing w:val="-2"/>
         </w:rPr>
       </w:pPr>
     </w:p>
@@ -2055,37 +2165,13 @@
         <w:ind w:left="0"/>
         <w:rPr>
           <w:rFonts w:ascii="Garamond" w:hAnsi="Garamond"/>
-          <w:sz w:val="22"/>
-          <w:szCs w:val="22"/>
-        </w:rPr>
-      </w:pPr>
-      <w:bookmarkStart w:id="5" w:name="IX._MONTO_REFERENCIAL:"/>
-      <w:bookmarkEnd w:id="5"/>
-      <w:r>
-        <w:rPr>
-          <w:rFonts w:ascii="Garamond" w:hAnsi="Garamond"/>
-          <w:sz w:val="22"/>
-          <w:szCs w:val="22"/>
-        </w:rPr>
-        <w:t>MONTO</w:t>
-      </w:r>
-      <w:r>
-        <w:rPr>
-          <w:rFonts w:ascii="Garamond" w:hAnsi="Garamond"/>
-          <w:spacing w:val="-12"/>
-          <w:sz w:val="22"/>
-          <w:szCs w:val="22"/>
-        </w:rPr>
-        <w:t xml:space="preserve"> </w:t>
-      </w:r>
-      <w:r>
-        <w:rPr>
-          <w:rFonts w:ascii="Garamond" w:hAnsi="Garamond"/>
-          <w:spacing w:val="-2"/>
-          <w:sz w:val="22"/>
-          <w:szCs w:val="22"/>
-        </w:rPr>
-        <w:t>REFERENCIAL:</w:t>
+        </w:rPr>
+      </w:pPr>
+      <w:r>
+        <w:rPr>
+          <w:rFonts w:ascii="Garamond" w:hAnsi="Garamond"/>
+        </w:rPr>
+        <w:t>PRODUCTO O ENTREGABLE</w:t>
       </w:r>
     </w:p>
     <w:p>
@@ -2098,143 +2184,18 @@
         <w:ind w:left="0" w:firstLine="0"/>
         <w:rPr>
           <w:rFonts w:ascii="Garamond" w:hAnsi="Garamond"/>
-          <w:szCs w:val="22"/>
-        </w:rPr>
-      </w:pPr>
-      <w:r>
-        <w:rPr>
-          <w:rFonts w:ascii="Garamond" w:hAnsi="Garamond"/>
-          <w:b w:val="0"/>
-          <w:szCs w:val="22"/>
-        </w:rPr>
-        <w:t>Monto</w:t>
-      </w:r>
-      <w:r>
-        <w:rPr>
-          <w:rFonts w:ascii="Garamond" w:hAnsi="Garamond"/>
-          <w:b w:val="0"/>
-          <w:spacing w:val="-3"/>
-          <w:szCs w:val="22"/>
-        </w:rPr>
-        <w:t xml:space="preserve"> </w:t>
-      </w:r>
-      <w:r>
-        <w:rPr>
-          <w:rFonts w:ascii="Garamond" w:hAnsi="Garamond"/>
-          <w:b w:val="0"/>
-          <w:szCs w:val="22"/>
-        </w:rPr>
-        <w:t>por</w:t>
-      </w:r>
-      <w:r>
-        <w:rPr>
-          <w:rFonts w:ascii="Garamond" w:hAnsi="Garamond"/>
-          <w:b w:val="0"/>
-          <w:spacing w:val="-2"/>
-          <w:szCs w:val="22"/>
-        </w:rPr>
-        <w:t xml:space="preserve"> </w:t>
-      </w:r>
-      <w:r>
-        <w:rPr>
-          <w:rFonts w:ascii="Garamond" w:hAnsi="Garamond"/>
-          <w:b w:val="0"/>
-          <w:szCs w:val="22"/>
-        </w:rPr>
-        <w:t>hora:</w:t>
-      </w:r>
-      <w:r>
-        <w:rPr>
-          <w:rFonts w:ascii="Garamond" w:hAnsi="Garamond"/>
-          <w:szCs w:val="22"/>
-        </w:rPr>
-        <w:t xml:space="preserve"> </w:t>
-      </w:r>
-      <w:proofErr w:type="spellStart"/>
-      <w:r>
-        <w:rPr>
-          <w:rFonts w:ascii="Garamond" w:hAnsi="Garamond"/>
           <w:b w:val="0"/>
           <w:bCs w:val="0"/>
-          <w:szCs w:val="22"/>
-        </w:rPr>
-        <w:t>categoria</w:t>
-      </w:r>
-      <w:proofErr w:type="spellEnd"/>
-      <w:r>
-        <w:rPr>
-          <w:rFonts w:ascii="Garamond" w:hAnsi="Garamond"/>
-          <w:szCs w:val="22"/>
-        </w:rPr>
-        <w:t>.</w:t>
-      </w:r>
-    </w:p>
-    <w:p>
-      <w:pPr>
-        <w:pStyle w:val="Ttulo1"/>
-        <w:tabs>
-          <w:tab w:val="left" w:pos="567"/>
-        </w:tabs>
-        <w:spacing w:before="0" w:line="276" w:lineRule="auto"/>
-        <w:ind w:left="0" w:firstLine="0"/>
-        <w:rPr>
-          <w:rFonts w:ascii="Garamond" w:hAnsi="Garamond"/>
-          <w:b w:val="0"/>
-          <w:szCs w:val="22"/>
-        </w:rPr>
-      </w:pPr>
-      <w:bookmarkStart w:id="6" w:name="_GoBack"/>
+        </w:rPr>
+      </w:pPr>
       <w:r>
         <w:rPr>
           <w:rFonts w:ascii="Garamond" w:hAnsi="Garamond"/>
           <w:b w:val="0"/>
           <w:bCs w:val="0"/>
-          <w:szCs w:val="22"/>
-        </w:rPr>
-        <w:t>Monto del servicio:</w:t>
-      </w:r>
-      <w:r>
-        <w:rPr>
-          <w:rFonts w:ascii="Garamond" w:hAnsi="Garamond"/>
-          <w:szCs w:val="22"/>
-        </w:rPr>
-        <w:t xml:space="preserve"> </w:t>
-      </w:r>
-      <w:proofErr w:type="spellStart"/>
-      <w:r>
-        <w:rPr>
-          <w:rFonts w:ascii="Garamond" w:hAnsi="Garamond"/>
-          <w:b w:val="0"/>
-          <w:bCs w:val="0"/>
-          <w:szCs w:val="22"/>
-        </w:rPr>
-        <w:t>monto_subtotal</w:t>
-      </w:r>
-      <w:proofErr w:type="spellEnd"/>
-      <w:r>
-        <w:rPr>
-          <w:rFonts w:ascii="Garamond" w:hAnsi="Garamond"/>
-          <w:b w:val="0"/>
-          <w:szCs w:val="22"/>
-        </w:rPr>
-        <w:t>.</w:t>
-      </w:r>
-    </w:p>
-    <w:bookmarkEnd w:id="6"/>
-    <w:p>
-      <w:pPr>
-        <w:pStyle w:val="Ttulo1"/>
-        <w:tabs>
-          <w:tab w:val="left" w:pos="567"/>
-        </w:tabs>
-        <w:spacing w:before="0" w:line="276" w:lineRule="auto"/>
-        <w:ind w:left="0" w:firstLine="0"/>
-        <w:rPr>
-          <w:rFonts w:ascii="Garamond" w:hAnsi="Garamond"/>
-          <w:b w:val="0"/>
-          <w:szCs w:val="22"/>
-        </w:rPr>
-      </w:pPr>
+        </w:rPr>
+        <w:t>El contratista deberá entregar, ya sea a través de informe y/o documento desarrollado con motivo de la prestación del servicio mencionado precisando lo realizado en dicho documento, conforme a las actividades determinadas en el numeral VI.</w:t>
+      </w:r>
     </w:p>
     <w:p>
       <w:pPr>
@@ -2250,16 +2211,841 @@
         <w:ind w:left="0"/>
         <w:rPr>
           <w:rFonts w:ascii="Garamond" w:hAnsi="Garamond"/>
-          <w:sz w:val="22"/>
-          <w:szCs w:val="22"/>
-        </w:rPr>
-      </w:pPr>
-      <w:r>
-        <w:rPr>
-          <w:rFonts w:ascii="Garamond" w:hAnsi="Garamond"/>
-          <w:spacing w:val="-2"/>
-          <w:sz w:val="22"/>
-          <w:szCs w:val="22"/>
+        </w:rPr>
+      </w:pPr>
+      <w:r>
+        <w:rPr>
+          <w:rFonts w:ascii="Garamond" w:hAnsi="Garamond"/>
+        </w:rPr>
+        <w:t>RECURSOS Y/O FACILIDADES A SER PROVISTOS POR LA FACULTAD</w:t>
+      </w:r>
+    </w:p>
+    <w:p>
+      <w:pPr>
+        <w:pStyle w:val="Ttulo1"/>
+        <w:tabs>
+          <w:tab w:val="left" w:pos="567"/>
+        </w:tabs>
+        <w:spacing w:before="0" w:line="276" w:lineRule="auto"/>
+        <w:ind w:left="0" w:firstLine="0"/>
+        <w:rPr>
+          <w:rFonts w:ascii="Garamond" w:hAnsi="Garamond"/>
+          <w:b w:val="0"/>
+          <w:bCs w:val="0"/>
+        </w:rPr>
+      </w:pPr>
+      <w:r>
+        <w:rPr>
+          <w:rFonts w:ascii="Garamond" w:hAnsi="Garamond"/>
+          <w:b w:val="0"/>
+          <w:bCs w:val="0"/>
+        </w:rPr>
+        <w:t>Para la ejecución del servicio contratado, la Facultad brindara al contratista los recursos y/o facilidades del caso, una vez terminado el servicio serán devueltos a la Facultad.</w:t>
+      </w:r>
+    </w:p>
+    <w:p>
+      <w:pPr>
+        <w:pStyle w:val="Ttulo1"/>
+        <w:tabs>
+          <w:tab w:val="left" w:pos="567"/>
+        </w:tabs>
+        <w:spacing w:before="0" w:line="276" w:lineRule="auto"/>
+        <w:ind w:left="0" w:firstLine="0"/>
+        <w:rPr>
+          <w:rFonts w:ascii="Garamond" w:hAnsi="Garamond"/>
+          <w:b w:val="0"/>
+          <w:bCs w:val="0"/>
+        </w:rPr>
+      </w:pPr>
+    </w:p>
+    <w:p>
+      <w:pPr>
+        <w:pStyle w:val="Ttulo1"/>
+        <w:numPr>
+          <w:ilvl w:val="0"/>
+          <w:numId w:val="2"/>
+        </w:numPr>
+        <w:tabs>
+          <w:tab w:val="left" w:pos="567"/>
+        </w:tabs>
+        <w:spacing w:before="0" w:line="276" w:lineRule="auto"/>
+        <w:ind w:left="0"/>
+        <w:rPr>
+          <w:rFonts w:ascii="Garamond" w:hAnsi="Garamond"/>
+        </w:rPr>
+      </w:pPr>
+      <w:r>
+        <w:rPr>
+          <w:rFonts w:ascii="Garamond" w:hAnsi="Garamond"/>
+        </w:rPr>
+        <w:t>CONFIDENCIALIDAD DE LA INFORMACIÓN.</w:t>
+      </w:r>
+    </w:p>
+    <w:p>
+      <w:pPr>
+        <w:pStyle w:val="Ttulo1"/>
+        <w:tabs>
+          <w:tab w:val="left" w:pos="567"/>
+        </w:tabs>
+        <w:spacing w:before="0" w:line="276" w:lineRule="auto"/>
+        <w:ind w:left="0" w:firstLine="0"/>
+        <w:rPr>
+          <w:rFonts w:ascii="Garamond" w:hAnsi="Garamond"/>
+          <w:b w:val="0"/>
+          <w:bCs w:val="0"/>
+        </w:rPr>
+      </w:pPr>
+      <w:r>
+        <w:rPr>
+          <w:rFonts w:ascii="Garamond" w:hAnsi="Garamond"/>
+          <w:b w:val="0"/>
+          <w:bCs w:val="0"/>
+        </w:rPr>
+        <w:t>Si como parte de la prestación, el proveedor pudiera tomar conocimiento e información (oral o escrita) de la Facultad, esta información debe mantenerse reservada, por tanto, el proveedor debe mantener la confidencialidad de esta. El compromiso de confidencialidad se prolonga aún después de terminada la contratación.</w:t>
+      </w:r>
+    </w:p>
+    <w:p>
+      <w:pPr>
+        <w:pStyle w:val="Ttulo1"/>
+        <w:tabs>
+          <w:tab w:val="left" w:pos="567"/>
+        </w:tabs>
+        <w:spacing w:before="0" w:line="276" w:lineRule="auto"/>
+        <w:ind w:left="0" w:firstLine="0"/>
+        <w:rPr>
+          <w:rFonts w:ascii="Garamond" w:hAnsi="Garamond"/>
+          <w:b w:val="0"/>
+          <w:bCs w:val="0"/>
+        </w:rPr>
+      </w:pPr>
+      <w:r>
+        <w:rPr>
+          <w:rFonts w:ascii="Garamond" w:hAnsi="Garamond"/>
+          <w:b w:val="0"/>
+          <w:bCs w:val="0"/>
+        </w:rPr>
+        <w:t xml:space="preserve">El contratista deberá cumplir con la confidencialidad y reserva absoluta en el manejo de información a la que se </w:t>
+      </w:r>
+      <w:r>
+        <w:rPr>
+          <w:rFonts w:ascii="Garamond" w:hAnsi="Garamond"/>
+          <w:b w:val="0"/>
+          <w:bCs w:val="0"/>
+        </w:rPr>
+        <w:lastRenderedPageBreak/>
+        <w:t xml:space="preserve">tenga acceso y que se encuentre relacionada con la prestación, quedando prohibido revelar dicha información a terceros. </w:t>
+      </w:r>
+    </w:p>
+    <w:p>
+      <w:pPr>
+        <w:pStyle w:val="Ttulo1"/>
+        <w:tabs>
+          <w:tab w:val="left" w:pos="567"/>
+        </w:tabs>
+        <w:spacing w:before="0" w:line="276" w:lineRule="auto"/>
+        <w:ind w:left="0" w:firstLine="0"/>
+        <w:rPr>
+          <w:rFonts w:ascii="Garamond" w:hAnsi="Garamond"/>
+          <w:b w:val="0"/>
+          <w:bCs w:val="0"/>
+        </w:rPr>
+      </w:pPr>
+      <w:r>
+        <w:rPr>
+          <w:rFonts w:ascii="Garamond" w:hAnsi="Garamond"/>
+          <w:b w:val="0"/>
+          <w:bCs w:val="0"/>
+        </w:rPr>
+        <w:t>En tal sentido, el contratista deberá dar cumplimiento a todas las políticas y estándares impartidas por la Facultad de Letras y Ciencias Humanas en materia de seguridad de la información. Dicha obligación comprende la información que se le entrega, así como la que genera durante la ejecución de las prestaciones y la información producida una vez que se haya concluido las prestaciones. Dicha información puede consistir en informes, oficios, resoluciones, presupuestos, recomendaciones y demás documentos e información compilados o recibidos por el contratista.</w:t>
+      </w:r>
+    </w:p>
+    <w:p>
+      <w:pPr>
+        <w:pStyle w:val="Ttulo1"/>
+        <w:tabs>
+          <w:tab w:val="left" w:pos="567"/>
+        </w:tabs>
+        <w:spacing w:before="0" w:line="276" w:lineRule="auto"/>
+        <w:ind w:left="0" w:firstLine="0"/>
+        <w:rPr>
+          <w:rFonts w:ascii="Garamond" w:hAnsi="Garamond"/>
+          <w:b w:val="0"/>
+          <w:bCs w:val="0"/>
+        </w:rPr>
+      </w:pPr>
+    </w:p>
+    <w:p>
+      <w:pPr>
+        <w:pStyle w:val="Ttulo1"/>
+        <w:numPr>
+          <w:ilvl w:val="0"/>
+          <w:numId w:val="2"/>
+        </w:numPr>
+        <w:tabs>
+          <w:tab w:val="left" w:pos="567"/>
+        </w:tabs>
+        <w:spacing w:before="0" w:line="276" w:lineRule="auto"/>
+        <w:ind w:left="0"/>
+        <w:rPr>
+          <w:rFonts w:ascii="Garamond" w:hAnsi="Garamond"/>
+        </w:rPr>
+      </w:pPr>
+      <w:r>
+        <w:rPr>
+          <w:rFonts w:ascii="Garamond" w:hAnsi="Garamond"/>
+        </w:rPr>
+        <w:t>PROPIEDAD INTELECTUAL</w:t>
+      </w:r>
+    </w:p>
+    <w:p>
+      <w:pPr>
+        <w:pStyle w:val="Ttulo1"/>
+        <w:tabs>
+          <w:tab w:val="left" w:pos="567"/>
+        </w:tabs>
+        <w:spacing w:before="0" w:line="276" w:lineRule="auto"/>
+        <w:ind w:left="0" w:firstLine="0"/>
+        <w:rPr>
+          <w:rFonts w:ascii="Garamond" w:hAnsi="Garamond"/>
+        </w:rPr>
+      </w:pPr>
+      <w:r>
+        <w:rPr>
+          <w:rFonts w:ascii="Garamond" w:hAnsi="Garamond"/>
+          <w:b w:val="0"/>
+          <w:bCs w:val="0"/>
+        </w:rPr>
+        <w:t>La Facultad de Letras y Ciencias Humanas, tendrá todos los derechos de propiedad intelectual, incluido sin limitación, las patentes, derechos de autor, nombres comerciales y marcas registradas, respecto a los productos o documentos y otros materiales que guarden una relación directa con la ejecución del servicio o que se hubieren creado o producido como consecuencia o en el curso de la ejecución del servicio</w:t>
+      </w:r>
+      <w:r>
+        <w:rPr>
+          <w:rFonts w:ascii="Garamond" w:hAnsi="Garamond"/>
+        </w:rPr>
+        <w:t>.</w:t>
+      </w:r>
+    </w:p>
+    <w:p>
+      <w:pPr>
+        <w:pStyle w:val="Ttulo1"/>
+        <w:tabs>
+          <w:tab w:val="left" w:pos="567"/>
+        </w:tabs>
+        <w:spacing w:before="0" w:line="276" w:lineRule="auto"/>
+        <w:ind w:left="0" w:firstLine="0"/>
+        <w:rPr>
+          <w:rFonts w:ascii="Garamond" w:hAnsi="Garamond"/>
+        </w:rPr>
+      </w:pPr>
+    </w:p>
+    <w:p>
+      <w:pPr>
+        <w:pStyle w:val="Ttulo1"/>
+        <w:numPr>
+          <w:ilvl w:val="0"/>
+          <w:numId w:val="2"/>
+        </w:numPr>
+        <w:tabs>
+          <w:tab w:val="left" w:pos="567"/>
+        </w:tabs>
+        <w:spacing w:before="0" w:line="276" w:lineRule="auto"/>
+        <w:ind w:left="0"/>
+        <w:rPr>
+          <w:rFonts w:ascii="Garamond" w:hAnsi="Garamond"/>
+        </w:rPr>
+      </w:pPr>
+      <w:r>
+        <w:rPr>
+          <w:rFonts w:ascii="Garamond" w:hAnsi="Garamond"/>
+        </w:rPr>
+        <w:t>ANTICORRUPCIÓN.</w:t>
+      </w:r>
+    </w:p>
+    <w:p>
+      <w:pPr>
+        <w:pStyle w:val="Ttulo1"/>
+        <w:tabs>
+          <w:tab w:val="left" w:pos="567"/>
+        </w:tabs>
+        <w:spacing w:before="0" w:line="276" w:lineRule="auto"/>
+        <w:ind w:left="0" w:firstLine="0"/>
+        <w:rPr>
+          <w:rFonts w:ascii="Garamond" w:hAnsi="Garamond"/>
+          <w:b w:val="0"/>
+          <w:bCs w:val="0"/>
+        </w:rPr>
+      </w:pPr>
+      <w:r>
+        <w:rPr>
+          <w:rFonts w:ascii="Garamond" w:hAnsi="Garamond"/>
+          <w:b w:val="0"/>
+          <w:bCs w:val="0"/>
+        </w:rPr>
+        <w:t xml:space="preserve">El contratista se obliga a conducirse en todo momento, durante la ejecución del contrato, con honestidad, probidad, veracidad e integridad y de no cometer actos ilegales o de corrupción, directa o indirectamente. </w:t>
+      </w:r>
+    </w:p>
+    <w:p>
+      <w:pPr>
+        <w:pStyle w:val="Ttulo1"/>
+        <w:tabs>
+          <w:tab w:val="left" w:pos="567"/>
+        </w:tabs>
+        <w:spacing w:before="0" w:line="276" w:lineRule="auto"/>
+        <w:ind w:left="0" w:firstLine="0"/>
+        <w:rPr>
+          <w:rFonts w:ascii="Garamond" w:hAnsi="Garamond"/>
+          <w:b w:val="0"/>
+          <w:bCs w:val="0"/>
+        </w:rPr>
+      </w:pPr>
+      <w:r>
+        <w:rPr>
+          <w:rFonts w:ascii="Garamond" w:hAnsi="Garamond"/>
+          <w:b w:val="0"/>
+          <w:bCs w:val="0"/>
+        </w:rPr>
+        <w:t>Además, el contratista se compromete a:</w:t>
+      </w:r>
+    </w:p>
+    <w:p>
+      <w:pPr>
+        <w:pStyle w:val="Ttulo1"/>
+        <w:tabs>
+          <w:tab w:val="left" w:pos="567"/>
+        </w:tabs>
+        <w:spacing w:before="0" w:line="276" w:lineRule="auto"/>
+        <w:ind w:left="0" w:firstLine="0"/>
+        <w:rPr>
+          <w:rFonts w:ascii="Garamond" w:hAnsi="Garamond"/>
+          <w:b w:val="0"/>
+          <w:bCs w:val="0"/>
+        </w:rPr>
+      </w:pPr>
+      <w:r>
+        <w:rPr>
+          <w:rFonts w:ascii="Garamond" w:hAnsi="Garamond"/>
+          <w:b w:val="0"/>
+          <w:bCs w:val="0"/>
+        </w:rPr>
+        <w:t>Comunicar a las autoridades competentes, de manera directa y oportuna, cualquier acto o conducta ilícita o corrupta de la que tuviera conocimiento.</w:t>
+      </w:r>
+    </w:p>
+    <w:p>
+      <w:pPr>
+        <w:pStyle w:val="Ttulo1"/>
+        <w:tabs>
+          <w:tab w:val="left" w:pos="567"/>
+        </w:tabs>
+        <w:spacing w:before="0" w:line="276" w:lineRule="auto"/>
+        <w:ind w:left="0" w:firstLine="0"/>
+        <w:rPr>
+          <w:rFonts w:ascii="Garamond" w:hAnsi="Garamond"/>
+          <w:b w:val="0"/>
+          <w:bCs w:val="0"/>
+        </w:rPr>
+      </w:pPr>
+      <w:r>
+        <w:rPr>
+          <w:rFonts w:ascii="Garamond" w:hAnsi="Garamond"/>
+          <w:b w:val="0"/>
+          <w:bCs w:val="0"/>
+        </w:rPr>
+        <w:t>Adoptar medidas técnicas, organizativas y/o de personal apropiadas para evitar los referidos actos o prácticas.</w:t>
+      </w:r>
+    </w:p>
+    <w:p>
+      <w:pPr>
+        <w:pStyle w:val="Ttulo1"/>
+        <w:tabs>
+          <w:tab w:val="left" w:pos="567"/>
+        </w:tabs>
+        <w:spacing w:before="0" w:line="276" w:lineRule="auto"/>
+        <w:ind w:left="0" w:firstLine="0"/>
+        <w:rPr>
+          <w:rFonts w:ascii="Garamond" w:hAnsi="Garamond"/>
+          <w:b w:val="0"/>
+          <w:bCs w:val="0"/>
+        </w:rPr>
+      </w:pPr>
+    </w:p>
+    <w:p>
+      <w:pPr>
+        <w:pStyle w:val="Ttulo1"/>
+        <w:numPr>
+          <w:ilvl w:val="0"/>
+          <w:numId w:val="2"/>
+        </w:numPr>
+        <w:tabs>
+          <w:tab w:val="left" w:pos="567"/>
+        </w:tabs>
+        <w:spacing w:before="0" w:line="276" w:lineRule="auto"/>
+        <w:ind w:left="0"/>
+        <w:rPr>
+          <w:rFonts w:ascii="Garamond" w:hAnsi="Garamond"/>
+        </w:rPr>
+      </w:pPr>
+      <w:r>
+        <w:rPr>
+          <w:rFonts w:ascii="Garamond" w:hAnsi="Garamond"/>
+        </w:rPr>
+        <w:t>PENALIDADES POR MORA</w:t>
+      </w:r>
+    </w:p>
+    <w:p>
+      <w:pPr>
+        <w:pStyle w:val="Ttulo1"/>
+        <w:tabs>
+          <w:tab w:val="left" w:pos="567"/>
+        </w:tabs>
+        <w:spacing w:before="0" w:line="276" w:lineRule="auto"/>
+        <w:ind w:left="0" w:firstLine="0"/>
+        <w:rPr>
+          <w:rFonts w:ascii="Garamond" w:hAnsi="Garamond"/>
+          <w:b w:val="0"/>
+          <w:bCs w:val="0"/>
+        </w:rPr>
+      </w:pPr>
+      <w:r>
+        <w:rPr>
+          <w:rFonts w:ascii="Garamond" w:hAnsi="Garamond"/>
+          <w:b w:val="0"/>
+          <w:bCs w:val="0"/>
+        </w:rPr>
+        <w:t>Penalidad por Mora en la ejecución de la prestación:</w:t>
+      </w:r>
+    </w:p>
+    <w:p>
+      <w:pPr>
+        <w:pStyle w:val="Ttulo1"/>
+        <w:tabs>
+          <w:tab w:val="left" w:pos="567"/>
+        </w:tabs>
+        <w:spacing w:before="0" w:line="276" w:lineRule="auto"/>
+        <w:ind w:left="0" w:firstLine="0"/>
+        <w:rPr>
+          <w:rFonts w:ascii="Garamond" w:hAnsi="Garamond"/>
+          <w:b w:val="0"/>
+          <w:bCs w:val="0"/>
+        </w:rPr>
+      </w:pPr>
+      <w:r>
+        <w:rPr>
+          <w:rFonts w:ascii="Garamond" w:hAnsi="Garamond"/>
+          <w:b w:val="0"/>
+          <w:bCs w:val="0"/>
+        </w:rPr>
+        <w:t xml:space="preserve">En caso de retraso injustificado del proveedor en la ejecución de las prestaciones objeto del contrato, la Entidad le aplica automáticamente una penalidad por mora por cada día de atraso. La penalidad se aplica automáticamente y se calcula de acuerdo a la siguiente fórmula: </w:t>
+      </w:r>
+    </w:p>
+    <w:p>
+      <w:pPr>
+        <w:pStyle w:val="Ttulo1"/>
+        <w:tabs>
+          <w:tab w:val="left" w:pos="567"/>
+        </w:tabs>
+        <w:spacing w:before="0" w:line="276" w:lineRule="auto"/>
+        <w:ind w:left="0" w:firstLine="0"/>
+        <w:rPr>
+          <w:rFonts w:ascii="Garamond" w:hAnsi="Garamond"/>
+          <w:b w:val="0"/>
+          <w:bCs w:val="0"/>
+        </w:rPr>
+      </w:pPr>
+    </w:p>
+    <w:p>
+      <w:pPr>
+        <w:pStyle w:val="Ttulo1"/>
+        <w:tabs>
+          <w:tab w:val="left" w:pos="567"/>
+        </w:tabs>
+        <w:spacing w:before="0" w:line="276" w:lineRule="auto"/>
+        <w:ind w:left="0" w:firstLine="0"/>
+        <w:rPr>
+          <w:rFonts w:ascii="Garamond" w:hAnsi="Garamond"/>
+          <w:b w:val="0"/>
+          <w:bCs w:val="0"/>
+        </w:rPr>
+      </w:pPr>
+      <m:oMathPara>
+        <m:oMath>
+          <m:r>
+            <m:rPr>
+              <m:sty m:val="b"/>
+            </m:rPr>
+            <w:rPr>
+              <w:rFonts w:ascii="Cambria Math" w:hAnsi="Cambria Math"/>
+            </w:rPr>
+            <m:t>Penalidad diaria=</m:t>
+          </m:r>
+          <m:f>
+            <m:fPr>
+              <m:ctrlPr>
+                <w:rPr>
+                  <w:rFonts w:ascii="Cambria Math" w:hAnsi="Cambria Math"/>
+                  <w:b w:val="0"/>
+                  <w:bCs w:val="0"/>
+                </w:rPr>
+              </m:ctrlPr>
+            </m:fPr>
+            <m:num>
+              <m:r>
+                <m:rPr>
+                  <m:sty m:val="b"/>
+                </m:rPr>
+                <w:rPr>
+                  <w:rFonts w:ascii="Cambria Math" w:hAnsi="Cambria Math"/>
+                </w:rPr>
+                <m:t>(0.10 x monto)</m:t>
+              </m:r>
+            </m:num>
+            <m:den>
+              <m:r>
+                <m:rPr>
+                  <m:sty m:val="b"/>
+                </m:rPr>
+                <w:rPr>
+                  <w:rFonts w:ascii="Cambria Math" w:hAnsi="Cambria Math"/>
+                </w:rPr>
+                <m:t xml:space="preserve">(F x plazo en días) </m:t>
+              </m:r>
+            </m:den>
+          </m:f>
+        </m:oMath>
+      </m:oMathPara>
+    </w:p>
+    <w:p>
+      <w:pPr>
+        <w:pStyle w:val="Ttulo1"/>
+        <w:tabs>
+          <w:tab w:val="left" w:pos="567"/>
+        </w:tabs>
+        <w:spacing w:before="0" w:line="276" w:lineRule="auto"/>
+        <w:ind w:left="0" w:firstLine="0"/>
+        <w:rPr>
+          <w:rFonts w:ascii="Garamond" w:hAnsi="Garamond"/>
+          <w:b w:val="0"/>
+          <w:bCs w:val="0"/>
+        </w:rPr>
+      </w:pPr>
+    </w:p>
+    <w:p>
+      <w:pPr>
+        <w:pStyle w:val="Ttulo1"/>
+        <w:tabs>
+          <w:tab w:val="left" w:pos="567"/>
+        </w:tabs>
+        <w:spacing w:before="0" w:line="276" w:lineRule="auto"/>
+        <w:ind w:left="0" w:firstLine="0"/>
+        <w:rPr>
+          <w:rFonts w:ascii="Garamond" w:hAnsi="Garamond"/>
+          <w:b w:val="0"/>
+          <w:bCs w:val="0"/>
+        </w:rPr>
+      </w:pPr>
+      <w:r>
+        <w:rPr>
+          <w:rFonts w:ascii="Garamond" w:hAnsi="Garamond"/>
+          <w:b w:val="0"/>
+          <w:bCs w:val="0"/>
+        </w:rPr>
+        <w:t>Donde “F” tiene los siguientes valores:</w:t>
+      </w:r>
+    </w:p>
+    <w:p>
+      <w:pPr>
+        <w:pStyle w:val="Ttulo1"/>
+        <w:tabs>
+          <w:tab w:val="left" w:pos="567"/>
+        </w:tabs>
+        <w:spacing w:before="0" w:line="276" w:lineRule="auto"/>
+        <w:ind w:left="0" w:firstLine="0"/>
+        <w:rPr>
+          <w:rFonts w:ascii="Garamond" w:hAnsi="Garamond"/>
+          <w:b w:val="0"/>
+          <w:bCs w:val="0"/>
+        </w:rPr>
+      </w:pPr>
+      <w:r>
+        <w:rPr>
+          <w:rFonts w:ascii="Garamond" w:hAnsi="Garamond"/>
+          <w:b w:val="0"/>
+          <w:bCs w:val="0"/>
+        </w:rPr>
+        <w:t xml:space="preserve">F = 0.25 para plazos mayores a sesenta (60) días </w:t>
+      </w:r>
+    </w:p>
+    <w:p>
+      <w:pPr>
+        <w:pStyle w:val="Ttulo1"/>
+        <w:tabs>
+          <w:tab w:val="left" w:pos="567"/>
+        </w:tabs>
+        <w:spacing w:before="0" w:line="276" w:lineRule="auto"/>
+        <w:ind w:left="0" w:firstLine="0"/>
+        <w:rPr>
+          <w:rFonts w:ascii="Garamond" w:hAnsi="Garamond"/>
+          <w:b w:val="0"/>
+          <w:bCs w:val="0"/>
+        </w:rPr>
+      </w:pPr>
+      <w:r>
+        <w:rPr>
+          <w:rFonts w:ascii="Garamond" w:hAnsi="Garamond"/>
+          <w:b w:val="0"/>
+          <w:bCs w:val="0"/>
+        </w:rPr>
+        <w:t xml:space="preserve">F = 0.40 para plazos menores o iguales a sesenta (60) días </w:t>
+      </w:r>
+    </w:p>
+    <w:p>
+      <w:pPr>
+        <w:pStyle w:val="Ttulo1"/>
+        <w:tabs>
+          <w:tab w:val="left" w:pos="567"/>
+        </w:tabs>
+        <w:spacing w:before="0" w:line="276" w:lineRule="auto"/>
+        <w:ind w:left="0" w:firstLine="0"/>
+        <w:rPr>
+          <w:rFonts w:ascii="Garamond" w:hAnsi="Garamond"/>
+          <w:b w:val="0"/>
+          <w:bCs w:val="0"/>
+        </w:rPr>
+      </w:pPr>
+      <w:r>
+        <w:rPr>
+          <w:rFonts w:ascii="Garamond" w:hAnsi="Garamond"/>
+          <w:b w:val="0"/>
+          <w:bCs w:val="0"/>
+        </w:rPr>
+        <w:t>b.1) para bienes, servicios en general y consultorías: f = 0.25.</w:t>
+      </w:r>
+    </w:p>
+    <w:p>
+      <w:pPr>
+        <w:pStyle w:val="Ttulo1"/>
+        <w:tabs>
+          <w:tab w:val="left" w:pos="567"/>
+        </w:tabs>
+        <w:spacing w:before="0" w:line="276" w:lineRule="auto"/>
+        <w:ind w:left="0" w:firstLine="0"/>
+        <w:rPr>
+          <w:rFonts w:ascii="Garamond" w:hAnsi="Garamond"/>
+          <w:b w:val="0"/>
+          <w:bCs w:val="0"/>
+        </w:rPr>
+      </w:pPr>
+      <w:r>
+        <w:rPr>
+          <w:rFonts w:ascii="Garamond" w:hAnsi="Garamond"/>
+          <w:b w:val="0"/>
+          <w:bCs w:val="0"/>
+        </w:rPr>
+        <w:t>b.2) para obras: f = 0.15</w:t>
+      </w:r>
+    </w:p>
+    <w:p>
+      <w:pPr>
+        <w:pStyle w:val="Ttulo1"/>
+        <w:tabs>
+          <w:tab w:val="left" w:pos="567"/>
+        </w:tabs>
+        <w:spacing w:before="0" w:line="276" w:lineRule="auto"/>
+        <w:ind w:left="0" w:firstLine="0"/>
+        <w:rPr>
+          <w:rFonts w:ascii="Garamond" w:hAnsi="Garamond"/>
+          <w:b w:val="0"/>
+        </w:rPr>
+      </w:pPr>
+    </w:p>
+    <w:p>
+      <w:pPr>
+        <w:pStyle w:val="Ttulo1"/>
+        <w:numPr>
+          <w:ilvl w:val="0"/>
+          <w:numId w:val="2"/>
+        </w:numPr>
+        <w:tabs>
+          <w:tab w:val="left" w:pos="567"/>
+        </w:tabs>
+        <w:spacing w:before="0" w:line="276" w:lineRule="auto"/>
+        <w:ind w:left="0"/>
+        <w:rPr>
+          <w:rFonts w:ascii="Garamond" w:hAnsi="Garamond"/>
+        </w:rPr>
+      </w:pPr>
+      <w:bookmarkStart w:id="5" w:name="IX._MONTO_REFERENCIAL:"/>
+      <w:bookmarkEnd w:id="5"/>
+      <w:r>
+        <w:rPr>
+          <w:rFonts w:ascii="Garamond" w:hAnsi="Garamond"/>
+        </w:rPr>
+        <w:t>MONTO</w:t>
+      </w:r>
+      <w:r>
+        <w:rPr>
+          <w:rFonts w:ascii="Garamond" w:hAnsi="Garamond"/>
+          <w:spacing w:val="-12"/>
+        </w:rPr>
+        <w:t xml:space="preserve"> </w:t>
+      </w:r>
+      <w:r>
+        <w:rPr>
+          <w:rFonts w:ascii="Garamond" w:hAnsi="Garamond"/>
+          <w:spacing w:val="-2"/>
+        </w:rPr>
+        <w:t>REFERENCIAL:</w:t>
+      </w:r>
+    </w:p>
+    <w:p>
+      <w:pPr>
+        <w:pStyle w:val="Ttulo1"/>
+        <w:tabs>
+          <w:tab w:val="left" w:pos="567"/>
+        </w:tabs>
+        <w:spacing w:before="0" w:line="276" w:lineRule="auto"/>
+        <w:ind w:left="0" w:firstLine="0"/>
+        <w:rPr>
+          <w:rFonts w:ascii="Garamond" w:hAnsi="Garamond"/>
+        </w:rPr>
+      </w:pPr>
+      <w:r>
+        <w:rPr>
+          <w:rFonts w:ascii="Garamond" w:hAnsi="Garamond"/>
+          <w:b w:val="0"/>
+        </w:rPr>
+        <w:t>Monto</w:t>
+      </w:r>
+      <w:r>
+        <w:rPr>
+          <w:rFonts w:ascii="Garamond" w:hAnsi="Garamond"/>
+          <w:b w:val="0"/>
+          <w:spacing w:val="-3"/>
+        </w:rPr>
+        <w:t xml:space="preserve"> </w:t>
+      </w:r>
+      <w:r>
+        <w:rPr>
+          <w:rFonts w:ascii="Garamond" w:hAnsi="Garamond"/>
+          <w:b w:val="0"/>
+        </w:rPr>
+        <w:t>por</w:t>
+      </w:r>
+      <w:r>
+        <w:rPr>
+          <w:rFonts w:ascii="Garamond" w:hAnsi="Garamond"/>
+          <w:b w:val="0"/>
+          <w:spacing w:val="-2"/>
+        </w:rPr>
+        <w:t xml:space="preserve"> </w:t>
+      </w:r>
+      <w:r>
+        <w:rPr>
+          <w:rFonts w:ascii="Garamond" w:hAnsi="Garamond"/>
+          <w:b w:val="0"/>
+        </w:rPr>
+        <w:t>hora:</w:t>
+      </w:r>
+      <w:r>
+        <w:rPr>
+          <w:rFonts w:ascii="Garamond" w:hAnsi="Garamond"/>
+        </w:rPr>
+        <w:t xml:space="preserve"> </w:t>
+      </w:r>
+      <w:proofErr w:type="spellStart"/>
+      <w:r>
+        <w:rPr>
+          <w:rFonts w:ascii="Garamond" w:hAnsi="Garamond"/>
+          <w:b w:val="0"/>
+          <w:bCs w:val="0"/>
+        </w:rPr>
+        <w:t>categoria</w:t>
+      </w:r>
+      <w:proofErr w:type="spellEnd"/>
+      <w:r>
+        <w:rPr>
+          <w:rFonts w:ascii="Garamond" w:hAnsi="Garamond"/>
+        </w:rPr>
+        <w:t>.</w:t>
+      </w:r>
+    </w:p>
+    <w:p>
+      <w:pPr>
+        <w:pStyle w:val="Ttulo1"/>
+        <w:tabs>
+          <w:tab w:val="left" w:pos="567"/>
+        </w:tabs>
+        <w:spacing w:before="0" w:line="276" w:lineRule="auto"/>
+        <w:ind w:left="0" w:firstLine="0"/>
+        <w:rPr>
+          <w:rFonts w:ascii="Garamond" w:hAnsi="Garamond"/>
+          <w:b w:val="0"/>
+        </w:rPr>
+      </w:pPr>
+      <w:r>
+        <w:rPr>
+          <w:rFonts w:ascii="Garamond" w:hAnsi="Garamond"/>
+          <w:b w:val="0"/>
+          <w:bCs w:val="0"/>
+        </w:rPr>
+        <w:t>Monto del servicio:</w:t>
+      </w:r>
+      <w:r>
+        <w:rPr>
+          <w:rFonts w:ascii="Garamond" w:hAnsi="Garamond"/>
+        </w:rPr>
+        <w:t xml:space="preserve"> </w:t>
+      </w:r>
+      <w:proofErr w:type="spellStart"/>
+      <w:r>
+        <w:rPr>
+          <w:rFonts w:ascii="Garamond" w:hAnsi="Garamond"/>
+          <w:b w:val="0"/>
+          <w:bCs w:val="0"/>
+        </w:rPr>
+        <w:t>monto_subtotal</w:t>
+      </w:r>
+      <w:proofErr w:type="spellEnd"/>
+      <w:r>
+        <w:rPr>
+          <w:rFonts w:ascii="Garamond" w:hAnsi="Garamond"/>
+          <w:b w:val="0"/>
+        </w:rPr>
+        <w:t>.</w:t>
+      </w:r>
+    </w:p>
+    <w:p>
+      <w:pPr>
+        <w:pStyle w:val="Ttulo1"/>
+        <w:tabs>
+          <w:tab w:val="left" w:pos="567"/>
+        </w:tabs>
+        <w:spacing w:before="0" w:line="276" w:lineRule="auto"/>
+        <w:ind w:left="0" w:firstLine="0"/>
+        <w:rPr>
+          <w:rFonts w:ascii="Garamond" w:hAnsi="Garamond"/>
+          <w:b w:val="0"/>
+        </w:rPr>
+      </w:pPr>
+    </w:p>
+    <w:p>
+      <w:pPr>
+        <w:pStyle w:val="Ttulo1"/>
+        <w:numPr>
+          <w:ilvl w:val="0"/>
+          <w:numId w:val="2"/>
+        </w:numPr>
+        <w:tabs>
+          <w:tab w:val="left" w:pos="567"/>
+        </w:tabs>
+        <w:spacing w:before="0" w:line="276" w:lineRule="auto"/>
+        <w:ind w:left="0"/>
+        <w:rPr>
+          <w:rFonts w:ascii="Garamond" w:hAnsi="Garamond"/>
+        </w:rPr>
+      </w:pPr>
+      <w:r>
+        <w:rPr>
+          <w:rFonts w:ascii="Garamond" w:hAnsi="Garamond"/>
+          <w:spacing w:val="-2"/>
         </w:rPr>
         <w:t>CONFORMIDAD</w:t>
       </w:r>
@@ -2267,17 +3053,13 @@
         <w:rPr>
           <w:rFonts w:ascii="Garamond" w:hAnsi="Garamond"/>
           <w:spacing w:val="-4"/>
-          <w:sz w:val="22"/>
-          <w:szCs w:val="22"/>
-        </w:rPr>
-        <w:t xml:space="preserve"> </w:t>
-      </w:r>
-      <w:r>
-        <w:rPr>
-          <w:rFonts w:ascii="Garamond" w:hAnsi="Garamond"/>
-          <w:spacing w:val="-2"/>
-          <w:sz w:val="22"/>
-          <w:szCs w:val="22"/>
+        </w:rPr>
+        <w:t xml:space="preserve"> </w:t>
+      </w:r>
+      <w:r>
+        <w:rPr>
+          <w:rFonts w:ascii="Garamond" w:hAnsi="Garamond"/>
+          <w:spacing w:val="-2"/>
         </w:rPr>
         <w:t>DEL</w:t>
       </w:r>
@@ -2285,17 +3067,13 @@
         <w:rPr>
           <w:rFonts w:ascii="Garamond" w:hAnsi="Garamond"/>
           <w:spacing w:val="-1"/>
-          <w:sz w:val="22"/>
-          <w:szCs w:val="22"/>
-        </w:rPr>
-        <w:t xml:space="preserve"> </w:t>
-      </w:r>
-      <w:r>
-        <w:rPr>
-          <w:rFonts w:ascii="Garamond" w:hAnsi="Garamond"/>
-          <w:spacing w:val="-2"/>
-          <w:sz w:val="22"/>
-          <w:szCs w:val="22"/>
+        </w:rPr>
+        <w:t xml:space="preserve"> </w:t>
+      </w:r>
+      <w:r>
+        <w:rPr>
+          <w:rFonts w:ascii="Garamond" w:hAnsi="Garamond"/>
+          <w:spacing w:val="-2"/>
         </w:rPr>
         <w:t>SERVICIO:</w:t>
       </w:r>
@@ -2312,14 +3090,12 @@
           <w:rFonts w:ascii="Garamond" w:hAnsi="Garamond"/>
           <w:b w:val="0"/>
           <w:spacing w:val="-2"/>
-          <w:szCs w:val="22"/>
-        </w:rPr>
-      </w:pPr>
-      <w:r>
-        <w:rPr>
-          <w:rFonts w:ascii="Garamond" w:hAnsi="Garamond"/>
-          <w:b w:val="0"/>
-          <w:szCs w:val="22"/>
+        </w:rPr>
+      </w:pPr>
+      <w:r>
+        <w:rPr>
+          <w:rFonts w:ascii="Garamond" w:hAnsi="Garamond"/>
+          <w:b w:val="0"/>
         </w:rPr>
         <w:t>La</w:t>
       </w:r>
@@ -2328,15 +3104,13 @@
           <w:rFonts w:ascii="Garamond" w:hAnsi="Garamond"/>
           <w:b w:val="0"/>
           <w:spacing w:val="-14"/>
-          <w:szCs w:val="22"/>
-        </w:rPr>
-        <w:t xml:space="preserve"> </w:t>
-      </w:r>
-      <w:r>
-        <w:rPr>
-          <w:rFonts w:ascii="Garamond" w:hAnsi="Garamond"/>
-          <w:b w:val="0"/>
-          <w:szCs w:val="22"/>
+        </w:rPr>
+        <w:t xml:space="preserve"> </w:t>
+      </w:r>
+      <w:r>
+        <w:rPr>
+          <w:rFonts w:ascii="Garamond" w:hAnsi="Garamond"/>
+          <w:b w:val="0"/>
         </w:rPr>
         <w:t>conformidad</w:t>
       </w:r>
@@ -2345,15 +3119,13 @@
           <w:rFonts w:ascii="Garamond" w:hAnsi="Garamond"/>
           <w:b w:val="0"/>
           <w:spacing w:val="-14"/>
-          <w:szCs w:val="22"/>
-        </w:rPr>
-        <w:t xml:space="preserve"> </w:t>
-      </w:r>
-      <w:r>
-        <w:rPr>
-          <w:rFonts w:ascii="Garamond" w:hAnsi="Garamond"/>
-          <w:b w:val="0"/>
-          <w:szCs w:val="22"/>
+        </w:rPr>
+        <w:t xml:space="preserve"> </w:t>
+      </w:r>
+      <w:r>
+        <w:rPr>
+          <w:rFonts w:ascii="Garamond" w:hAnsi="Garamond"/>
+          <w:b w:val="0"/>
         </w:rPr>
         <w:t>del</w:t>
       </w:r>
@@ -2362,15 +3134,13 @@
           <w:rFonts w:ascii="Garamond" w:hAnsi="Garamond"/>
           <w:b w:val="0"/>
           <w:spacing w:val="-14"/>
-          <w:szCs w:val="22"/>
-        </w:rPr>
-        <w:t xml:space="preserve"> </w:t>
-      </w:r>
-      <w:r>
-        <w:rPr>
-          <w:rFonts w:ascii="Garamond" w:hAnsi="Garamond"/>
-          <w:b w:val="0"/>
-          <w:szCs w:val="22"/>
+        </w:rPr>
+        <w:t xml:space="preserve"> </w:t>
+      </w:r>
+      <w:r>
+        <w:rPr>
+          <w:rFonts w:ascii="Garamond" w:hAnsi="Garamond"/>
+          <w:b w:val="0"/>
         </w:rPr>
         <w:t>servicio</w:t>
       </w:r>
@@ -2379,15 +3149,13 @@
           <w:rFonts w:ascii="Garamond" w:hAnsi="Garamond"/>
           <w:b w:val="0"/>
           <w:spacing w:val="-10"/>
-          <w:szCs w:val="22"/>
-        </w:rPr>
-        <w:t xml:space="preserve"> </w:t>
-      </w:r>
-      <w:r>
-        <w:rPr>
-          <w:rFonts w:ascii="Garamond" w:hAnsi="Garamond"/>
-          <w:b w:val="0"/>
-          <w:szCs w:val="22"/>
+        </w:rPr>
+        <w:t xml:space="preserve"> </w:t>
+      </w:r>
+      <w:r>
+        <w:rPr>
+          <w:rFonts w:ascii="Garamond" w:hAnsi="Garamond"/>
+          <w:b w:val="0"/>
         </w:rPr>
         <w:t>será</w:t>
       </w:r>
@@ -2396,15 +3164,13 @@
           <w:rFonts w:ascii="Garamond" w:hAnsi="Garamond"/>
           <w:b w:val="0"/>
           <w:spacing w:val="-13"/>
-          <w:szCs w:val="22"/>
-        </w:rPr>
-        <w:t xml:space="preserve"> </w:t>
-      </w:r>
-      <w:r>
-        <w:rPr>
-          <w:rFonts w:ascii="Garamond" w:hAnsi="Garamond"/>
-          <w:b w:val="0"/>
-          <w:szCs w:val="22"/>
+        </w:rPr>
+        <w:t xml:space="preserve"> </w:t>
+      </w:r>
+      <w:r>
+        <w:rPr>
+          <w:rFonts w:ascii="Garamond" w:hAnsi="Garamond"/>
+          <w:b w:val="0"/>
         </w:rPr>
         <w:t>brindada</w:t>
       </w:r>
@@ -2413,15 +3179,13 @@
           <w:rFonts w:ascii="Garamond" w:hAnsi="Garamond"/>
           <w:b w:val="0"/>
           <w:spacing w:val="-12"/>
-          <w:szCs w:val="22"/>
-        </w:rPr>
-        <w:t xml:space="preserve"> </w:t>
-      </w:r>
-      <w:r>
-        <w:rPr>
-          <w:rFonts w:ascii="Garamond" w:hAnsi="Garamond"/>
-          <w:b w:val="0"/>
-          <w:szCs w:val="22"/>
+        </w:rPr>
+        <w:t xml:space="preserve"> </w:t>
+      </w:r>
+      <w:r>
+        <w:rPr>
+          <w:rFonts w:ascii="Garamond" w:hAnsi="Garamond"/>
+          <w:b w:val="0"/>
         </w:rPr>
         <w:t>por</w:t>
       </w:r>
@@ -2430,15 +3194,13 @@
           <w:rFonts w:ascii="Garamond" w:hAnsi="Garamond"/>
           <w:b w:val="0"/>
           <w:spacing w:val="-8"/>
-          <w:szCs w:val="22"/>
-        </w:rPr>
-        <w:t xml:space="preserve"> </w:t>
-      </w:r>
-      <w:r>
-        <w:rPr>
-          <w:rFonts w:ascii="Garamond" w:hAnsi="Garamond"/>
-          <w:b w:val="0"/>
-          <w:szCs w:val="22"/>
+        </w:rPr>
+        <w:t xml:space="preserve"> </w:t>
+      </w:r>
+      <w:r>
+        <w:rPr>
+          <w:rFonts w:ascii="Garamond" w:hAnsi="Garamond"/>
+          <w:b w:val="0"/>
         </w:rPr>
         <w:t>el</w:t>
       </w:r>
@@ -2447,15 +3209,13 @@
           <w:rFonts w:ascii="Garamond" w:hAnsi="Garamond"/>
           <w:b w:val="0"/>
           <w:spacing w:val="-13"/>
-          <w:szCs w:val="22"/>
-        </w:rPr>
-        <w:t xml:space="preserve"> </w:t>
-      </w:r>
-      <w:r>
-        <w:rPr>
-          <w:rFonts w:ascii="Garamond" w:hAnsi="Garamond"/>
-          <w:b w:val="0"/>
-          <w:szCs w:val="22"/>
+        </w:rPr>
+        <w:t xml:space="preserve"> </w:t>
+      </w:r>
+      <w:r>
+        <w:rPr>
+          <w:rFonts w:ascii="Garamond" w:hAnsi="Garamond"/>
+          <w:b w:val="0"/>
         </w:rPr>
         <w:t>d</w:t>
       </w:r>
@@ -2463,7 +3223,6 @@
         <w:rPr>
           <w:rFonts w:ascii="Garamond" w:hAnsi="Garamond"/>
           <w:b w:val="0"/>
-          <w:szCs w:val="22"/>
         </w:rPr>
         <w:t>irector</w:t>
       </w:r>
@@ -2472,15 +3231,13 @@
           <w:rFonts w:ascii="Garamond" w:hAnsi="Garamond"/>
           <w:b w:val="0"/>
           <w:spacing w:val="-12"/>
-          <w:szCs w:val="22"/>
-        </w:rPr>
-        <w:t xml:space="preserve"> </w:t>
-      </w:r>
-      <w:r>
-        <w:rPr>
-          <w:rFonts w:ascii="Garamond" w:hAnsi="Garamond"/>
-          <w:b w:val="0"/>
-          <w:szCs w:val="22"/>
+        </w:rPr>
+        <w:t xml:space="preserve"> </w:t>
+      </w:r>
+      <w:r>
+        <w:rPr>
+          <w:rFonts w:ascii="Garamond" w:hAnsi="Garamond"/>
+          <w:b w:val="0"/>
         </w:rPr>
         <w:t>de</w:t>
       </w:r>
@@ -2489,7 +3246,6 @@
           <w:rFonts w:ascii="Garamond" w:hAnsi="Garamond"/>
           <w:b w:val="0"/>
           <w:spacing w:val="-12"/>
-          <w:szCs w:val="22"/>
         </w:rPr>
         <w:t xml:space="preserve"> </w:t>
       </w:r>
@@ -2498,7 +3254,6 @@
           <w:rFonts w:ascii="Garamond" w:hAnsi="Garamond"/>
           <w:b w:val="0"/>
           <w:spacing w:val="-12"/>
-          <w:szCs w:val="22"/>
         </w:rPr>
         <w:t xml:space="preserve">la </w:t>
       </w:r>
@@ -2507,7 +3262,6 @@
           <w:rFonts w:ascii="Garamond" w:hAnsi="Garamond"/>
           <w:b w:val="0"/>
           <w:spacing w:val="-12"/>
-          <w:szCs w:val="22"/>
         </w:rPr>
         <w:t xml:space="preserve">Dirección </w:t>
       </w:r>
@@ -2516,7 +3270,6 @@
           <w:rFonts w:ascii="Garamond" w:hAnsi="Garamond"/>
           <w:b w:val="0"/>
           <w:spacing w:val="-12"/>
-          <w:szCs w:val="22"/>
         </w:rPr>
         <w:t>Ejecutiva</w:t>
       </w:r>
@@ -2525,15 +3278,13 @@
           <w:rFonts w:ascii="Garamond" w:hAnsi="Garamond"/>
           <w:b w:val="0"/>
           <w:spacing w:val="-8"/>
-          <w:szCs w:val="22"/>
-        </w:rPr>
-        <w:t xml:space="preserve"> </w:t>
-      </w:r>
-      <w:r>
-        <w:rPr>
-          <w:rFonts w:ascii="Garamond" w:hAnsi="Garamond"/>
-          <w:b w:val="0"/>
-          <w:szCs w:val="22"/>
+        </w:rPr>
+        <w:t xml:space="preserve"> </w:t>
+      </w:r>
+      <w:r>
+        <w:rPr>
+          <w:rFonts w:ascii="Garamond" w:hAnsi="Garamond"/>
+          <w:b w:val="0"/>
         </w:rPr>
         <w:t>del</w:t>
       </w:r>
@@ -2542,15 +3293,13 @@
           <w:rFonts w:ascii="Garamond" w:hAnsi="Garamond"/>
           <w:b w:val="0"/>
           <w:spacing w:val="-13"/>
-          <w:szCs w:val="22"/>
-        </w:rPr>
-        <w:t xml:space="preserve"> </w:t>
-      </w:r>
-      <w:r>
-        <w:rPr>
-          <w:rFonts w:ascii="Garamond" w:hAnsi="Garamond"/>
-          <w:b w:val="0"/>
-          <w:szCs w:val="22"/>
+        </w:rPr>
+        <w:t xml:space="preserve"> </w:t>
+      </w:r>
+      <w:r>
+        <w:rPr>
+          <w:rFonts w:ascii="Garamond" w:hAnsi="Garamond"/>
+          <w:b w:val="0"/>
         </w:rPr>
         <w:t>CEID</w:t>
       </w:r>
@@ -2559,15 +3308,13 @@
           <w:rFonts w:ascii="Garamond" w:hAnsi="Garamond"/>
           <w:b w:val="0"/>
           <w:spacing w:val="-9"/>
-          <w:szCs w:val="22"/>
-        </w:rPr>
-        <w:t xml:space="preserve"> </w:t>
-      </w:r>
-      <w:r>
-        <w:rPr>
-          <w:rFonts w:ascii="Garamond" w:hAnsi="Garamond"/>
-          <w:b w:val="0"/>
-          <w:szCs w:val="22"/>
+        </w:rPr>
+        <w:t xml:space="preserve"> </w:t>
+      </w:r>
+      <w:r>
+        <w:rPr>
+          <w:rFonts w:ascii="Garamond" w:hAnsi="Garamond"/>
+          <w:b w:val="0"/>
         </w:rPr>
         <w:t>–</w:t>
       </w:r>
@@ -2576,16 +3323,14 @@
           <w:rFonts w:ascii="Garamond" w:hAnsi="Garamond"/>
           <w:b w:val="0"/>
           <w:spacing w:val="-14"/>
-          <w:szCs w:val="22"/>
-        </w:rPr>
-        <w:t xml:space="preserve"> </w:t>
-      </w:r>
-      <w:r>
-        <w:rPr>
-          <w:rFonts w:ascii="Garamond" w:hAnsi="Garamond"/>
-          <w:b w:val="0"/>
-          <w:spacing w:val="-2"/>
-          <w:szCs w:val="22"/>
+        </w:rPr>
+        <w:t xml:space="preserve"> </w:t>
+      </w:r>
+      <w:r>
+        <w:rPr>
+          <w:rFonts w:ascii="Garamond" w:hAnsi="Garamond"/>
+          <w:b w:val="0"/>
+          <w:spacing w:val="-2"/>
         </w:rPr>
         <w:t>FLCH.</w:t>
       </w:r>
@@ -2596,8 +3341,6 @@
         <w:spacing w:line="276" w:lineRule="auto"/>
         <w:rPr>
           <w:rFonts w:ascii="Garamond" w:hAnsi="Garamond"/>
-          <w:sz w:val="22"/>
-          <w:szCs w:val="22"/>
           <w:u w:val="single"/>
         </w:rPr>
       </w:pPr>
@@ -2608,8 +3351,6 @@
         <w:spacing w:line="276" w:lineRule="auto"/>
         <w:rPr>
           <w:rFonts w:ascii="Garamond" w:hAnsi="Garamond"/>
-          <w:sz w:val="22"/>
-          <w:szCs w:val="22"/>
           <w:u w:val="single"/>
         </w:rPr>
       </w:pPr>
@@ -2620,8 +3361,6 @@
         <w:spacing w:line="276" w:lineRule="auto"/>
         <w:rPr>
           <w:rFonts w:ascii="Garamond" w:hAnsi="Garamond"/>
-          <w:sz w:val="22"/>
-          <w:szCs w:val="22"/>
           <w:u w:val="single"/>
         </w:rPr>
       </w:pPr>
@@ -2632,8 +3371,36 @@
         <w:spacing w:line="276" w:lineRule="auto"/>
         <w:rPr>
           <w:rFonts w:ascii="Garamond" w:hAnsi="Garamond"/>
-          <w:sz w:val="22"/>
-          <w:szCs w:val="22"/>
+          <w:u w:val="single"/>
+        </w:rPr>
+      </w:pPr>
+    </w:p>
+    <w:p>
+      <w:pPr>
+        <w:pStyle w:val="Textoindependiente"/>
+        <w:spacing w:line="276" w:lineRule="auto"/>
+        <w:rPr>
+          <w:rFonts w:ascii="Garamond" w:hAnsi="Garamond"/>
+          <w:u w:val="single"/>
+        </w:rPr>
+      </w:pPr>
+    </w:p>
+    <w:p>
+      <w:pPr>
+        <w:pStyle w:val="Textoindependiente"/>
+        <w:spacing w:line="276" w:lineRule="auto"/>
+        <w:rPr>
+          <w:rFonts w:ascii="Garamond" w:hAnsi="Garamond"/>
+          <w:u w:val="single"/>
+        </w:rPr>
+      </w:pPr>
+    </w:p>
+    <w:p>
+      <w:pPr>
+        <w:pStyle w:val="Textoindependiente"/>
+        <w:spacing w:line="276" w:lineRule="auto"/>
+        <w:rPr>
+          <w:rFonts w:ascii="Garamond" w:hAnsi="Garamond"/>
           <w:u w:val="single"/>
         </w:rPr>
       </w:pPr>
@@ -2646,16 +3413,12 @@
         <w:rPr>
           <w:rFonts w:ascii="Garamond" w:hAnsi="Garamond"/>
           <w:b/>
-          <w:sz w:val="24"/>
-          <w:szCs w:val="22"/>
         </w:rPr>
       </w:pPr>
       <w:r>
         <w:rPr>
           <w:rFonts w:ascii="Garamond" w:hAnsi="Garamond"/>
           <w:b/>
-          <w:sz w:val="24"/>
-          <w:szCs w:val="22"/>
         </w:rPr>
         <w:t>Dr</w:t>
       </w:r>
@@ -2663,8 +3426,6 @@
         <w:rPr>
           <w:rFonts w:ascii="Garamond" w:hAnsi="Garamond"/>
           <w:b/>
-          <w:sz w:val="24"/>
-          <w:szCs w:val="22"/>
         </w:rPr>
         <w:t xml:space="preserve">. </w:t>
       </w:r>
@@ -2672,62 +3433,9 @@
         <w:rPr>
           <w:rFonts w:ascii="Garamond" w:hAnsi="Garamond"/>
           <w:b/>
-          <w:sz w:val="24"/>
-          <w:szCs w:val="22"/>
-        </w:rPr>
-        <w:t xml:space="preserve">Guillaume </w:t>
-      </w:r>
-      <w:proofErr w:type="spellStart"/>
-      <w:r>
-        <w:rPr>
-          <w:rFonts w:ascii="Garamond" w:hAnsi="Garamond"/>
-          <w:b/>
-          <w:sz w:val="24"/>
-          <w:szCs w:val="22"/>
-        </w:rPr>
-        <w:t>Yannick</w:t>
-      </w:r>
-      <w:proofErr w:type="spellEnd"/>
-      <w:r>
-        <w:rPr>
-          <w:rFonts w:ascii="Garamond" w:hAnsi="Garamond"/>
-          <w:b/>
-          <w:sz w:val="24"/>
-          <w:szCs w:val="22"/>
-        </w:rPr>
-        <w:t xml:space="preserve"> </w:t>
-      </w:r>
-      <w:proofErr w:type="spellStart"/>
-      <w:r>
-        <w:rPr>
-          <w:rFonts w:ascii="Garamond" w:hAnsi="Garamond"/>
-          <w:b/>
-          <w:sz w:val="24"/>
-          <w:szCs w:val="22"/>
-        </w:rPr>
-        <w:t>Serge</w:t>
-      </w:r>
-      <w:proofErr w:type="spellEnd"/>
-      <w:r>
-        <w:rPr>
-          <w:rFonts w:ascii="Garamond" w:hAnsi="Garamond"/>
-          <w:b/>
-          <w:sz w:val="24"/>
-          <w:szCs w:val="22"/>
-        </w:rPr>
-        <w:t xml:space="preserve"> </w:t>
-      </w:r>
-      <w:proofErr w:type="spellStart"/>
-      <w:r>
-        <w:rPr>
-          <w:rFonts w:ascii="Garamond" w:hAnsi="Garamond"/>
-          <w:b/>
-          <w:sz w:val="24"/>
-          <w:szCs w:val="22"/>
-        </w:rPr>
-        <w:t>Oisel</w:t>
-      </w:r>
-      <w:proofErr w:type="spellEnd"/>
+        </w:rPr>
+        <w:t>Guillaume Yannick Serge Oisel</w:t>
+      </w:r>
     </w:p>
     <w:p>
       <w:pPr>
@@ -2736,33 +3444,29 @@
         <w:jc w:val="center"/>
         <w:rPr>
           <w:rFonts w:ascii="Garamond" w:hAnsi="Garamond"/>
-          <w:sz w:val="24"/>
-        </w:rPr>
-      </w:pPr>
-      <w:r>
-        <w:rPr>
-          <w:rFonts w:ascii="Garamond" w:hAnsi="Garamond"/>
-          <w:sz w:val="24"/>
-        </w:rPr>
-        <w:t>Director de la Dirección Ejecutiva</w:t>
-      </w:r>
-    </w:p>
-    <w:p>
-      <w:pPr>
-        <w:pStyle w:val="Textoindependiente"/>
-        <w:spacing w:line="276" w:lineRule="auto"/>
-        <w:jc w:val="center"/>
-        <w:rPr>
-          <w:rFonts w:ascii="Garamond" w:hAnsi="Garamond"/>
-          <w:sz w:val="24"/>
-          <w:szCs w:val="22"/>
-        </w:rPr>
-      </w:pPr>
-      <w:r>
-        <w:rPr>
-          <w:rFonts w:ascii="Garamond" w:hAnsi="Garamond"/>
-          <w:sz w:val="24"/>
-          <w:szCs w:val="22"/>
+        </w:rPr>
+      </w:pPr>
+      <w:r>
+        <w:rPr>
+          <w:rFonts w:ascii="Garamond" w:hAnsi="Garamond"/>
+        </w:rPr>
+        <w:t>Director Ejecutiv</w:t>
+      </w:r>
+      <w:r>
+        <w:rPr>
+          <w:rFonts w:ascii="Garamond" w:hAnsi="Garamond"/>
+        </w:rPr>
+        <w:t>o</w:t>
+      </w:r>
+      <w:r>
+        <w:rPr>
+          <w:rFonts w:ascii="Garamond" w:hAnsi="Garamond"/>
+        </w:rPr>
+        <w:t xml:space="preserve"> del </w:t>
+      </w:r>
+      <w:r>
+        <w:rPr>
+          <w:rFonts w:ascii="Garamond" w:hAnsi="Garamond"/>
         </w:rPr>
         <w:t>Centro de Idiomas de la UNMSM</w:t>
       </w:r>
@@ -2775,6 +3479,8 @@
         <w:rPr>
           <w:rFonts w:ascii="Garamond" w:hAnsi="Garamond"/>
           <w:spacing w:val="-2"/>
+          <w:sz w:val="20"/>
+          <w:szCs w:val="20"/>
         </w:rPr>
       </w:pPr>
     </w:p>
@@ -2790,7 +3496,7 @@
 </file>
 
 <file path=word/endnotes.xml><?xml version="1.0" encoding="utf-8"?>
-<w:endnotes xmlns:wpc="http://schemas.microsoft.com/office/word/2010/wordprocessingCanvas" xmlns:cx="http://schemas.microsoft.com/office/drawing/2014/chartex" xmlns:mc="http://schemas.openxmlformats.org/markup-compatibility/2006" xmlns:o="urn:schemas-microsoft-com:office:office" xmlns:r="http://schemas.openxmlformats.org/officeDocument/2006/relationships" xmlns:m="http://schemas.openxmlformats.org/officeDocument/2006/math" xmlns:v="urn:schemas-microsoft-com:vml" xmlns:wp14="http://schemas.microsoft.com/office/word/2010/wordprocessingDrawing" xmlns:wp="http://schemas.openxmlformats.org/drawingml/2006/wordprocessingDrawing" xmlns:w10="urn:schemas-microsoft-com:office:word" xmlns:w="http://schemas.openxmlformats.org/wordprocessingml/2006/main" xmlns:w14="http://schemas.microsoft.com/office/word/2010/wordml" xmlns:w15="http://schemas.microsoft.com/office/word/2012/wordml" xmlns:w16se="http://schemas.microsoft.com/office/word/2015/wordml/symex" xmlns:wpg="http://schemas.microsoft.com/office/word/2010/wordprocessingGroup" xmlns:wpi="http://schemas.microsoft.com/office/word/2010/wordprocessingInk" xmlns:wne="http://schemas.microsoft.com/office/word/2006/wordml" xmlns:wps="http://schemas.microsoft.com/office/word/2010/wordprocessingShape" mc:Ignorable="w14 w15 w16se wp14">
+<w:endnotes xmlns:wpc="http://schemas.microsoft.com/office/word/2010/wordprocessingCanvas" xmlns:cx="http://schemas.microsoft.com/office/drawing/2014/chartex" xmlns:cx1="http://schemas.microsoft.com/office/drawing/2015/9/8/chartex" xmlns:cx2="http://schemas.microsoft.com/office/drawing/2015/10/21/chartex" xmlns:cx3="http://schemas.microsoft.com/office/drawing/2016/5/9/chartex" xmlns:cx4="http://schemas.microsoft.com/office/drawing/2016/5/10/chartex" xmlns:cx5="http://schemas.microsoft.com/office/drawing/2016/5/11/chartex" xmlns:cx6="http://schemas.microsoft.com/office/drawing/2016/5/12/chartex" xmlns:cx7="http://schemas.microsoft.com/office/drawing/2016/5/13/chartex" xmlns:cx8="http://schemas.microsoft.com/office/drawing/2016/5/14/chartex" xmlns:mc="http://schemas.openxmlformats.org/markup-compatibility/2006" xmlns:aink="http://schemas.microsoft.com/office/drawing/2016/ink" xmlns:am3d="http://schemas.microsoft.com/office/drawing/2017/model3d" xmlns:o="urn:schemas-microsoft-com:office:office" xmlns:oel="http://schemas.microsoft.com/office/2019/extlst" xmlns:r="http://schemas.openxmlformats.org/officeDocument/2006/relationships" xmlns:m="http://schemas.openxmlformats.org/officeDocument/2006/math" xmlns:v="urn:schemas-microsoft-com:vml" xmlns:wp14="http://schemas.microsoft.com/office/word/2010/wordprocessingDrawing" xmlns:wp="http://schemas.openxmlformats.org/drawingml/2006/wordprocessingDrawing" xmlns:w10="urn:schemas-microsoft-com:office:word" xmlns:w="http://schemas.openxmlformats.org/wordprocessingml/2006/main" xmlns:w14="http://schemas.microsoft.com/office/word/2010/wordml" xmlns:w15="http://schemas.microsoft.com/office/word/2012/wordml" xmlns:w16cex="http://schemas.microsoft.com/office/word/2018/wordml/cex" xmlns:w16cid="http://schemas.microsoft.com/office/word/2016/wordml/cid" xmlns:w16="http://schemas.microsoft.com/office/word/2018/wordml" xmlns:w16du="http://schemas.microsoft.com/office/word/2023/wordml/word16du" xmlns:w16sdtdh="http://schemas.microsoft.com/office/word/2020/wordml/sdtdatahash" xmlns:w16sdtfl="http://schemas.microsoft.com/office/word/2024/wordml/sdtformatlock" xmlns:w16se="http://schemas.microsoft.com/office/word/2015/wordml/symex" xmlns:wpg="http://schemas.microsoft.com/office/word/2010/wordprocessingGroup" xmlns:wpi="http://schemas.microsoft.com/office/word/2010/wordprocessingInk" xmlns:wne="http://schemas.microsoft.com/office/word/2006/wordml" xmlns:wps="http://schemas.microsoft.com/office/word/2010/wordprocessingShape" mc:Ignorable="w14 w15 w16se w16cid w16 w16cex w16sdtdh w16sdtfl w16du wp14">
   <w:endnote w:type="separator" w:id="-1">
     <w:p>
       <w:r>
@@ -2809,7 +3515,7 @@
 </file>
 
 <file path=word/footnotes.xml><?xml version="1.0" encoding="utf-8"?>
-<w:footnotes xmlns:wpc="http://schemas.microsoft.com/office/word/2010/wordprocessingCanvas" xmlns:cx="http://schemas.microsoft.com/office/drawing/2014/chartex" xmlns:mc="http://schemas.openxmlformats.org/markup-compatibility/2006" xmlns:o="urn:schemas-microsoft-com:office:office" xmlns:r="http://schemas.openxmlformats.org/officeDocument/2006/relationships" xmlns:m="http://schemas.openxmlformats.org/officeDocument/2006/math" xmlns:v="urn:schemas-microsoft-com:vml" xmlns:wp14="http://schemas.microsoft.com/office/word/2010/wordprocessingDrawing" xmlns:wp="http://schemas.openxmlformats.org/drawingml/2006/wordprocessingDrawing" xmlns:w10="urn:schemas-microsoft-com:office:word" xmlns:w="http://schemas.openxmlformats.org/wordprocessingml/2006/main" xmlns:w14="http://schemas.microsoft.com/office/word/2010/wordml" xmlns:w15="http://schemas.microsoft.com/office/word/2012/wordml" xmlns:w16se="http://schemas.microsoft.com/office/word/2015/wordml/symex" xmlns:wpg="http://schemas.microsoft.com/office/word/2010/wordprocessingGroup" xmlns:wpi="http://schemas.microsoft.com/office/word/2010/wordprocessingInk" xmlns:wne="http://schemas.microsoft.com/office/word/2006/wordml" xmlns:wps="http://schemas.microsoft.com/office/word/2010/wordprocessingShape" mc:Ignorable="w14 w15 w16se wp14">
+<w:footnotes xmlns:wpc="http://schemas.microsoft.com/office/word/2010/wordprocessingCanvas" xmlns:cx="http://schemas.microsoft.com/office/drawing/2014/chartex" xmlns:cx1="http://schemas.microsoft.com/office/drawing/2015/9/8/chartex" xmlns:cx2="http://schemas.microsoft.com/office/drawing/2015/10/21/chartex" xmlns:cx3="http://schemas.microsoft.com/office/drawing/2016/5/9/chartex" xmlns:cx4="http://schemas.microsoft.com/office/drawing/2016/5/10/chartex" xmlns:cx5="http://schemas.microsoft.com/office/drawing/2016/5/11/chartex" xmlns:cx6="http://schemas.microsoft.com/office/drawing/2016/5/12/chartex" xmlns:cx7="http://schemas.microsoft.com/office/drawing/2016/5/13/chartex" xmlns:cx8="http://schemas.microsoft.com/office/drawing/2016/5/14/chartex" xmlns:mc="http://schemas.openxmlformats.org/markup-compatibility/2006" xmlns:aink="http://schemas.microsoft.com/office/drawing/2016/ink" xmlns:am3d="http://schemas.microsoft.com/office/drawing/2017/model3d" xmlns:o="urn:schemas-microsoft-com:office:office" xmlns:oel="http://schemas.microsoft.com/office/2019/extlst" xmlns:r="http://schemas.openxmlformats.org/officeDocument/2006/relationships" xmlns:m="http://schemas.openxmlformats.org/officeDocument/2006/math" xmlns:v="urn:schemas-microsoft-com:vml" xmlns:wp14="http://schemas.microsoft.com/office/word/2010/wordprocessingDrawing" xmlns:wp="http://schemas.openxmlformats.org/drawingml/2006/wordprocessingDrawing" xmlns:w10="urn:schemas-microsoft-com:office:word" xmlns:w="http://schemas.openxmlformats.org/wordprocessingml/2006/main" xmlns:w14="http://schemas.microsoft.com/office/word/2010/wordml" xmlns:w15="http://schemas.microsoft.com/office/word/2012/wordml" xmlns:w16cex="http://schemas.microsoft.com/office/word/2018/wordml/cex" xmlns:w16cid="http://schemas.microsoft.com/office/word/2016/wordml/cid" xmlns:w16="http://schemas.microsoft.com/office/word/2018/wordml" xmlns:w16du="http://schemas.microsoft.com/office/word/2023/wordml/word16du" xmlns:w16sdtdh="http://schemas.microsoft.com/office/word/2020/wordml/sdtdatahash" xmlns:w16sdtfl="http://schemas.microsoft.com/office/word/2024/wordml/sdtformatlock" xmlns:w16se="http://schemas.microsoft.com/office/word/2015/wordml/symex" xmlns:wpg="http://schemas.microsoft.com/office/word/2010/wordprocessingGroup" xmlns:wpi="http://schemas.microsoft.com/office/word/2010/wordprocessingInk" xmlns:wne="http://schemas.microsoft.com/office/word/2006/wordml" xmlns:wps="http://schemas.microsoft.com/office/word/2010/wordprocessingShape" mc:Ignorable="w14 w15 w16se w16cid w16 w16cex w16sdtdh w16sdtfl w16du wp14">
   <w:footnote w:type="separator" w:id="-1">
     <w:p>
       <w:r>
@@ -2828,7 +3534,7 @@
 </file>
 
 <file path=word/header1.xml><?xml version="1.0" encoding="utf-8"?>
-<w:hdr xmlns:wpc="http://schemas.microsoft.com/office/word/2010/wordprocessingCanvas" xmlns:cx="http://schemas.microsoft.com/office/drawing/2014/chartex" xmlns:mc="http://schemas.openxmlformats.org/markup-compatibility/2006" xmlns:o="urn:schemas-microsoft-com:office:office" xmlns:r="http://schemas.openxmlformats.org/officeDocument/2006/relationships" xmlns:m="http://schemas.openxmlformats.org/officeDocument/2006/math" xmlns:v="urn:schemas-microsoft-com:vml" xmlns:wp14="http://schemas.microsoft.com/office/word/2010/wordprocessingDrawing" xmlns:wp="http://schemas.openxmlformats.org/drawingml/2006/wordprocessingDrawing" xmlns:w10="urn:schemas-microsoft-com:office:word" xmlns:w="http://schemas.openxmlformats.org/wordprocessingml/2006/main" xmlns:w14="http://schemas.microsoft.com/office/word/2010/wordml" xmlns:w15="http://schemas.microsoft.com/office/word/2012/wordml" xmlns:w16se="http://schemas.microsoft.com/office/word/2015/wordml/symex" xmlns:wpg="http://schemas.microsoft.com/office/word/2010/wordprocessingGroup" xmlns:wpi="http://schemas.microsoft.com/office/word/2010/wordprocessingInk" xmlns:wne="http://schemas.microsoft.com/office/word/2006/wordml" xmlns:wps="http://schemas.microsoft.com/office/word/2010/wordprocessingShape" mc:Ignorable="w14 w15 w16se wp14">
+<w:hdr xmlns:wpc="http://schemas.microsoft.com/office/word/2010/wordprocessingCanvas" xmlns:cx="http://schemas.microsoft.com/office/drawing/2014/chartex" xmlns:cx1="http://schemas.microsoft.com/office/drawing/2015/9/8/chartex" xmlns:cx2="http://schemas.microsoft.com/office/drawing/2015/10/21/chartex" xmlns:cx3="http://schemas.microsoft.com/office/drawing/2016/5/9/chartex" xmlns:cx4="http://schemas.microsoft.com/office/drawing/2016/5/10/chartex" xmlns:cx5="http://schemas.microsoft.com/office/drawing/2016/5/11/chartex" xmlns:cx6="http://schemas.microsoft.com/office/drawing/2016/5/12/chartex" xmlns:cx7="http://schemas.microsoft.com/office/drawing/2016/5/13/chartex" xmlns:cx8="http://schemas.microsoft.com/office/drawing/2016/5/14/chartex" xmlns:mc="http://schemas.openxmlformats.org/markup-compatibility/2006" xmlns:aink="http://schemas.microsoft.com/office/drawing/2016/ink" xmlns:am3d="http://schemas.microsoft.com/office/drawing/2017/model3d" xmlns:o="urn:schemas-microsoft-com:office:office" xmlns:oel="http://schemas.microsoft.com/office/2019/extlst" xmlns:r="http://schemas.openxmlformats.org/officeDocument/2006/relationships" xmlns:m="http://schemas.openxmlformats.org/officeDocument/2006/math" xmlns:v="urn:schemas-microsoft-com:vml" xmlns:wp14="http://schemas.microsoft.com/office/word/2010/wordprocessingDrawing" xmlns:wp="http://schemas.openxmlformats.org/drawingml/2006/wordprocessingDrawing" xmlns:w10="urn:schemas-microsoft-com:office:word" xmlns:w="http://schemas.openxmlformats.org/wordprocessingml/2006/main" xmlns:w14="http://schemas.microsoft.com/office/word/2010/wordml" xmlns:w15="http://schemas.microsoft.com/office/word/2012/wordml" xmlns:w16cex="http://schemas.microsoft.com/office/word/2018/wordml/cex" xmlns:w16cid="http://schemas.microsoft.com/office/word/2016/wordml/cid" xmlns:w16="http://schemas.microsoft.com/office/word/2018/wordml" xmlns:w16du="http://schemas.microsoft.com/office/word/2023/wordml/word16du" xmlns:w16sdtdh="http://schemas.microsoft.com/office/word/2020/wordml/sdtdatahash" xmlns:w16sdtfl="http://schemas.microsoft.com/office/word/2024/wordml/sdtformatlock" xmlns:w16se="http://schemas.microsoft.com/office/word/2015/wordml/symex" xmlns:wpg="http://schemas.microsoft.com/office/word/2010/wordprocessingGroup" xmlns:wpi="http://schemas.microsoft.com/office/word/2010/wordprocessingInk" xmlns:wne="http://schemas.microsoft.com/office/word/2006/wordml" xmlns:wps="http://schemas.microsoft.com/office/word/2010/wordprocessingShape" mc:Ignorable="w14 w15 w16se w16cid w16 w16cex w16sdtdh w16sdtfl w16du wp14">
   <w:p>
     <w:pPr>
       <w:pStyle w:val="Encabezado"/>
@@ -2905,8 +3611,247 @@
 </file>
 
 <file path=word/numbering.xml><?xml version="1.0" encoding="utf-8"?>
-<w:numbering xmlns:wpc="http://schemas.microsoft.com/office/word/2010/wordprocessingCanvas" xmlns:cx="http://schemas.microsoft.com/office/drawing/2014/chartex" xmlns:mc="http://schemas.openxmlformats.org/markup-compatibility/2006" xmlns:o="urn:schemas-microsoft-com:office:office" xmlns:r="http://schemas.openxmlformats.org/officeDocument/2006/relationships" xmlns:m="http://schemas.openxmlformats.org/officeDocument/2006/math" xmlns:v="urn:schemas-microsoft-com:vml" xmlns:wp14="http://schemas.microsoft.com/office/word/2010/wordprocessingDrawing" xmlns:wp="http://schemas.openxmlformats.org/drawingml/2006/wordprocessingDrawing" xmlns:w10="urn:schemas-microsoft-com:office:word" xmlns:w="http://schemas.openxmlformats.org/wordprocessingml/2006/main" xmlns:w14="http://schemas.microsoft.com/office/word/2010/wordml" xmlns:w15="http://schemas.microsoft.com/office/word/2012/wordml" xmlns:w16se="http://schemas.microsoft.com/office/word/2015/wordml/symex" xmlns:wpg="http://schemas.microsoft.com/office/word/2010/wordprocessingGroup" xmlns:wpi="http://schemas.microsoft.com/office/word/2010/wordprocessingInk" xmlns:wne="http://schemas.microsoft.com/office/word/2006/wordml" xmlns:wps="http://schemas.microsoft.com/office/word/2010/wordprocessingShape" mc:Ignorable="w14 w15 w16se wp14">
+<w:numbering xmlns:wpc="http://schemas.microsoft.com/office/word/2010/wordprocessingCanvas" xmlns:cx="http://schemas.microsoft.com/office/drawing/2014/chartex" xmlns:cx1="http://schemas.microsoft.com/office/drawing/2015/9/8/chartex" xmlns:cx2="http://schemas.microsoft.com/office/drawing/2015/10/21/chartex" xmlns:cx3="http://schemas.microsoft.com/office/drawing/2016/5/9/chartex" xmlns:cx4="http://schemas.microsoft.com/office/drawing/2016/5/10/chartex" xmlns:cx5="http://schemas.microsoft.com/office/drawing/2016/5/11/chartex" xmlns:cx6="http://schemas.microsoft.com/office/drawing/2016/5/12/chartex" xmlns:cx7="http://schemas.microsoft.com/office/drawing/2016/5/13/chartex" xmlns:cx8="http://schemas.microsoft.com/office/drawing/2016/5/14/chartex" xmlns:mc="http://schemas.openxmlformats.org/markup-compatibility/2006" xmlns:aink="http://schemas.microsoft.com/office/drawing/2016/ink" xmlns:am3d="http://schemas.microsoft.com/office/drawing/2017/model3d" xmlns:o="urn:schemas-microsoft-com:office:office" xmlns:oel="http://schemas.microsoft.com/office/2019/extlst" xmlns:r="http://schemas.openxmlformats.org/officeDocument/2006/relationships" xmlns:m="http://schemas.openxmlformats.org/officeDocument/2006/math" xmlns:v="urn:schemas-microsoft-com:vml" xmlns:wp14="http://schemas.microsoft.com/office/word/2010/wordprocessingDrawing" xmlns:wp="http://schemas.openxmlformats.org/drawingml/2006/wordprocessingDrawing" xmlns:w10="urn:schemas-microsoft-com:office:word" xmlns:w="http://schemas.openxmlformats.org/wordprocessingml/2006/main" xmlns:w14="http://schemas.microsoft.com/office/word/2010/wordml" xmlns:w15="http://schemas.microsoft.com/office/word/2012/wordml" xmlns:w16cex="http://schemas.microsoft.com/office/word/2018/wordml/cex" xmlns:w16cid="http://schemas.microsoft.com/office/word/2016/wordml/cid" xmlns:w16="http://schemas.microsoft.com/office/word/2018/wordml" xmlns:w16du="http://schemas.microsoft.com/office/word/2023/wordml/word16du" xmlns:w16sdtdh="http://schemas.microsoft.com/office/word/2020/wordml/sdtdatahash" xmlns:w16sdtfl="http://schemas.microsoft.com/office/word/2024/wordml/sdtformatlock" xmlns:w16se="http://schemas.microsoft.com/office/word/2015/wordml/symex" xmlns:wpg="http://schemas.microsoft.com/office/word/2010/wordprocessingGroup" xmlns:wpi="http://schemas.microsoft.com/office/word/2010/wordprocessingInk" xmlns:wne="http://schemas.microsoft.com/office/word/2006/wordml" xmlns:wps="http://schemas.microsoft.com/office/word/2010/wordprocessingShape" mc:Ignorable="w14 w15 w16se w16cid w16 w16cex w16sdtdh w16sdtfl w16du wp14">
   <w:abstractNum w:abstractNumId="0" w15:restartNumberingAfterBreak="0">
+    <w:nsid w:val="495B5C67"/>
+    <w:multiLevelType w:val="hybridMultilevel"/>
+    <w:tmpl w:val="F4FE731E"/>
+    <w:lvl w:ilvl="0" w:tplc="280A000B">
+      <w:start w:val="1"/>
+      <w:numFmt w:val="bullet"/>
+      <w:lvlText w:val=""/>
+      <w:lvlJc w:val="left"/>
+      <w:pPr>
+        <w:ind w:left="1367" w:hanging="360"/>
+      </w:pPr>
+      <w:rPr>
+        <w:rFonts w:ascii="Wingdings" w:hAnsi="Wingdings" w:hint="default"/>
+      </w:rPr>
+    </w:lvl>
+    <w:lvl w:ilvl="1" w:tplc="280A0003" w:tentative="1">
+      <w:start w:val="1"/>
+      <w:numFmt w:val="bullet"/>
+      <w:lvlText w:val="o"/>
+      <w:lvlJc w:val="left"/>
+      <w:pPr>
+        <w:ind w:left="2087" w:hanging="360"/>
+      </w:pPr>
+      <w:rPr>
+        <w:rFonts w:ascii="Courier New" w:hAnsi="Courier New" w:cs="Courier New" w:hint="default"/>
+      </w:rPr>
+    </w:lvl>
+    <w:lvl w:ilvl="2" w:tplc="280A0005" w:tentative="1">
+      <w:start w:val="1"/>
+      <w:numFmt w:val="bullet"/>
+      <w:lvlText w:val=""/>
+      <w:lvlJc w:val="left"/>
+      <w:pPr>
+        <w:ind w:left="2807" w:hanging="360"/>
+      </w:pPr>
+      <w:rPr>
+        <w:rFonts w:ascii="Wingdings" w:hAnsi="Wingdings" w:hint="default"/>
+      </w:rPr>
+    </w:lvl>
+    <w:lvl w:ilvl="3" w:tplc="280A0001" w:tentative="1">
+      <w:start w:val="1"/>
+      <w:numFmt w:val="bullet"/>
+      <w:lvlText w:val=""/>
+      <w:lvlJc w:val="left"/>
+      <w:pPr>
+        <w:ind w:left="3527" w:hanging="360"/>
+      </w:pPr>
+      <w:rPr>
+        <w:rFonts w:ascii="Symbol" w:hAnsi="Symbol" w:hint="default"/>
+      </w:rPr>
+    </w:lvl>
+    <w:lvl w:ilvl="4" w:tplc="280A0003" w:tentative="1">
+      <w:start w:val="1"/>
+      <w:numFmt w:val="bullet"/>
+      <w:lvlText w:val="o"/>
+      <w:lvlJc w:val="left"/>
+      <w:pPr>
+        <w:ind w:left="4247" w:hanging="360"/>
+      </w:pPr>
+      <w:rPr>
+        <w:rFonts w:ascii="Courier New" w:hAnsi="Courier New" w:cs="Courier New" w:hint="default"/>
+      </w:rPr>
+    </w:lvl>
+    <w:lvl w:ilvl="5" w:tplc="280A0005" w:tentative="1">
+      <w:start w:val="1"/>
+      <w:numFmt w:val="bullet"/>
+      <w:lvlText w:val=""/>
+      <w:lvlJc w:val="left"/>
+      <w:pPr>
+        <w:ind w:left="4967" w:hanging="360"/>
+      </w:pPr>
+      <w:rPr>
+        <w:rFonts w:ascii="Wingdings" w:hAnsi="Wingdings" w:hint="default"/>
+      </w:rPr>
+    </w:lvl>
+    <w:lvl w:ilvl="6" w:tplc="280A0001" w:tentative="1">
+      <w:start w:val="1"/>
+      <w:numFmt w:val="bullet"/>
+      <w:lvlText w:val=""/>
+      <w:lvlJc w:val="left"/>
+      <w:pPr>
+        <w:ind w:left="5687" w:hanging="360"/>
+      </w:pPr>
+      <w:rPr>
+        <w:rFonts w:ascii="Symbol" w:hAnsi="Symbol" w:hint="default"/>
+      </w:rPr>
+    </w:lvl>
+    <w:lvl w:ilvl="7" w:tplc="280A0003" w:tentative="1">
+      <w:start w:val="1"/>
+      <w:numFmt w:val="bullet"/>
+      <w:lvlText w:val="o"/>
+      <w:lvlJc w:val="left"/>
+      <w:pPr>
+        <w:ind w:left="6407" w:hanging="360"/>
+      </w:pPr>
+      <w:rPr>
+        <w:rFonts w:ascii="Courier New" w:hAnsi="Courier New" w:cs="Courier New" w:hint="default"/>
+      </w:rPr>
+    </w:lvl>
+    <w:lvl w:ilvl="8" w:tplc="280A0005" w:tentative="1">
+      <w:start w:val="1"/>
+      <w:numFmt w:val="bullet"/>
+      <w:lvlText w:val=""/>
+      <w:lvlJc w:val="left"/>
+      <w:pPr>
+        <w:ind w:left="7127" w:hanging="360"/>
+      </w:pPr>
+      <w:rPr>
+        <w:rFonts w:ascii="Wingdings" w:hAnsi="Wingdings" w:hint="default"/>
+      </w:rPr>
+    </w:lvl>
+  </w:abstractNum>
+  <w:abstractNum w:abstractNumId="1" w15:restartNumberingAfterBreak="0">
+    <w:nsid w:val="53106132"/>
+    <w:multiLevelType w:val="hybridMultilevel"/>
+    <w:tmpl w:val="22603F04"/>
+    <w:lvl w:ilvl="0" w:tplc="E668D364">
+      <w:start w:val="1"/>
+      <w:numFmt w:val="upperRoman"/>
+      <w:lvlText w:val="%1."/>
+      <w:lvlJc w:val="left"/>
+      <w:pPr>
+        <w:ind w:left="647" w:hanging="538"/>
+        <w:jc w:val="left"/>
+      </w:pPr>
+      <w:rPr>
+        <w:rFonts w:ascii="Arial" w:eastAsia="Arial" w:hAnsi="Arial" w:cs="Arial" w:hint="default"/>
+        <w:b/>
+        <w:bCs/>
+        <w:color w:val="201E1E"/>
+        <w:spacing w:val="-1"/>
+        <w:w w:val="91"/>
+        <w:sz w:val="19"/>
+        <w:szCs w:val="19"/>
+        <w:lang w:val="es-ES" w:eastAsia="en-US" w:bidi="ar-SA"/>
+      </w:rPr>
+    </w:lvl>
+    <w:lvl w:ilvl="1" w:tplc="3EF6E058">
+      <w:numFmt w:val="bullet"/>
+      <w:lvlText w:val=""/>
+      <w:lvlJc w:val="left"/>
+      <w:pPr>
+        <w:ind w:left="1007" w:hanging="363"/>
+      </w:pPr>
+      <w:rPr>
+        <w:rFonts w:ascii="Symbol" w:eastAsia="Symbol" w:hAnsi="Symbol" w:cs="Symbol" w:hint="default"/>
+        <w:color w:val="221F1F"/>
+        <w:w w:val="97"/>
+        <w:sz w:val="20"/>
+        <w:szCs w:val="20"/>
+        <w:lang w:val="es-ES" w:eastAsia="en-US" w:bidi="ar-SA"/>
+      </w:rPr>
+    </w:lvl>
+    <w:lvl w:ilvl="2" w:tplc="37DC71CA">
+      <w:numFmt w:val="bullet"/>
+      <w:lvlText w:val="•"/>
+      <w:lvlJc w:val="left"/>
+      <w:pPr>
+        <w:ind w:left="1942" w:hanging="363"/>
+      </w:pPr>
+      <w:rPr>
+        <w:rFonts w:hint="default"/>
+        <w:lang w:val="es-ES" w:eastAsia="en-US" w:bidi="ar-SA"/>
+      </w:rPr>
+    </w:lvl>
+    <w:lvl w:ilvl="3" w:tplc="DD34BFDE">
+      <w:numFmt w:val="bullet"/>
+      <w:lvlText w:val="•"/>
+      <w:lvlJc w:val="left"/>
+      <w:pPr>
+        <w:ind w:left="2884" w:hanging="363"/>
+      </w:pPr>
+      <w:rPr>
+        <w:rFonts w:hint="default"/>
+        <w:lang w:val="es-ES" w:eastAsia="en-US" w:bidi="ar-SA"/>
+      </w:rPr>
+    </w:lvl>
+    <w:lvl w:ilvl="4" w:tplc="5BCAADCE">
+      <w:numFmt w:val="bullet"/>
+      <w:lvlText w:val="•"/>
+      <w:lvlJc w:val="left"/>
+      <w:pPr>
+        <w:ind w:left="3826" w:hanging="363"/>
+      </w:pPr>
+      <w:rPr>
+        <w:rFonts w:hint="default"/>
+        <w:lang w:val="es-ES" w:eastAsia="en-US" w:bidi="ar-SA"/>
+      </w:rPr>
+    </w:lvl>
+    <w:lvl w:ilvl="5" w:tplc="546AD2E6">
+      <w:numFmt w:val="bullet"/>
+      <w:lvlText w:val="•"/>
+      <w:lvlJc w:val="left"/>
+      <w:pPr>
+        <w:ind w:left="4768" w:hanging="363"/>
+      </w:pPr>
+      <w:rPr>
+        <w:rFonts w:hint="default"/>
+        <w:lang w:val="es-ES" w:eastAsia="en-US" w:bidi="ar-SA"/>
+      </w:rPr>
+    </w:lvl>
+    <w:lvl w:ilvl="6" w:tplc="58646D30">
+      <w:numFmt w:val="bullet"/>
+      <w:lvlText w:val="•"/>
+      <w:lvlJc w:val="left"/>
+      <w:pPr>
+        <w:ind w:left="5711" w:hanging="363"/>
+      </w:pPr>
+      <w:rPr>
+        <w:rFonts w:hint="default"/>
+        <w:lang w:val="es-ES" w:eastAsia="en-US" w:bidi="ar-SA"/>
+      </w:rPr>
+    </w:lvl>
+    <w:lvl w:ilvl="7" w:tplc="671C10AE">
+      <w:numFmt w:val="bullet"/>
+      <w:lvlText w:val="•"/>
+      <w:lvlJc w:val="left"/>
+      <w:pPr>
+        <w:ind w:left="6653" w:hanging="363"/>
+      </w:pPr>
+      <w:rPr>
+        <w:rFonts w:hint="default"/>
+        <w:lang w:val="es-ES" w:eastAsia="en-US" w:bidi="ar-SA"/>
+      </w:rPr>
+    </w:lvl>
+    <w:lvl w:ilvl="8" w:tplc="5D82AAB2">
+      <w:numFmt w:val="bullet"/>
+      <w:lvlText w:val="•"/>
+      <w:lvlJc w:val="left"/>
+      <w:pPr>
+        <w:ind w:left="7595" w:hanging="363"/>
+      </w:pPr>
+      <w:rPr>
+        <w:rFonts w:hint="default"/>
+        <w:lang w:val="es-ES" w:eastAsia="en-US" w:bidi="ar-SA"/>
+      </w:rPr>
+    </w:lvl>
+  </w:abstractNum>
+  <w:abstractNum w:abstractNumId="2" w15:restartNumberingAfterBreak="0">
     <w:nsid w:val="568B6821"/>
     <w:multiLevelType w:val="hybridMultilevel"/>
     <w:tmpl w:val="0BF891BE"/>
@@ -3028,7 +3973,7 @@
       </w:rPr>
     </w:lvl>
   </w:abstractNum>
-  <w:abstractNum w:abstractNumId="1" w15:restartNumberingAfterBreak="0">
+  <w:abstractNum w:abstractNumId="3" w15:restartNumberingAfterBreak="0">
     <w:nsid w:val="77D44D8A"/>
     <w:multiLevelType w:val="hybridMultilevel"/>
     <w:tmpl w:val="FBB4E244"/>
@@ -3114,17 +4059,139 @@
       </w:pPr>
     </w:lvl>
   </w:abstractNum>
-  <w:num w:numId="1">
+  <w:abstractNum w:abstractNumId="4" w15:restartNumberingAfterBreak="0">
+    <w:nsid w:val="7DF60ACD"/>
+    <w:multiLevelType w:val="hybridMultilevel"/>
+    <w:tmpl w:val="0002AEBE"/>
+    <w:lvl w:ilvl="0" w:tplc="B5086D72">
+      <w:start w:val="1"/>
+      <w:numFmt w:val="bullet"/>
+      <w:lvlText w:val="-"/>
+      <w:lvlJc w:val="left"/>
+      <w:pPr>
+        <w:ind w:left="1367" w:hanging="360"/>
+      </w:pPr>
+      <w:rPr>
+        <w:rFonts w:ascii="Verdana" w:hAnsi="Verdana" w:hint="default"/>
+      </w:rPr>
+    </w:lvl>
+    <w:lvl w:ilvl="1" w:tplc="280A0003" w:tentative="1">
+      <w:start w:val="1"/>
+      <w:numFmt w:val="bullet"/>
+      <w:lvlText w:val="o"/>
+      <w:lvlJc w:val="left"/>
+      <w:pPr>
+        <w:ind w:left="2087" w:hanging="360"/>
+      </w:pPr>
+      <w:rPr>
+        <w:rFonts w:ascii="Courier New" w:hAnsi="Courier New" w:cs="Courier New" w:hint="default"/>
+      </w:rPr>
+    </w:lvl>
+    <w:lvl w:ilvl="2" w:tplc="280A0005" w:tentative="1">
+      <w:start w:val="1"/>
+      <w:numFmt w:val="bullet"/>
+      <w:lvlText w:val=""/>
+      <w:lvlJc w:val="left"/>
+      <w:pPr>
+        <w:ind w:left="2807" w:hanging="360"/>
+      </w:pPr>
+      <w:rPr>
+        <w:rFonts w:ascii="Wingdings" w:hAnsi="Wingdings" w:hint="default"/>
+      </w:rPr>
+    </w:lvl>
+    <w:lvl w:ilvl="3" w:tplc="280A0001" w:tentative="1">
+      <w:start w:val="1"/>
+      <w:numFmt w:val="bullet"/>
+      <w:lvlText w:val=""/>
+      <w:lvlJc w:val="left"/>
+      <w:pPr>
+        <w:ind w:left="3527" w:hanging="360"/>
+      </w:pPr>
+      <w:rPr>
+        <w:rFonts w:ascii="Symbol" w:hAnsi="Symbol" w:hint="default"/>
+      </w:rPr>
+    </w:lvl>
+    <w:lvl w:ilvl="4" w:tplc="280A0003" w:tentative="1">
+      <w:start w:val="1"/>
+      <w:numFmt w:val="bullet"/>
+      <w:lvlText w:val="o"/>
+      <w:lvlJc w:val="left"/>
+      <w:pPr>
+        <w:ind w:left="4247" w:hanging="360"/>
+      </w:pPr>
+      <w:rPr>
+        <w:rFonts w:ascii="Courier New" w:hAnsi="Courier New" w:cs="Courier New" w:hint="default"/>
+      </w:rPr>
+    </w:lvl>
+    <w:lvl w:ilvl="5" w:tplc="280A0005" w:tentative="1">
+      <w:start w:val="1"/>
+      <w:numFmt w:val="bullet"/>
+      <w:lvlText w:val=""/>
+      <w:lvlJc w:val="left"/>
+      <w:pPr>
+        <w:ind w:left="4967" w:hanging="360"/>
+      </w:pPr>
+      <w:rPr>
+        <w:rFonts w:ascii="Wingdings" w:hAnsi="Wingdings" w:hint="default"/>
+      </w:rPr>
+    </w:lvl>
+    <w:lvl w:ilvl="6" w:tplc="280A0001" w:tentative="1">
+      <w:start w:val="1"/>
+      <w:numFmt w:val="bullet"/>
+      <w:lvlText w:val=""/>
+      <w:lvlJc w:val="left"/>
+      <w:pPr>
+        <w:ind w:left="5687" w:hanging="360"/>
+      </w:pPr>
+      <w:rPr>
+        <w:rFonts w:ascii="Symbol" w:hAnsi="Symbol" w:hint="default"/>
+      </w:rPr>
+    </w:lvl>
+    <w:lvl w:ilvl="7" w:tplc="280A0003" w:tentative="1">
+      <w:start w:val="1"/>
+      <w:numFmt w:val="bullet"/>
+      <w:lvlText w:val="o"/>
+      <w:lvlJc w:val="left"/>
+      <w:pPr>
+        <w:ind w:left="6407" w:hanging="360"/>
+      </w:pPr>
+      <w:rPr>
+        <w:rFonts w:ascii="Courier New" w:hAnsi="Courier New" w:cs="Courier New" w:hint="default"/>
+      </w:rPr>
+    </w:lvl>
+    <w:lvl w:ilvl="8" w:tplc="280A0005" w:tentative="1">
+      <w:start w:val="1"/>
+      <w:numFmt w:val="bullet"/>
+      <w:lvlText w:val=""/>
+      <w:lvlJc w:val="left"/>
+      <w:pPr>
+        <w:ind w:left="7127" w:hanging="360"/>
+      </w:pPr>
+      <w:rPr>
+        <w:rFonts w:ascii="Wingdings" w:hAnsi="Wingdings" w:hint="default"/>
+      </w:rPr>
+    </w:lvl>
+  </w:abstractNum>
+  <w:num w:numId="1" w16cid:durableId="1946159017">
+    <w:abstractNumId w:val="2"/>
+  </w:num>
+  <w:num w:numId="2" w16cid:durableId="700055591">
+    <w:abstractNumId w:val="3"/>
+  </w:num>
+  <w:num w:numId="3" w16cid:durableId="333846634">
+    <w:abstractNumId w:val="1"/>
+  </w:num>
+  <w:num w:numId="4" w16cid:durableId="944117210">
     <w:abstractNumId w:val="0"/>
   </w:num>
-  <w:num w:numId="2">
-    <w:abstractNumId w:val="1"/>
+  <w:num w:numId="5" w16cid:durableId="1252154809">
+    <w:abstractNumId w:val="4"/>
   </w:num>
 </w:numbering>
 </file>
 
 <file path=word/styles.xml><?xml version="1.0" encoding="utf-8"?>
-<w:styles xmlns:mc="http://schemas.openxmlformats.org/markup-compatibility/2006" xmlns:r="http://schemas.openxmlformats.org/officeDocument/2006/relationships" xmlns:w="http://schemas.openxmlformats.org/wordprocessingml/2006/main" xmlns:w14="http://schemas.microsoft.com/office/word/2010/wordml" xmlns:w15="http://schemas.microsoft.com/office/word/2012/wordml" xmlns:w16se="http://schemas.microsoft.com/office/word/2015/wordml/symex" mc:Ignorable="w14 w15 w16se">
+<w:styles xmlns:mc="http://schemas.openxmlformats.org/markup-compatibility/2006" xmlns:r="http://schemas.openxmlformats.org/officeDocument/2006/relationships" xmlns:w="http://schemas.openxmlformats.org/wordprocessingml/2006/main" xmlns:w14="http://schemas.microsoft.com/office/word/2010/wordml" xmlns:w15="http://schemas.microsoft.com/office/word/2012/wordml" xmlns:w16cex="http://schemas.microsoft.com/office/word/2018/wordml/cex" xmlns:w16cid="http://schemas.microsoft.com/office/word/2016/wordml/cid" xmlns:w16="http://schemas.microsoft.com/office/word/2018/wordml" xmlns:w16du="http://schemas.microsoft.com/office/word/2023/wordml/word16du" xmlns:w16sdtdh="http://schemas.microsoft.com/office/word/2020/wordml/sdtdatahash" xmlns:w16sdtfl="http://schemas.microsoft.com/office/word/2024/wordml/sdtformatlock" xmlns:w16se="http://schemas.microsoft.com/office/word/2015/wordml/symex" mc:Ignorable="w14 w15 w16se w16cid w16 w16cex w16sdtdh w16sdtfl w16du">
   <w:docDefaults>
     <w:rPrDefault>
       <w:rPr>
@@ -3142,7 +4209,7 @@
       </w:pPr>
     </w:pPrDefault>
   </w:docDefaults>
-  <w:latentStyles w:defLockedState="0" w:defUIPriority="99" w:defSemiHidden="0" w:defUnhideWhenUsed="0" w:defQFormat="0" w:count="371">
+  <w:latentStyles w:defLockedState="0" w:defUIPriority="99" w:defSemiHidden="0" w:defUnhideWhenUsed="0" w:defQFormat="0" w:count="376">
     <w:lsdException w:name="Normal" w:uiPriority="0" w:qFormat="1"/>
     <w:lsdException w:name="heading 1" w:uiPriority="9" w:qFormat="1"/>
     <w:lsdException w:name="heading 2" w:semiHidden="1" w:uiPriority="9" w:unhideWhenUsed="1" w:qFormat="1"/>
@@ -3514,6 +4581,11 @@
     <w:lsdException w:name="List Table 5 Dark Accent 6" w:uiPriority="50"/>
     <w:lsdException w:name="List Table 6 Colorful Accent 6" w:uiPriority="51"/>
     <w:lsdException w:name="List Table 7 Colorful Accent 6" w:uiPriority="52"/>
+    <w:lsdException w:name="Mention" w:semiHidden="1" w:unhideWhenUsed="1"/>
+    <w:lsdException w:name="Smart Hyperlink" w:semiHidden="1" w:unhideWhenUsed="1"/>
+    <w:lsdException w:name="Hashtag" w:semiHidden="1" w:unhideWhenUsed="1"/>
+    <w:lsdException w:name="Unresolved Mention" w:semiHidden="1" w:unhideWhenUsed="1"/>
+    <w:lsdException w:name="Smart Link" w:semiHidden="1" w:unhideWhenUsed="1"/>
   </w:latentStyles>
   <w:style w:type="paragraph" w:default="1" w:styleId="Normal">
     <w:name w:val="Normal"/>
@@ -3614,7 +4686,7 @@
   <w:style w:type="paragraph" w:styleId="Prrafodelista">
     <w:name w:val="List Paragraph"/>
     <w:basedOn w:val="Normal"/>
-    <w:uiPriority w:val="1"/>
+    <w:uiPriority w:val="34"/>
     <w:qFormat/>
     <w:pPr>
       <w:spacing w:before="224"/>

--- a/Modelos_documentos/tdr_tipoA_.docx
+++ b/Modelos_documentos/tdr_tipoA_.docx
@@ -1,6 +1,6 @@
 
 <file path=word/document.xml><?xml version="1.0" encoding="utf-8"?>
-<w:document xmlns:wpc="http://schemas.microsoft.com/office/word/2010/wordprocessingCanvas" xmlns:cx="http://schemas.microsoft.com/office/drawing/2014/chartex" xmlns:cx1="http://schemas.microsoft.com/office/drawing/2015/9/8/chartex" xmlns:cx2="http://schemas.microsoft.com/office/drawing/2015/10/21/chartex" xmlns:cx3="http://schemas.microsoft.com/office/drawing/2016/5/9/chartex" xmlns:cx4="http://schemas.microsoft.com/office/drawing/2016/5/10/chartex" xmlns:cx5="http://schemas.microsoft.com/office/drawing/2016/5/11/chartex" xmlns:cx6="http://schemas.microsoft.com/office/drawing/2016/5/12/chartex" xmlns:cx7="http://schemas.microsoft.com/office/drawing/2016/5/13/chartex" xmlns:cx8="http://schemas.microsoft.com/office/drawing/2016/5/14/chartex" xmlns:mc="http://schemas.openxmlformats.org/markup-compatibility/2006" xmlns:aink="http://schemas.microsoft.com/office/drawing/2016/ink" xmlns:am3d="http://schemas.microsoft.com/office/drawing/2017/model3d" xmlns:o="urn:schemas-microsoft-com:office:office" xmlns:oel="http://schemas.microsoft.com/office/2019/extlst" xmlns:r="http://schemas.openxmlformats.org/officeDocument/2006/relationships" xmlns:m="http://schemas.openxmlformats.org/officeDocument/2006/math" xmlns:v="urn:schemas-microsoft-com:vml" xmlns:wp14="http://schemas.microsoft.com/office/word/2010/wordprocessingDrawing" xmlns:wp="http://schemas.openxmlformats.org/drawingml/2006/wordprocessingDrawing" xmlns:w10="urn:schemas-microsoft-com:office:word" xmlns:w="http://schemas.openxmlformats.org/wordprocessingml/2006/main" xmlns:w14="http://schemas.microsoft.com/office/word/2010/wordml" xmlns:w15="http://schemas.microsoft.com/office/word/2012/wordml" xmlns:w16cex="http://schemas.microsoft.com/office/word/2018/wordml/cex" xmlns:w16cid="http://schemas.microsoft.com/office/word/2016/wordml/cid" xmlns:w16="http://schemas.microsoft.com/office/word/2018/wordml" xmlns:w16du="http://schemas.microsoft.com/office/word/2023/wordml/word16du" xmlns:w16sdtdh="http://schemas.microsoft.com/office/word/2020/wordml/sdtdatahash" xmlns:w16sdtfl="http://schemas.microsoft.com/office/word/2024/wordml/sdtformatlock" xmlns:w16se="http://schemas.microsoft.com/office/word/2015/wordml/symex" xmlns:wpg="http://schemas.microsoft.com/office/word/2010/wordprocessingGroup" xmlns:wpi="http://schemas.microsoft.com/office/word/2010/wordprocessingInk" xmlns:wne="http://schemas.microsoft.com/office/word/2006/wordml" xmlns:wps="http://schemas.microsoft.com/office/word/2010/wordprocessingShape" mc:Ignorable="w14 w15 w16se w16cid w16 w16cex w16sdtdh w16sdtfl w16du wp14">
+<w:document xmlns:wpc="http://schemas.microsoft.com/office/word/2010/wordprocessingCanvas" xmlns:cx="http://schemas.microsoft.com/office/drawing/2014/chartex" xmlns:mc="http://schemas.openxmlformats.org/markup-compatibility/2006" xmlns:o="urn:schemas-microsoft-com:office:office" xmlns:r="http://schemas.openxmlformats.org/officeDocument/2006/relationships" xmlns:m="http://schemas.openxmlformats.org/officeDocument/2006/math" xmlns:v="urn:schemas-microsoft-com:vml" xmlns:wp14="http://schemas.microsoft.com/office/word/2010/wordprocessingDrawing" xmlns:wp="http://schemas.openxmlformats.org/drawingml/2006/wordprocessingDrawing" xmlns:w10="urn:schemas-microsoft-com:office:word" xmlns:w="http://schemas.openxmlformats.org/wordprocessingml/2006/main" xmlns:w14="http://schemas.microsoft.com/office/word/2010/wordml" xmlns:w15="http://schemas.microsoft.com/office/word/2012/wordml" xmlns:w16se="http://schemas.microsoft.com/office/word/2015/wordml/symex" xmlns:wpg="http://schemas.microsoft.com/office/word/2010/wordprocessingGroup" xmlns:wpi="http://schemas.microsoft.com/office/word/2010/wordprocessingInk" xmlns:wne="http://schemas.microsoft.com/office/word/2006/wordml" xmlns:wps="http://schemas.microsoft.com/office/word/2010/wordprocessingShape" mc:Ignorable="w14 w15 w16se wp14">
   <w:body>
     <w:p>
       <w:pPr>
@@ -268,6 +268,7 @@
           <w:b w:val="0"/>
         </w:rPr>
       </w:pPr>
+      <w:proofErr w:type="spellStart"/>
       <w:r>
         <w:rPr>
           <w:rFonts w:ascii="Garamond" w:hAnsi="Garamond"/>
@@ -276,6 +277,7 @@
         </w:rPr>
         <w:t>descripcion</w:t>
       </w:r>
+      <w:proofErr w:type="spellEnd"/>
       <w:r>
         <w:rPr>
           <w:rFonts w:ascii="Garamond" w:hAnsi="Garamond"/>
@@ -1697,6 +1699,7 @@
           <w:szCs w:val="20"/>
         </w:rPr>
       </w:pPr>
+      <w:proofErr w:type="spellStart"/>
       <w:r>
         <w:rPr>
           <w:rFonts w:ascii="Garamond" w:hAnsi="Garamond"/>
@@ -1705,6 +1708,7 @@
         </w:rPr>
         <w:t>actividades_docentes</w:t>
       </w:r>
+      <w:proofErr w:type="spellEnd"/>
     </w:p>
     <w:p>
       <w:pPr>
@@ -1794,8 +1798,10 @@
           <w:b w:val="0"/>
           <w:spacing w:val="-2"/>
         </w:rPr>
-        <w:t>modalidad_servicio</w:t>
-      </w:r>
+        <w:t>Híbrida</w:t>
+      </w:r>
+      <w:bookmarkStart w:id="3" w:name="_GoBack"/>
+      <w:bookmarkEnd w:id="3"/>
     </w:p>
     <w:p>
       <w:pPr>
@@ -1827,8 +1833,8 @@
           <w:rFonts w:ascii="Garamond" w:hAnsi="Garamond"/>
         </w:rPr>
       </w:pPr>
-      <w:bookmarkStart w:id="3" w:name="VII._LUGAR_DE_PRESTACIÓN_DEL_SERVICIO:"/>
-      <w:bookmarkEnd w:id="3"/>
+      <w:bookmarkStart w:id="4" w:name="VII._LUGAR_DE_PRESTACIÓN_DEL_SERVICIO:"/>
+      <w:bookmarkEnd w:id="4"/>
       <w:r>
         <w:rPr>
           <w:rFonts w:ascii="Garamond" w:hAnsi="Garamond"/>
@@ -1888,8 +1894,8 @@
         </w:rPr>
         <w:t>SERVICIO:</w:t>
       </w:r>
-      <w:bookmarkStart w:id="4" w:name="VIII._PLAZO_DEL_SERVICIO:"/>
-      <w:bookmarkEnd w:id="4"/>
+      <w:bookmarkStart w:id="5" w:name="VIII._PLAZO_DEL_SERVICIO:"/>
+      <w:bookmarkEnd w:id="5"/>
     </w:p>
     <w:p>
       <w:pPr>
@@ -2087,53 +2093,7 @@
           <w:rFonts w:ascii="Garamond" w:hAnsi="Garamond"/>
           <w:b w:val="0"/>
         </w:rPr>
-        <w:t>Hasta</w:t>
-      </w:r>
-      <w:r>
-        <w:rPr>
-          <w:rFonts w:ascii="Garamond" w:hAnsi="Garamond"/>
-          <w:b w:val="0"/>
-          <w:spacing w:val="-11"/>
-        </w:rPr>
-        <w:t xml:space="preserve"> </w:t>
-      </w:r>
-      <w:r>
-        <w:rPr>
-          <w:rFonts w:ascii="Garamond" w:hAnsi="Garamond"/>
-          <w:b w:val="0"/>
-        </w:rPr>
-        <w:t>8</w:t>
-      </w:r>
-      <w:r>
-        <w:rPr>
-          <w:rFonts w:ascii="Garamond" w:hAnsi="Garamond"/>
-          <w:b w:val="0"/>
-          <w:spacing w:val="-9"/>
-        </w:rPr>
-        <w:t xml:space="preserve"> </w:t>
-      </w:r>
-      <w:r>
-        <w:rPr>
-          <w:rFonts w:ascii="Garamond" w:hAnsi="Garamond"/>
-          <w:b w:val="0"/>
-        </w:rPr>
-        <w:t>días</w:t>
-      </w:r>
-      <w:r>
-        <w:rPr>
-          <w:rFonts w:ascii="Garamond" w:hAnsi="Garamond"/>
-          <w:b w:val="0"/>
-          <w:spacing w:val="-9"/>
-        </w:rPr>
-        <w:t xml:space="preserve"> </w:t>
-      </w:r>
-      <w:r>
-        <w:rPr>
-          <w:rFonts w:ascii="Garamond" w:hAnsi="Garamond"/>
-          <w:b w:val="0"/>
-          <w:spacing w:val="-2"/>
-        </w:rPr>
-        <w:t>calendarios</w:t>
+        <w:t>Hasta 8 días calendario</w:t>
       </w:r>
     </w:p>
     <w:p>
@@ -2324,39 +2284,39 @@
           <w:b w:val="0"/>
           <w:bCs w:val="0"/>
         </w:rPr>
-        <w:t xml:space="preserve">El contratista deberá cumplir con la confidencialidad y reserva absoluta en el manejo de información a la que se </w:t>
-      </w:r>
-      <w:r>
+        <w:t xml:space="preserve">El contratista deberá cumplir con la confidencialidad y reserva absoluta en el manejo de información a la que se tenga acceso y que se encuentre relacionada con la prestación, quedando prohibido revelar dicha información a terceros. </w:t>
+      </w:r>
+    </w:p>
+    <w:p>
+      <w:pPr>
+        <w:pStyle w:val="Ttulo1"/>
+        <w:tabs>
+          <w:tab w:val="left" w:pos="567"/>
+        </w:tabs>
+        <w:spacing w:before="0" w:line="276" w:lineRule="auto"/>
+        <w:ind w:left="0" w:firstLine="0"/>
         <w:rPr>
           <w:rFonts w:ascii="Garamond" w:hAnsi="Garamond"/>
           <w:b w:val="0"/>
           <w:bCs w:val="0"/>
         </w:rPr>
+      </w:pPr>
+      <w:r>
+        <w:rPr>
+          <w:rFonts w:ascii="Garamond" w:hAnsi="Garamond"/>
+          <w:b w:val="0"/>
+          <w:bCs w:val="0"/>
+        </w:rPr>
+        <w:t xml:space="preserve">En tal sentido, el contratista deberá dar cumplimiento a todas las políticas y estándares impartidas por la Facultad de Letras y Ciencias Humanas en materia de seguridad de la información. Dicha obligación comprende la información que se le entrega, así como la que genera durante la ejecución de las prestaciones y la información producida una vez </w:t>
+      </w:r>
+      <w:r>
+        <w:rPr>
+          <w:rFonts w:ascii="Garamond" w:hAnsi="Garamond"/>
+          <w:b w:val="0"/>
+          <w:bCs w:val="0"/>
+        </w:rPr>
         <w:lastRenderedPageBreak/>
-        <w:t xml:space="preserve">tenga acceso y que se encuentre relacionada con la prestación, quedando prohibido revelar dicha información a terceros. </w:t>
-      </w:r>
-    </w:p>
-    <w:p>
-      <w:pPr>
-        <w:pStyle w:val="Ttulo1"/>
-        <w:tabs>
-          <w:tab w:val="left" w:pos="567"/>
-        </w:tabs>
-        <w:spacing w:before="0" w:line="276" w:lineRule="auto"/>
-        <w:ind w:left="0" w:firstLine="0"/>
-        <w:rPr>
-          <w:rFonts w:ascii="Garamond" w:hAnsi="Garamond"/>
-          <w:b w:val="0"/>
-          <w:bCs w:val="0"/>
-        </w:rPr>
-      </w:pPr>
-      <w:r>
-        <w:rPr>
-          <w:rFonts w:ascii="Garamond" w:hAnsi="Garamond"/>
-          <w:b w:val="0"/>
-          <w:bCs w:val="0"/>
-        </w:rPr>
-        <w:t>En tal sentido, el contratista deberá dar cumplimiento a todas las políticas y estándares impartidas por la Facultad de Letras y Ciencias Humanas en materia de seguridad de la información. Dicha obligación comprende la información que se le entrega, así como la que genera durante la ejecución de las prestaciones y la información producida una vez que se haya concluido las prestaciones. Dicha información puede consistir en informes, oficios, resoluciones, presupuestos, recomendaciones y demás documentos e información compilados o recibidos por el contratista.</w:t>
+        <w:t>que se haya concluido las prestaciones. Dicha información puede consistir en informes, oficios, resoluciones, presupuestos, recomendaciones y demás documentos e información compilados o recibidos por el contratista.</w:t>
       </w:r>
     </w:p>
     <w:p>
@@ -2872,8 +2832,8 @@
           <w:rFonts w:ascii="Garamond" w:hAnsi="Garamond"/>
         </w:rPr>
       </w:pPr>
-      <w:bookmarkStart w:id="5" w:name="IX._MONTO_REFERENCIAL:"/>
-      <w:bookmarkEnd w:id="5"/>
+      <w:bookmarkStart w:id="6" w:name="IX._MONTO_REFERENCIAL:"/>
+      <w:bookmarkEnd w:id="6"/>
       <w:r>
         <w:rPr>
           <w:rFonts w:ascii="Garamond" w:hAnsi="Garamond"/>
@@ -3004,13 +2964,6 @@
         <w:t>monto_subtotal</w:t>
       </w:r>
       <w:proofErr w:type="spellEnd"/>
-      <w:r>
-        <w:rPr>
-          <w:rFonts w:ascii="Garamond" w:hAnsi="Garamond"/>
-          <w:b w:val="0"/>
-        </w:rPr>
-        <w:t>.</w:t>
-      </w:r>
     </w:p>
     <w:p>
       <w:pPr>
@@ -3434,8 +3387,49 @@
           <w:rFonts w:ascii="Garamond" w:hAnsi="Garamond"/>
           <w:b/>
         </w:rPr>
-        <w:t>Guillaume Yannick Serge Oisel</w:t>
-      </w:r>
+        <w:t xml:space="preserve">Guillaume </w:t>
+      </w:r>
+      <w:proofErr w:type="spellStart"/>
+      <w:r>
+        <w:rPr>
+          <w:rFonts w:ascii="Garamond" w:hAnsi="Garamond"/>
+          <w:b/>
+        </w:rPr>
+        <w:t>Yannick</w:t>
+      </w:r>
+      <w:proofErr w:type="spellEnd"/>
+      <w:r>
+        <w:rPr>
+          <w:rFonts w:ascii="Garamond" w:hAnsi="Garamond"/>
+          <w:b/>
+        </w:rPr>
+        <w:t xml:space="preserve"> </w:t>
+      </w:r>
+      <w:proofErr w:type="spellStart"/>
+      <w:r>
+        <w:rPr>
+          <w:rFonts w:ascii="Garamond" w:hAnsi="Garamond"/>
+          <w:b/>
+        </w:rPr>
+        <w:t>Serge</w:t>
+      </w:r>
+      <w:proofErr w:type="spellEnd"/>
+      <w:r>
+        <w:rPr>
+          <w:rFonts w:ascii="Garamond" w:hAnsi="Garamond"/>
+          <w:b/>
+        </w:rPr>
+        <w:t xml:space="preserve"> </w:t>
+      </w:r>
+      <w:proofErr w:type="spellStart"/>
+      <w:r>
+        <w:rPr>
+          <w:rFonts w:ascii="Garamond" w:hAnsi="Garamond"/>
+          <w:b/>
+        </w:rPr>
+        <w:t>Oisel</w:t>
+      </w:r>
+      <w:proofErr w:type="spellEnd"/>
     </w:p>
     <w:p>
       <w:pPr>
@@ -3487,7 +3481,7 @@
     <w:sectPr>
       <w:headerReference w:type="default" r:id="rId7"/>
       <w:pgSz w:w="11906" w:h="16838" w:code="9"/>
-      <w:pgMar w:top="1304" w:right="1418" w:bottom="1247" w:left="1418" w:header="720" w:footer="720" w:gutter="0"/>
+      <w:pgMar w:top="1304" w:right="1418" w:bottom="0" w:left="1418" w:header="720" w:footer="720" w:gutter="0"/>
       <w:cols w:space="720"/>
       <w:docGrid w:linePitch="299"/>
     </w:sectPr>
@@ -3496,7 +3490,7 @@
 </file>
 
 <file path=word/endnotes.xml><?xml version="1.0" encoding="utf-8"?>
-<w:endnotes xmlns:wpc="http://schemas.microsoft.com/office/word/2010/wordprocessingCanvas" xmlns:cx="http://schemas.microsoft.com/office/drawing/2014/chartex" xmlns:cx1="http://schemas.microsoft.com/office/drawing/2015/9/8/chartex" xmlns:cx2="http://schemas.microsoft.com/office/drawing/2015/10/21/chartex" xmlns:cx3="http://schemas.microsoft.com/office/drawing/2016/5/9/chartex" xmlns:cx4="http://schemas.microsoft.com/office/drawing/2016/5/10/chartex" xmlns:cx5="http://schemas.microsoft.com/office/drawing/2016/5/11/chartex" xmlns:cx6="http://schemas.microsoft.com/office/drawing/2016/5/12/chartex" xmlns:cx7="http://schemas.microsoft.com/office/drawing/2016/5/13/chartex" xmlns:cx8="http://schemas.microsoft.com/office/drawing/2016/5/14/chartex" xmlns:mc="http://schemas.openxmlformats.org/markup-compatibility/2006" xmlns:aink="http://schemas.microsoft.com/office/drawing/2016/ink" xmlns:am3d="http://schemas.microsoft.com/office/drawing/2017/model3d" xmlns:o="urn:schemas-microsoft-com:office:office" xmlns:oel="http://schemas.microsoft.com/office/2019/extlst" xmlns:r="http://schemas.openxmlformats.org/officeDocument/2006/relationships" xmlns:m="http://schemas.openxmlformats.org/officeDocument/2006/math" xmlns:v="urn:schemas-microsoft-com:vml" xmlns:wp14="http://schemas.microsoft.com/office/word/2010/wordprocessingDrawing" xmlns:wp="http://schemas.openxmlformats.org/drawingml/2006/wordprocessingDrawing" xmlns:w10="urn:schemas-microsoft-com:office:word" xmlns:w="http://schemas.openxmlformats.org/wordprocessingml/2006/main" xmlns:w14="http://schemas.microsoft.com/office/word/2010/wordml" xmlns:w15="http://schemas.microsoft.com/office/word/2012/wordml" xmlns:w16cex="http://schemas.microsoft.com/office/word/2018/wordml/cex" xmlns:w16cid="http://schemas.microsoft.com/office/word/2016/wordml/cid" xmlns:w16="http://schemas.microsoft.com/office/word/2018/wordml" xmlns:w16du="http://schemas.microsoft.com/office/word/2023/wordml/word16du" xmlns:w16sdtdh="http://schemas.microsoft.com/office/word/2020/wordml/sdtdatahash" xmlns:w16sdtfl="http://schemas.microsoft.com/office/word/2024/wordml/sdtformatlock" xmlns:w16se="http://schemas.microsoft.com/office/word/2015/wordml/symex" xmlns:wpg="http://schemas.microsoft.com/office/word/2010/wordprocessingGroup" xmlns:wpi="http://schemas.microsoft.com/office/word/2010/wordprocessingInk" xmlns:wne="http://schemas.microsoft.com/office/word/2006/wordml" xmlns:wps="http://schemas.microsoft.com/office/word/2010/wordprocessingShape" mc:Ignorable="w14 w15 w16se w16cid w16 w16cex w16sdtdh w16sdtfl w16du wp14">
+<w:endnotes xmlns:wpc="http://schemas.microsoft.com/office/word/2010/wordprocessingCanvas" xmlns:cx="http://schemas.microsoft.com/office/drawing/2014/chartex" xmlns:mc="http://schemas.openxmlformats.org/markup-compatibility/2006" xmlns:o="urn:schemas-microsoft-com:office:office" xmlns:r="http://schemas.openxmlformats.org/officeDocument/2006/relationships" xmlns:m="http://schemas.openxmlformats.org/officeDocument/2006/math" xmlns:v="urn:schemas-microsoft-com:vml" xmlns:wp14="http://schemas.microsoft.com/office/word/2010/wordprocessingDrawing" xmlns:wp="http://schemas.openxmlformats.org/drawingml/2006/wordprocessingDrawing" xmlns:w10="urn:schemas-microsoft-com:office:word" xmlns:w="http://schemas.openxmlformats.org/wordprocessingml/2006/main" xmlns:w14="http://schemas.microsoft.com/office/word/2010/wordml" xmlns:w15="http://schemas.microsoft.com/office/word/2012/wordml" xmlns:w16se="http://schemas.microsoft.com/office/word/2015/wordml/symex" xmlns:wpg="http://schemas.microsoft.com/office/word/2010/wordprocessingGroup" xmlns:wpi="http://schemas.microsoft.com/office/word/2010/wordprocessingInk" xmlns:wne="http://schemas.microsoft.com/office/word/2006/wordml" xmlns:wps="http://schemas.microsoft.com/office/word/2010/wordprocessingShape" mc:Ignorable="w14 w15 w16se wp14">
   <w:endnote w:type="separator" w:id="-1">
     <w:p>
       <w:r>
@@ -3515,7 +3509,7 @@
 </file>
 
 <file path=word/footnotes.xml><?xml version="1.0" encoding="utf-8"?>
-<w:footnotes xmlns:wpc="http://schemas.microsoft.com/office/word/2010/wordprocessingCanvas" xmlns:cx="http://schemas.microsoft.com/office/drawing/2014/chartex" xmlns:cx1="http://schemas.microsoft.com/office/drawing/2015/9/8/chartex" xmlns:cx2="http://schemas.microsoft.com/office/drawing/2015/10/21/chartex" xmlns:cx3="http://schemas.microsoft.com/office/drawing/2016/5/9/chartex" xmlns:cx4="http://schemas.microsoft.com/office/drawing/2016/5/10/chartex" xmlns:cx5="http://schemas.microsoft.com/office/drawing/2016/5/11/chartex" xmlns:cx6="http://schemas.microsoft.com/office/drawing/2016/5/12/chartex" xmlns:cx7="http://schemas.microsoft.com/office/drawing/2016/5/13/chartex" xmlns:cx8="http://schemas.microsoft.com/office/drawing/2016/5/14/chartex" xmlns:mc="http://schemas.openxmlformats.org/markup-compatibility/2006" xmlns:aink="http://schemas.microsoft.com/office/drawing/2016/ink" xmlns:am3d="http://schemas.microsoft.com/office/drawing/2017/model3d" xmlns:o="urn:schemas-microsoft-com:office:office" xmlns:oel="http://schemas.microsoft.com/office/2019/extlst" xmlns:r="http://schemas.openxmlformats.org/officeDocument/2006/relationships" xmlns:m="http://schemas.openxmlformats.org/officeDocument/2006/math" xmlns:v="urn:schemas-microsoft-com:vml" xmlns:wp14="http://schemas.microsoft.com/office/word/2010/wordprocessingDrawing" xmlns:wp="http://schemas.openxmlformats.org/drawingml/2006/wordprocessingDrawing" xmlns:w10="urn:schemas-microsoft-com:office:word" xmlns:w="http://schemas.openxmlformats.org/wordprocessingml/2006/main" xmlns:w14="http://schemas.microsoft.com/office/word/2010/wordml" xmlns:w15="http://schemas.microsoft.com/office/word/2012/wordml" xmlns:w16cex="http://schemas.microsoft.com/office/word/2018/wordml/cex" xmlns:w16cid="http://schemas.microsoft.com/office/word/2016/wordml/cid" xmlns:w16="http://schemas.microsoft.com/office/word/2018/wordml" xmlns:w16du="http://schemas.microsoft.com/office/word/2023/wordml/word16du" xmlns:w16sdtdh="http://schemas.microsoft.com/office/word/2020/wordml/sdtdatahash" xmlns:w16sdtfl="http://schemas.microsoft.com/office/word/2024/wordml/sdtformatlock" xmlns:w16se="http://schemas.microsoft.com/office/word/2015/wordml/symex" xmlns:wpg="http://schemas.microsoft.com/office/word/2010/wordprocessingGroup" xmlns:wpi="http://schemas.microsoft.com/office/word/2010/wordprocessingInk" xmlns:wne="http://schemas.microsoft.com/office/word/2006/wordml" xmlns:wps="http://schemas.microsoft.com/office/word/2010/wordprocessingShape" mc:Ignorable="w14 w15 w16se w16cid w16 w16cex w16sdtdh w16sdtfl w16du wp14">
+<w:footnotes xmlns:wpc="http://schemas.microsoft.com/office/word/2010/wordprocessingCanvas" xmlns:cx="http://schemas.microsoft.com/office/drawing/2014/chartex" xmlns:mc="http://schemas.openxmlformats.org/markup-compatibility/2006" xmlns:o="urn:schemas-microsoft-com:office:office" xmlns:r="http://schemas.openxmlformats.org/officeDocument/2006/relationships" xmlns:m="http://schemas.openxmlformats.org/officeDocument/2006/math" xmlns:v="urn:schemas-microsoft-com:vml" xmlns:wp14="http://schemas.microsoft.com/office/word/2010/wordprocessingDrawing" xmlns:wp="http://schemas.openxmlformats.org/drawingml/2006/wordprocessingDrawing" xmlns:w10="urn:schemas-microsoft-com:office:word" xmlns:w="http://schemas.openxmlformats.org/wordprocessingml/2006/main" xmlns:w14="http://schemas.microsoft.com/office/word/2010/wordml" xmlns:w15="http://schemas.microsoft.com/office/word/2012/wordml" xmlns:w16se="http://schemas.microsoft.com/office/word/2015/wordml/symex" xmlns:wpg="http://schemas.microsoft.com/office/word/2010/wordprocessingGroup" xmlns:wpi="http://schemas.microsoft.com/office/word/2010/wordprocessingInk" xmlns:wne="http://schemas.microsoft.com/office/word/2006/wordml" xmlns:wps="http://schemas.microsoft.com/office/word/2010/wordprocessingShape" mc:Ignorable="w14 w15 w16se wp14">
   <w:footnote w:type="separator" w:id="-1">
     <w:p>
       <w:r>
@@ -3534,7 +3528,7 @@
 </file>
 
 <file path=word/header1.xml><?xml version="1.0" encoding="utf-8"?>
-<w:hdr xmlns:wpc="http://schemas.microsoft.com/office/word/2010/wordprocessingCanvas" xmlns:cx="http://schemas.microsoft.com/office/drawing/2014/chartex" xmlns:cx1="http://schemas.microsoft.com/office/drawing/2015/9/8/chartex" xmlns:cx2="http://schemas.microsoft.com/office/drawing/2015/10/21/chartex" xmlns:cx3="http://schemas.microsoft.com/office/drawing/2016/5/9/chartex" xmlns:cx4="http://schemas.microsoft.com/office/drawing/2016/5/10/chartex" xmlns:cx5="http://schemas.microsoft.com/office/drawing/2016/5/11/chartex" xmlns:cx6="http://schemas.microsoft.com/office/drawing/2016/5/12/chartex" xmlns:cx7="http://schemas.microsoft.com/office/drawing/2016/5/13/chartex" xmlns:cx8="http://schemas.microsoft.com/office/drawing/2016/5/14/chartex" xmlns:mc="http://schemas.openxmlformats.org/markup-compatibility/2006" xmlns:aink="http://schemas.microsoft.com/office/drawing/2016/ink" xmlns:am3d="http://schemas.microsoft.com/office/drawing/2017/model3d" xmlns:o="urn:schemas-microsoft-com:office:office" xmlns:oel="http://schemas.microsoft.com/office/2019/extlst" xmlns:r="http://schemas.openxmlformats.org/officeDocument/2006/relationships" xmlns:m="http://schemas.openxmlformats.org/officeDocument/2006/math" xmlns:v="urn:schemas-microsoft-com:vml" xmlns:wp14="http://schemas.microsoft.com/office/word/2010/wordprocessingDrawing" xmlns:wp="http://schemas.openxmlformats.org/drawingml/2006/wordprocessingDrawing" xmlns:w10="urn:schemas-microsoft-com:office:word" xmlns:w="http://schemas.openxmlformats.org/wordprocessingml/2006/main" xmlns:w14="http://schemas.microsoft.com/office/word/2010/wordml" xmlns:w15="http://schemas.microsoft.com/office/word/2012/wordml" xmlns:w16cex="http://schemas.microsoft.com/office/word/2018/wordml/cex" xmlns:w16cid="http://schemas.microsoft.com/office/word/2016/wordml/cid" xmlns:w16="http://schemas.microsoft.com/office/word/2018/wordml" xmlns:w16du="http://schemas.microsoft.com/office/word/2023/wordml/word16du" xmlns:w16sdtdh="http://schemas.microsoft.com/office/word/2020/wordml/sdtdatahash" xmlns:w16sdtfl="http://schemas.microsoft.com/office/word/2024/wordml/sdtformatlock" xmlns:w16se="http://schemas.microsoft.com/office/word/2015/wordml/symex" xmlns:wpg="http://schemas.microsoft.com/office/word/2010/wordprocessingGroup" xmlns:wpi="http://schemas.microsoft.com/office/word/2010/wordprocessingInk" xmlns:wne="http://schemas.microsoft.com/office/word/2006/wordml" xmlns:wps="http://schemas.microsoft.com/office/word/2010/wordprocessingShape" mc:Ignorable="w14 w15 w16se w16cid w16 w16cex w16sdtdh w16sdtfl w16du wp14">
+<w:hdr xmlns:wpc="http://schemas.microsoft.com/office/word/2010/wordprocessingCanvas" xmlns:cx="http://schemas.microsoft.com/office/drawing/2014/chartex" xmlns:mc="http://schemas.openxmlformats.org/markup-compatibility/2006" xmlns:o="urn:schemas-microsoft-com:office:office" xmlns:r="http://schemas.openxmlformats.org/officeDocument/2006/relationships" xmlns:m="http://schemas.openxmlformats.org/officeDocument/2006/math" xmlns:v="urn:schemas-microsoft-com:vml" xmlns:wp14="http://schemas.microsoft.com/office/word/2010/wordprocessingDrawing" xmlns:wp="http://schemas.openxmlformats.org/drawingml/2006/wordprocessingDrawing" xmlns:w10="urn:schemas-microsoft-com:office:word" xmlns:w="http://schemas.openxmlformats.org/wordprocessingml/2006/main" xmlns:w14="http://schemas.microsoft.com/office/word/2010/wordml" xmlns:w15="http://schemas.microsoft.com/office/word/2012/wordml" xmlns:w16se="http://schemas.microsoft.com/office/word/2015/wordml/symex" xmlns:wpg="http://schemas.microsoft.com/office/word/2010/wordprocessingGroup" xmlns:wpi="http://schemas.microsoft.com/office/word/2010/wordprocessingInk" xmlns:wne="http://schemas.microsoft.com/office/word/2006/wordml" xmlns:wps="http://schemas.microsoft.com/office/word/2010/wordprocessingShape" mc:Ignorable="w14 w15 w16se wp14">
   <w:p>
     <w:pPr>
       <w:pStyle w:val="Encabezado"/>
@@ -3558,7 +3552,7 @@
           <wp:extent cx="1078865" cy="469265"/>
           <wp:effectExtent l="0" t="0" r="6985" b="6985"/>
           <wp:wrapSquare wrapText="bothSides"/>
-          <wp:docPr id="2" name="Imagen 2"/>
+          <wp:docPr id="6" name="Imagen 6"/>
           <wp:cNvGraphicFramePr>
             <a:graphicFrameLocks xmlns:a="http://schemas.openxmlformats.org/drawingml/2006/main" noChangeAspect="1"/>
           </wp:cNvGraphicFramePr>
@@ -3611,7 +3605,7 @@
 </file>
 
 <file path=word/numbering.xml><?xml version="1.0" encoding="utf-8"?>
-<w:numbering xmlns:wpc="http://schemas.microsoft.com/office/word/2010/wordprocessingCanvas" xmlns:cx="http://schemas.microsoft.com/office/drawing/2014/chartex" xmlns:cx1="http://schemas.microsoft.com/office/drawing/2015/9/8/chartex" xmlns:cx2="http://schemas.microsoft.com/office/drawing/2015/10/21/chartex" xmlns:cx3="http://schemas.microsoft.com/office/drawing/2016/5/9/chartex" xmlns:cx4="http://schemas.microsoft.com/office/drawing/2016/5/10/chartex" xmlns:cx5="http://schemas.microsoft.com/office/drawing/2016/5/11/chartex" xmlns:cx6="http://schemas.microsoft.com/office/drawing/2016/5/12/chartex" xmlns:cx7="http://schemas.microsoft.com/office/drawing/2016/5/13/chartex" xmlns:cx8="http://schemas.microsoft.com/office/drawing/2016/5/14/chartex" xmlns:mc="http://schemas.openxmlformats.org/markup-compatibility/2006" xmlns:aink="http://schemas.microsoft.com/office/drawing/2016/ink" xmlns:am3d="http://schemas.microsoft.com/office/drawing/2017/model3d" xmlns:o="urn:schemas-microsoft-com:office:office" xmlns:oel="http://schemas.microsoft.com/office/2019/extlst" xmlns:r="http://schemas.openxmlformats.org/officeDocument/2006/relationships" xmlns:m="http://schemas.openxmlformats.org/officeDocument/2006/math" xmlns:v="urn:schemas-microsoft-com:vml" xmlns:wp14="http://schemas.microsoft.com/office/word/2010/wordprocessingDrawing" xmlns:wp="http://schemas.openxmlformats.org/drawingml/2006/wordprocessingDrawing" xmlns:w10="urn:schemas-microsoft-com:office:word" xmlns:w="http://schemas.openxmlformats.org/wordprocessingml/2006/main" xmlns:w14="http://schemas.microsoft.com/office/word/2010/wordml" xmlns:w15="http://schemas.microsoft.com/office/word/2012/wordml" xmlns:w16cex="http://schemas.microsoft.com/office/word/2018/wordml/cex" xmlns:w16cid="http://schemas.microsoft.com/office/word/2016/wordml/cid" xmlns:w16="http://schemas.microsoft.com/office/word/2018/wordml" xmlns:w16du="http://schemas.microsoft.com/office/word/2023/wordml/word16du" xmlns:w16sdtdh="http://schemas.microsoft.com/office/word/2020/wordml/sdtdatahash" xmlns:w16sdtfl="http://schemas.microsoft.com/office/word/2024/wordml/sdtformatlock" xmlns:w16se="http://schemas.microsoft.com/office/word/2015/wordml/symex" xmlns:wpg="http://schemas.microsoft.com/office/word/2010/wordprocessingGroup" xmlns:wpi="http://schemas.microsoft.com/office/word/2010/wordprocessingInk" xmlns:wne="http://schemas.microsoft.com/office/word/2006/wordml" xmlns:wps="http://schemas.microsoft.com/office/word/2010/wordprocessingShape" mc:Ignorable="w14 w15 w16se w16cid w16 w16cex w16sdtdh w16sdtfl w16du wp14">
+<w:numbering xmlns:wpc="http://schemas.microsoft.com/office/word/2010/wordprocessingCanvas" xmlns:cx="http://schemas.microsoft.com/office/drawing/2014/chartex" xmlns:mc="http://schemas.openxmlformats.org/markup-compatibility/2006" xmlns:o="urn:schemas-microsoft-com:office:office" xmlns:r="http://schemas.openxmlformats.org/officeDocument/2006/relationships" xmlns:m="http://schemas.openxmlformats.org/officeDocument/2006/math" xmlns:v="urn:schemas-microsoft-com:vml" xmlns:wp14="http://schemas.microsoft.com/office/word/2010/wordprocessingDrawing" xmlns:wp="http://schemas.openxmlformats.org/drawingml/2006/wordprocessingDrawing" xmlns:w10="urn:schemas-microsoft-com:office:word" xmlns:w="http://schemas.openxmlformats.org/wordprocessingml/2006/main" xmlns:w14="http://schemas.microsoft.com/office/word/2010/wordml" xmlns:w15="http://schemas.microsoft.com/office/word/2012/wordml" xmlns:w16se="http://schemas.microsoft.com/office/word/2015/wordml/symex" xmlns:wpg="http://schemas.microsoft.com/office/word/2010/wordprocessingGroup" xmlns:wpi="http://schemas.microsoft.com/office/word/2010/wordprocessingInk" xmlns:wne="http://schemas.microsoft.com/office/word/2006/wordml" xmlns:wps="http://schemas.microsoft.com/office/word/2010/wordprocessingShape" mc:Ignorable="w14 w15 w16se wp14">
   <w:abstractNum w:abstractNumId="0" w15:restartNumberingAfterBreak="0">
     <w:nsid w:val="495B5C67"/>
     <w:multiLevelType w:val="hybridMultilevel"/>
@@ -4172,26 +4166,26 @@
       </w:rPr>
     </w:lvl>
   </w:abstractNum>
-  <w:num w:numId="1" w16cid:durableId="1946159017">
+  <w:num w:numId="1">
     <w:abstractNumId w:val="2"/>
   </w:num>
-  <w:num w:numId="2" w16cid:durableId="700055591">
+  <w:num w:numId="2">
     <w:abstractNumId w:val="3"/>
   </w:num>
-  <w:num w:numId="3" w16cid:durableId="333846634">
+  <w:num w:numId="3">
     <w:abstractNumId w:val="1"/>
   </w:num>
-  <w:num w:numId="4" w16cid:durableId="944117210">
+  <w:num w:numId="4">
     <w:abstractNumId w:val="0"/>
   </w:num>
-  <w:num w:numId="5" w16cid:durableId="1252154809">
+  <w:num w:numId="5">
     <w:abstractNumId w:val="4"/>
   </w:num>
 </w:numbering>
 </file>
 
 <file path=word/styles.xml><?xml version="1.0" encoding="utf-8"?>
-<w:styles xmlns:mc="http://schemas.openxmlformats.org/markup-compatibility/2006" xmlns:r="http://schemas.openxmlformats.org/officeDocument/2006/relationships" xmlns:w="http://schemas.openxmlformats.org/wordprocessingml/2006/main" xmlns:w14="http://schemas.microsoft.com/office/word/2010/wordml" xmlns:w15="http://schemas.microsoft.com/office/word/2012/wordml" xmlns:w16cex="http://schemas.microsoft.com/office/word/2018/wordml/cex" xmlns:w16cid="http://schemas.microsoft.com/office/word/2016/wordml/cid" xmlns:w16="http://schemas.microsoft.com/office/word/2018/wordml" xmlns:w16du="http://schemas.microsoft.com/office/word/2023/wordml/word16du" xmlns:w16sdtdh="http://schemas.microsoft.com/office/word/2020/wordml/sdtdatahash" xmlns:w16sdtfl="http://schemas.microsoft.com/office/word/2024/wordml/sdtformatlock" xmlns:w16se="http://schemas.microsoft.com/office/word/2015/wordml/symex" mc:Ignorable="w14 w15 w16se w16cid w16 w16cex w16sdtdh w16sdtfl w16du">
+<w:styles xmlns:mc="http://schemas.openxmlformats.org/markup-compatibility/2006" xmlns:r="http://schemas.openxmlformats.org/officeDocument/2006/relationships" xmlns:w="http://schemas.openxmlformats.org/wordprocessingml/2006/main" xmlns:w14="http://schemas.microsoft.com/office/word/2010/wordml" xmlns:w15="http://schemas.microsoft.com/office/word/2012/wordml" xmlns:w16se="http://schemas.microsoft.com/office/word/2015/wordml/symex" mc:Ignorable="w14 w15 w16se">
   <w:docDefaults>
     <w:rPrDefault>
       <w:rPr>
@@ -4209,7 +4203,7 @@
       </w:pPr>
     </w:pPrDefault>
   </w:docDefaults>
-  <w:latentStyles w:defLockedState="0" w:defUIPriority="99" w:defSemiHidden="0" w:defUnhideWhenUsed="0" w:defQFormat="0" w:count="376">
+  <w:latentStyles w:defLockedState="0" w:defUIPriority="99" w:defSemiHidden="0" w:defUnhideWhenUsed="0" w:defQFormat="0" w:count="371">
     <w:lsdException w:name="Normal" w:uiPriority="0" w:qFormat="1"/>
     <w:lsdException w:name="heading 1" w:uiPriority="9" w:qFormat="1"/>
     <w:lsdException w:name="heading 2" w:semiHidden="1" w:uiPriority="9" w:unhideWhenUsed="1" w:qFormat="1"/>
@@ -4581,11 +4575,6 @@
     <w:lsdException w:name="List Table 5 Dark Accent 6" w:uiPriority="50"/>
     <w:lsdException w:name="List Table 6 Colorful Accent 6" w:uiPriority="51"/>
     <w:lsdException w:name="List Table 7 Colorful Accent 6" w:uiPriority="52"/>
-    <w:lsdException w:name="Mention" w:semiHidden="1" w:unhideWhenUsed="1"/>
-    <w:lsdException w:name="Smart Hyperlink" w:semiHidden="1" w:unhideWhenUsed="1"/>
-    <w:lsdException w:name="Hashtag" w:semiHidden="1" w:unhideWhenUsed="1"/>
-    <w:lsdException w:name="Unresolved Mention" w:semiHidden="1" w:unhideWhenUsed="1"/>
-    <w:lsdException w:name="Smart Link" w:semiHidden="1" w:unhideWhenUsed="1"/>
   </w:latentStyles>
   <w:style w:type="paragraph" w:default="1" w:styleId="Normal">
     <w:name w:val="Normal"/>

--- a/Modelos_documentos/tdr_tipoA_.docx
+++ b/Modelos_documentos/tdr_tipoA_.docx
@@ -1,6 +1,6 @@
 
 <file path=word/document.xml><?xml version="1.0" encoding="utf-8"?>
-<w:document xmlns:wpc="http://schemas.microsoft.com/office/word/2010/wordprocessingCanvas" xmlns:cx="http://schemas.microsoft.com/office/drawing/2014/chartex" xmlns:mc="http://schemas.openxmlformats.org/markup-compatibility/2006" xmlns:o="urn:schemas-microsoft-com:office:office" xmlns:r="http://schemas.openxmlformats.org/officeDocument/2006/relationships" xmlns:m="http://schemas.openxmlformats.org/officeDocument/2006/math" xmlns:v="urn:schemas-microsoft-com:vml" xmlns:wp14="http://schemas.microsoft.com/office/word/2010/wordprocessingDrawing" xmlns:wp="http://schemas.openxmlformats.org/drawingml/2006/wordprocessingDrawing" xmlns:w10="urn:schemas-microsoft-com:office:word" xmlns:w="http://schemas.openxmlformats.org/wordprocessingml/2006/main" xmlns:w14="http://schemas.microsoft.com/office/word/2010/wordml" xmlns:w15="http://schemas.microsoft.com/office/word/2012/wordml" xmlns:w16se="http://schemas.microsoft.com/office/word/2015/wordml/symex" xmlns:wpg="http://schemas.microsoft.com/office/word/2010/wordprocessingGroup" xmlns:wpi="http://schemas.microsoft.com/office/word/2010/wordprocessingInk" xmlns:wne="http://schemas.microsoft.com/office/word/2006/wordml" xmlns:wps="http://schemas.microsoft.com/office/word/2010/wordprocessingShape" mc:Ignorable="w14 w15 w16se wp14">
+<w:document xmlns:wpc="http://schemas.microsoft.com/office/word/2010/wordprocessingCanvas" xmlns:cx="http://schemas.microsoft.com/office/drawing/2014/chartex" xmlns:cx1="http://schemas.microsoft.com/office/drawing/2015/9/8/chartex" xmlns:cx2="http://schemas.microsoft.com/office/drawing/2015/10/21/chartex" xmlns:cx3="http://schemas.microsoft.com/office/drawing/2016/5/9/chartex" xmlns:cx4="http://schemas.microsoft.com/office/drawing/2016/5/10/chartex" xmlns:cx5="http://schemas.microsoft.com/office/drawing/2016/5/11/chartex" xmlns:cx6="http://schemas.microsoft.com/office/drawing/2016/5/12/chartex" xmlns:cx7="http://schemas.microsoft.com/office/drawing/2016/5/13/chartex" xmlns:cx8="http://schemas.microsoft.com/office/drawing/2016/5/14/chartex" xmlns:mc="http://schemas.openxmlformats.org/markup-compatibility/2006" xmlns:aink="http://schemas.microsoft.com/office/drawing/2016/ink" xmlns:am3d="http://schemas.microsoft.com/office/drawing/2017/model3d" xmlns:o="urn:schemas-microsoft-com:office:office" xmlns:oel="http://schemas.microsoft.com/office/2019/extlst" xmlns:r="http://schemas.openxmlformats.org/officeDocument/2006/relationships" xmlns:m="http://schemas.openxmlformats.org/officeDocument/2006/math" xmlns:v="urn:schemas-microsoft-com:vml" xmlns:wp14="http://schemas.microsoft.com/office/word/2010/wordprocessingDrawing" xmlns:wp="http://schemas.openxmlformats.org/drawingml/2006/wordprocessingDrawing" xmlns:w10="urn:schemas-microsoft-com:office:word" xmlns:w="http://schemas.openxmlformats.org/wordprocessingml/2006/main" xmlns:w14="http://schemas.microsoft.com/office/word/2010/wordml" xmlns:w15="http://schemas.microsoft.com/office/word/2012/wordml" xmlns:w16cex="http://schemas.microsoft.com/office/word/2018/wordml/cex" xmlns:w16cid="http://schemas.microsoft.com/office/word/2016/wordml/cid" xmlns:w16="http://schemas.microsoft.com/office/word/2018/wordml" xmlns:w16du="http://schemas.microsoft.com/office/word/2023/wordml/word16du" xmlns:w16sdtdh="http://schemas.microsoft.com/office/word/2020/wordml/sdtdatahash" xmlns:w16sdtfl="http://schemas.microsoft.com/office/word/2024/wordml/sdtformatlock" xmlns:w16se="http://schemas.microsoft.com/office/word/2015/wordml/symex" xmlns:wpg="http://schemas.microsoft.com/office/word/2010/wordprocessingGroup" xmlns:wpi="http://schemas.microsoft.com/office/word/2010/wordprocessingInk" xmlns:wne="http://schemas.microsoft.com/office/word/2006/wordml" xmlns:wps="http://schemas.microsoft.com/office/word/2010/wordprocessingShape" mc:Ignorable="w14 w15 w16se w16cid w16 w16cex w16sdtdh w16sdtfl w16du wp14">
   <w:body>
     <w:p>
       <w:pPr>
@@ -268,7 +268,6 @@
           <w:b w:val="0"/>
         </w:rPr>
       </w:pPr>
-      <w:proofErr w:type="spellStart"/>
       <w:r>
         <w:rPr>
           <w:rFonts w:ascii="Garamond" w:hAnsi="Garamond"/>
@@ -277,7 +276,6 @@
         </w:rPr>
         <w:t>descripcion</w:t>
       </w:r>
-      <w:proofErr w:type="spellEnd"/>
       <w:r>
         <w:rPr>
           <w:rFonts w:ascii="Garamond" w:hAnsi="Garamond"/>
@@ -1788,20 +1786,18 @@
         <w:ind w:left="0" w:firstLine="0"/>
         <w:rPr>
           <w:rFonts w:ascii="Garamond" w:hAnsi="Garamond"/>
-          <w:b w:val="0"/>
-          <w:spacing w:val="-2"/>
-        </w:rPr>
-      </w:pPr>
-      <w:r>
-        <w:rPr>
-          <w:rFonts w:ascii="Garamond" w:hAnsi="Garamond"/>
-          <w:b w:val="0"/>
-          <w:spacing w:val="-2"/>
-        </w:rPr>
-        <w:t>Híbrida</w:t>
-      </w:r>
-      <w:bookmarkStart w:id="3" w:name="_GoBack"/>
-      <w:bookmarkEnd w:id="3"/>
+        </w:rPr>
+      </w:pPr>
+      <w:proofErr w:type="spellStart"/>
+      <w:r>
+        <w:rPr>
+          <w:rFonts w:ascii="Garamond" w:hAnsi="Garamond"/>
+          <w:b w:val="0"/>
+          <w:spacing w:val="-2"/>
+        </w:rPr>
+        <w:t>modalidad_servicio</w:t>
+      </w:r>
+      <w:proofErr w:type="spellEnd"/>
     </w:p>
     <w:p>
       <w:pPr>
@@ -1833,69 +1829,69 @@
           <w:rFonts w:ascii="Garamond" w:hAnsi="Garamond"/>
         </w:rPr>
       </w:pPr>
-      <w:bookmarkStart w:id="4" w:name="VII._LUGAR_DE_PRESTACIÓN_DEL_SERVICIO:"/>
+      <w:bookmarkStart w:id="3" w:name="VII._LUGAR_DE_PRESTACIÓN_DEL_SERVICIO:"/>
+      <w:bookmarkEnd w:id="3"/>
+      <w:r>
+        <w:rPr>
+          <w:rFonts w:ascii="Garamond" w:hAnsi="Garamond"/>
+        </w:rPr>
+        <w:t>LUGAR</w:t>
+      </w:r>
+      <w:r>
+        <w:rPr>
+          <w:rFonts w:ascii="Garamond" w:hAnsi="Garamond"/>
+          <w:spacing w:val="-16"/>
+        </w:rPr>
+        <w:t xml:space="preserve"> </w:t>
+      </w:r>
+      <w:r>
+        <w:rPr>
+          <w:rFonts w:ascii="Garamond" w:hAnsi="Garamond"/>
+        </w:rPr>
+        <w:t>DE</w:t>
+      </w:r>
+      <w:r>
+        <w:rPr>
+          <w:rFonts w:ascii="Garamond" w:hAnsi="Garamond"/>
+          <w:spacing w:val="-12"/>
+        </w:rPr>
+        <w:t xml:space="preserve"> </w:t>
+      </w:r>
+      <w:r>
+        <w:rPr>
+          <w:rFonts w:ascii="Garamond" w:hAnsi="Garamond"/>
+        </w:rPr>
+        <w:t>PRESTACIÓN</w:t>
+      </w:r>
+      <w:r>
+        <w:rPr>
+          <w:rFonts w:ascii="Garamond" w:hAnsi="Garamond"/>
+          <w:spacing w:val="-11"/>
+        </w:rPr>
+        <w:t xml:space="preserve"> </w:t>
+      </w:r>
+      <w:r>
+        <w:rPr>
+          <w:rFonts w:ascii="Garamond" w:hAnsi="Garamond"/>
+        </w:rPr>
+        <w:t>DEL</w:t>
+      </w:r>
+      <w:r>
+        <w:rPr>
+          <w:rFonts w:ascii="Garamond" w:hAnsi="Garamond"/>
+          <w:spacing w:val="-10"/>
+        </w:rPr>
+        <w:t xml:space="preserve"> </w:t>
+      </w:r>
+      <w:r>
+        <w:rPr>
+          <w:rFonts w:ascii="Garamond" w:hAnsi="Garamond"/>
+          <w:spacing w:val="-2"/>
+        </w:rPr>
+        <w:t>SERVICIO:</w:t>
+      </w:r>
+      <w:bookmarkStart w:id="4" w:name="VIII._PLAZO_DEL_SERVICIO:"/>
       <w:bookmarkEnd w:id="4"/>
-      <w:r>
-        <w:rPr>
-          <w:rFonts w:ascii="Garamond" w:hAnsi="Garamond"/>
-        </w:rPr>
-        <w:t>LUGAR</w:t>
-      </w:r>
-      <w:r>
-        <w:rPr>
-          <w:rFonts w:ascii="Garamond" w:hAnsi="Garamond"/>
-          <w:spacing w:val="-16"/>
-        </w:rPr>
-        <w:t xml:space="preserve"> </w:t>
-      </w:r>
-      <w:r>
-        <w:rPr>
-          <w:rFonts w:ascii="Garamond" w:hAnsi="Garamond"/>
-        </w:rPr>
-        <w:t>DE</w:t>
-      </w:r>
-      <w:r>
-        <w:rPr>
-          <w:rFonts w:ascii="Garamond" w:hAnsi="Garamond"/>
-          <w:spacing w:val="-12"/>
-        </w:rPr>
-        <w:t xml:space="preserve"> </w:t>
-      </w:r>
-      <w:r>
-        <w:rPr>
-          <w:rFonts w:ascii="Garamond" w:hAnsi="Garamond"/>
-        </w:rPr>
-        <w:t>PRESTACIÓN</w:t>
-      </w:r>
-      <w:r>
-        <w:rPr>
-          <w:rFonts w:ascii="Garamond" w:hAnsi="Garamond"/>
-          <w:spacing w:val="-11"/>
-        </w:rPr>
-        <w:t xml:space="preserve"> </w:t>
-      </w:r>
-      <w:r>
-        <w:rPr>
-          <w:rFonts w:ascii="Garamond" w:hAnsi="Garamond"/>
-        </w:rPr>
-        <w:t>DEL</w:t>
-      </w:r>
-      <w:r>
-        <w:rPr>
-          <w:rFonts w:ascii="Garamond" w:hAnsi="Garamond"/>
-          <w:spacing w:val="-10"/>
-        </w:rPr>
-        <w:t xml:space="preserve"> </w:t>
-      </w:r>
-      <w:r>
-        <w:rPr>
-          <w:rFonts w:ascii="Garamond" w:hAnsi="Garamond"/>
-          <w:spacing w:val="-2"/>
-        </w:rPr>
-        <w:t>SERVICIO:</w:t>
-      </w:r>
-      <w:bookmarkStart w:id="5" w:name="VIII._PLAZO_DEL_SERVICIO:"/>
-      <w:bookmarkEnd w:id="5"/>
     </w:p>
     <w:p>
       <w:pPr>
@@ -2832,8 +2828,8 @@
           <w:rFonts w:ascii="Garamond" w:hAnsi="Garamond"/>
         </w:rPr>
       </w:pPr>
-      <w:bookmarkStart w:id="6" w:name="IX._MONTO_REFERENCIAL:"/>
-      <w:bookmarkEnd w:id="6"/>
+      <w:bookmarkStart w:id="5" w:name="IX._MONTO_REFERENCIAL:"/>
+      <w:bookmarkEnd w:id="5"/>
       <w:r>
         <w:rPr>
           <w:rFonts w:ascii="Garamond" w:hAnsi="Garamond"/>
@@ -3387,49 +3383,8 @@
           <w:rFonts w:ascii="Garamond" w:hAnsi="Garamond"/>
           <w:b/>
         </w:rPr>
-        <w:t xml:space="preserve">Guillaume </w:t>
-      </w:r>
-      <w:proofErr w:type="spellStart"/>
-      <w:r>
-        <w:rPr>
-          <w:rFonts w:ascii="Garamond" w:hAnsi="Garamond"/>
-          <w:b/>
-        </w:rPr>
-        <w:t>Yannick</w:t>
-      </w:r>
-      <w:proofErr w:type="spellEnd"/>
-      <w:r>
-        <w:rPr>
-          <w:rFonts w:ascii="Garamond" w:hAnsi="Garamond"/>
-          <w:b/>
-        </w:rPr>
-        <w:t xml:space="preserve"> </w:t>
-      </w:r>
-      <w:proofErr w:type="spellStart"/>
-      <w:r>
-        <w:rPr>
-          <w:rFonts w:ascii="Garamond" w:hAnsi="Garamond"/>
-          <w:b/>
-        </w:rPr>
-        <w:t>Serge</w:t>
-      </w:r>
-      <w:proofErr w:type="spellEnd"/>
-      <w:r>
-        <w:rPr>
-          <w:rFonts w:ascii="Garamond" w:hAnsi="Garamond"/>
-          <w:b/>
-        </w:rPr>
-        <w:t xml:space="preserve"> </w:t>
-      </w:r>
-      <w:proofErr w:type="spellStart"/>
-      <w:r>
-        <w:rPr>
-          <w:rFonts w:ascii="Garamond" w:hAnsi="Garamond"/>
-          <w:b/>
-        </w:rPr>
-        <w:t>Oisel</w:t>
-      </w:r>
-      <w:proofErr w:type="spellEnd"/>
+        <w:t>Guillaume Yannick Serge Oisel</w:t>
+      </w:r>
     </w:p>
     <w:p>
       <w:pPr>
@@ -3490,7 +3445,7 @@
 </file>
 
 <file path=word/endnotes.xml><?xml version="1.0" encoding="utf-8"?>
-<w:endnotes xmlns:wpc="http://schemas.microsoft.com/office/word/2010/wordprocessingCanvas" xmlns:cx="http://schemas.microsoft.com/office/drawing/2014/chartex" xmlns:mc="http://schemas.openxmlformats.org/markup-compatibility/2006" xmlns:o="urn:schemas-microsoft-com:office:office" xmlns:r="http://schemas.openxmlformats.org/officeDocument/2006/relationships" xmlns:m="http://schemas.openxmlformats.org/officeDocument/2006/math" xmlns:v="urn:schemas-microsoft-com:vml" xmlns:wp14="http://schemas.microsoft.com/office/word/2010/wordprocessingDrawing" xmlns:wp="http://schemas.openxmlformats.org/drawingml/2006/wordprocessingDrawing" xmlns:w10="urn:schemas-microsoft-com:office:word" xmlns:w="http://schemas.openxmlformats.org/wordprocessingml/2006/main" xmlns:w14="http://schemas.microsoft.com/office/word/2010/wordml" xmlns:w15="http://schemas.microsoft.com/office/word/2012/wordml" xmlns:w16se="http://schemas.microsoft.com/office/word/2015/wordml/symex" xmlns:wpg="http://schemas.microsoft.com/office/word/2010/wordprocessingGroup" xmlns:wpi="http://schemas.microsoft.com/office/word/2010/wordprocessingInk" xmlns:wne="http://schemas.microsoft.com/office/word/2006/wordml" xmlns:wps="http://schemas.microsoft.com/office/word/2010/wordprocessingShape" mc:Ignorable="w14 w15 w16se wp14">
+<w:endnotes xmlns:wpc="http://schemas.microsoft.com/office/word/2010/wordprocessingCanvas" xmlns:cx="http://schemas.microsoft.com/office/drawing/2014/chartex" xmlns:cx1="http://schemas.microsoft.com/office/drawing/2015/9/8/chartex" xmlns:cx2="http://schemas.microsoft.com/office/drawing/2015/10/21/chartex" xmlns:cx3="http://schemas.microsoft.com/office/drawing/2016/5/9/chartex" xmlns:cx4="http://schemas.microsoft.com/office/drawing/2016/5/10/chartex" xmlns:cx5="http://schemas.microsoft.com/office/drawing/2016/5/11/chartex" xmlns:cx6="http://schemas.microsoft.com/office/drawing/2016/5/12/chartex" xmlns:cx7="http://schemas.microsoft.com/office/drawing/2016/5/13/chartex" xmlns:cx8="http://schemas.microsoft.com/office/drawing/2016/5/14/chartex" xmlns:mc="http://schemas.openxmlformats.org/markup-compatibility/2006" xmlns:aink="http://schemas.microsoft.com/office/drawing/2016/ink" xmlns:am3d="http://schemas.microsoft.com/office/drawing/2017/model3d" xmlns:o="urn:schemas-microsoft-com:office:office" xmlns:oel="http://schemas.microsoft.com/office/2019/extlst" xmlns:r="http://schemas.openxmlformats.org/officeDocument/2006/relationships" xmlns:m="http://schemas.openxmlformats.org/officeDocument/2006/math" xmlns:v="urn:schemas-microsoft-com:vml" xmlns:wp14="http://schemas.microsoft.com/office/word/2010/wordprocessingDrawing" xmlns:wp="http://schemas.openxmlformats.org/drawingml/2006/wordprocessingDrawing" xmlns:w10="urn:schemas-microsoft-com:office:word" xmlns:w="http://schemas.openxmlformats.org/wordprocessingml/2006/main" xmlns:w14="http://schemas.microsoft.com/office/word/2010/wordml" xmlns:w15="http://schemas.microsoft.com/office/word/2012/wordml" xmlns:w16cex="http://schemas.microsoft.com/office/word/2018/wordml/cex" xmlns:w16cid="http://schemas.microsoft.com/office/word/2016/wordml/cid" xmlns:w16="http://schemas.microsoft.com/office/word/2018/wordml" xmlns:w16du="http://schemas.microsoft.com/office/word/2023/wordml/word16du" xmlns:w16sdtdh="http://schemas.microsoft.com/office/word/2020/wordml/sdtdatahash" xmlns:w16sdtfl="http://schemas.microsoft.com/office/word/2024/wordml/sdtformatlock" xmlns:w16se="http://schemas.microsoft.com/office/word/2015/wordml/symex" xmlns:wpg="http://schemas.microsoft.com/office/word/2010/wordprocessingGroup" xmlns:wpi="http://schemas.microsoft.com/office/word/2010/wordprocessingInk" xmlns:wne="http://schemas.microsoft.com/office/word/2006/wordml" xmlns:wps="http://schemas.microsoft.com/office/word/2010/wordprocessingShape" mc:Ignorable="w14 w15 w16se w16cid w16 w16cex w16sdtdh w16sdtfl w16du wp14">
   <w:endnote w:type="separator" w:id="-1">
     <w:p>
       <w:r>
@@ -3509,7 +3464,7 @@
 </file>
 
 <file path=word/footnotes.xml><?xml version="1.0" encoding="utf-8"?>
-<w:footnotes xmlns:wpc="http://schemas.microsoft.com/office/word/2010/wordprocessingCanvas" xmlns:cx="http://schemas.microsoft.com/office/drawing/2014/chartex" xmlns:mc="http://schemas.openxmlformats.org/markup-compatibility/2006" xmlns:o="urn:schemas-microsoft-com:office:office" xmlns:r="http://schemas.openxmlformats.org/officeDocument/2006/relationships" xmlns:m="http://schemas.openxmlformats.org/officeDocument/2006/math" xmlns:v="urn:schemas-microsoft-com:vml" xmlns:wp14="http://schemas.microsoft.com/office/word/2010/wordprocessingDrawing" xmlns:wp="http://schemas.openxmlformats.org/drawingml/2006/wordprocessingDrawing" xmlns:w10="urn:schemas-microsoft-com:office:word" xmlns:w="http://schemas.openxmlformats.org/wordprocessingml/2006/main" xmlns:w14="http://schemas.microsoft.com/office/word/2010/wordml" xmlns:w15="http://schemas.microsoft.com/office/word/2012/wordml" xmlns:w16se="http://schemas.microsoft.com/office/word/2015/wordml/symex" xmlns:wpg="http://schemas.microsoft.com/office/word/2010/wordprocessingGroup" xmlns:wpi="http://schemas.microsoft.com/office/word/2010/wordprocessingInk" xmlns:wne="http://schemas.microsoft.com/office/word/2006/wordml" xmlns:wps="http://schemas.microsoft.com/office/word/2010/wordprocessingShape" mc:Ignorable="w14 w15 w16se wp14">
+<w:footnotes xmlns:wpc="http://schemas.microsoft.com/office/word/2010/wordprocessingCanvas" xmlns:cx="http://schemas.microsoft.com/office/drawing/2014/chartex" xmlns:cx1="http://schemas.microsoft.com/office/drawing/2015/9/8/chartex" xmlns:cx2="http://schemas.microsoft.com/office/drawing/2015/10/21/chartex" xmlns:cx3="http://schemas.microsoft.com/office/drawing/2016/5/9/chartex" xmlns:cx4="http://schemas.microsoft.com/office/drawing/2016/5/10/chartex" xmlns:cx5="http://schemas.microsoft.com/office/drawing/2016/5/11/chartex" xmlns:cx6="http://schemas.microsoft.com/office/drawing/2016/5/12/chartex" xmlns:cx7="http://schemas.microsoft.com/office/drawing/2016/5/13/chartex" xmlns:cx8="http://schemas.microsoft.com/office/drawing/2016/5/14/chartex" xmlns:mc="http://schemas.openxmlformats.org/markup-compatibility/2006" xmlns:aink="http://schemas.microsoft.com/office/drawing/2016/ink" xmlns:am3d="http://schemas.microsoft.com/office/drawing/2017/model3d" xmlns:o="urn:schemas-microsoft-com:office:office" xmlns:oel="http://schemas.microsoft.com/office/2019/extlst" xmlns:r="http://schemas.openxmlformats.org/officeDocument/2006/relationships" xmlns:m="http://schemas.openxmlformats.org/officeDocument/2006/math" xmlns:v="urn:schemas-microsoft-com:vml" xmlns:wp14="http://schemas.microsoft.com/office/word/2010/wordprocessingDrawing" xmlns:wp="http://schemas.openxmlformats.org/drawingml/2006/wordprocessingDrawing" xmlns:w10="urn:schemas-microsoft-com:office:word" xmlns:w="http://schemas.openxmlformats.org/wordprocessingml/2006/main" xmlns:w14="http://schemas.microsoft.com/office/word/2010/wordml" xmlns:w15="http://schemas.microsoft.com/office/word/2012/wordml" xmlns:w16cex="http://schemas.microsoft.com/office/word/2018/wordml/cex" xmlns:w16cid="http://schemas.microsoft.com/office/word/2016/wordml/cid" xmlns:w16="http://schemas.microsoft.com/office/word/2018/wordml" xmlns:w16du="http://schemas.microsoft.com/office/word/2023/wordml/word16du" xmlns:w16sdtdh="http://schemas.microsoft.com/office/word/2020/wordml/sdtdatahash" xmlns:w16sdtfl="http://schemas.microsoft.com/office/word/2024/wordml/sdtformatlock" xmlns:w16se="http://schemas.microsoft.com/office/word/2015/wordml/symex" xmlns:wpg="http://schemas.microsoft.com/office/word/2010/wordprocessingGroup" xmlns:wpi="http://schemas.microsoft.com/office/word/2010/wordprocessingInk" xmlns:wne="http://schemas.microsoft.com/office/word/2006/wordml" xmlns:wps="http://schemas.microsoft.com/office/word/2010/wordprocessingShape" mc:Ignorable="w14 w15 w16se w16cid w16 w16cex w16sdtdh w16sdtfl w16du wp14">
   <w:footnote w:type="separator" w:id="-1">
     <w:p>
       <w:r>
@@ -3528,7 +3483,7 @@
 </file>
 
 <file path=word/header1.xml><?xml version="1.0" encoding="utf-8"?>
-<w:hdr xmlns:wpc="http://schemas.microsoft.com/office/word/2010/wordprocessingCanvas" xmlns:cx="http://schemas.microsoft.com/office/drawing/2014/chartex" xmlns:mc="http://schemas.openxmlformats.org/markup-compatibility/2006" xmlns:o="urn:schemas-microsoft-com:office:office" xmlns:r="http://schemas.openxmlformats.org/officeDocument/2006/relationships" xmlns:m="http://schemas.openxmlformats.org/officeDocument/2006/math" xmlns:v="urn:schemas-microsoft-com:vml" xmlns:wp14="http://schemas.microsoft.com/office/word/2010/wordprocessingDrawing" xmlns:wp="http://schemas.openxmlformats.org/drawingml/2006/wordprocessingDrawing" xmlns:w10="urn:schemas-microsoft-com:office:word" xmlns:w="http://schemas.openxmlformats.org/wordprocessingml/2006/main" xmlns:w14="http://schemas.microsoft.com/office/word/2010/wordml" xmlns:w15="http://schemas.microsoft.com/office/word/2012/wordml" xmlns:w16se="http://schemas.microsoft.com/office/word/2015/wordml/symex" xmlns:wpg="http://schemas.microsoft.com/office/word/2010/wordprocessingGroup" xmlns:wpi="http://schemas.microsoft.com/office/word/2010/wordprocessingInk" xmlns:wne="http://schemas.microsoft.com/office/word/2006/wordml" xmlns:wps="http://schemas.microsoft.com/office/word/2010/wordprocessingShape" mc:Ignorable="w14 w15 w16se wp14">
+<w:hdr xmlns:wpc="http://schemas.microsoft.com/office/word/2010/wordprocessingCanvas" xmlns:cx="http://schemas.microsoft.com/office/drawing/2014/chartex" xmlns:cx1="http://schemas.microsoft.com/office/drawing/2015/9/8/chartex" xmlns:cx2="http://schemas.microsoft.com/office/drawing/2015/10/21/chartex" xmlns:cx3="http://schemas.microsoft.com/office/drawing/2016/5/9/chartex" xmlns:cx4="http://schemas.microsoft.com/office/drawing/2016/5/10/chartex" xmlns:cx5="http://schemas.microsoft.com/office/drawing/2016/5/11/chartex" xmlns:cx6="http://schemas.microsoft.com/office/drawing/2016/5/12/chartex" xmlns:cx7="http://schemas.microsoft.com/office/drawing/2016/5/13/chartex" xmlns:cx8="http://schemas.microsoft.com/office/drawing/2016/5/14/chartex" xmlns:mc="http://schemas.openxmlformats.org/markup-compatibility/2006" xmlns:aink="http://schemas.microsoft.com/office/drawing/2016/ink" xmlns:am3d="http://schemas.microsoft.com/office/drawing/2017/model3d" xmlns:o="urn:schemas-microsoft-com:office:office" xmlns:oel="http://schemas.microsoft.com/office/2019/extlst" xmlns:r="http://schemas.openxmlformats.org/officeDocument/2006/relationships" xmlns:m="http://schemas.openxmlformats.org/officeDocument/2006/math" xmlns:v="urn:schemas-microsoft-com:vml" xmlns:wp14="http://schemas.microsoft.com/office/word/2010/wordprocessingDrawing" xmlns:wp="http://schemas.openxmlformats.org/drawingml/2006/wordprocessingDrawing" xmlns:w10="urn:schemas-microsoft-com:office:word" xmlns:w="http://schemas.openxmlformats.org/wordprocessingml/2006/main" xmlns:w14="http://schemas.microsoft.com/office/word/2010/wordml" xmlns:w15="http://schemas.microsoft.com/office/word/2012/wordml" xmlns:w16cex="http://schemas.microsoft.com/office/word/2018/wordml/cex" xmlns:w16cid="http://schemas.microsoft.com/office/word/2016/wordml/cid" xmlns:w16="http://schemas.microsoft.com/office/word/2018/wordml" xmlns:w16du="http://schemas.microsoft.com/office/word/2023/wordml/word16du" xmlns:w16sdtdh="http://schemas.microsoft.com/office/word/2020/wordml/sdtdatahash" xmlns:w16sdtfl="http://schemas.microsoft.com/office/word/2024/wordml/sdtformatlock" xmlns:w16se="http://schemas.microsoft.com/office/word/2015/wordml/symex" xmlns:wpg="http://schemas.microsoft.com/office/word/2010/wordprocessingGroup" xmlns:wpi="http://schemas.microsoft.com/office/word/2010/wordprocessingInk" xmlns:wne="http://schemas.microsoft.com/office/word/2006/wordml" xmlns:wps="http://schemas.microsoft.com/office/word/2010/wordprocessingShape" mc:Ignorable="w14 w15 w16se w16cid w16 w16cex w16sdtdh w16sdtfl w16du wp14">
   <w:p>
     <w:pPr>
       <w:pStyle w:val="Encabezado"/>
@@ -3605,7 +3560,7 @@
 </file>
 
 <file path=word/numbering.xml><?xml version="1.0" encoding="utf-8"?>
-<w:numbering xmlns:wpc="http://schemas.microsoft.com/office/word/2010/wordprocessingCanvas" xmlns:cx="http://schemas.microsoft.com/office/drawing/2014/chartex" xmlns:mc="http://schemas.openxmlformats.org/markup-compatibility/2006" xmlns:o="urn:schemas-microsoft-com:office:office" xmlns:r="http://schemas.openxmlformats.org/officeDocument/2006/relationships" xmlns:m="http://schemas.openxmlformats.org/officeDocument/2006/math" xmlns:v="urn:schemas-microsoft-com:vml" xmlns:wp14="http://schemas.microsoft.com/office/word/2010/wordprocessingDrawing" xmlns:wp="http://schemas.openxmlformats.org/drawingml/2006/wordprocessingDrawing" xmlns:w10="urn:schemas-microsoft-com:office:word" xmlns:w="http://schemas.openxmlformats.org/wordprocessingml/2006/main" xmlns:w14="http://schemas.microsoft.com/office/word/2010/wordml" xmlns:w15="http://schemas.microsoft.com/office/word/2012/wordml" xmlns:w16se="http://schemas.microsoft.com/office/word/2015/wordml/symex" xmlns:wpg="http://schemas.microsoft.com/office/word/2010/wordprocessingGroup" xmlns:wpi="http://schemas.microsoft.com/office/word/2010/wordprocessingInk" xmlns:wne="http://schemas.microsoft.com/office/word/2006/wordml" xmlns:wps="http://schemas.microsoft.com/office/word/2010/wordprocessingShape" mc:Ignorable="w14 w15 w16se wp14">
+<w:numbering xmlns:wpc="http://schemas.microsoft.com/office/word/2010/wordprocessingCanvas" xmlns:cx="http://schemas.microsoft.com/office/drawing/2014/chartex" xmlns:cx1="http://schemas.microsoft.com/office/drawing/2015/9/8/chartex" xmlns:cx2="http://schemas.microsoft.com/office/drawing/2015/10/21/chartex" xmlns:cx3="http://schemas.microsoft.com/office/drawing/2016/5/9/chartex" xmlns:cx4="http://schemas.microsoft.com/office/drawing/2016/5/10/chartex" xmlns:cx5="http://schemas.microsoft.com/office/drawing/2016/5/11/chartex" xmlns:cx6="http://schemas.microsoft.com/office/drawing/2016/5/12/chartex" xmlns:cx7="http://schemas.microsoft.com/office/drawing/2016/5/13/chartex" xmlns:cx8="http://schemas.microsoft.com/office/drawing/2016/5/14/chartex" xmlns:mc="http://schemas.openxmlformats.org/markup-compatibility/2006" xmlns:aink="http://schemas.microsoft.com/office/drawing/2016/ink" xmlns:am3d="http://schemas.microsoft.com/office/drawing/2017/model3d" xmlns:o="urn:schemas-microsoft-com:office:office" xmlns:oel="http://schemas.microsoft.com/office/2019/extlst" xmlns:r="http://schemas.openxmlformats.org/officeDocument/2006/relationships" xmlns:m="http://schemas.openxmlformats.org/officeDocument/2006/math" xmlns:v="urn:schemas-microsoft-com:vml" xmlns:wp14="http://schemas.microsoft.com/office/word/2010/wordprocessingDrawing" xmlns:wp="http://schemas.openxmlformats.org/drawingml/2006/wordprocessingDrawing" xmlns:w10="urn:schemas-microsoft-com:office:word" xmlns:w="http://schemas.openxmlformats.org/wordprocessingml/2006/main" xmlns:w14="http://schemas.microsoft.com/office/word/2010/wordml" xmlns:w15="http://schemas.microsoft.com/office/word/2012/wordml" xmlns:w16cex="http://schemas.microsoft.com/office/word/2018/wordml/cex" xmlns:w16cid="http://schemas.microsoft.com/office/word/2016/wordml/cid" xmlns:w16="http://schemas.microsoft.com/office/word/2018/wordml" xmlns:w16du="http://schemas.microsoft.com/office/word/2023/wordml/word16du" xmlns:w16sdtdh="http://schemas.microsoft.com/office/word/2020/wordml/sdtdatahash" xmlns:w16sdtfl="http://schemas.microsoft.com/office/word/2024/wordml/sdtformatlock" xmlns:w16se="http://schemas.microsoft.com/office/word/2015/wordml/symex" xmlns:wpg="http://schemas.microsoft.com/office/word/2010/wordprocessingGroup" xmlns:wpi="http://schemas.microsoft.com/office/word/2010/wordprocessingInk" xmlns:wne="http://schemas.microsoft.com/office/word/2006/wordml" xmlns:wps="http://schemas.microsoft.com/office/word/2010/wordprocessingShape" mc:Ignorable="w14 w15 w16se w16cid w16 w16cex w16sdtdh w16sdtfl w16du wp14">
   <w:abstractNum w:abstractNumId="0" w15:restartNumberingAfterBreak="0">
     <w:nsid w:val="495B5C67"/>
     <w:multiLevelType w:val="hybridMultilevel"/>
@@ -4166,26 +4121,26 @@
       </w:rPr>
     </w:lvl>
   </w:abstractNum>
-  <w:num w:numId="1">
+  <w:num w:numId="1" w16cid:durableId="1329595429">
     <w:abstractNumId w:val="2"/>
   </w:num>
-  <w:num w:numId="2">
+  <w:num w:numId="2" w16cid:durableId="1783302296">
     <w:abstractNumId w:val="3"/>
   </w:num>
-  <w:num w:numId="3">
+  <w:num w:numId="3" w16cid:durableId="1387290726">
     <w:abstractNumId w:val="1"/>
   </w:num>
-  <w:num w:numId="4">
+  <w:num w:numId="4" w16cid:durableId="1436173412">
     <w:abstractNumId w:val="0"/>
   </w:num>
-  <w:num w:numId="5">
+  <w:num w:numId="5" w16cid:durableId="378362302">
     <w:abstractNumId w:val="4"/>
   </w:num>
 </w:numbering>
 </file>
 
 <file path=word/styles.xml><?xml version="1.0" encoding="utf-8"?>
-<w:styles xmlns:mc="http://schemas.openxmlformats.org/markup-compatibility/2006" xmlns:r="http://schemas.openxmlformats.org/officeDocument/2006/relationships" xmlns:w="http://schemas.openxmlformats.org/wordprocessingml/2006/main" xmlns:w14="http://schemas.microsoft.com/office/word/2010/wordml" xmlns:w15="http://schemas.microsoft.com/office/word/2012/wordml" xmlns:w16se="http://schemas.microsoft.com/office/word/2015/wordml/symex" mc:Ignorable="w14 w15 w16se">
+<w:styles xmlns:mc="http://schemas.openxmlformats.org/markup-compatibility/2006" xmlns:r="http://schemas.openxmlformats.org/officeDocument/2006/relationships" xmlns:w="http://schemas.openxmlformats.org/wordprocessingml/2006/main" xmlns:w14="http://schemas.microsoft.com/office/word/2010/wordml" xmlns:w15="http://schemas.microsoft.com/office/word/2012/wordml" xmlns:w16cex="http://schemas.microsoft.com/office/word/2018/wordml/cex" xmlns:w16cid="http://schemas.microsoft.com/office/word/2016/wordml/cid" xmlns:w16="http://schemas.microsoft.com/office/word/2018/wordml" xmlns:w16du="http://schemas.microsoft.com/office/word/2023/wordml/word16du" xmlns:w16sdtdh="http://schemas.microsoft.com/office/word/2020/wordml/sdtdatahash" xmlns:w16sdtfl="http://schemas.microsoft.com/office/word/2024/wordml/sdtformatlock" xmlns:w16se="http://schemas.microsoft.com/office/word/2015/wordml/symex" mc:Ignorable="w14 w15 w16se w16cid w16 w16cex w16sdtdh w16sdtfl w16du">
   <w:docDefaults>
     <w:rPrDefault>
       <w:rPr>
@@ -4203,7 +4158,7 @@
       </w:pPr>
     </w:pPrDefault>
   </w:docDefaults>
-  <w:latentStyles w:defLockedState="0" w:defUIPriority="99" w:defSemiHidden="0" w:defUnhideWhenUsed="0" w:defQFormat="0" w:count="371">
+  <w:latentStyles w:defLockedState="0" w:defUIPriority="99" w:defSemiHidden="0" w:defUnhideWhenUsed="0" w:defQFormat="0" w:count="376">
     <w:lsdException w:name="Normal" w:uiPriority="0" w:qFormat="1"/>
     <w:lsdException w:name="heading 1" w:uiPriority="9" w:qFormat="1"/>
     <w:lsdException w:name="heading 2" w:semiHidden="1" w:uiPriority="9" w:unhideWhenUsed="1" w:qFormat="1"/>
@@ -4575,6 +4530,11 @@
     <w:lsdException w:name="List Table 5 Dark Accent 6" w:uiPriority="50"/>
     <w:lsdException w:name="List Table 6 Colorful Accent 6" w:uiPriority="51"/>
     <w:lsdException w:name="List Table 7 Colorful Accent 6" w:uiPriority="52"/>
+    <w:lsdException w:name="Mention" w:semiHidden="1" w:unhideWhenUsed="1"/>
+    <w:lsdException w:name="Smart Hyperlink" w:semiHidden="1" w:unhideWhenUsed="1"/>
+    <w:lsdException w:name="Hashtag" w:semiHidden="1" w:unhideWhenUsed="1"/>
+    <w:lsdException w:name="Unresolved Mention" w:semiHidden="1" w:unhideWhenUsed="1"/>
+    <w:lsdException w:name="Smart Link" w:semiHidden="1" w:unhideWhenUsed="1"/>
   </w:latentStyles>
   <w:style w:type="paragraph" w:default="1" w:styleId="Normal">
     <w:name w:val="Normal"/>
